--- a/Documentacion/word/InformeFinal_TratoHecho_FINAL.docx
+++ b/Documentacion/word/InformeFinal_TratoHecho_FINAL.docx
@@ -7194,7 +7194,7 @@
                 <w:sz w:val="16"/>
                 <w:szCs w:val="16"/>
               </w:rPr>
-              <w:t xml:space="preserve">Score 84 pts (mobile 76 / desktop 91)</w:t>
+              <w:t xml:space="preserve">Escritorio: Rendimiento 63 · Accesibilidad 84 · SEO 92 · Recomendaciones 78</w:t>
             </w:r>
           </w:p>
         </w:tc>
@@ -20197,7 +20197,7 @@
                 <w:sz w:val="19"/>
                 <w:szCs w:val="19"/>
               </w:rPr>
-              <w:t>Score 84 (mobile 76 / desktop 91)</w:t>
+              <w:t>Escritorio: Rendimiento 63 · Accesibilidad 84 · SEO 92 · Recomendaciones 78</w:t>
             </w:r>
           </w:p>
         </w:tc>
@@ -20514,7 +20514,7 @@
                 <w:szCs w:val="19"/>
               </w:rPr>
               <w:lastRenderedPageBreak/>
-              <w:t>Carga concurrente 50 peticiones (PR-04)</w:t>
+              <w:t>Carga concurrente — 4 escenarios (PR-04)</w:t>
             </w:r>
           </w:p>
         </w:tc>
@@ -20576,7 +20576,7 @@
                 <w:sz w:val="19"/>
                 <w:szCs w:val="19"/>
               </w:rPr>
-              <w:t>50/50 OK sin timeouts</w:t>
+              <w:t>Carga alta: 20 req / 10 concurrentes — todos los umbrales cumplidos</w:t>
             </w:r>
           </w:p>
         </w:tc>
@@ -21221,6 +21221,950 @@
                       <a:avLst/>
                     </a:prstGeom>
                     <a:noFill/>
+                    <a:ln>
+                      <a:noFill/>
+                    </a:ln>
+                  </pic:spPr>
+                </pic:pic>
+              </a:graphicData>
+            </a:graphic>
+          </wp:inline>
+        </w:drawing>
+      </w:r>
+    </w:p>
+    <w:p>
+      <w:r>
+        <w:br w:type="page"/>
+      </w:r>
+    </w:p>
+    <w:p>
+      <w:pPr>
+        <w:pBdr>
+          <w:bottom w:val="single" w:sz="6" w:space="4" w:color="1A5276"/>
+        </w:pBdr>
+        <w:spacing w:before="280" w:after="100" w:line="276" w:lineRule="auto"/>
+      </w:pPr>
+      <w:r>
+        <w:rPr>
+          <w:b/>
+          <w:bCs/>
+          <w:color w:val="1A5276"/>
+          <w:sz w:val="28"/>
+          <w:szCs w:val="28"/>
+        </w:rPr>
+        <w:t>Anexos — Evidencia de Pruebas Automatizadas</w:t>
+      </w:r>
+    </w:p>
+    <w:p>
+      <w:pPr>
+        <w:spacing w:before="60" w:after="60" w:line="276" w:lineRule="auto"/>
+      </w:pPr>
+      <w:r>
+        <w:rPr>
+          <w:sz w:val="18"/>
+          <w:szCs w:val="18"/>
+        </w:rPr>
+        <w:t xml:space="preserve">Los siguientes anexos contienen las capturas de pantalla reales obtenidas durante la ejecución de la suite de pruebas automatizadas (Jest) y las herramientas de monitoreo del sistema.</w:t>
+      </w:r>
+    </w:p>
+    <w:p>
+      <w:pPr>
+        <w:spacing w:before="180" w:after="60" w:line="276" w:lineRule="auto"/>
+      </w:pPr>
+      <w:r>
+        <w:rPr>
+          <w:b/>
+          <w:bCs/>
+          <w:color w:val="2E4057"/>
+          <w:sz w:val="22"/>
+          <w:szCs w:val="22"/>
+        </w:rPr>
+        <w:t>Anexo A — Resumen Global de la Suite de Pruebas</w:t>
+      </w:r>
+    </w:p>
+    <w:p>
+      <w:pPr>
+        <w:spacing w:before="60" w:after="60" w:line="276" w:lineRule="auto"/>
+      </w:pPr>
+      <w:r>
+        <w:rPr>
+          <w:sz w:val="18"/>
+          <w:szCs w:val="18"/>
+        </w:rPr>
+        <w:t xml:space="preserve">7 suites ejecutadas · 139 tests aprobados · 0 fallidos · Tiempo total: 190.131 s</w:t>
+      </w:r>
+    </w:p>
+    <w:p>
+      <w:pPr>
+        <w:jc w:val="center"/>
+        <w:spacing w:before="120" w:after="120"/>
+      </w:pPr>
+      <w:r>
+        <w:drawing>
+          <wp:inline xmlns:wp="http://schemas.openxmlformats.org/drawingml/2006/wordprocessingDrawing">
+            <wp:extent cx="4680000" cy="1522602"/>
+            <wp:effectExtent l="0" t="0" r="0" b="0"/>
+            <wp:docPr id="101" name="Anexo101" descr="Evidencia"/>
+            <wp:cNvGraphicFramePr>
+              <a:graphicFrameLocks xmlns:a="http://schemas.openxmlformats.org/drawingml/2006/main" noChangeAspect="1"/>
+            </wp:cNvGraphicFramePr>
+            <a:graphic xmlns:a="http://schemas.openxmlformats.org/drawingml/2006/main">
+              <a:graphicData uri="http://schemas.openxmlformats.org/drawingml/2006/picture">
+                <pic:pic xmlns:pic="http://schemas.openxmlformats.org/drawingml/2006/picture">
+                  <pic:nvPicPr>
+                    <pic:cNvPr id="101" name="Anexo101"/>
+                    <pic:cNvPicPr/>
+                  </pic:nvPicPr>
+                  <pic:blipFill>
+                    <a:blip xmlns:r="http://schemas.openxmlformats.org/officeDocument/2006/relationships" r:embed="rId20"/>
+                    <a:stretch>
+                      <a:fillRect/>
+                    </a:stretch>
+                  </pic:blipFill>
+                  <pic:spPr>
+                    <a:xfrm>
+                      <a:off x="0" y="0"/>
+                      <a:ext cx="4680000" cy="1522602"/>
+                    </a:xfrm>
+                    <a:prstGeom prst="rect">
+                      <a:avLst/>
+                    </a:prstGeom>
+                    <a:ln>
+                      <a:noFill/>
+                    </a:ln>
+                  </pic:spPr>
+                </pic:pic>
+              </a:graphicData>
+            </a:graphic>
+          </wp:inline>
+        </w:drawing>
+      </w:r>
+    </w:p>
+    <w:p>
+      <w:pPr>
+        <w:spacing w:before="180" w:after="60" w:line="276" w:lineRule="auto"/>
+      </w:pPr>
+      <w:r>
+        <w:rPr>
+          <w:b/>
+          <w:bCs/>
+          <w:color w:val="2E4057"/>
+          <w:sz w:val="22"/>
+          <w:szCs w:val="22"/>
+        </w:rPr>
+        <w:t>Anexo B — Pruebas Unitarias</w:t>
+      </w:r>
+    </w:p>
+    <w:p>
+      <w:pPr>
+        <w:spacing w:before="60" w:after="60" w:line="276" w:lineRule="auto"/>
+      </w:pPr>
+      <w:r>
+        <w:rPr>
+          <w:sz w:val="18"/>
+          <w:szCs w:val="18"/>
+        </w:rPr>
+        <w:t xml:space="preserve">B.1 — priceCalc.test.js: cálculo de precios, parseo de dimensiones y catálogo de productos (PASS)</w:t>
+      </w:r>
+    </w:p>
+    <w:p>
+      <w:pPr>
+        <w:jc w:val="center"/>
+        <w:spacing w:before="120" w:after="120"/>
+      </w:pPr>
+      <w:r>
+        <w:drawing>
+          <wp:inline xmlns:wp="http://schemas.openxmlformats.org/drawingml/2006/wordprocessingDrawing">
+            <wp:extent cx="4644271" cy="5500000"/>
+            <wp:effectExtent l="0" t="0" r="0" b="0"/>
+            <wp:docPr id="102" name="Anexo102" descr="Evidencia"/>
+            <wp:cNvGraphicFramePr>
+              <a:graphicFrameLocks xmlns:a="http://schemas.openxmlformats.org/drawingml/2006/main" noChangeAspect="1"/>
+            </wp:cNvGraphicFramePr>
+            <a:graphic xmlns:a="http://schemas.openxmlformats.org/drawingml/2006/main">
+              <a:graphicData uri="http://schemas.openxmlformats.org/drawingml/2006/picture">
+                <pic:pic xmlns:pic="http://schemas.openxmlformats.org/drawingml/2006/picture">
+                  <pic:nvPicPr>
+                    <pic:cNvPr id="102" name="Anexo102"/>
+                    <pic:cNvPicPr/>
+                  </pic:nvPicPr>
+                  <pic:blipFill>
+                    <a:blip xmlns:r="http://schemas.openxmlformats.org/officeDocument/2006/relationships" r:embed="rId21"/>
+                    <a:stretch>
+                      <a:fillRect/>
+                    </a:stretch>
+                  </pic:blipFill>
+                  <pic:spPr>
+                    <a:xfrm>
+                      <a:off x="0" y="0"/>
+                      <a:ext cx="4644271" cy="5500000"/>
+                    </a:xfrm>
+                    <a:prstGeom prst="rect">
+                      <a:avLst/>
+                    </a:prstGeom>
+                    <a:ln>
+                      <a:noFill/>
+                    </a:ln>
+                  </pic:spPr>
+                </pic:pic>
+              </a:graphicData>
+            </a:graphic>
+          </wp:inline>
+        </w:drawing>
+      </w:r>
+    </w:p>
+    <w:p>
+      <w:pPr>
+        <w:spacing w:before="60" w:after="60" w:line="276" w:lineRule="auto"/>
+      </w:pPr>
+      <w:r>
+        <w:rPr>
+          <w:sz w:val="18"/>
+          <w:szCs w:val="18"/>
+        </w:rPr>
+        <w:t xml:space="preserve">B.2 — chatbotLogic.test.js: sessionId, detección de tags, limpieza de texto y validación de mensajes (PASS)</w:t>
+      </w:r>
+    </w:p>
+    <w:p>
+      <w:pPr>
+        <w:jc w:val="center"/>
+        <w:spacing w:before="120" w:after="120"/>
+      </w:pPr>
+      <w:r>
+        <w:drawing>
+          <wp:inline xmlns:wp="http://schemas.openxmlformats.org/drawingml/2006/wordprocessingDrawing">
+            <wp:extent cx="4067708" cy="5500000"/>
+            <wp:effectExtent l="0" t="0" r="0" b="0"/>
+            <wp:docPr id="103" name="Anexo103" descr="Evidencia"/>
+            <wp:cNvGraphicFramePr>
+              <a:graphicFrameLocks xmlns:a="http://schemas.openxmlformats.org/drawingml/2006/main" noChangeAspect="1"/>
+            </wp:cNvGraphicFramePr>
+            <a:graphic xmlns:a="http://schemas.openxmlformats.org/drawingml/2006/main">
+              <a:graphicData uri="http://schemas.openxmlformats.org/drawingml/2006/picture">
+                <pic:pic xmlns:pic="http://schemas.openxmlformats.org/drawingml/2006/picture">
+                  <pic:nvPicPr>
+                    <pic:cNvPr id="103" name="Anexo103"/>
+                    <pic:cNvPicPr/>
+                  </pic:nvPicPr>
+                  <pic:blipFill>
+                    <a:blip xmlns:r="http://schemas.openxmlformats.org/officeDocument/2006/relationships" r:embed="rId22"/>
+                    <a:stretch>
+                      <a:fillRect/>
+                    </a:stretch>
+                  </pic:blipFill>
+                  <pic:spPr>
+                    <a:xfrm>
+                      <a:off x="0" y="0"/>
+                      <a:ext cx="4067708" cy="5500000"/>
+                    </a:xfrm>
+                    <a:prstGeom prst="rect">
+                      <a:avLst/>
+                    </a:prstGeom>
+                    <a:ln>
+                      <a:noFill/>
+                    </a:ln>
+                  </pic:spPr>
+                </pic:pic>
+              </a:graphicData>
+            </a:graphic>
+          </wp:inline>
+        </w:drawing>
+      </w:r>
+    </w:p>
+    <w:p>
+      <w:pPr>
+        <w:spacing w:before="60" w:after="60" w:line="276" w:lineRule="auto"/>
+      </w:pPr>
+      <w:r>
+        <w:rPr>
+          <w:sz w:val="18"/>
+          <w:szCs w:val="18"/>
+        </w:rPr>
+        <w:t xml:space="preserve">B.3 — config.test.js: configuración del webhook, servidor de desarrollo y archivos HTML requeridos (PASS)</w:t>
+      </w:r>
+    </w:p>
+    <w:p>
+      <w:pPr>
+        <w:jc w:val="center"/>
+        <w:spacing w:before="120" w:after="120"/>
+      </w:pPr>
+      <w:r>
+        <w:drawing>
+          <wp:inline xmlns:wp="http://schemas.openxmlformats.org/drawingml/2006/wordprocessingDrawing">
+            <wp:extent cx="4680000" cy="3117005"/>
+            <wp:effectExtent l="0" t="0" r="0" b="0"/>
+            <wp:docPr id="104" name="Anexo104" descr="Evidencia"/>
+            <wp:cNvGraphicFramePr>
+              <a:graphicFrameLocks xmlns:a="http://schemas.openxmlformats.org/drawingml/2006/main" noChangeAspect="1"/>
+            </wp:cNvGraphicFramePr>
+            <a:graphic xmlns:a="http://schemas.openxmlformats.org/drawingml/2006/main">
+              <a:graphicData uri="http://schemas.openxmlformats.org/drawingml/2006/picture">
+                <pic:pic xmlns:pic="http://schemas.openxmlformats.org/drawingml/2006/picture">
+                  <pic:nvPicPr>
+                    <pic:cNvPr id="104" name="Anexo104"/>
+                    <pic:cNvPicPr/>
+                  </pic:nvPicPr>
+                  <pic:blipFill>
+                    <a:blip xmlns:r="http://schemas.openxmlformats.org/officeDocument/2006/relationships" r:embed="rId23"/>
+                    <a:stretch>
+                      <a:fillRect/>
+                    </a:stretch>
+                  </pic:blipFill>
+                  <pic:spPr>
+                    <a:xfrm>
+                      <a:off x="0" y="0"/>
+                      <a:ext cx="4680000" cy="3117005"/>
+                    </a:xfrm>
+                    <a:prstGeom prst="rect">
+                      <a:avLst/>
+                    </a:prstGeom>
+                    <a:ln>
+                      <a:noFill/>
+                    </a:ln>
+                  </pic:spPr>
+                </pic:pic>
+              </a:graphicData>
+            </a:graphic>
+          </wp:inline>
+        </w:drawing>
+      </w:r>
+    </w:p>
+    <w:p>
+      <w:r>
+        <w:br w:type="page"/>
+      </w:r>
+    </w:p>
+    <w:p>
+      <w:pPr>
+        <w:spacing w:before="180" w:after="60" w:line="276" w:lineRule="auto"/>
+      </w:pPr>
+      <w:r>
+        <w:rPr>
+          <w:b/>
+          <w:bCs/>
+          <w:color w:val="2E4057"/>
+          <w:sz w:val="22"/>
+          <w:szCs w:val="22"/>
+        </w:rPr>
+        <w:t>Anexo C — Pruebas Funcionales (chatFlow.test.js)</w:t>
+      </w:r>
+    </w:p>
+    <w:p>
+      <w:pPr>
+        <w:spacing w:before="60" w:after="60" w:line="276" w:lineRule="auto"/>
+      </w:pPr>
+      <w:r>
+        <w:rPr>
+          <w:sz w:val="18"/>
+          <w:szCs w:val="18"/>
+        </w:rPr>
+        <w:t xml:space="preserve">RF-01 al RF-07 aprobados · Tiempo: 81.572 s · Cubre saludo, catálogo, cálculo m², instalación, FAQ, COTIZAR y mensajes en distintos idiomas/estilos (PASS)</w:t>
+      </w:r>
+    </w:p>
+    <w:p>
+      <w:pPr>
+        <w:jc w:val="center"/>
+        <w:spacing w:before="120" w:after="120"/>
+      </w:pPr>
+      <w:r>
+        <w:drawing>
+          <wp:inline xmlns:wp="http://schemas.openxmlformats.org/drawingml/2006/wordprocessingDrawing">
+            <wp:extent cx="4680000" cy="2960670"/>
+            <wp:effectExtent l="0" t="0" r="0" b="0"/>
+            <wp:docPr id="105" name="Anexo105" descr="Evidencia"/>
+            <wp:cNvGraphicFramePr>
+              <a:graphicFrameLocks xmlns:a="http://schemas.openxmlformats.org/drawingml/2006/main" noChangeAspect="1"/>
+            </wp:cNvGraphicFramePr>
+            <a:graphic xmlns:a="http://schemas.openxmlformats.org/drawingml/2006/main">
+              <a:graphicData uri="http://schemas.openxmlformats.org/drawingml/2006/picture">
+                <pic:pic xmlns:pic="http://schemas.openxmlformats.org/drawingml/2006/picture">
+                  <pic:nvPicPr>
+                    <pic:cNvPr id="105" name="Anexo105"/>
+                    <pic:cNvPicPr/>
+                  </pic:nvPicPr>
+                  <pic:blipFill>
+                    <a:blip xmlns:r="http://schemas.openxmlformats.org/officeDocument/2006/relationships" r:embed="rId24"/>
+                    <a:stretch>
+                      <a:fillRect/>
+                    </a:stretch>
+                  </pic:blipFill>
+                  <pic:spPr>
+                    <a:xfrm>
+                      <a:off x="0" y="0"/>
+                      <a:ext cx="4680000" cy="2960670"/>
+                    </a:xfrm>
+                    <a:prstGeom prst="rect">
+                      <a:avLst/>
+                    </a:prstGeom>
+                    <a:ln>
+                      <a:noFill/>
+                    </a:ln>
+                  </pic:spPr>
+                </pic:pic>
+              </a:graphicData>
+            </a:graphic>
+          </wp:inline>
+        </w:drawing>
+      </w:r>
+    </w:p>
+    <w:p>
+      <w:pPr>
+        <w:spacing w:before="180" w:after="60" w:line="276" w:lineRule="auto"/>
+      </w:pPr>
+      <w:r>
+        <w:rPr>
+          <w:b/>
+          <w:bCs/>
+          <w:color w:val="2E4057"/>
+          <w:sz w:val="22"/>
+          <w:szCs w:val="22"/>
+        </w:rPr>
+        <w:t>Anexo D — Pruebas de Seguridad (security.test.js)</w:t>
+      </w:r>
+    </w:p>
+    <w:p>
+      <w:pPr>
+        <w:spacing w:before="60" w:after="60" w:line="276" w:lineRule="auto"/>
+      </w:pPr>
+      <w:r>
+        <w:rPr>
+          <w:sz w:val="18"/>
+          <w:szCs w:val="18"/>
+        </w:rPr>
+        <w:t xml:space="preserve">SEC-01 al SEC-06 aprobados · Tiempo: 56.418 s · Cubre XSS, SQL/NoSQL Injection, entradas extremas, CORS, rate limiting y validación de URLs de pago (PASS)</w:t>
+      </w:r>
+    </w:p>
+    <w:p>
+      <w:pPr>
+        <w:jc w:val="center"/>
+        <w:spacing w:before="120" w:after="120"/>
+      </w:pPr>
+      <w:r>
+        <w:drawing>
+          <wp:inline xmlns:wp="http://schemas.openxmlformats.org/drawingml/2006/wordprocessingDrawing">
+            <wp:extent cx="4680000" cy="3828517"/>
+            <wp:effectExtent l="0" t="0" r="0" b="0"/>
+            <wp:docPr id="106" name="Anexo106" descr="Evidencia"/>
+            <wp:cNvGraphicFramePr>
+              <a:graphicFrameLocks xmlns:a="http://schemas.openxmlformats.org/drawingml/2006/main" noChangeAspect="1"/>
+            </wp:cNvGraphicFramePr>
+            <a:graphic xmlns:a="http://schemas.openxmlformats.org/drawingml/2006/main">
+              <a:graphicData uri="http://schemas.openxmlformats.org/drawingml/2006/picture">
+                <pic:pic xmlns:pic="http://schemas.openxmlformats.org/drawingml/2006/picture">
+                  <pic:nvPicPr>
+                    <pic:cNvPr id="106" name="Anexo106"/>
+                    <pic:cNvPicPr/>
+                  </pic:nvPicPr>
+                  <pic:blipFill>
+                    <a:blip xmlns:r="http://schemas.openxmlformats.org/officeDocument/2006/relationships" r:embed="rId25"/>
+                    <a:stretch>
+                      <a:fillRect/>
+                    </a:stretch>
+                  </pic:blipFill>
+                  <pic:spPr>
+                    <a:xfrm>
+                      <a:off x="0" y="0"/>
+                      <a:ext cx="4680000" cy="3828517"/>
+                    </a:xfrm>
+                    <a:prstGeom prst="rect">
+                      <a:avLst/>
+                    </a:prstGeom>
+                    <a:ln>
+                      <a:noFill/>
+                    </a:ln>
+                  </pic:spPr>
+                </pic:pic>
+              </a:graphicData>
+            </a:graphic>
+          </wp:inline>
+        </w:drawing>
+      </w:r>
+    </w:p>
+    <w:p>
+      <w:r>
+        <w:br w:type="page"/>
+      </w:r>
+    </w:p>
+    <w:p>
+      <w:pPr>
+        <w:spacing w:before="180" w:after="60" w:line="276" w:lineRule="auto"/>
+      </w:pPr>
+      <w:r>
+        <w:rPr>
+          <w:b/>
+          <w:bCs/>
+          <w:color w:val="2E4057"/>
+          <w:sz w:val="22"/>
+          <w:szCs w:val="22"/>
+        </w:rPr>
+        <w:t>Anexo E — Pruebas de Integración</w:t>
+      </w:r>
+    </w:p>
+    <w:p>
+      <w:pPr>
+        <w:spacing w:before="60" w:after="60" w:line="276" w:lineRule="auto"/>
+      </w:pPr>
+      <w:r>
+        <w:rPr>
+          <w:sz w:val="18"/>
+          <w:szCs w:val="18"/>
+        </w:rPr>
+        <w:t xml:space="preserve">E.1 — webhook.test.js: conectividad n8n, formato JSON, campos requeridos, independencia de sesiones · Tiempo: 50.659 s (PASS)</w:t>
+      </w:r>
+    </w:p>
+    <w:p>
+      <w:pPr>
+        <w:jc w:val="center"/>
+        <w:spacing w:before="120" w:after="120"/>
+      </w:pPr>
+      <w:r>
+        <w:drawing>
+          <wp:inline xmlns:wp="http://schemas.openxmlformats.org/drawingml/2006/wordprocessingDrawing">
+            <wp:extent cx="4680000" cy="2418957"/>
+            <wp:effectExtent l="0" t="0" r="0" b="0"/>
+            <wp:docPr id="107" name="Anexo107" descr="Evidencia"/>
+            <wp:cNvGraphicFramePr>
+              <a:graphicFrameLocks xmlns:a="http://schemas.openxmlformats.org/drawingml/2006/main" noChangeAspect="1"/>
+            </wp:cNvGraphicFramePr>
+            <a:graphic xmlns:a="http://schemas.openxmlformats.org/drawingml/2006/main">
+              <a:graphicData uri="http://schemas.openxmlformats.org/drawingml/2006/picture">
+                <pic:pic xmlns:pic="http://schemas.openxmlformats.org/drawingml/2006/picture">
+                  <pic:nvPicPr>
+                    <pic:cNvPr id="107" name="Anexo107"/>
+                    <pic:cNvPicPr/>
+                  </pic:nvPicPr>
+                  <pic:blipFill>
+                    <a:blip xmlns:r="http://schemas.openxmlformats.org/officeDocument/2006/relationships" r:embed="rId26"/>
+                    <a:stretch>
+                      <a:fillRect/>
+                    </a:stretch>
+                  </pic:blipFill>
+                  <pic:spPr>
+                    <a:xfrm>
+                      <a:off x="0" y="0"/>
+                      <a:ext cx="4680000" cy="2418957"/>
+                    </a:xfrm>
+                    <a:prstGeom prst="rect">
+                      <a:avLst/>
+                    </a:prstGeom>
+                    <a:ln>
+                      <a:noFill/>
+                    </a:ln>
+                  </pic:spPr>
+                </pic:pic>
+              </a:graphicData>
+            </a:graphic>
+          </wp:inline>
+        </w:drawing>
+      </w:r>
+    </w:p>
+    <w:p>
+      <w:pPr>
+        <w:spacing w:before="60" w:after="60" w:line="276" w:lineRule="auto"/>
+      </w:pPr>
+      <w:r>
+        <w:rPr>
+          <w:sz w:val="18"/>
+          <w:szCs w:val="18"/>
+        </w:rPr>
+        <w:t xml:space="preserve">E.2 — frontend.test.js: servidor puerto 3000, archivos servidos, CORS y SPA fallback (PASS)</w:t>
+      </w:r>
+    </w:p>
+    <w:p>
+      <w:pPr>
+        <w:jc w:val="center"/>
+        <w:spacing w:before="120" w:after="120"/>
+      </w:pPr>
+      <w:r>
+        <w:drawing>
+          <wp:inline xmlns:wp="http://schemas.openxmlformats.org/drawingml/2006/wordprocessingDrawing">
+            <wp:extent cx="4680000" cy="2214362"/>
+            <wp:effectExtent l="0" t="0" r="0" b="0"/>
+            <wp:docPr id="108" name="Anexo108" descr="Evidencia"/>
+            <wp:cNvGraphicFramePr>
+              <a:graphicFrameLocks xmlns:a="http://schemas.openxmlformats.org/drawingml/2006/main" noChangeAspect="1"/>
+            </wp:cNvGraphicFramePr>
+            <a:graphic xmlns:a="http://schemas.openxmlformats.org/drawingml/2006/main">
+              <a:graphicData uri="http://schemas.openxmlformats.org/drawingml/2006/picture">
+                <pic:pic xmlns:pic="http://schemas.openxmlformats.org/drawingml/2006/picture">
+                  <pic:nvPicPr>
+                    <pic:cNvPr id="108" name="Anexo108"/>
+                    <pic:cNvPicPr/>
+                  </pic:nvPicPr>
+                  <pic:blipFill>
+                    <a:blip xmlns:r="http://schemas.openxmlformats.org/officeDocument/2006/relationships" r:embed="rId27"/>
+                    <a:stretch>
+                      <a:fillRect/>
+                    </a:stretch>
+                  </pic:blipFill>
+                  <pic:spPr>
+                    <a:xfrm>
+                      <a:off x="0" y="0"/>
+                      <a:ext cx="4680000" cy="2214362"/>
+                    </a:xfrm>
+                    <a:prstGeom prst="rect">
+                      <a:avLst/>
+                    </a:prstGeom>
+                    <a:ln>
+                      <a:noFill/>
+                    </a:ln>
+                  </pic:spPr>
+                </pic:pic>
+              </a:graphicData>
+            </a:graphic>
+          </wp:inline>
+        </w:drawing>
+      </w:r>
+    </w:p>
+    <w:p>
+      <w:r>
+        <w:br w:type="page"/>
+      </w:r>
+    </w:p>
+    <w:p>
+      <w:pPr>
+        <w:spacing w:before="180" w:after="60" w:line="276" w:lineRule="auto"/>
+      </w:pPr>
+      <w:r>
+        <w:rPr>
+          <w:b/>
+          <w:bCs/>
+          <w:color w:val="2E4057"/>
+          <w:sz w:val="22"/>
+          <w:szCs w:val="22"/>
+        </w:rPr>
+        <w:t>Anexo F — Pruebas de Rendimiento (carga concurrente)</w:t>
+      </w:r>
+    </w:p>
+    <w:p>
+      <w:pPr>
+        <w:spacing w:before="60" w:after="60" w:line="276" w:lineRule="auto"/>
+      </w:pPr>
+      <w:r>
+        <w:rPr>
+          <w:sz w:val="18"/>
+          <w:szCs w:val="18"/>
+        </w:rPr>
+        <w:t xml:space="preserve">F.1 — Escenarios Calentamiento, Carga baja y Carga media: error rate 0.0% en todos los escenarios, todos los umbrales P50/P90/P99 cumplidos</w:t>
+      </w:r>
+    </w:p>
+    <w:p>
+      <w:pPr>
+        <w:jc w:val="center"/>
+        <w:spacing w:before="120" w:after="120"/>
+      </w:pPr>
+      <w:r>
+        <w:drawing>
+          <wp:inline xmlns:wp="http://schemas.openxmlformats.org/drawingml/2006/wordprocessingDrawing">
+            <wp:extent cx="2728000" cy="5500000"/>
+            <wp:effectExtent l="0" t="0" r="0" b="0"/>
+            <wp:docPr id="109" name="Anexo109" descr="Evidencia"/>
+            <wp:cNvGraphicFramePr>
+              <a:graphicFrameLocks xmlns:a="http://schemas.openxmlformats.org/drawingml/2006/main" noChangeAspect="1"/>
+            </wp:cNvGraphicFramePr>
+            <a:graphic xmlns:a="http://schemas.openxmlformats.org/drawingml/2006/main">
+              <a:graphicData uri="http://schemas.openxmlformats.org/drawingml/2006/picture">
+                <pic:pic xmlns:pic="http://schemas.openxmlformats.org/drawingml/2006/picture">
+                  <pic:nvPicPr>
+                    <pic:cNvPr id="109" name="Anexo109"/>
+                    <pic:cNvPicPr/>
+                  </pic:nvPicPr>
+                  <pic:blipFill>
+                    <a:blip xmlns:r="http://schemas.openxmlformats.org/officeDocument/2006/relationships" r:embed="rId28"/>
+                    <a:stretch>
+                      <a:fillRect/>
+                    </a:stretch>
+                  </pic:blipFill>
+                  <pic:spPr>
+                    <a:xfrm>
+                      <a:off x="0" y="0"/>
+                      <a:ext cx="2728000" cy="5500000"/>
+                    </a:xfrm>
+                    <a:prstGeom prst="rect">
+                      <a:avLst/>
+                    </a:prstGeom>
+                    <a:ln>
+                      <a:noFill/>
+                    </a:ln>
+                  </pic:spPr>
+                </pic:pic>
+              </a:graphicData>
+            </a:graphic>
+          </wp:inline>
+        </w:drawing>
+      </w:r>
+    </w:p>
+    <w:p>
+      <w:pPr>
+        <w:spacing w:before="60" w:after="60" w:line="276" w:lineRule="auto"/>
+      </w:pPr>
+      <w:r>
+        <w:rPr>
+          <w:sz w:val="18"/>
+          <w:szCs w:val="18"/>
+        </w:rPr>
+        <w:t xml:space="preserve">F.2 — Escenario Carga alta (20 req / 10 concurrentes): P90=5938 ms · Error rate 0.0% · Resultado global: TODOS LOS UMBRALES CUMPLIDOS</w:t>
+      </w:r>
+    </w:p>
+    <w:p>
+      <w:pPr>
+        <w:jc w:val="center"/>
+        <w:spacing w:before="120" w:after="120"/>
+      </w:pPr>
+      <w:r>
+        <w:drawing>
+          <wp:inline xmlns:wp="http://schemas.openxmlformats.org/drawingml/2006/wordprocessingDrawing">
+            <wp:extent cx="4680000" cy="4561926"/>
+            <wp:effectExtent l="0" t="0" r="0" b="0"/>
+            <wp:docPr id="110" name="Anexo110" descr="Evidencia"/>
+            <wp:cNvGraphicFramePr>
+              <a:graphicFrameLocks xmlns:a="http://schemas.openxmlformats.org/drawingml/2006/main" noChangeAspect="1"/>
+            </wp:cNvGraphicFramePr>
+            <a:graphic xmlns:a="http://schemas.openxmlformats.org/drawingml/2006/main">
+              <a:graphicData uri="http://schemas.openxmlformats.org/drawingml/2006/picture">
+                <pic:pic xmlns:pic="http://schemas.openxmlformats.org/drawingml/2006/picture">
+                  <pic:nvPicPr>
+                    <pic:cNvPr id="110" name="Anexo110"/>
+                    <pic:cNvPicPr/>
+                  </pic:nvPicPr>
+                  <pic:blipFill>
+                    <a:blip xmlns:r="http://schemas.openxmlformats.org/officeDocument/2006/relationships" r:embed="rId29"/>
+                    <a:stretch>
+                      <a:fillRect/>
+                    </a:stretch>
+                  </pic:blipFill>
+                  <pic:spPr>
+                    <a:xfrm>
+                      <a:off x="0" y="0"/>
+                      <a:ext cx="4680000" cy="4561926"/>
+                    </a:xfrm>
+                    <a:prstGeom prst="rect">
+                      <a:avLst/>
+                    </a:prstGeom>
+                    <a:ln>
+                      <a:noFill/>
+                    </a:ln>
+                  </pic:spPr>
+                </pic:pic>
+              </a:graphicData>
+            </a:graphic>
+          </wp:inline>
+        </w:drawing>
+      </w:r>
+    </w:p>
+    <w:p>
+      <w:r>
+        <w:br w:type="page"/>
+      </w:r>
+    </w:p>
+    <w:p>
+      <w:pPr>
+        <w:spacing w:before="180" w:after="60" w:line="276" w:lineRule="auto"/>
+      </w:pPr>
+      <w:r>
+        <w:rPr>
+          <w:b/>
+          <w:bCs/>
+          <w:color w:val="2E4057"/>
+          <w:sz w:val="22"/>
+          <w:szCs w:val="22"/>
+        </w:rPr>
+        <w:t>Anexo G — Métricas del Agente IA (interacción real)</w:t>
+      </w:r>
+    </w:p>
+    <w:p>
+      <w:pPr>
+        <w:spacing w:before="60" w:after="60" w:line="276" w:lineRule="auto"/>
+      </w:pPr>
+      <w:r>
+        <w:rPr>
+          <w:sz w:val="18"/>
+          <w:szCs w:val="18"/>
+        </w:rPr>
+        <w:t xml:space="preserve">Latencia total: 1.2 s · TTFT (Time to First Token): 250 ms · Velocidad de salida: 45 tokens/s</w:t>
+      </w:r>
+    </w:p>
+    <w:p>
+      <w:pPr>
+        <w:jc w:val="center"/>
+        <w:spacing w:before="120" w:after="120"/>
+      </w:pPr>
+      <w:r>
+        <w:drawing>
+          <wp:inline xmlns:wp="http://schemas.openxmlformats.org/drawingml/2006/wordprocessingDrawing">
+            <wp:extent cx="4680000" cy="1505304"/>
+            <wp:effectExtent l="0" t="0" r="0" b="0"/>
+            <wp:docPr id="111" name="Anexo111" descr="Evidencia"/>
+            <wp:cNvGraphicFramePr>
+              <a:graphicFrameLocks xmlns:a="http://schemas.openxmlformats.org/drawingml/2006/main" noChangeAspect="1"/>
+            </wp:cNvGraphicFramePr>
+            <a:graphic xmlns:a="http://schemas.openxmlformats.org/drawingml/2006/main">
+              <a:graphicData uri="http://schemas.openxmlformats.org/drawingml/2006/picture">
+                <pic:pic xmlns:pic="http://schemas.openxmlformats.org/drawingml/2006/picture">
+                  <pic:nvPicPr>
+                    <pic:cNvPr id="111" name="Anexo111"/>
+                    <pic:cNvPicPr/>
+                  </pic:nvPicPr>
+                  <pic:blipFill>
+                    <a:blip xmlns:r="http://schemas.openxmlformats.org/officeDocument/2006/relationships" r:embed="rId30"/>
+                    <a:stretch>
+                      <a:fillRect/>
+                    </a:stretch>
+                  </pic:blipFill>
+                  <pic:spPr>
+                    <a:xfrm>
+                      <a:off x="0" y="0"/>
+                      <a:ext cx="4680000" cy="1505304"/>
+                    </a:xfrm>
+                    <a:prstGeom prst="rect">
+                      <a:avLst/>
+                    </a:prstGeom>
+                    <a:ln>
+                      <a:noFill/>
+                    </a:ln>
+                  </pic:spPr>
+                </pic:pic>
+              </a:graphicData>
+            </a:graphic>
+          </wp:inline>
+        </w:drawing>
+      </w:r>
+    </w:p>
+    <w:p>
+      <w:pPr>
+        <w:spacing w:before="180" w:after="60" w:line="276" w:lineRule="auto"/>
+      </w:pPr>
+      <w:r>
+        <w:rPr>
+          <w:b/>
+          <w:bCs/>
+          <w:color w:val="2E4057"/>
+          <w:sz w:val="22"/>
+          <w:szCs w:val="22"/>
+        </w:rPr>
+        <w:t>Anexo H — Lighthouse (escritorio)</w:t>
+      </w:r>
+    </w:p>
+    <w:p>
+      <w:pPr>
+        <w:spacing w:before="60" w:after="60" w:line="276" w:lineRule="auto"/>
+      </w:pPr>
+      <w:r>
+        <w:rPr>
+          <w:sz w:val="18"/>
+          <w:szCs w:val="18"/>
+        </w:rPr>
+        <w:t xml:space="preserve">Rendimiento: 63 · Accesibilidad: 84 · SEO: 92 · Recomendaciones: 78 · Navegación con agentes: 1/2</w:t>
+      </w:r>
+    </w:p>
+    <w:p>
+      <w:pPr>
+        <w:jc w:val="center"/>
+        <w:spacing w:before="120" w:after="120"/>
+      </w:pPr>
+      <w:r>
+        <w:drawing>
+          <wp:inline xmlns:wp="http://schemas.openxmlformats.org/drawingml/2006/wordprocessingDrawing">
+            <wp:extent cx="4680000" cy="2442932"/>
+            <wp:effectExtent l="0" t="0" r="0" b="0"/>
+            <wp:docPr id="112" name="Anexo112" descr="Evidencia"/>
+            <wp:cNvGraphicFramePr>
+              <a:graphicFrameLocks xmlns:a="http://schemas.openxmlformats.org/drawingml/2006/main" noChangeAspect="1"/>
+            </wp:cNvGraphicFramePr>
+            <a:graphic xmlns:a="http://schemas.openxmlformats.org/drawingml/2006/main">
+              <a:graphicData uri="http://schemas.openxmlformats.org/drawingml/2006/picture">
+                <pic:pic xmlns:pic="http://schemas.openxmlformats.org/drawingml/2006/picture">
+                  <pic:nvPicPr>
+                    <pic:cNvPr id="112" name="Anexo112"/>
+                    <pic:cNvPicPr/>
+                  </pic:nvPicPr>
+                  <pic:blipFill>
+                    <a:blip xmlns:r="http://schemas.openxmlformats.org/officeDocument/2006/relationships" r:embed="rId31"/>
+                    <a:stretch>
+                      <a:fillRect/>
+                    </a:stretch>
+                  </pic:blipFill>
+                  <pic:spPr>
+                    <a:xfrm>
+                      <a:off x="0" y="0"/>
+                      <a:ext cx="4680000" cy="2442932"/>
+                    </a:xfrm>
+                    <a:prstGeom prst="rect">
+                      <a:avLst/>
+                    </a:prstGeom>
+                    <a:ln>
+                      <a:noFill/>
+                    </a:ln>
+                  </pic:spPr>
+                </pic:pic>
+              </a:graphicData>
+            </a:graphic>
+          </wp:inline>
+        </w:drawing>
+      </w:r>
+    </w:p>
+    <w:p>
+      <w:pPr>
+        <w:spacing w:before="180" w:after="60" w:line="276" w:lineRule="auto"/>
+      </w:pPr>
+      <w:r>
+        <w:rPr>
+          <w:b/>
+          <w:bCs/>
+          <w:color w:val="2E4057"/>
+          <w:sz w:val="22"/>
+          <w:szCs w:val="22"/>
+        </w:rPr>
+        <w:t>Anexo I — Monitoreo UptimeRobot (cespedsintético.cl)</w:t>
+      </w:r>
+    </w:p>
+    <w:p>
+      <w:pPr>
+        <w:spacing w:before="60" w:after="60" w:line="276" w:lineRule="auto"/>
+      </w:pPr>
+      <w:r>
+        <w:rPr>
+          <w:sz w:val="18"/>
+          <w:szCs w:val="18"/>
+        </w:rPr>
+        <w:t xml:space="preserve">Monitor HTTP/S activo · Se revisa cada 5 minutos · Captura tomada durante período de pruebas</w:t>
+      </w:r>
+    </w:p>
+    <w:p>
+      <w:pPr>
+        <w:jc w:val="center"/>
+        <w:spacing w:before="120" w:after="120"/>
+      </w:pPr>
+      <w:r>
+        <w:drawing>
+          <wp:inline xmlns:wp="http://schemas.openxmlformats.org/drawingml/2006/wordprocessingDrawing">
+            <wp:extent cx="4680000" cy="2135533"/>
+            <wp:effectExtent l="0" t="0" r="0" b="0"/>
+            <wp:docPr id="113" name="Anexo113" descr="Evidencia"/>
+            <wp:cNvGraphicFramePr>
+              <a:graphicFrameLocks xmlns:a="http://schemas.openxmlformats.org/drawingml/2006/main" noChangeAspect="1"/>
+            </wp:cNvGraphicFramePr>
+            <a:graphic xmlns:a="http://schemas.openxmlformats.org/drawingml/2006/main">
+              <a:graphicData uri="http://schemas.openxmlformats.org/drawingml/2006/picture">
+                <pic:pic xmlns:pic="http://schemas.openxmlformats.org/drawingml/2006/picture">
+                  <pic:nvPicPr>
+                    <pic:cNvPr id="113" name="Anexo113"/>
+                    <pic:cNvPicPr/>
+                  </pic:nvPicPr>
+                  <pic:blipFill>
+                    <a:blip xmlns:r="http://schemas.openxmlformats.org/officeDocument/2006/relationships" r:embed="rId32"/>
+                    <a:stretch>
+                      <a:fillRect/>
+                    </a:stretch>
+                  </pic:blipFill>
+                  <pic:spPr>
+                    <a:xfrm>
+                      <a:off x="0" y="0"/>
+                      <a:ext cx="4680000" cy="2135533"/>
+                    </a:xfrm>
+                    <a:prstGeom prst="rect">
+                      <a:avLst/>
+                    </a:prstGeom>
                     <a:ln>
                       <a:noFill/>
                     </a:ln>

--- a/Documentacion/word/InformeFinal_TratoHecho_FINAL.docx
+++ b/Documentacion/word/InformeFinal_TratoHecho_FINAL.docx
@@ -2319,7 +2319,7 @@
           <w:color w:val="000000"/>
         </w:rPr>
         <w:lastRenderedPageBreak/>
-        <w:t>Una vez que el agente dispone del metraje, tipo de producto y decisión de instalación, el sistema genera automáticamente la cotización. Se asigna un número único correlativo (COT-2026-00001) y el documento se persiste bajo un esquema dual: se registra en PostgreSQL como fuente de verdad transaccional y simultáneamente se aloja en Redis como caché de cotizaciones activas con un TTL de 10 días. El negocio recibe una notificación instantánea vía Telegram y correo electrónico con el detalle completo.</w:t>
+        <w:t>Una vez que el agente dispone del metraje, tipo de producto y decisión de instalación, el sistema genera automáticamente la cotización. Se asigna un número único correlativo (COT-2026-00001) y el documento se persiste en Supabase como fuente de verdad, con vigencia de 10 días para cotizaciones activas. El negocio recibe una notificación instantánea vía Telegram y correo electrónico con el detalle completo.</w:t>
       </w:r>
     </w:p>
     <w:p>
@@ -2427,7 +2427,7 @@
         <w:rPr>
           <w:color w:val="000000"/>
         </w:rPr>
-        <w:t>Generación de cotización con número único y persistencia en base de datos (10 días en Redis).</w:t>
+        <w:t>Generación de cotización con número único y persistencia en Supabase (vigencia de 10 días).</w:t>
       </w:r>
     </w:p>
     <w:p>
@@ -2491,7 +2491,7 @@
         <w:rPr>
           <w:color w:val="000000"/>
         </w:rPr>
-        <w:t>Panel de gestión con autenticación JWT para visualizar y hacer seguimiento de cotizaciones.</w:t>
+        <w:t>Grafana como dashboard de métricas automatizadas construidas sobre los datos de Supabase, para visualizar el comportamiento del agente y del negocio.</w:t>
       </w:r>
     </w:p>
     <w:p>
@@ -2569,7 +2569,7 @@
           <w:color w:val="000000"/>
         </w:rPr>
         <w:lastRenderedPageBreak/>
-        <w:t>Desarrollar una aplicación web con agente conversacional inteligente orientada a digitalizar el proceso comercial completo de la empresa, integrando en una sola plataforma el cálculo asistido de metraje, la generación automática de cotizaciones, el cobro en línea mediante MercadoPago y la notificación instantánea al negocio en los momentos clave del proceso de venta. El sistema fue construido con tecnologías de desarrollo web modernas (React.js, Node.js, PostgreSQL, Redis), orquestado mediante n8n y desplegado en plataformas de alojamiento gratuitas (Railway y Vercel).</w:t>
+        <w:t>Desarrollar una aplicación web con agente conversacional inteligente orientada a digitalizar el proceso comercial completo de la empresa, integrando en una sola plataforma el cálculo asistido de metraje, la generación automática de cotizaciones, el cobro en línea mediante MercadoPago y la notificación instantánea al negocio en los momentos clave del proceso de venta. El sistema fue construido con tecnologías de desarrollo web modernas (React.js, Node.js, Supabase), orquestado mediante n8n y desplegado en una instancia EC2 de AWS Academy sin costo de licencias.</w:t>
       </w:r>
     </w:p>
     <w:p>
@@ -2624,7 +2624,7 @@
         <w:t xml:space="preserve">Agente conversacional con IA: </w:t>
       </w:r>
       <w:r>
-        <w:t>Desarrollar agente basado en Claude Sonnet (Anthropic API) con tools integradas, capaz de razonar en contexto, calcular metrajes, recomendar productos y generar cotizaciones con número único registradas en PostgreSQL y cacheadas en Redis con vigencia de 10 días.</w:t>
+        <w:t>Desarrollar agente basado en Claude Sonnet (Anthropic API) con tools integradas, capaz de razonar en contexto, calcular metrajes, recomendar productos y generar cotizaciones con número único registradas en Supabase con vigencia de 10 días.</w:t>
       </w:r>
     </w:p>
     <w:p>
@@ -2681,10 +2681,60 @@
           <w:b/>
           <w:bCs/>
         </w:rPr>
-        <w:t xml:space="preserve">Panel de gestión: </w:t>
-      </w:r>
-      <w:r>
-        <w:t>Construir panel con autenticación JWT que permita al negocio visualizar, priorizar y dar seguimiento a las cotizaciones recibidas, reduciendo el tiempo de respuesta de 3 días hábiles a menos de 2 horas.</w:t>
+        <w:t xml:space="preserve">Monitoreo con Grafana: </w:t>
+      </w:r>
+      <w:r>
+        <w:t>Implementar un dashboard de métricas automatizadas construido sobre los datos de Supabase, que permita visualizar el comportamiento del agente y del negocio.</w:t>
+      </w:r>
+    </w:p>
+    <w:p>
+      <w:r>
+        <w:br/>
+      </w:r>
+    </w:p>
+    <w:p>
+      <w:pPr>
+        <w:pBdr>
+          <w:bottom w:val="single" w:sz="6" w:space="4" w:color="1A5276"/>
+        </w:pBdr>
+        <w:spacing w:before="280" w:after="100" w:line="276" w:lineRule="auto"/>
+      </w:pPr>
+      <w:r>
+        <w:rPr>
+          <w:b/>
+          <w:bCs/>
+          <w:color w:val="1A5276"/>
+          <w:sz w:val="32"/>
+          <w:szCs w:val="32"/>
+        </w:rPr>
+        <w:t>07  Alcance del Proyecto</w:t>
+      </w:r>
+    </w:p>
+    <w:p>
+      <w:pPr>
+        <w:spacing w:before="60" w:after="80" w:line="276" w:lineRule="auto"/>
+        <w:jc w:val="both"/>
+      </w:pPr>
+      <w:r>
+        <w:rPr>
+          <w:color w:val="000000"/>
+        </w:rPr>
+        <w:t>El sistema se diseña específicamente para la operación comercial de Césped Sintético SpA. Corresponde a una plataforma web accesible desde cualquier navegador, sin instalación local, que cubre el flujo completo desde la primera consulta del cliente hasta el cierre del pago de forma automatizada.</w:t>
+      </w:r>
+    </w:p>
+    <w:p>
+      <w:pPr>
+        <w:spacing w:before="200" w:after="80" w:line="276" w:lineRule="auto"/>
+      </w:pPr>
+      <w:r>
+        <w:rPr>
+          <w:b/>
+          <w:bCs/>
+          <w:color w:val="000000"/>
+          <w:sz w:val="26"/>
+          <w:szCs w:val="26"/>
+        </w:rPr>
+        <w:t>Lo que Incluye el Sistema</w:t>
       </w:r>
     </w:p>
     <w:p>
@@ -2698,63 +2748,9 @@
       </w:pPr>
       <w:r>
         <w:rPr>
-          <w:b/>
-          <w:bCs/>
-        </w:rPr>
-        <w:t xml:space="preserve">Validación con el cliente: </w:t>
-      </w:r>
-      <w:r>
-        <w:t>Validar el sistema mediante pruebas de usabilidad y funcionalidad antes de la entrega final, utilizando la encuesta SUS (System Usability Scale) y CSAT para medir satisfacción.</w:t>
-      </w:r>
-    </w:p>
-    <w:p>
-      <w:r>
-        <w:br/>
-      </w:r>
-    </w:p>
-    <w:p>
-      <w:pPr>
-        <w:pBdr>
-          <w:bottom w:val="single" w:sz="6" w:space="4" w:color="1A5276"/>
-        </w:pBdr>
-        <w:spacing w:before="280" w:after="100" w:line="276" w:lineRule="auto"/>
-      </w:pPr>
-      <w:r>
-        <w:rPr>
-          <w:b/>
-          <w:bCs/>
-          <w:color w:val="1A5276"/>
-          <w:sz w:val="32"/>
-          <w:szCs w:val="32"/>
-        </w:rPr>
-        <w:t>07  Alcance del Proyecto</w:t>
-      </w:r>
-    </w:p>
-    <w:p>
-      <w:pPr>
-        <w:spacing w:before="60" w:after="80" w:line="276" w:lineRule="auto"/>
-        <w:jc w:val="both"/>
-      </w:pPr>
-      <w:r>
-        <w:rPr>
           <w:color w:val="000000"/>
         </w:rPr>
-        <w:t>El sistema se diseña específicamente para la operación comercial de Césped Sintético SpA. Corresponde a una plataforma web accesible desde cualquier navegador, sin instalación local, que cubre el flujo completo desde la primera consulta del cliente hasta el cierre del pago de forma automatizada.</w:t>
-      </w:r>
-    </w:p>
-    <w:p>
-      <w:pPr>
-        <w:spacing w:before="200" w:after="80" w:line="276" w:lineRule="auto"/>
-      </w:pPr>
-      <w:r>
-        <w:rPr>
-          <w:b/>
-          <w:bCs/>
-          <w:color w:val="000000"/>
-          <w:sz w:val="26"/>
-          <w:szCs w:val="26"/>
-        </w:rPr>
-        <w:t>Lo que Incluye el Sistema</w:t>
+        <w:t>Agente conversacional con inteligencia artificial que guía al cliente en la medición de su espacio y la selección del producto.</w:t>
       </w:r>
     </w:p>
     <w:p>
@@ -2770,8 +2766,7 @@
         <w:rPr>
           <w:color w:val="000000"/>
         </w:rPr>
-        <w:lastRenderedPageBreak/>
-        <w:t>Agente conversacional con inteligencia artificial que guía al cliente en la medición de su espacio y la selección del producto.</w:t>
+        <w:t>Calculadora de metros cuadrados directa en la interfaz, como alternativa al agente.</w:t>
       </w:r>
     </w:p>
     <w:p>
@@ -2787,7 +2782,8 @@
         <w:rPr>
           <w:color w:val="000000"/>
         </w:rPr>
-        <w:t>Calculadora de metros cuadrados directa en la interfaz, como alternativa al agente.</w:t>
+        <w:lastRenderedPageBreak/>
+        <w:t>Cálculo automático del área con margen de corte del 10% y recomendación del producto adecuado.</w:t>
       </w:r>
     </w:p>
     <w:p>
@@ -2803,7 +2799,7 @@
         <w:rPr>
           <w:color w:val="000000"/>
         </w:rPr>
-        <w:t>Cálculo automático del área con margen de corte del 10% y recomendación del producto adecuado.</w:t>
+        <w:t>Generación automática de cotización con número único (COT-2026-XXXXX) y almacenamiento por 10 días en Supabase.</w:t>
       </w:r>
     </w:p>
     <w:p>
@@ -2819,7 +2815,7 @@
         <w:rPr>
           <w:color w:val="000000"/>
         </w:rPr>
-        <w:t>Generación automática de cotización con número único (COT-2026-XXXXX) y almacenamiento por 10 días en Redis.</w:t>
+        <w:t>Notificación instantánea al negocio vía Telegram y correo electrónico al generarse una cotización.</w:t>
       </w:r>
     </w:p>
     <w:p>
@@ -2835,7 +2831,7 @@
         <w:rPr>
           <w:color w:val="000000"/>
         </w:rPr>
-        <w:t>Notificación instantánea al negocio vía Telegram y correo electrónico al generarse una cotización.</w:t>
+        <w:t>Botón de pago MercadoPago generado automáticamente dentro del chat al confirmar el cliente.</w:t>
       </w:r>
     </w:p>
     <w:p>
@@ -2851,7 +2847,7 @@
         <w:rPr>
           <w:color w:val="000000"/>
         </w:rPr>
-        <w:t>Botón de pago MercadoPago generado automáticamente dentro del chat al confirmar el cliente.</w:t>
+        <w:t>Notificación al negocio al confirmarse el pago, con el detalle de la transacción.</w:t>
       </w:r>
     </w:p>
     <w:p>
@@ -2867,7 +2863,7 @@
         <w:rPr>
           <w:color w:val="000000"/>
         </w:rPr>
-        <w:t>Notificación al negocio al confirmarse el pago, con el detalle de la transacción.</w:t>
+        <w:t>Panel web para gestionar cotizaciones con historial y estado (pendiente / respondida / cerrada).</w:t>
       </w:r>
     </w:p>
     <w:p>
@@ -2883,7 +2879,22 @@
         <w:rPr>
           <w:color w:val="000000"/>
         </w:rPr>
-        <w:t>Panel web para gestionar cotizaciones con historial y estado (pendiente / respondida / cerrada).</w:t>
+        <w:t>Diseño responsive adaptable a teléfonos, tablets y computadores.</w:t>
+      </w:r>
+    </w:p>
+    <w:p>
+      <w:pPr>
+        <w:spacing w:before="200" w:after="80" w:line="276" w:lineRule="auto"/>
+      </w:pPr>
+      <w:r>
+        <w:rPr>
+          <w:b/>
+          <w:bCs/>
+          <w:color w:val="000000"/>
+          <w:sz w:val="26"/>
+          <w:szCs w:val="26"/>
+        </w:rPr>
+        <w:t>Lo que No Incluye el Sistema</w:t>
       </w:r>
     </w:p>
     <w:p>
@@ -2899,22 +2910,7 @@
         <w:rPr>
           <w:color w:val="000000"/>
         </w:rPr>
-        <w:t>Diseño responsive adaptable a teléfonos, tablets y computadores.</w:t>
-      </w:r>
-    </w:p>
-    <w:p>
-      <w:pPr>
-        <w:spacing w:before="200" w:after="80" w:line="276" w:lineRule="auto"/>
-      </w:pPr>
-      <w:r>
-        <w:rPr>
-          <w:b/>
-          <w:bCs/>
-          <w:color w:val="000000"/>
-          <w:sz w:val="26"/>
-          <w:szCs w:val="26"/>
-        </w:rPr>
-        <w:t>Lo que No Incluye el Sistema</w:t>
+        <w:t>Aplicación móvil nativa (iOS o Android).</w:t>
       </w:r>
     </w:p>
     <w:p>
@@ -2930,7 +2926,7 @@
         <w:rPr>
           <w:color w:val="000000"/>
         </w:rPr>
-        <w:t>Aplicación móvil nativa (iOS o Android).</w:t>
+        <w:t>Sistema de despacho o logística.</w:t>
       </w:r>
     </w:p>
     <w:p>
@@ -2946,7 +2942,7 @@
         <w:rPr>
           <w:color w:val="000000"/>
         </w:rPr>
-        <w:t>Sistema de despacho o logística.</w:t>
+        <w:t>Integración con sistemas contables o de inventario.</w:t>
       </w:r>
     </w:p>
     <w:p>
@@ -2962,7 +2958,7 @@
         <w:rPr>
           <w:color w:val="000000"/>
         </w:rPr>
-        <w:t>Integración con sistemas contables o de inventario.</w:t>
+        <w:t>Chat en tiempo real entre cliente y vendedor.</w:t>
       </w:r>
     </w:p>
     <w:p>
@@ -2978,7 +2974,7 @@
         <w:rPr>
           <w:color w:val="000000"/>
         </w:rPr>
-        <w:t>Chat en tiempo real entre cliente y vendedor.</w:t>
+        <w:t>Multi-empresa o multi-usuario (alcance: 1 negocio, 1 administrador).</w:t>
       </w:r>
     </w:p>
     <w:p>
@@ -2994,22 +2990,6 @@
         <w:rPr>
           <w:color w:val="000000"/>
         </w:rPr>
-        <w:t>Multi-empresa o multi-usuario (alcance: 1 negocio, 1 administrador).</w:t>
-      </w:r>
-    </w:p>
-    <w:p>
-      <w:pPr>
-        <w:pStyle w:val="Prrafodelista"/>
-        <w:numPr>
-          <w:ilvl w:val="0"/>
-          <w:numId w:val="2"/>
-        </w:numPr>
-        <w:spacing w:before="40" w:after="60" w:line="276" w:lineRule="auto"/>
-      </w:pPr>
-      <w:r>
-        <w:rPr>
-          <w:color w:val="000000"/>
-        </w:rPr>
         <w:t>Módulo de facturación electrónica.</w:t>
       </w:r>
     </w:p>
@@ -3069,8 +3049,9 @@
         <w:rPr>
           <w:color w:val="000000"/>
         </w:rPr>
+        <w:t xml:space="preserve">Para el cliente final, la propuesta es igualmente concreta: sabe exactamente cuánto producto necesita antes de cotizar, evita el conflicto de recibir un pedido incompleto y puede cerrar la compra directamente desde la conversación con el agente. La empresa opera en un mercado </w:t>
         <w:lastRenderedPageBreak/>
-        <w:t>Para el cliente final, la propuesta es igualmente concreta: sabe exactamente cuánto producto necesita antes de cotizar, evita el conflicto de recibir un pedido incompleto y puede cerrar la compra directamente desde la conversación con el agente. La empresa opera en un mercado donde el 78% de los clientes compra al primer negocio que responde (Vendasta / Patagon AI, 2026); Trato Hecho convierte ese principio en una ventaja real.</w:t>
+        <w:t>donde el 78% de los clientes compra al primer negocio que responde (Vendasta / Patagon AI, 2026); Trato Hecho convierte ese principio en una ventaja real.</w:t>
       </w:r>
     </w:p>
     <w:p>
@@ -3147,7 +3128,7 @@
         <w:rPr>
           <w:color w:val="000000"/>
         </w:rPr>
-        <w:t>El sistema final sigue una arquitectura de cuatro capas con un módulo de notificaciones dual. n8n cumple un rol acotado de orquestación: recibe las solicitudes del frontend vía webhook, coordina la consulta a Redis para recuperar cotizaciones activas, construye el prompt contextual y llama a la API de Claude. El modelo decide autónomamente qué herramienta invocar según el contexto, eliminando el Switch y reduciendo la complejidad del workflow.</w:t>
+        <w:t>El sistema final se despliega bajo una arquitectura híbrida intencional: el cómputo propio (frontend y orquestador n8n) corre en una instancia EC2 de AWS dentro de una VPC con subnet pública y subnet privada, mientras que la persistencia se mantiene en Supabase, gestionada externamente a AWS. La instancia EC2 vive en la subnet privada y sale a Internet de forma segura a través de un NAT Gateway; un Security Group actúa como firewall bajo el principio de menor privilegio, y un túnel Ngrok expone la aplicación al exterior sin necesidad de abrir puertos públicos. n8n cumple un rol acotado de orquestación: recibe las solicitudes del frontend vía webhook, coordina la consulta a Supabase para recuperar cotizaciones activas, construye el prompt contextual y llama a la API de Claude. El modelo decide autónomamente qué herramienta invocar según el contexto, eliminando el Switch y reduciendo la complejidad del workflow. El diagrama de esta infraestructura se encuentra en el Anexo 2.</w:t>
       </w:r>
     </w:p>
     <w:p>
@@ -3307,7 +3288,7 @@
                 <w:sz w:val="19"/>
                 <w:szCs w:val="19"/>
               </w:rPr>
-              <w:t>React 18 + Vite + Tailwind CSS — desplegado en Vercel</w:t>
+              <w:t>React 18 + Vite + Tailwind CSS — desplegado en instancia EC2 (AWS Academy)</w:t>
             </w:r>
           </w:p>
         </w:tc>
@@ -3375,7 +3356,7 @@
                 <w:sz w:val="19"/>
                 <w:szCs w:val="19"/>
               </w:rPr>
-              <w:t>n8n (Docker en Railway) — webhook POST /chat-v2 · workflow de 23 nodos · 3 ramas de salida (COTIZAR / PAGAR / CHAT)</w:t>
+              <w:t>n8n (Docker en EC2, AWS Academy) — webhook POST /chat-v2 · workflow de 18 nodos: AI Agent (Claude) con 4 tools (calcular_precio, guardar_cotizacion, generar_pago, buscar_cotizacion) y memoria de buffer · nodos filtro (Es Cotización? / Es Pago?) activan las notificaciones Telegram/Gmail según la herramienta invocada</w:t>
             </w:r>
           </w:p>
         </w:tc>
@@ -3443,7 +3424,7 @@
                 <w:sz w:val="19"/>
                 <w:szCs w:val="19"/>
               </w:rPr>
-              <w:t>Claude Sonnet (claude-sonnet-4-20250514) vía Anthropic API · tools: calcular_precio, guardar_cotizacion, generar_pago</w:t>
+              <w:t>Claude Sonnet (claude-sonnet-5) vía Anthropic API · tools: calcular_precio, guardar_cotizacion, generar_pago</w:t>
             </w:r>
           </w:p>
         </w:tc>
@@ -3480,6 +3461,7 @@
                 <w:sz w:val="20"/>
                 <w:szCs w:val="20"/>
               </w:rPr>
+              <w:lastRenderedPageBreak/>
               <w:t>Persistencia</w:t>
             </w:r>
           </w:p>
@@ -3511,7 +3493,7 @@
                 <w:sz w:val="19"/>
                 <w:szCs w:val="19"/>
               </w:rPr>
-              <w:t>PostgreSQL 15 (fuente de verdad transaccional) · Redis 7 (caché: historial TTL 24h, cotización TTL 10 días)</w:t>
+              <w:t>Supabase — PostgreSQL gestionado con Row Level Security (fuente de verdad transaccional), externo a AWS</w:t>
             </w:r>
           </w:p>
         </w:tc>
@@ -3579,7 +3561,7 @@
                 <w:sz w:val="19"/>
                 <w:szCs w:val="19"/>
               </w:rPr>
-              <w:t>MercadoPago Checkout Pro · Telegram Bot API · Nodemailer SMTP · JWT Auth</w:t>
+              <w:t>MercadoPago Checkout Pro · Telegram Bot API · Nodemailer SMTP · Grafana (métricas)</w:t>
             </w:r>
           </w:p>
         </w:tc>
@@ -3614,8 +3596,7 @@
         <w:rPr>
           <w:color w:val="000000"/>
         </w:rPr>
-        <w:lastRenderedPageBreak/>
-        <w:t>El cliente accede al frontend e interactúa con el agente o la calculadora → el webhook de n8n recibe el mensaje y consulta Redis por historial y cotización activa → el orquestador construye el contexto y llama a la API de Claude → el agente responde y decide qué herramienta invocar → si es cotización: se genera el número, se guarda en Redis y PostgreSQL y se notifica al negocio por Telegram y correo → si es pago: se genera el botón vía MercadoPago y se notifica al concretarse la transacción.</w:t>
+        <w:t>El cliente accede al frontend e interactúa con el agente o la calculadora → el webhook de n8n recibe el mensaje y consulta Supabase por historial y cotización activa → el orquestador construye el contexto y llama a la API de Claude → el agente responde y decide qué herramienta invocar → si es cotización: se genera el número, se guarda en Supabase y se notifica al negocio por Telegram y correo → si es pago: se genera el botón vía MercadoPago y se notifica al concretarse la transacción.</w:t>
       </w:r>
     </w:p>
     <w:p>
@@ -3714,7 +3695,7 @@
                 <w:sz w:val="19"/>
                 <w:szCs w:val="19"/>
               </w:rPr>
-              <w:t>2. Frontend - React 18+Vite (Vercel)</w:t>
+              <w:t>2. Frontend - React 18+Vite (EC2 AWS)</w:t>
             </w:r>
           </w:p>
         </w:tc>
@@ -3749,7 +3730,7 @@
                 <w:sz w:val="19"/>
                 <w:szCs w:val="19"/>
               </w:rPr>
-              <w:t>3. Orquestador - n8n 23 nodos (Railway)</w:t>
+              <w:t>3. Orquestador - n8n 18 nodos, AI Agent (EC2 AWS)</w:t>
             </w:r>
           </w:p>
         </w:tc>
@@ -3819,7 +3800,7 @@
                 <w:sz w:val="19"/>
                 <w:szCs w:val="19"/>
               </w:rPr>
-              <w:t>5. Servicios - PostgreSQL+Redis / MercadoPago / Telegram+Email</w:t>
+              <w:t>5. Servicios - Supabase / MercadoPago / Telegram+Email / Grafana</w:t>
             </w:r>
           </w:p>
         </w:tc>
@@ -4012,7 +3993,7 @@
                 <w:sz w:val="19"/>
                 <w:szCs w:val="19"/>
               </w:rPr>
-              <w:t>React 18.3 + Vite 5.0 + Tailwind CSS — desplegado en Vercel</w:t>
+              <w:t>React 18.3 + Vite 5.0 + Tailwind CSS — desplegado en instancia EC2 (AWS Academy)</w:t>
             </w:r>
           </w:p>
         </w:tc>
@@ -4080,7 +4061,7 @@
                 <w:sz w:val="19"/>
                 <w:szCs w:val="19"/>
               </w:rPr>
-              <w:t>n8n (self-hosted Docker en Railway) · Node.js · Express.js para lógica de negocio y persistencia</w:t>
+              <w:t>n8n (self-hosted Docker en EC2, AWS Academy) · Node.js · Express.js para lógica de negocio y persistencia</w:t>
             </w:r>
           </w:p>
         </w:tc>
@@ -4148,7 +4129,7 @@
                 <w:sz w:val="19"/>
                 <w:szCs w:val="19"/>
               </w:rPr>
-              <w:t>Claude Sonnet — modelo: claude-sonnet-4-20250514 (Anthropic API) · Tools integradas: calcular_precio, guardar_cotizacion, generar_pago</w:t>
+              <w:t>Claude Sonnet — modelo: claude-sonnet-5 (Anthropic API) · Tools integradas: calcular_precio, guardar_cotizacion, generar_pago</w:t>
             </w:r>
           </w:p>
         </w:tc>
@@ -4216,7 +4197,7 @@
                 <w:sz w:val="19"/>
                 <w:szCs w:val="19"/>
               </w:rPr>
-              <w:t>PostgreSQL 15 (fuente de verdad transaccional: histórico y trazabilidad) · Redis 7 (caché: historial TTL 86.400 s / cotizaciones TTL 864.000 s)</w:t>
+              <w:t>Supabase — PostgreSQL gestionado (fuente de verdad transaccional: histórico y trazabilidad) con políticas Row Level Security, externo a AWS</w:t>
             </w:r>
           </w:p>
         </w:tc>
@@ -4321,7 +4302,7 @@
                 <w:sz w:val="20"/>
                 <w:szCs w:val="20"/>
               </w:rPr>
-              <w:t>Autenticación</w:t>
+              <w:t>Monitoreo</w:t>
             </w:r>
           </w:p>
         </w:tc>
@@ -4352,7 +4333,7 @@
                 <w:sz w:val="19"/>
                 <w:szCs w:val="19"/>
               </w:rPr>
-              <w:t>JWT (JSON Web Tokens) — panel del negocio, un solo usuario administrador</w:t>
+              <w:t>Grafana — dashboard de métricas del agente</w:t>
             </w:r>
           </w:p>
         </w:tc>
@@ -4389,6 +4370,7 @@
                 <w:sz w:val="20"/>
                 <w:szCs w:val="20"/>
               </w:rPr>
+              <w:lastRenderedPageBreak/>
               <w:t>Notificaciones</w:t>
             </w:r>
           </w:p>
@@ -4556,7 +4538,7 @@
                 <w:sz w:val="19"/>
                 <w:szCs w:val="19"/>
               </w:rPr>
-              <w:t>Railway (n8n Docker + PostgreSQL + Redis) · Vercel (frontend) — costo cero</w:t>
+              <w:t>AWS EC2 (cuenta académica AWS Academy) — frontend + n8n en una única instancia dentro de VPC con subnet pública/privada, NAT Gateway y Security Group · Supabase gestiona la persistencia fuera de AWS · túnel Ngrok como endpoint de salida — costo cero</w:t>
             </w:r>
           </w:p>
         </w:tc>
@@ -4624,7 +4606,7 @@
                 <w:sz w:val="19"/>
                 <w:szCs w:val="19"/>
               </w:rPr>
-              <w:t>GitHub Actions — despliegue automático en cada push a main</w:t>
+              <w:t>Git + GitHub — despliegue manual a la instancia EC2 vía scripts PowerShell (start.ps1, terraform/ec2-start.ps1)</w:t>
             </w:r>
           </w:p>
         </w:tc>
@@ -4650,7 +4632,6 @@
           <w:sz w:val="32"/>
           <w:szCs w:val="32"/>
         </w:rPr>
-        <w:lastRenderedPageBreak/>
         <w:t>11  Supuestos del Proyecto</w:t>
       </w:r>
     </w:p>
@@ -4876,6 +4857,7 @@
           <w:sz w:val="32"/>
           <w:szCs w:val="32"/>
         </w:rPr>
+        <w:lastRenderedPageBreak/>
         <w:t>12  Restricciones del Proyecto</w:t>
       </w:r>
     </w:p>
@@ -5147,7 +5129,6 @@
           <w:sz w:val="32"/>
           <w:szCs w:val="32"/>
         </w:rPr>
-        <w:lastRenderedPageBreak/>
         <w:t>13  Métricas de Éxito — Metas Definidas y Resultados Obtenidos</w:t>
       </w:r>
     </w:p>
@@ -5186,13 +5167,13 @@
         <w:tblLook w:val="04A0" w:firstRow="1" w:lastRow="0" w:firstColumn="1" w:lastColumn="0" w:noHBand="0" w:noVBand="1"/>
       </w:tblPr>
       <w:tblGrid>
-        <w:gridCol w:w="1200"/>
-        <w:gridCol w:w="750"/>
-        <w:gridCol w:w="700"/>
-        <w:gridCol w:w="2500"/>
-        <w:gridCol w:w="1500"/>
-        <w:gridCol w:w="1000"/>
-        <w:gridCol w:w="1422"/>
+        <w:gridCol w:w="1303"/>
+        <w:gridCol w:w="1001"/>
+        <w:gridCol w:w="1170"/>
+        <w:gridCol w:w="1851"/>
+        <w:gridCol w:w="1381"/>
+        <w:gridCol w:w="1183"/>
+        <w:gridCol w:w="1183"/>
       </w:tblGrid>
       <w:tr>
         <w:trPr>
@@ -5229,7 +5210,7 @@
                 <w:sz w:val="17"/>
                 <w:szCs w:val="17"/>
               </w:rPr>
-              <w:t xml:space="preserve">Métrica</w:t>
+              <w:t>Métrica</w:t>
             </w:r>
           </w:p>
         </w:tc>
@@ -5264,8 +5245,7 @@
                 <w:sz w:val="17"/>
                 <w:szCs w:val="17"/>
               </w:rPr>
-              <w:t xml:space="preserve">Valor
-Inicial</w:t>
+              <w:t>Valor Inicial</w:t>
             </w:r>
           </w:p>
         </w:tc>
@@ -5300,8 +5280,7 @@
                 <w:sz w:val="17"/>
                 <w:szCs w:val="17"/>
               </w:rPr>
-              <w:t xml:space="preserve">Meta
-Esperada</w:t>
+              <w:t>Meta Esperada</w:t>
             </w:r>
           </w:p>
         </w:tc>
@@ -5336,7 +5315,7 @@
                 <w:sz w:val="17"/>
                 <w:szCs w:val="17"/>
               </w:rPr>
-              <w:t xml:space="preserve">Fórmula / Método de Cálculo</w:t>
+              <w:t>Fórmula / Método de Cálculo</w:t>
             </w:r>
           </w:p>
         </w:tc>
@@ -5371,7 +5350,7 @@
                 <w:sz w:val="17"/>
                 <w:szCs w:val="17"/>
               </w:rPr>
-              <w:t xml:space="preserve">Resultado Final</w:t>
+              <w:t>Resultado Final</w:t>
             </w:r>
           </w:p>
         </w:tc>
@@ -5406,7 +5385,7 @@
                 <w:sz w:val="17"/>
                 <w:szCs w:val="17"/>
               </w:rPr>
-              <w:t xml:space="preserve">Instrumento</w:t>
+              <w:t>Instrumento</w:t>
             </w:r>
           </w:p>
         </w:tc>
@@ -5441,7 +5420,7 @@
                 <w:sz w:val="17"/>
                 <w:szCs w:val="17"/>
               </w:rPr>
-              <w:t xml:space="preserve">Estado</w:t>
+              <w:t>Estado</w:t>
             </w:r>
           </w:p>
         </w:tc>
@@ -5468,19 +5447,16 @@
           <w:p>
             <w:pPr>
               <w:spacing w:before="30" w:after="30"/>
-              <w:jc w:val="left"/>
             </w:pPr>
             <w:r>
               <w:rPr>
                 <w:b/>
                 <w:bCs/>
-                <w:i w:val="false"/>
-                <w:iCs w:val="false"/>
                 <w:color w:val="000000"/>
                 <w:sz w:val="16"/>
                 <w:szCs w:val="16"/>
               </w:rPr>
-              <w:t xml:space="preserve">Tiempo de respuesta a cotizaciones</w:t>
+              <w:t>Tiempo de respuesta a cotizaciones</w:t>
             </w:r>
           </w:p>
         </w:tc>
@@ -5509,15 +5485,11 @@
             </w:pPr>
             <w:r>
               <w:rPr>
-                <w:b w:val="false"/>
-                <w:bCs w:val="false"/>
-                <w:i w:val="false"/>
-                <w:iCs w:val="false"/>
                 <w:color w:val="000000"/>
                 <w:sz w:val="16"/>
                 <w:szCs w:val="16"/>
               </w:rPr>
-              <w:t xml:space="preserve">2 a 4 días hábiles</w:t>
+              <w:t>2 a 4 días hábiles</w:t>
             </w:r>
           </w:p>
         </w:tc>
@@ -5546,15 +5518,11 @@
             </w:pPr>
             <w:r>
               <w:rPr>
-                <w:b w:val="false"/>
-                <w:bCs w:val="false"/>
-                <w:i w:val="false"/>
-                <w:iCs w:val="false"/>
                 <w:color w:val="000000"/>
                 <w:sz w:val="16"/>
                 <w:szCs w:val="16"/>
               </w:rPr>
-              <w:t xml:space="preserve">&lt; 2 horas</w:t>
+              <w:t>&lt; 2 horas</w:t>
             </w:r>
           </w:p>
         </w:tc>
@@ -5579,19 +5547,16 @@
           <w:p>
             <w:pPr>
               <w:spacing w:before="30" w:after="30"/>
-              <w:jc w:val="left"/>
-            </w:pPr>
-            <w:r>
-              <w:rPr>
-                <w:b w:val="false"/>
-                <w:bCs w:val="false"/>
+            </w:pPr>
+            <w:r>
+              <w:rPr>
                 <w:i/>
                 <w:iCs/>
                 <w:color w:val="333333"/>
                 <w:sz w:val="16"/>
                 <w:szCs w:val="16"/>
               </w:rPr>
-              <w:t xml:space="preserve">Σ(tiempo respuesta por mensaje) ÷ N mensajes medidos en n8n</w:t>
+              <w:t>Σ(tiempo respuesta por mensaje) ÷ N mensajes medidos en n8n</w:t>
             </w:r>
           </w:p>
         </w:tc>
@@ -5616,19 +5581,14 @@
           <w:p>
             <w:pPr>
               <w:spacing w:before="30" w:after="30"/>
-              <w:jc w:val="left"/>
-            </w:pPr>
-            <w:r>
-              <w:rPr>
-                <w:b w:val="false"/>
-                <w:bCs w:val="false"/>
-                <w:i w:val="false"/>
-                <w:iCs w:val="false"/>
+            </w:pPr>
+            <w:r>
+              <w:rPr>
                 <w:color w:val="000000"/>
                 <w:sz w:val="16"/>
                 <w:szCs w:val="16"/>
               </w:rPr>
-              <w:t xml:space="preserve">2,7 s promedio · E2E &lt; 10 s</w:t>
+              <w:t>2,7 s promedio · E2E &lt; 10 s</w:t>
             </w:r>
           </w:p>
         </w:tc>
@@ -5657,15 +5617,11 @@
             </w:pPr>
             <w:r>
               <w:rPr>
-                <w:b w:val="false"/>
-                <w:bCs w:val="false"/>
-                <w:i w:val="false"/>
-                <w:iCs w:val="false"/>
                 <w:color w:val="000000"/>
                 <w:sz w:val="16"/>
                 <w:szCs w:val="16"/>
               </w:rPr>
-              <w:t xml:space="preserve">Timestamps n8n + Postman</w:t>
+              <w:t>Timestamps n8n + Postman</w:t>
             </w:r>
           </w:p>
         </w:tc>
@@ -5696,13 +5652,11 @@
               <w:rPr>
                 <w:b/>
                 <w:bCs/>
-                <w:i w:val="false"/>
-                <w:iCs w:val="false"/>
                 <w:color w:val="1E8449"/>
                 <w:sz w:val="16"/>
                 <w:szCs w:val="16"/>
               </w:rPr>
-              <w:t xml:space="preserve">✓ Superado</w:t>
+              <w:t>✓ Superado</w:t>
             </w:r>
           </w:p>
         </w:tc>
@@ -5729,19 +5683,16 @@
           <w:p>
             <w:pPr>
               <w:spacing w:before="30" w:after="30"/>
-              <w:jc w:val="left"/>
             </w:pPr>
             <w:r>
               <w:rPr>
                 <w:b/>
                 <w:bCs/>
-                <w:i w:val="false"/>
-                <w:iCs w:val="false"/>
                 <w:color w:val="000000"/>
                 <w:sz w:val="16"/>
                 <w:szCs w:val="16"/>
               </w:rPr>
-              <w:t xml:space="preserve">Pedidos con metraje incorrecto</w:t>
+              <w:t>Pedidos con metraje incorrecto</w:t>
             </w:r>
           </w:p>
         </w:tc>
@@ -5770,15 +5721,11 @@
             </w:pPr>
             <w:r>
               <w:rPr>
-                <w:b w:val="false"/>
-                <w:bCs w:val="false"/>
-                <w:i w:val="false"/>
-                <w:iCs w:val="false"/>
                 <w:color w:val="000000"/>
                 <w:sz w:val="16"/>
                 <w:szCs w:val="16"/>
               </w:rPr>
-              <w:t xml:space="preserve">Alta (sin medición formal)</w:t>
+              <w:t>Alta (sin medición formal)</w:t>
             </w:r>
           </w:p>
         </w:tc>
@@ -5807,15 +5754,11 @@
             </w:pPr>
             <w:r>
               <w:rPr>
-                <w:b w:val="false"/>
-                <w:bCs w:val="false"/>
-                <w:i w:val="false"/>
-                <w:iCs w:val="false"/>
                 <w:color w:val="000000"/>
                 <w:sz w:val="16"/>
                 <w:szCs w:val="16"/>
               </w:rPr>
-              <w:t xml:space="preserve">Reducción ≥ 70%</w:t>
+              <w:t>Reducción ≥ 70%</w:t>
             </w:r>
           </w:p>
         </w:tc>
@@ -5840,19 +5783,16 @@
           <w:p>
             <w:pPr>
               <w:spacing w:before="30" w:after="30"/>
-              <w:jc w:val="left"/>
-            </w:pPr>
-            <w:r>
-              <w:rPr>
-                <w:b w:val="false"/>
-                <w:bCs w:val="false"/>
+            </w:pPr>
+            <w:r>
+              <w:rPr>
                 <w:i/>
                 <w:iCs/>
                 <w:color w:val="333333"/>
                 <w:sz w:val="16"/>
                 <w:szCs w:val="16"/>
               </w:rPr>
-              <w:t xml:space="preserve">N° errores detectados en 5 pruebas funcionales con calculadora activa</w:t>
+              <w:t>N° errores detectados en 5 pruebas funcionales con calculadora activa</w:t>
             </w:r>
           </w:p>
         </w:tc>
@@ -5877,19 +5817,14 @@
           <w:p>
             <w:pPr>
               <w:spacing w:before="30" w:after="30"/>
-              <w:jc w:val="left"/>
-            </w:pPr>
-            <w:r>
-              <w:rPr>
-                <w:b w:val="false"/>
-                <w:bCs w:val="false"/>
-                <w:i w:val="false"/>
-                <w:iCs w:val="false"/>
+            </w:pPr>
+            <w:r>
+              <w:rPr>
                 <w:color w:val="000000"/>
                 <w:sz w:val="16"/>
                 <w:szCs w:val="16"/>
               </w:rPr>
-              <w:t xml:space="preserve">0 errores en 5 pruebas funcionales</w:t>
+              <w:t>0 errores en 5 pruebas funcionales</w:t>
             </w:r>
           </w:p>
         </w:tc>
@@ -5918,15 +5853,11 @@
             </w:pPr>
             <w:r>
               <w:rPr>
-                <w:b w:val="false"/>
-                <w:bCs w:val="false"/>
-                <w:i w:val="false"/>
-                <w:iCs w:val="false"/>
                 <w:color w:val="000000"/>
                 <w:sz w:val="16"/>
                 <w:szCs w:val="16"/>
               </w:rPr>
-              <w:t xml:space="preserve">Revisión cotizaciones funcionales</w:t>
+              <w:t>Revisión cotizaciones funcionales</w:t>
             </w:r>
           </w:p>
         </w:tc>
@@ -5957,13 +5888,11 @@
               <w:rPr>
                 <w:b/>
                 <w:bCs/>
-                <w:i w:val="false"/>
-                <w:iCs w:val="false"/>
                 <w:color w:val="1E8449"/>
                 <w:sz w:val="16"/>
                 <w:szCs w:val="16"/>
               </w:rPr>
-              <w:t xml:space="preserve">✓ Cumplido</w:t>
+              <w:t>✓ Cumplido</w:t>
             </w:r>
           </w:p>
         </w:tc>
@@ -5990,19 +5919,16 @@
           <w:p>
             <w:pPr>
               <w:spacing w:before="30" w:after="30"/>
-              <w:jc w:val="left"/>
             </w:pPr>
             <w:r>
               <w:rPr>
                 <w:b/>
                 <w:bCs/>
-                <w:i w:val="false"/>
-                <w:iCs w:val="false"/>
                 <w:color w:val="000000"/>
                 <w:sz w:val="16"/>
                 <w:szCs w:val="16"/>
               </w:rPr>
-              <w:t xml:space="preserve">Tasa de conversión (ventas / cotizaciones)</w:t>
+              <w:t>Tasa de conversión (ventas / cotizaciones)</w:t>
             </w:r>
           </w:p>
         </w:tc>
@@ -6031,15 +5957,11 @@
             </w:pPr>
             <w:r>
               <w:rPr>
-                <w:b w:val="false"/>
-                <w:bCs w:val="false"/>
-                <w:i w:val="false"/>
-                <w:iCs w:val="false"/>
                 <w:color w:val="000000"/>
                 <w:sz w:val="16"/>
                 <w:szCs w:val="16"/>
               </w:rPr>
-              <w:t xml:space="preserve">Sin sistema digital</w:t>
+              <w:t>Sin sistema digital</w:t>
             </w:r>
           </w:p>
         </w:tc>
@@ -6068,15 +5990,11 @@
             </w:pPr>
             <w:r>
               <w:rPr>
-                <w:b w:val="false"/>
-                <w:bCs w:val="false"/>
-                <w:i w:val="false"/>
-                <w:iCs w:val="false"/>
                 <w:color w:val="000000"/>
                 <w:sz w:val="16"/>
                 <w:szCs w:val="16"/>
               </w:rPr>
-              <w:t xml:space="preserve">≥ 25%</w:t>
+              <w:t>≥ 25%</w:t>
             </w:r>
           </w:p>
         </w:tc>
@@ -6101,19 +6019,16 @@
           <w:p>
             <w:pPr>
               <w:spacing w:before="30" w:after="30"/>
-              <w:jc w:val="left"/>
-            </w:pPr>
-            <w:r>
-              <w:rPr>
-                <w:b w:val="false"/>
-                <w:bCs w:val="false"/>
+            </w:pPr>
+            <w:r>
+              <w:rPr>
                 <w:i/>
                 <w:iCs/>
                 <w:color w:val="333333"/>
                 <w:sz w:val="16"/>
                 <w:szCs w:val="16"/>
               </w:rPr>
-              <w:t xml:space="preserve">Ventas pagadas ÷ Cotizaciones válidas × 100</w:t>
+              <w:t>Ventas pagadas ÷ Cotizaciones válidas × 100</w:t>
             </w:r>
           </w:p>
         </w:tc>
@@ -6138,19 +6053,14 @@
           <w:p>
             <w:pPr>
               <w:spacing w:before="30" w:after="30"/>
-              <w:jc w:val="left"/>
-            </w:pPr>
-            <w:r>
-              <w:rPr>
-                <w:b w:val="false"/>
-                <w:bCs w:val="false"/>
-                <w:i w:val="false"/>
-                <w:iCs w:val="false"/>
+            </w:pPr>
+            <w:r>
+              <w:rPr>
                 <w:color w:val="000000"/>
                 <w:sz w:val="16"/>
                 <w:szCs w:val="16"/>
               </w:rPr>
-              <w:t xml:space="preserve">30% — 12 ventas / 40 cotizaciones (Grafana)</w:t>
+              <w:t>30% — 12 ventas / 40 cotizaciones (Grafana)</w:t>
             </w:r>
           </w:p>
         </w:tc>
@@ -6179,15 +6089,11 @@
             </w:pPr>
             <w:r>
               <w:rPr>
-                <w:b w:val="false"/>
-                <w:bCs w:val="false"/>
-                <w:i w:val="false"/>
-                <w:iCs w:val="false"/>
                 <w:color w:val="000000"/>
                 <w:sz w:val="16"/>
                 <w:szCs w:val="16"/>
               </w:rPr>
-              <w:t xml:space="preserve">Dashboard Grafana</w:t>
+              <w:t>Dashboard Grafana</w:t>
             </w:r>
           </w:p>
         </w:tc>
@@ -6218,13 +6124,11 @@
               <w:rPr>
                 <w:b/>
                 <w:bCs/>
-                <w:i w:val="false"/>
-                <w:iCs w:val="false"/>
                 <w:color w:val="1E8449"/>
                 <w:sz w:val="16"/>
                 <w:szCs w:val="16"/>
               </w:rPr>
-              <w:t xml:space="preserve">✓ Superado</w:t>
+              <w:t>✓ Superado</w:t>
             </w:r>
           </w:p>
         </w:tc>
@@ -6251,19 +6155,16 @@
           <w:p>
             <w:pPr>
               <w:spacing w:before="30" w:after="30"/>
-              <w:jc w:val="left"/>
             </w:pPr>
             <w:r>
               <w:rPr>
                 <w:b/>
                 <w:bCs/>
-                <w:i w:val="false"/>
-                <w:iCs w:val="false"/>
                 <w:color w:val="000000"/>
                 <w:sz w:val="16"/>
                 <w:szCs w:val="16"/>
               </w:rPr>
-              <w:t xml:space="preserve">Tasa cotizaciones notificadas</w:t>
+              <w:t>Tasa cotizaciones notificadas</w:t>
             </w:r>
           </w:p>
         </w:tc>
@@ -6292,15 +6193,11 @@
             </w:pPr>
             <w:r>
               <w:rPr>
-                <w:b w:val="false"/>
-                <w:bCs w:val="false"/>
-                <w:i w:val="false"/>
-                <w:iCs w:val="false"/>
                 <w:color w:val="000000"/>
                 <w:sz w:val="16"/>
                 <w:szCs w:val="16"/>
               </w:rPr>
-              <w:t xml:space="preserve">Baja por falta de alerta</w:t>
+              <w:t>Baja por falta de alerta</w:t>
             </w:r>
           </w:p>
         </w:tc>
@@ -6329,15 +6226,11 @@
             </w:pPr>
             <w:r>
               <w:rPr>
-                <w:b w:val="false"/>
-                <w:bCs w:val="false"/>
-                <w:i w:val="false"/>
-                <w:iCs w:val="false"/>
                 <w:color w:val="000000"/>
                 <w:sz w:val="16"/>
                 <w:szCs w:val="16"/>
               </w:rPr>
-              <w:t xml:space="preserve">&gt; 80%</w:t>
+              <w:t>&gt; 80%</w:t>
             </w:r>
           </w:p>
         </w:tc>
@@ -6362,19 +6255,16 @@
           <w:p>
             <w:pPr>
               <w:spacing w:before="30" w:after="30"/>
-              <w:jc w:val="left"/>
-            </w:pPr>
-            <w:r>
-              <w:rPr>
-                <w:b w:val="false"/>
-                <w:bCs w:val="false"/>
+            </w:pPr>
+            <w:r>
+              <w:rPr>
                 <w:i/>
                 <w:iCs/>
                 <w:color w:val="333333"/>
                 <w:sz w:val="16"/>
                 <w:szCs w:val="16"/>
               </w:rPr>
-              <w:t xml:space="preserve">N° notificaciones enviadas ÷ N° cotizaciones generadas × 100</w:t>
+              <w:t>N° notificaciones enviadas ÷ N° cotizaciones generadas × 100</w:t>
             </w:r>
           </w:p>
         </w:tc>
@@ -6399,19 +6289,14 @@
           <w:p>
             <w:pPr>
               <w:spacing w:before="30" w:after="30"/>
-              <w:jc w:val="left"/>
-            </w:pPr>
-            <w:r>
-              <w:rPr>
-                <w:b w:val="false"/>
-                <w:bCs w:val="false"/>
-                <w:i w:val="false"/>
-                <w:iCs w:val="false"/>
+            </w:pPr>
+            <w:r>
+              <w:rPr>
                 <w:color w:val="000000"/>
                 <w:sz w:val="16"/>
                 <w:szCs w:val="16"/>
               </w:rPr>
-              <w:t xml:space="preserve">100% — notificación automática en &lt; 30 s</w:t>
+              <w:t>100% — notificación automática en &lt; 30 s</w:t>
             </w:r>
           </w:p>
         </w:tc>
@@ -6440,15 +6325,11 @@
             </w:pPr>
             <w:r>
               <w:rPr>
-                <w:b w:val="false"/>
-                <w:bCs w:val="false"/>
-                <w:i w:val="false"/>
-                <w:iCs w:val="false"/>
                 <w:color w:val="000000"/>
                 <w:sz w:val="16"/>
                 <w:szCs w:val="16"/>
               </w:rPr>
-              <w:t xml:space="preserve">Panel gestión + Telegram</w:t>
+              <w:t>Panel gestión + Telegram</w:t>
             </w:r>
           </w:p>
         </w:tc>
@@ -6479,13 +6360,11 @@
               <w:rPr>
                 <w:b/>
                 <w:bCs/>
-                <w:i w:val="false"/>
-                <w:iCs w:val="false"/>
                 <w:color w:val="1E8449"/>
                 <w:sz w:val="16"/>
                 <w:szCs w:val="16"/>
               </w:rPr>
-              <w:t xml:space="preserve">✓ Superado</w:t>
+              <w:t>✓ Superado</w:t>
             </w:r>
           </w:p>
         </w:tc>
@@ -6512,19 +6391,16 @@
           <w:p>
             <w:pPr>
               <w:spacing w:before="30" w:after="30"/>
-              <w:jc w:val="left"/>
             </w:pPr>
             <w:r>
               <w:rPr>
                 <w:b/>
                 <w:bCs/>
-                <w:i w:val="false"/>
-                <w:iCs w:val="false"/>
                 <w:color w:val="000000"/>
                 <w:sz w:val="16"/>
                 <w:szCs w:val="16"/>
               </w:rPr>
-              <w:t xml:space="preserve">Tiempo de notificación al negocio</w:t>
+              <w:t>Tiempo de notificación al negocio</w:t>
             </w:r>
           </w:p>
         </w:tc>
@@ -6553,15 +6429,11 @@
             </w:pPr>
             <w:r>
               <w:rPr>
-                <w:b w:val="false"/>
-                <w:bCs w:val="false"/>
-                <w:i w:val="false"/>
-                <w:iCs w:val="false"/>
                 <w:color w:val="000000"/>
                 <w:sz w:val="16"/>
                 <w:szCs w:val="16"/>
               </w:rPr>
-              <w:t xml:space="preserve">Sin notificación</w:t>
+              <w:t>Sin notificación</w:t>
             </w:r>
           </w:p>
         </w:tc>
@@ -6590,15 +6462,11 @@
             </w:pPr>
             <w:r>
               <w:rPr>
-                <w:b w:val="false"/>
-                <w:bCs w:val="false"/>
-                <w:i w:val="false"/>
-                <w:iCs w:val="false"/>
                 <w:color w:val="000000"/>
                 <w:sz w:val="16"/>
                 <w:szCs w:val="16"/>
               </w:rPr>
-              <w:t xml:space="preserve">&lt; 30 s</w:t>
+              <w:t>&lt; 30 s</w:t>
             </w:r>
           </w:p>
         </w:tc>
@@ -6623,19 +6491,16 @@
           <w:p>
             <w:pPr>
               <w:spacing w:before="30" w:after="30"/>
-              <w:jc w:val="left"/>
-            </w:pPr>
-            <w:r>
-              <w:rPr>
-                <w:b w:val="false"/>
-                <w:bCs w:val="false"/>
+            </w:pPr>
+            <w:r>
+              <w:rPr>
                 <w:i/>
                 <w:iCs/>
                 <w:color w:val="333333"/>
                 <w:sz w:val="16"/>
                 <w:szCs w:val="16"/>
               </w:rPr>
-              <w:t xml:space="preserve">Δt = timestamp recepción Telegram − timestamp generación cotización en n8n</w:t>
+              <w:t>Δt = timestamp recepción Telegram − timestamp generación cotización en n8n</w:t>
             </w:r>
           </w:p>
         </w:tc>
@@ -6660,19 +6525,14 @@
           <w:p>
             <w:pPr>
               <w:spacing w:before="30" w:after="30"/>
-              <w:jc w:val="left"/>
-            </w:pPr>
-            <w:r>
-              <w:rPr>
-                <w:b w:val="false"/>
-                <w:bCs w:val="false"/>
-                <w:i w:val="false"/>
-                <w:iCs w:val="false"/>
+            </w:pPr>
+            <w:r>
+              <w:rPr>
                 <w:color w:val="000000"/>
                 <w:sz w:val="16"/>
                 <w:szCs w:val="16"/>
               </w:rPr>
-              <w:t xml:space="preserve">Promedio 8,2 s (rango 6–11 s, 5 pruebas)</w:t>
+              <w:t>Promedio 8,2 s (rango 6–11 s, 5 pruebas)</w:t>
             </w:r>
           </w:p>
         </w:tc>
@@ -6701,15 +6561,11 @@
             </w:pPr>
             <w:r>
               <w:rPr>
-                <w:b w:val="false"/>
-                <w:bCs w:val="false"/>
-                <w:i w:val="false"/>
-                <w:iCs w:val="false"/>
                 <w:color w:val="000000"/>
                 <w:sz w:val="16"/>
                 <w:szCs w:val="16"/>
               </w:rPr>
-              <w:t xml:space="preserve">Cronómetro CP-035</w:t>
+              <w:t>Cronómetro CP-035</w:t>
             </w:r>
           </w:p>
         </w:tc>
@@ -6740,13 +6596,11 @@
               <w:rPr>
                 <w:b/>
                 <w:bCs/>
-                <w:i w:val="false"/>
-                <w:iCs w:val="false"/>
                 <w:color w:val="1E8449"/>
                 <w:sz w:val="16"/>
                 <w:szCs w:val="16"/>
               </w:rPr>
-              <w:t xml:space="preserve">✓ Superado</w:t>
+              <w:t>✓ Superado</w:t>
             </w:r>
           </w:p>
         </w:tc>
@@ -6773,19 +6627,17 @@
           <w:p>
             <w:pPr>
               <w:spacing w:before="30" w:after="30"/>
-              <w:jc w:val="left"/>
             </w:pPr>
             <w:r>
               <w:rPr>
                 <w:b/>
                 <w:bCs/>
-                <w:i w:val="false"/>
-                <w:iCs w:val="false"/>
                 <w:color w:val="000000"/>
                 <w:sz w:val="16"/>
                 <w:szCs w:val="16"/>
               </w:rPr>
-              <w:t xml:space="preserve">Disponibilidad del sistema</w:t>
+              <w:lastRenderedPageBreak/>
+              <w:t>Disponibilidad del sistema</w:t>
             </w:r>
           </w:p>
         </w:tc>
@@ -6814,15 +6666,11 @@
             </w:pPr>
             <w:r>
               <w:rPr>
-                <w:b w:val="false"/>
-                <w:bCs w:val="false"/>
-                <w:i w:val="false"/>
-                <w:iCs w:val="false"/>
                 <w:color w:val="000000"/>
                 <w:sz w:val="16"/>
                 <w:szCs w:val="16"/>
               </w:rPr>
-              <w:t xml:space="preserve">N/A</w:t>
+              <w:t>N/A</w:t>
             </w:r>
           </w:p>
         </w:tc>
@@ -6851,15 +6699,11 @@
             </w:pPr>
             <w:r>
               <w:rPr>
-                <w:b w:val="false"/>
-                <w:bCs w:val="false"/>
-                <w:i w:val="false"/>
-                <w:iCs w:val="false"/>
                 <w:color w:val="000000"/>
                 <w:sz w:val="16"/>
                 <w:szCs w:val="16"/>
               </w:rPr>
-              <w:t xml:space="preserve">≥ 95% uptime mensual</w:t>
+              <w:t>≥ 95% uptime mensual</w:t>
             </w:r>
           </w:p>
         </w:tc>
@@ -6884,19 +6728,16 @@
           <w:p>
             <w:pPr>
               <w:spacing w:before="30" w:after="30"/>
-              <w:jc w:val="left"/>
-            </w:pPr>
-            <w:r>
-              <w:rPr>
-                <w:b w:val="false"/>
-                <w:bCs w:val="false"/>
+            </w:pPr>
+            <w:r>
+              <w:rPr>
                 <w:i/>
                 <w:iCs/>
                 <w:color w:val="333333"/>
                 <w:sz w:val="16"/>
                 <w:szCs w:val="16"/>
               </w:rPr>
-              <w:t xml:space="preserve">Uptime (%) = (T_total − T_caída) ÷ T_total × 100</w:t>
+              <w:t>Uptime (%) = (T_total − T_caída) ÷ T_total × 100</w:t>
             </w:r>
           </w:p>
         </w:tc>
@@ -6921,19 +6762,14 @@
           <w:p>
             <w:pPr>
               <w:spacing w:before="30" w:after="30"/>
-              <w:jc w:val="left"/>
-            </w:pPr>
-            <w:r>
-              <w:rPr>
-                <w:b w:val="false"/>
-                <w:bCs w:val="false"/>
-                <w:i w:val="false"/>
-                <w:iCs w:val="false"/>
+            </w:pPr>
+            <w:r>
+              <w:rPr>
                 <w:color w:val="000000"/>
                 <w:sz w:val="16"/>
                 <w:szCs w:val="16"/>
               </w:rPr>
-              <w:t xml:space="preserve">99,3% en 72 h monitoreo (1 restart Railway 12 min)</w:t>
+              <w:t>99,3% en 72 h monitoreo (1 restart Railway 12 min)</w:t>
             </w:r>
           </w:p>
         </w:tc>
@@ -6962,15 +6798,11 @@
             </w:pPr>
             <w:r>
               <w:rPr>
-                <w:b w:val="false"/>
-                <w:bCs w:val="false"/>
-                <w:i w:val="false"/>
-                <w:iCs w:val="false"/>
                 <w:color w:val="000000"/>
                 <w:sz w:val="16"/>
                 <w:szCs w:val="16"/>
               </w:rPr>
-              <w:t xml:space="preserve">UptimeRobot</w:t>
+              <w:t>UptimeRobot</w:t>
             </w:r>
           </w:p>
         </w:tc>
@@ -7001,13 +6833,11 @@
               <w:rPr>
                 <w:b/>
                 <w:bCs/>
-                <w:i w:val="false"/>
-                <w:iCs w:val="false"/>
                 <w:color w:val="1E8449"/>
                 <w:sz w:val="16"/>
                 <w:szCs w:val="16"/>
               </w:rPr>
-              <w:t xml:space="preserve">✓ Cumplido</w:t>
+              <w:t>✓ Cumplido</w:t>
             </w:r>
           </w:p>
         </w:tc>
@@ -7034,19 +6864,16 @@
           <w:p>
             <w:pPr>
               <w:spacing w:before="30" w:after="30"/>
-              <w:jc w:val="left"/>
             </w:pPr>
             <w:r>
               <w:rPr>
                 <w:b/>
                 <w:bCs/>
-                <w:i w:val="false"/>
-                <w:iCs w:val="false"/>
                 <w:color w:val="000000"/>
                 <w:sz w:val="16"/>
                 <w:szCs w:val="16"/>
               </w:rPr>
-              <w:t xml:space="preserve">Rendimiento frontend</w:t>
+              <w:t>Rendimiento frontend</w:t>
             </w:r>
           </w:p>
         </w:tc>
@@ -7075,15 +6902,11 @@
             </w:pPr>
             <w:r>
               <w:rPr>
-                <w:b w:val="false"/>
-                <w:bCs w:val="false"/>
-                <w:i w:val="false"/>
-                <w:iCs w:val="false"/>
                 <w:color w:val="000000"/>
                 <w:sz w:val="16"/>
                 <w:szCs w:val="16"/>
               </w:rPr>
-              <w:t xml:space="preserve">N/A</w:t>
+              <w:t>N/A</w:t>
             </w:r>
           </w:p>
         </w:tc>
@@ -7112,15 +6935,11 @@
             </w:pPr>
             <w:r>
               <w:rPr>
-                <w:b w:val="false"/>
-                <w:bCs w:val="false"/>
-                <w:i w:val="false"/>
-                <w:iCs w:val="false"/>
                 <w:color w:val="000000"/>
                 <w:sz w:val="16"/>
                 <w:szCs w:val="16"/>
               </w:rPr>
-              <w:t xml:space="preserve">Lighthouse ≥ 70</w:t>
+              <w:t>Lighthouse ≥ 70</w:t>
             </w:r>
           </w:p>
         </w:tc>
@@ -7145,19 +6964,16 @@
           <w:p>
             <w:pPr>
               <w:spacing w:before="30" w:after="30"/>
-              <w:jc w:val="left"/>
-            </w:pPr>
-            <w:r>
-              <w:rPr>
-                <w:b w:val="false"/>
-                <w:bCs w:val="false"/>
+            </w:pPr>
+            <w:r>
+              <w:rPr>
                 <w:i/>
                 <w:iCs/>
                 <w:color w:val="333333"/>
                 <w:sz w:val="16"/>
                 <w:szCs w:val="16"/>
               </w:rPr>
-              <w:t xml:space="preserve">Score Lighthouse = promedio ponderado: Performance + Accessibility + Best Practices + SEO</w:t>
+              <w:t>Score Lighthouse = promedio ponderado: Performance + Accessibility + Best Practices + SEO</w:t>
             </w:r>
           </w:p>
         </w:tc>
@@ -7182,19 +6998,14 @@
           <w:p>
             <w:pPr>
               <w:spacing w:before="30" w:after="30"/>
-              <w:jc w:val="left"/>
-            </w:pPr>
-            <w:r>
-              <w:rPr>
-                <w:b w:val="false"/>
-                <w:bCs w:val="false"/>
-                <w:i w:val="false"/>
-                <w:iCs w:val="false"/>
+            </w:pPr>
+            <w:r>
+              <w:rPr>
                 <w:color w:val="000000"/>
                 <w:sz w:val="16"/>
                 <w:szCs w:val="16"/>
               </w:rPr>
-              <w:t xml:space="preserve">Escritorio: Rendimiento 63 · Accesibilidad 84 · SEO 92 · Recomendaciones 78</w:t>
+              <w:t>Score 79 pts — Escritorio: Rendimiento 63 · Accesibilidad 84 · Prácticas recomendadas 78 · SEO 92</w:t>
             </w:r>
           </w:p>
         </w:tc>
@@ -7223,15 +7034,11 @@
             </w:pPr>
             <w:r>
               <w:rPr>
-                <w:b w:val="false"/>
-                <w:bCs w:val="false"/>
-                <w:i w:val="false"/>
-                <w:iCs w:val="false"/>
                 <w:color w:val="000000"/>
                 <w:sz w:val="16"/>
                 <w:szCs w:val="16"/>
               </w:rPr>
-              <w:t xml:space="preserve">Lighthouse Chrome DevTools</w:t>
+              <w:t>Lighthouse Chrome DevTools</w:t>
             </w:r>
           </w:p>
         </w:tc>
@@ -7262,13 +7069,11 @@
               <w:rPr>
                 <w:b/>
                 <w:bCs/>
-                <w:i w:val="false"/>
-                <w:iCs w:val="false"/>
                 <w:color w:val="1E8449"/>
                 <w:sz w:val="16"/>
                 <w:szCs w:val="16"/>
               </w:rPr>
-              <w:t xml:space="preserve">✓ Cumplido</w:t>
+              <w:t>✓ Cumplido</w:t>
             </w:r>
           </w:p>
         </w:tc>
@@ -7295,19 +7100,16 @@
           <w:p>
             <w:pPr>
               <w:spacing w:before="30" w:after="30"/>
-              <w:jc w:val="left"/>
             </w:pPr>
             <w:r>
               <w:rPr>
                 <w:b/>
                 <w:bCs/>
-                <w:i w:val="false"/>
-                <w:iCs w:val="false"/>
                 <w:color w:val="000000"/>
                 <w:sz w:val="16"/>
                 <w:szCs w:val="16"/>
               </w:rPr>
-              <w:t xml:space="preserve">Calidad del agente — Faithfulness</w:t>
+              <w:t>Calidad del agente — Faithfulness</w:t>
             </w:r>
           </w:p>
         </w:tc>
@@ -7336,15 +7138,11 @@
             </w:pPr>
             <w:r>
               <w:rPr>
-                <w:b w:val="false"/>
-                <w:bCs w:val="false"/>
-                <w:i w:val="false"/>
-                <w:iCs w:val="false"/>
                 <w:color w:val="000000"/>
                 <w:sz w:val="16"/>
                 <w:szCs w:val="16"/>
               </w:rPr>
-              <w:t xml:space="preserve">Sin referencia</w:t>
+              <w:t>Sin referencia</w:t>
             </w:r>
           </w:p>
         </w:tc>
@@ -7373,15 +7171,11 @@
             </w:pPr>
             <w:r>
               <w:rPr>
-                <w:b w:val="false"/>
-                <w:bCs w:val="false"/>
-                <w:i w:val="false"/>
-                <w:iCs w:val="false"/>
                 <w:color w:val="000000"/>
                 <w:sz w:val="16"/>
                 <w:szCs w:val="16"/>
               </w:rPr>
-              <w:t xml:space="preserve">≥ 0.85</w:t>
+              <w:t>Sin alucinaciones en pruebas manuales</w:t>
             </w:r>
           </w:p>
         </w:tc>
@@ -7406,19 +7200,16 @@
           <w:p>
             <w:pPr>
               <w:spacing w:before="30" w:after="30"/>
-              <w:jc w:val="left"/>
-            </w:pPr>
-            <w:r>
-              <w:rPr>
-                <w:b w:val="false"/>
-                <w:bCs w:val="false"/>
+            </w:pPr>
+            <w:r>
+              <w:rPr>
                 <w:i/>
                 <w:iCs/>
                 <w:color w:val="333333"/>
                 <w:sz w:val="16"/>
                 <w:szCs w:val="16"/>
               </w:rPr>
-              <w:t xml:space="preserve">Afirmaciones respaldadas por contexto ÷ Total afirmaciones en la respuesta</w:t>
+              <w:t>Los precios, m² y montos entregados por el agente coinciden con el catálogo real, sin inventar ni modificar valores</w:t>
             </w:r>
           </w:p>
         </w:tc>
@@ -7443,19 +7234,14 @@
           <w:p>
             <w:pPr>
               <w:spacing w:before="30" w:after="30"/>
-              <w:jc w:val="left"/>
-            </w:pPr>
-            <w:r>
-              <w:rPr>
-                <w:b w:val="false"/>
-                <w:bCs w:val="false"/>
-                <w:i w:val="false"/>
-                <w:iCs w:val="false"/>
+            </w:pPr>
+            <w:r>
+              <w:rPr>
                 <w:color w:val="000000"/>
                 <w:sz w:val="16"/>
                 <w:szCs w:val="16"/>
               </w:rPr>
-              <w:t xml:space="preserve">0.971 — RAGAS sobre 40 conversaciones reales</w:t>
+              <w:t>40/40 simulaciones exitosas, sin errores</w:t>
             </w:r>
           </w:p>
         </w:tc>
@@ -7484,15 +7270,11 @@
             </w:pPr>
             <w:r>
               <w:rPr>
-                <w:b w:val="false"/>
-                <w:bCs w:val="false"/>
-                <w:i w:val="false"/>
-                <w:iCs w:val="false"/>
                 <w:color w:val="000000"/>
                 <w:sz w:val="16"/>
                 <w:szCs w:val="16"/>
               </w:rPr>
-              <w:t xml:space="preserve">Evaluación RAGAS manual</w:t>
+              <w:t>Evaluación RAGAS manual</w:t>
             </w:r>
           </w:p>
         </w:tc>
@@ -7523,13 +7305,11 @@
               <w:rPr>
                 <w:b/>
                 <w:bCs/>
-                <w:i w:val="false"/>
-                <w:iCs w:val="false"/>
                 <w:color w:val="1E8449"/>
                 <w:sz w:val="16"/>
                 <w:szCs w:val="16"/>
               </w:rPr>
-              <w:t xml:space="preserve">✓ Superado</w:t>
+              <w:t>✓ Cumplido</w:t>
             </w:r>
           </w:p>
         </w:tc>
@@ -7556,19 +7336,16 @@
           <w:p>
             <w:pPr>
               <w:spacing w:before="30" w:after="30"/>
-              <w:jc w:val="left"/>
             </w:pPr>
             <w:r>
               <w:rPr>
                 <w:b/>
                 <w:bCs/>
-                <w:i w:val="false"/>
-                <w:iCs w:val="false"/>
                 <w:color w:val="000000"/>
                 <w:sz w:val="16"/>
                 <w:szCs w:val="16"/>
               </w:rPr>
-              <w:t xml:space="preserve">Calidad del agente — Answer Relevancy</w:t>
+              <w:t>Calidad del agente — Contexto</w:t>
             </w:r>
           </w:p>
         </w:tc>
@@ -7597,15 +7374,11 @@
             </w:pPr>
             <w:r>
               <w:rPr>
-                <w:b w:val="false"/>
-                <w:bCs w:val="false"/>
-                <w:i w:val="false"/>
-                <w:iCs w:val="false"/>
                 <w:color w:val="000000"/>
                 <w:sz w:val="16"/>
                 <w:szCs w:val="16"/>
               </w:rPr>
-              <w:t xml:space="preserve">Sin referencia</w:t>
+              <w:t>Sin referencia</w:t>
             </w:r>
           </w:p>
         </w:tc>
@@ -7634,15 +7407,11 @@
             </w:pPr>
             <w:r>
               <w:rPr>
-                <w:b w:val="false"/>
-                <w:bCs w:val="false"/>
-                <w:i w:val="false"/>
-                <w:iCs w:val="false"/>
                 <w:color w:val="000000"/>
                 <w:sz w:val="16"/>
                 <w:szCs w:val="16"/>
               </w:rPr>
-              <w:t xml:space="preserve">≥ 0.80</w:t>
+              <w:t>No pierde el hilo de la conversación</w:t>
             </w:r>
           </w:p>
         </w:tc>
@@ -7667,19 +7436,16 @@
           <w:p>
             <w:pPr>
               <w:spacing w:before="30" w:after="30"/>
-              <w:jc w:val="left"/>
-            </w:pPr>
-            <w:r>
-              <w:rPr>
-                <w:b w:val="false"/>
-                <w:bCs w:val="false"/>
+            </w:pPr>
+            <w:r>
+              <w:rPr>
                 <w:i/>
                 <w:iCs/>
                 <w:color w:val="333333"/>
                 <w:sz w:val="16"/>
                 <w:szCs w:val="16"/>
               </w:rPr>
-              <w:t xml:space="preserve">mean(cosine_similarity(pregunta hipotética_i, duda original)), i = 1..3</w:t>
+              <w:t>El agente conserva los datos entregados (metraje, producto, decisión de instalación) durante toda la conversación, sin pedirlos de nuevo ni perder el hilo entre turnos</w:t>
             </w:r>
           </w:p>
         </w:tc>
@@ -7704,19 +7470,14 @@
           <w:p>
             <w:pPr>
               <w:spacing w:before="30" w:after="30"/>
-              <w:jc w:val="left"/>
-            </w:pPr>
-            <w:r>
-              <w:rPr>
-                <w:b w:val="false"/>
-                <w:bCs w:val="false"/>
-                <w:i w:val="false"/>
-                <w:iCs w:val="false"/>
+            </w:pPr>
+            <w:r>
+              <w:rPr>
                 <w:color w:val="000000"/>
                 <w:sz w:val="16"/>
                 <w:szCs w:val="16"/>
               </w:rPr>
-              <w:t xml:space="preserve">0.904 — RAGAS sobre 40 conversaciones reales</w:t>
+              <w:t>40/40 simulaciones exitosas, sin errores</w:t>
             </w:r>
           </w:p>
         </w:tc>
@@ -7745,15 +7506,11 @@
             </w:pPr>
             <w:r>
               <w:rPr>
-                <w:b w:val="false"/>
-                <w:bCs w:val="false"/>
-                <w:i w:val="false"/>
-                <w:iCs w:val="false"/>
                 <w:color w:val="000000"/>
                 <w:sz w:val="16"/>
                 <w:szCs w:val="16"/>
               </w:rPr>
-              <w:t xml:space="preserve">Evaluación RAGAS manual</w:t>
+              <w:t>Evaluación RAGAS manual</w:t>
             </w:r>
           </w:p>
         </w:tc>
@@ -7784,13 +7541,11 @@
               <w:rPr>
                 <w:b/>
                 <w:bCs/>
-                <w:i w:val="false"/>
-                <w:iCs w:val="false"/>
                 <w:color w:val="1E8449"/>
                 <w:sz w:val="16"/>
                 <w:szCs w:val="16"/>
               </w:rPr>
-              <w:t xml:space="preserve">✓ Cumplido</w:t>
+              <w:t>✓ Cumplido</w:t>
             </w:r>
           </w:p>
         </w:tc>
@@ -7805,7 +7560,7 @@
               <w:bottom w:val="single" w:sz="4" w:space="0" w:color="CCCCCC"/>
               <w:right w:val="single" w:sz="4" w:space="0" w:color="CCCCCC"/>
             </w:tcBorders>
-            <w:shd w:val="clear" w:color="auto" w:fill="F2F2F2"/>
+            <w:shd w:val="clear" w:color="auto" w:fill="FFFFFF"/>
             <w:tcMar>
               <w:top w:w="70" w:type="dxa"/>
               <w:left w:w="100" w:type="dxa"/>
@@ -7817,19 +7572,16 @@
           <w:p>
             <w:pPr>
               <w:spacing w:before="30" w:after="30"/>
-              <w:jc w:val="left"/>
             </w:pPr>
             <w:r>
               <w:rPr>
                 <w:b/>
                 <w:bCs/>
-                <w:i w:val="false"/>
-                <w:iCs w:val="false"/>
                 <w:color w:val="000000"/>
                 <w:sz w:val="16"/>
                 <w:szCs w:val="16"/>
               </w:rPr>
-              <w:t xml:space="preserve">Ingresos generados por el sistema</w:t>
+              <w:t>Calidad del agente — Answer Relevancy</w:t>
             </w:r>
           </w:p>
         </w:tc>
@@ -7842,7 +7594,7 @@
               <w:bottom w:val="single" w:sz="4" w:space="0" w:color="CCCCCC"/>
               <w:right w:val="single" w:sz="4" w:space="0" w:color="CCCCCC"/>
             </w:tcBorders>
-            <w:shd w:val="clear" w:color="auto" w:fill="F2F2F2"/>
+            <w:shd w:val="clear" w:color="auto" w:fill="FFFFFF"/>
             <w:tcMar>
               <w:top w:w="70" w:type="dxa"/>
               <w:left w:w="100" w:type="dxa"/>
@@ -7858,15 +7610,11 @@
             </w:pPr>
             <w:r>
               <w:rPr>
-                <w:b w:val="false"/>
-                <w:bCs w:val="false"/>
-                <w:i w:val="false"/>
-                <w:iCs w:val="false"/>
                 <w:color w:val="000000"/>
                 <w:sz w:val="16"/>
                 <w:szCs w:val="16"/>
               </w:rPr>
-              <w:t xml:space="preserve">$0 (sin sistema)</w:t>
+              <w:t>Sin referencia</w:t>
             </w:r>
           </w:p>
         </w:tc>
@@ -7879,7 +7627,7 @@
               <w:bottom w:val="single" w:sz="4" w:space="0" w:color="CCCCCC"/>
               <w:right w:val="single" w:sz="4" w:space="0" w:color="CCCCCC"/>
             </w:tcBorders>
-            <w:shd w:val="clear" w:color="auto" w:fill="F2F2F2"/>
+            <w:shd w:val="clear" w:color="auto" w:fill="FFFFFF"/>
             <w:tcMar>
               <w:top w:w="70" w:type="dxa"/>
               <w:left w:w="100" w:type="dxa"/>
@@ -7895,15 +7643,11 @@
             </w:pPr>
             <w:r>
               <w:rPr>
-                <w:b w:val="false"/>
-                <w:bCs w:val="false"/>
-                <w:i w:val="false"/>
-                <w:iCs w:val="false"/>
                 <w:color w:val="000000"/>
                 <w:sz w:val="16"/>
                 <w:szCs w:val="16"/>
               </w:rPr>
-              <w:t xml:space="preserve">Validar viabilidad comercial</w:t>
+              <w:t>Respuesta directa, sin desviarse del dominio</w:t>
             </w:r>
           </w:p>
         </w:tc>
@@ -7916,7 +7660,7 @@
               <w:bottom w:val="single" w:sz="4" w:space="0" w:color="CCCCCC"/>
               <w:right w:val="single" w:sz="4" w:space="0" w:color="CCCCCC"/>
             </w:tcBorders>
-            <w:shd w:val="clear" w:color="auto" w:fill="F2F2F2"/>
+            <w:shd w:val="clear" w:color="auto" w:fill="FFFFFF"/>
             <w:tcMar>
               <w:top w:w="70" w:type="dxa"/>
               <w:left w:w="100" w:type="dxa"/>
@@ -7928,19 +7672,16 @@
           <w:p>
             <w:pPr>
               <w:spacing w:before="30" w:after="30"/>
-              <w:jc w:val="left"/>
-            </w:pPr>
-            <w:r>
-              <w:rPr>
-                <w:b w:val="false"/>
-                <w:bCs w:val="false"/>
+            </w:pPr>
+            <w:r>
+              <w:rPr>
                 <w:i/>
                 <w:iCs/>
                 <w:color w:val="333333"/>
                 <w:sz w:val="16"/>
                 <w:szCs w:val="16"/>
               </w:rPr>
-              <w:t xml:space="preserve">Σ total ventas confirmadas en tabla venta (Supabase / Grafana)</w:t>
+              <w:t>Evaluación manual: ¿responde directo a lo consultado, sin desviarse del dominio de negocio?</w:t>
             </w:r>
           </w:p>
         </w:tc>
@@ -7953,7 +7694,7 @@
               <w:bottom w:val="single" w:sz="4" w:space="0" w:color="CCCCCC"/>
               <w:right w:val="single" w:sz="4" w:space="0" w:color="CCCCCC"/>
             </w:tcBorders>
-            <w:shd w:val="clear" w:color="auto" w:fill="F2F2F2"/>
+            <w:shd w:val="clear" w:color="auto" w:fill="FFFFFF"/>
             <w:tcMar>
               <w:top w:w="70" w:type="dxa"/>
               <w:left w:w="100" w:type="dxa"/>
@@ -7965,19 +7706,14 @@
           <w:p>
             <w:pPr>
               <w:spacing w:before="30" w:after="30"/>
-              <w:jc w:val="left"/>
-            </w:pPr>
-            <w:r>
-              <w:rPr>
-                <w:b w:val="false"/>
-                <w:bCs w:val="false"/>
-                <w:i w:val="false"/>
-                <w:iCs w:val="false"/>
+            </w:pPr>
+            <w:r>
+              <w:rPr>
                 <w:color w:val="000000"/>
                 <w:sz w:val="16"/>
                 <w:szCs w:val="16"/>
               </w:rPr>
-              <w:t xml:space="preserve">$43.417.900 CLP · 12 ventas · ticket promedio $3.618.158</w:t>
+              <w:t>39/40 simulaciones exitosas, sin errores</w:t>
             </w:r>
           </w:p>
         </w:tc>
@@ -7990,7 +7726,7 @@
               <w:bottom w:val="single" w:sz="4" w:space="0" w:color="CCCCCC"/>
               <w:right w:val="single" w:sz="4" w:space="0" w:color="CCCCCC"/>
             </w:tcBorders>
-            <w:shd w:val="clear" w:color="auto" w:fill="F2F2F2"/>
+            <w:shd w:val="clear" w:color="auto" w:fill="FFFFFF"/>
             <w:tcMar>
               <w:top w:w="70" w:type="dxa"/>
               <w:left w:w="100" w:type="dxa"/>
@@ -8006,15 +7742,11 @@
             </w:pPr>
             <w:r>
               <w:rPr>
-                <w:b w:val="false"/>
-                <w:bCs w:val="false"/>
-                <w:i w:val="false"/>
-                <w:iCs w:val="false"/>
                 <w:color w:val="000000"/>
                 <w:sz w:val="16"/>
                 <w:szCs w:val="16"/>
               </w:rPr>
-              <w:t xml:space="preserve">Dashboard Grafana</w:t>
+              <w:t>Evaluación RAGAS manual</w:t>
             </w:r>
           </w:p>
         </w:tc>
@@ -8027,7 +7759,7 @@
               <w:bottom w:val="single" w:sz="4" w:space="0" w:color="CCCCCC"/>
               <w:right w:val="single" w:sz="4" w:space="0" w:color="CCCCCC"/>
             </w:tcBorders>
-            <w:shd w:val="clear" w:color="auto" w:fill="F2F2F2"/>
+            <w:shd w:val="clear" w:color="auto" w:fill="FFFFFF"/>
             <w:tcMar>
               <w:top w:w="70" w:type="dxa"/>
               <w:left w:w="100" w:type="dxa"/>
@@ -8045,13 +7777,247 @@
               <w:rPr>
                 <w:b/>
                 <w:bCs/>
-                <w:i w:val="false"/>
-                <w:iCs w:val="false"/>
                 <w:color w:val="1E8449"/>
                 <w:sz w:val="16"/>
                 <w:szCs w:val="16"/>
               </w:rPr>
-              <w:t xml:space="preserve">✓ Superado</w:t>
+              <w:t>✓ Cumplido</w:t>
+            </w:r>
+          </w:p>
+        </w:tc>
+      </w:tr>
+      <w:tr>
+        <w:tc>
+          <w:tcPr>
+            <w:tcW w:w="1200" w:type="dxa"/>
+            <w:tcBorders>
+              <w:top w:val="single" w:sz="4" w:space="0" w:color="CCCCCC"/>
+              <w:left w:val="single" w:sz="4" w:space="0" w:color="CCCCCC"/>
+              <w:bottom w:val="single" w:sz="4" w:space="0" w:color="CCCCCC"/>
+              <w:right w:val="single" w:sz="4" w:space="0" w:color="CCCCCC"/>
+            </w:tcBorders>
+            <w:shd w:val="clear" w:color="auto" w:fill="F2F2F2"/>
+            <w:tcMar>
+              <w:top w:w="70" w:type="dxa"/>
+              <w:left w:w="100" w:type="dxa"/>
+              <w:bottom w:w="70" w:type="dxa"/>
+              <w:right w:w="100" w:type="dxa"/>
+            </w:tcMar>
+            <w:vAlign w:val="center"/>
+          </w:tcPr>
+          <w:p>
+            <w:pPr>
+              <w:spacing w:before="30" w:after="30"/>
+            </w:pPr>
+            <w:r>
+              <w:rPr>
+                <w:b/>
+                <w:bCs/>
+                <w:color w:val="000000"/>
+                <w:sz w:val="16"/>
+                <w:szCs w:val="16"/>
+              </w:rPr>
+              <w:t>Ingresos generados por el sistema</w:t>
+            </w:r>
+          </w:p>
+        </w:tc>
+        <w:tc>
+          <w:tcPr>
+            <w:tcW w:w="750" w:type="dxa"/>
+            <w:tcBorders>
+              <w:top w:val="single" w:sz="4" w:space="0" w:color="CCCCCC"/>
+              <w:left w:val="single" w:sz="4" w:space="0" w:color="CCCCCC"/>
+              <w:bottom w:val="single" w:sz="4" w:space="0" w:color="CCCCCC"/>
+              <w:right w:val="single" w:sz="4" w:space="0" w:color="CCCCCC"/>
+            </w:tcBorders>
+            <w:shd w:val="clear" w:color="auto" w:fill="F2F2F2"/>
+            <w:tcMar>
+              <w:top w:w="70" w:type="dxa"/>
+              <w:left w:w="100" w:type="dxa"/>
+              <w:bottom w:w="70" w:type="dxa"/>
+              <w:right w:w="100" w:type="dxa"/>
+            </w:tcMar>
+            <w:vAlign w:val="center"/>
+          </w:tcPr>
+          <w:p>
+            <w:pPr>
+              <w:spacing w:before="30" w:after="30"/>
+              <w:jc w:val="center"/>
+            </w:pPr>
+            <w:r>
+              <w:rPr>
+                <w:color w:val="000000"/>
+                <w:sz w:val="16"/>
+                <w:szCs w:val="16"/>
+              </w:rPr>
+              <w:t>$0 (sin sistema)</w:t>
+            </w:r>
+          </w:p>
+        </w:tc>
+        <w:tc>
+          <w:tcPr>
+            <w:tcW w:w="700" w:type="dxa"/>
+            <w:tcBorders>
+              <w:top w:val="single" w:sz="4" w:space="0" w:color="CCCCCC"/>
+              <w:left w:val="single" w:sz="4" w:space="0" w:color="CCCCCC"/>
+              <w:bottom w:val="single" w:sz="4" w:space="0" w:color="CCCCCC"/>
+              <w:right w:val="single" w:sz="4" w:space="0" w:color="CCCCCC"/>
+            </w:tcBorders>
+            <w:shd w:val="clear" w:color="auto" w:fill="F2F2F2"/>
+            <w:tcMar>
+              <w:top w:w="70" w:type="dxa"/>
+              <w:left w:w="100" w:type="dxa"/>
+              <w:bottom w:w="70" w:type="dxa"/>
+              <w:right w:w="100" w:type="dxa"/>
+            </w:tcMar>
+            <w:vAlign w:val="center"/>
+          </w:tcPr>
+          <w:p>
+            <w:pPr>
+              <w:spacing w:before="30" w:after="30"/>
+              <w:jc w:val="center"/>
+            </w:pPr>
+            <w:r>
+              <w:rPr>
+                <w:color w:val="000000"/>
+                <w:sz w:val="16"/>
+                <w:szCs w:val="16"/>
+              </w:rPr>
+              <w:t>Validar viabilidad comercial</w:t>
+            </w:r>
+          </w:p>
+        </w:tc>
+        <w:tc>
+          <w:tcPr>
+            <w:tcW w:w="2500" w:type="dxa"/>
+            <w:tcBorders>
+              <w:top w:val="single" w:sz="4" w:space="0" w:color="CCCCCC"/>
+              <w:left w:val="single" w:sz="4" w:space="0" w:color="CCCCCC"/>
+              <w:bottom w:val="single" w:sz="4" w:space="0" w:color="CCCCCC"/>
+              <w:right w:val="single" w:sz="4" w:space="0" w:color="CCCCCC"/>
+            </w:tcBorders>
+            <w:shd w:val="clear" w:color="auto" w:fill="F2F2F2"/>
+            <w:tcMar>
+              <w:top w:w="70" w:type="dxa"/>
+              <w:left w:w="100" w:type="dxa"/>
+              <w:bottom w:w="70" w:type="dxa"/>
+              <w:right w:w="100" w:type="dxa"/>
+            </w:tcMar>
+            <w:vAlign w:val="center"/>
+          </w:tcPr>
+          <w:p>
+            <w:pPr>
+              <w:spacing w:before="30" w:after="30"/>
+            </w:pPr>
+            <w:r>
+              <w:rPr>
+                <w:i/>
+                <w:iCs/>
+                <w:color w:val="333333"/>
+                <w:sz w:val="16"/>
+                <w:szCs w:val="16"/>
+              </w:rPr>
+              <w:t>Σ total ventas confirmadas en tabla venta (Supabase / Grafana)</w:t>
+            </w:r>
+          </w:p>
+        </w:tc>
+        <w:tc>
+          <w:tcPr>
+            <w:tcW w:w="1500" w:type="dxa"/>
+            <w:tcBorders>
+              <w:top w:val="single" w:sz="4" w:space="0" w:color="CCCCCC"/>
+              <w:left w:val="single" w:sz="4" w:space="0" w:color="CCCCCC"/>
+              <w:bottom w:val="single" w:sz="4" w:space="0" w:color="CCCCCC"/>
+              <w:right w:val="single" w:sz="4" w:space="0" w:color="CCCCCC"/>
+            </w:tcBorders>
+            <w:shd w:val="clear" w:color="auto" w:fill="F2F2F2"/>
+            <w:tcMar>
+              <w:top w:w="70" w:type="dxa"/>
+              <w:left w:w="100" w:type="dxa"/>
+              <w:bottom w:w="70" w:type="dxa"/>
+              <w:right w:w="100" w:type="dxa"/>
+            </w:tcMar>
+            <w:vAlign w:val="center"/>
+          </w:tcPr>
+          <w:p>
+            <w:pPr>
+              <w:spacing w:before="30" w:after="30"/>
+            </w:pPr>
+            <w:r>
+              <w:rPr>
+                <w:color w:val="000000"/>
+                <w:sz w:val="16"/>
+                <w:szCs w:val="16"/>
+              </w:rPr>
+              <w:t>$43.417.900 CLP · 12 ventas · ticket promedio $3.618.158</w:t>
+            </w:r>
+          </w:p>
+        </w:tc>
+        <w:tc>
+          <w:tcPr>
+            <w:tcW w:w="1000" w:type="dxa"/>
+            <w:tcBorders>
+              <w:top w:val="single" w:sz="4" w:space="0" w:color="CCCCCC"/>
+              <w:left w:val="single" w:sz="4" w:space="0" w:color="CCCCCC"/>
+              <w:bottom w:val="single" w:sz="4" w:space="0" w:color="CCCCCC"/>
+              <w:right w:val="single" w:sz="4" w:space="0" w:color="CCCCCC"/>
+            </w:tcBorders>
+            <w:shd w:val="clear" w:color="auto" w:fill="F2F2F2"/>
+            <w:tcMar>
+              <w:top w:w="70" w:type="dxa"/>
+              <w:left w:w="100" w:type="dxa"/>
+              <w:bottom w:w="70" w:type="dxa"/>
+              <w:right w:w="100" w:type="dxa"/>
+            </w:tcMar>
+            <w:vAlign w:val="center"/>
+          </w:tcPr>
+          <w:p>
+            <w:pPr>
+              <w:spacing w:before="30" w:after="30"/>
+              <w:jc w:val="center"/>
+            </w:pPr>
+            <w:r>
+              <w:rPr>
+                <w:color w:val="000000"/>
+                <w:sz w:val="16"/>
+                <w:szCs w:val="16"/>
+              </w:rPr>
+              <w:t>Dashboard Grafana</w:t>
+            </w:r>
+          </w:p>
+        </w:tc>
+        <w:tc>
+          <w:tcPr>
+            <w:tcW w:w="1422" w:type="dxa"/>
+            <w:tcBorders>
+              <w:top w:val="single" w:sz="4" w:space="0" w:color="CCCCCC"/>
+              <w:left w:val="single" w:sz="4" w:space="0" w:color="CCCCCC"/>
+              <w:bottom w:val="single" w:sz="4" w:space="0" w:color="CCCCCC"/>
+              <w:right w:val="single" w:sz="4" w:space="0" w:color="CCCCCC"/>
+            </w:tcBorders>
+            <w:shd w:val="clear" w:color="auto" w:fill="F2F2F2"/>
+            <w:tcMar>
+              <w:top w:w="70" w:type="dxa"/>
+              <w:left w:w="100" w:type="dxa"/>
+              <w:bottom w:w="70" w:type="dxa"/>
+              <w:right w:w="100" w:type="dxa"/>
+            </w:tcMar>
+            <w:vAlign w:val="center"/>
+          </w:tcPr>
+          <w:p>
+            <w:pPr>
+              <w:spacing w:before="30" w:after="30"/>
+              <w:jc w:val="center"/>
+            </w:pPr>
+            <w:r>
+              <w:rPr>
+                <w:b/>
+                <w:bCs/>
+                <w:color w:val="1E8449"/>
+                <w:sz w:val="16"/>
+                <w:szCs w:val="16"/>
+              </w:rPr>
+              <w:t>✓ Superado</w:t>
             </w:r>
           </w:p>
         </w:tc>
@@ -8104,7 +8070,6 @@
           <w:sz w:val="26"/>
           <w:szCs w:val="26"/>
         </w:rPr>
-        <w:lastRenderedPageBreak/>
         <w:t>Flujo Inicial — Cómo Empezamos</w:t>
       </w:r>
     </w:p>
@@ -8117,7 +8082,9 @@
         <w:rPr>
           <w:color w:val="000000"/>
         </w:rPr>
-        <w:t>El primer workflow implementado en n8n contaba con más de 23 nodos individuales organizados en una secuencia lineal con bifurcaciones mediante nodos Switch. La lógica de detección de intención (COTIZAR vs. PAGAR vs. CHAT) dependía de expresiones condicionales que evaluaban el texto de salida del parser mediante regex. El cálculo matemático del total ocurría en un nodo Code central antes de llamar a Claude.</w:t>
+        <w:t xml:space="preserve">El primer workflow implementado en n8n contaba con más de 23 nodos individuales organizados en una secuencia lineal con bifurcaciones mediante nodos Switch. La lógica de </w:t>
+        <w:lastRenderedPageBreak/>
+        <w:t>detección de intención (COTIZAR vs. PAGAR vs. CHAT) dependía de expresiones condicionales que evaluaban el texto de salida del parser mediante regex. El cálculo matemático del total ocurría en un nodo Code central antes de llamar a Claude.</w:t>
       </w:r>
     </w:p>
     <w:p>
@@ -8286,7 +8253,7 @@
         <w:t xml:space="preserve">guardar_cotizacion: </w:t>
       </w:r>
       <w:r>
-        <w:t>interactúa de forma directa con la base de datos PostgreSQL y Redis.</w:t>
+        <w:t>interactúa de forma directa con la base de datos Supabase.</w:t>
       </w:r>
     </w:p>
     <w:p>
@@ -8398,7 +8365,6 @@
                 <w:sz w:val="20"/>
                 <w:szCs w:val="20"/>
               </w:rPr>
-              <w:lastRenderedPageBreak/>
               <w:t>Dimensión</w:t>
             </w:r>
           </w:p>
@@ -8597,6 +8563,7 @@
                 <w:sz w:val="19"/>
                 <w:szCs w:val="19"/>
               </w:rPr>
+              <w:lastRenderedPageBreak/>
               <w:t>Toma de Decisiones</w:t>
             </w:r>
           </w:p>
@@ -10793,6 +10760,7 @@
           <w:sz w:val="32"/>
           <w:szCs w:val="32"/>
         </w:rPr>
+        <w:lastRenderedPageBreak/>
         <w:t>16  Evaluación de Calidad del Agente IA — Marco RAGAS</w:t>
       </w:r>
     </w:p>
@@ -10805,7 +10773,7 @@
         <w:rPr>
           <w:color w:val="000000"/>
         </w:rPr>
-        <w:t xml:space="preserve">Complementando los resultados del plan de pruebas funcionales (Sección 17), se realizó una evaluación de calidad semántica del agente Queno aplicando el framework RAGAS (Retrieval-Augmented Generation Assessment). Esta versión de la evaluación integra datos reales de producción registrados por el dashboard de monitoreo Grafana durante el período comprendido entre el 19 de diciembre de 2025 y el 19 de junio de 2026, evaluando la totalidad de las 40 conversaciones reales de producción registradas en el dashboard Grafana.</w:t>
+        <w:t>Complementando los resultados del plan de pruebas funcionales (Sección 17), se realizó una evaluación de calidad semántica del agente Queno aplicando la metodología del estándar RAGAS (Retrieval-Augmented Generation Assessment) — es decir, sus criterios de evaluación (fidelidad, contexto y relevancia de la respuesta), sin utilizar el framework automatizado. Dado que el proyecto no cuenta con un volumen de conversaciones reales de producción suficiente ni con referencias “gold” verificadas, la evaluación se ejecutó mediante pruebas manuales controladas: simulaciones de conversación con el agente en distintos escenarios de uso, diseñadas para verificar su comportamiento bajo condiciones realistas del negocio.</w:t>
       </w:r>
     </w:p>
     <w:p>
@@ -10825,7 +10793,7 @@
           <w:sz w:val="26"/>
           <w:szCs w:val="26"/>
         </w:rPr>
-        <w:t xml:space="preserve">Metodología</w:t>
+        <w:t>Metodología</w:t>
       </w:r>
     </w:p>
     <w:p>
@@ -10837,7 +10805,7 @@
         <w:rPr>
           <w:color w:val="000000"/>
         </w:rPr>
-        <w:t xml:space="preserve">La evaluación RAGAS se aplicó sobre las 40 conversaciones reales de producción registradas en el dashboard Grafana durante el período Dic 2025 – Jun 2026. Grafana es la fuente de verdad actual del sistema, consolidando los datos de cotizaciones, ventas y métricas de interacción del agente Queno en producción.</w:t>
+        <w:t>La evaluación RAGAS se aplicó sobre 40 conversaciones simuladas en pruebas manuales controladas, ejecutadas en junio de 2026. Cada conversación fue diseñada para cubrir un escenario de uso realista (consulta de catálogo, cálculo de metraje, cotización, pago, preguntas fuera de contexto) y evaluada criterio a criterio por el equipo, verificando que el agente no inventara información, mantuviera el contexto durante la conversación, respondiera de forma directa a lo consultado y se mantuviera siempre dentro de su dominio de negocio: la venta de pasto sintético.</w:t>
       </w:r>
     </w:p>
     <w:p>
@@ -10899,7 +10867,7 @@
                 <w:sz w:val="20"/>
                 <w:szCs w:val="20"/>
               </w:rPr>
-              <w:t xml:space="preserve">Parámetro</w:t>
+              <w:t>Parámetro</w:t>
             </w:r>
           </w:p>
         </w:tc>
@@ -10934,7 +10902,7 @@
                 <w:sz w:val="20"/>
                 <w:szCs w:val="20"/>
               </w:rPr>
-              <w:t xml:space="preserve">Detalle</w:t>
+              <w:t>Detalle</w:t>
             </w:r>
           </w:p>
         </w:tc>
@@ -10969,7 +10937,7 @@
                 <w:sz w:val="20"/>
                 <w:szCs w:val="20"/>
               </w:rPr>
-              <w:t xml:space="preserve">Valor</w:t>
+              <w:t>Valor</w:t>
             </w:r>
           </w:p>
         </w:tc>
@@ -11000,13 +10968,11 @@
             </w:pPr>
             <w:r>
               <w:rPr>
-                <w:b w:val="false"/>
-                <w:bCs w:val="false"/>
                 <w:color w:val="000000"/>
                 <w:sz w:val="20"/>
                 <w:szCs w:val="20"/>
               </w:rPr>
-              <w:t xml:space="preserve">Método</w:t>
+              <w:t>Método</w:t>
             </w:r>
           </w:p>
         </w:tc>
@@ -11035,13 +11001,11 @@
             </w:pPr>
             <w:r>
               <w:rPr>
-                <w:b w:val="false"/>
-                <w:bCs w:val="false"/>
                 <w:color w:val="000000"/>
                 <w:sz w:val="20"/>
                 <w:szCs w:val="20"/>
               </w:rPr>
-              <w:t xml:space="preserve">Evaluación manual criterio a criterio</w:t>
+              <w:t>Evaluación manual criterio a criterio</w:t>
             </w:r>
           </w:p>
         </w:tc>
@@ -11070,13 +11034,11 @@
             </w:pPr>
             <w:r>
               <w:rPr>
-                <w:b w:val="false"/>
-                <w:bCs w:val="false"/>
                 <w:color w:val="000000"/>
                 <w:sz w:val="20"/>
                 <w:szCs w:val="20"/>
               </w:rPr>
-              <w:t xml:space="preserve">Manual — Jun 2026</w:t>
+              <w:t>Manual — Jun 2026</w:t>
             </w:r>
           </w:p>
         </w:tc>
@@ -11107,13 +11069,11 @@
             </w:pPr>
             <w:r>
               <w:rPr>
-                <w:b w:val="false"/>
-                <w:bCs w:val="false"/>
                 <w:color w:val="000000"/>
                 <w:sz w:val="20"/>
                 <w:szCs w:val="20"/>
               </w:rPr>
-              <w:t xml:space="preserve">Fuente de datos</w:t>
+              <w:t>Fuente de datos</w:t>
             </w:r>
           </w:p>
         </w:tc>
@@ -11142,13 +11102,11 @@
             </w:pPr>
             <w:r>
               <w:rPr>
-                <w:b w:val="false"/>
-                <w:bCs w:val="false"/>
                 <w:color w:val="000000"/>
                 <w:sz w:val="20"/>
                 <w:szCs w:val="20"/>
               </w:rPr>
-              <w:t xml:space="preserve">Grafana Dashboard + historial Supabase (producción real)</w:t>
+              <w:t>Conversaciones simuladas por el equipo (pruebas manuales controladas)</w:t>
             </w:r>
           </w:p>
         </w:tc>
@@ -11177,13 +11135,11 @@
             </w:pPr>
             <w:r>
               <w:rPr>
-                <w:b w:val="false"/>
-                <w:bCs w:val="false"/>
                 <w:color w:val="000000"/>
                 <w:sz w:val="20"/>
                 <w:szCs w:val="20"/>
               </w:rPr>
-              <w:t xml:space="preserve">Dic 2025 – Jun 2026</w:t>
+              <w:t>Jun 2026</w:t>
             </w:r>
           </w:p>
         </w:tc>
@@ -11214,13 +11170,11 @@
             </w:pPr>
             <w:r>
               <w:rPr>
-                <w:b w:val="false"/>
-                <w:bCs w:val="false"/>
                 <w:color w:val="000000"/>
                 <w:sz w:val="20"/>
                 <w:szCs w:val="20"/>
               </w:rPr>
-              <w:t xml:space="preserve">Conversaciones evaluadas</w:t>
+              <w:t>Conversaciones evaluadas</w:t>
             </w:r>
           </w:p>
         </w:tc>
@@ -11249,13 +11203,11 @@
             </w:pPr>
             <w:r>
               <w:rPr>
-                <w:b w:val="false"/>
-                <w:bCs w:val="false"/>
                 <w:color w:val="000000"/>
                 <w:sz w:val="20"/>
                 <w:szCs w:val="20"/>
               </w:rPr>
-              <w:t xml:space="preserve">40 conversaciones reales de producción registradas en Grafana (período Dic 2025 – Jun 2026)</w:t>
+              <w:t>40 conversaciones simuladas en distintos escenarios de uso (pruebas manuales, jun 2026)</w:t>
             </w:r>
           </w:p>
         </w:tc>
@@ -11284,13 +11236,11 @@
             </w:pPr>
             <w:r>
               <w:rPr>
-                <w:b w:val="false"/>
-                <w:bCs w:val="false"/>
                 <w:color w:val="000000"/>
                 <w:sz w:val="20"/>
                 <w:szCs w:val="20"/>
               </w:rPr>
-              <w:t xml:space="preserve">40 conversaciones</w:t>
+              <w:t>40 conversaciones</w:t>
             </w:r>
           </w:p>
         </w:tc>
@@ -11321,13 +11271,11 @@
             </w:pPr>
             <w:r>
               <w:rPr>
-                <w:b w:val="false"/>
-                <w:bCs w:val="false"/>
                 <w:color w:val="000000"/>
                 <w:sz w:val="20"/>
                 <w:szCs w:val="20"/>
               </w:rPr>
-              <w:t xml:space="preserve">Estándar base</w:t>
+              <w:t>Estándar base</w:t>
             </w:r>
           </w:p>
         </w:tc>
@@ -11356,13 +11304,11 @@
             </w:pPr>
             <w:r>
               <w:rPr>
-                <w:b w:val="false"/>
-                <w:bCs w:val="false"/>
                 <w:color w:val="000000"/>
                 <w:sz w:val="20"/>
                 <w:szCs w:val="20"/>
               </w:rPr>
-              <w:t xml:space="preserve">RAGAS (Es et al., 2023) — arXiv:2309.15217</w:t>
+              <w:t>Metodología RAGAS (Es et al., 2023) — arXiv:2309.15217, aplicada manualmente sin el framework automatizado</w:t>
             </w:r>
           </w:p>
         </w:tc>
@@ -11391,13 +11337,11 @@
             </w:pPr>
             <w:r>
               <w:rPr>
-                <w:b w:val="false"/>
-                <w:bCs w:val="false"/>
                 <w:color w:val="000000"/>
                 <w:sz w:val="20"/>
                 <w:szCs w:val="20"/>
               </w:rPr>
-              <w:t xml:space="preserve">Sin referencias gold</w:t>
+              <w:t>Sin referencias gold</w:t>
             </w:r>
           </w:p>
         </w:tc>
@@ -11428,13 +11372,11 @@
             </w:pPr>
             <w:r>
               <w:rPr>
-                <w:b w:val="false"/>
-                <w:bCs w:val="false"/>
                 <w:color w:val="000000"/>
                 <w:sz w:val="20"/>
                 <w:szCs w:val="20"/>
               </w:rPr>
-              <w:t xml:space="preserve">Responsable</w:t>
+              <w:t>Responsable</w:t>
             </w:r>
           </w:p>
         </w:tc>
@@ -11463,13 +11405,11 @@
             </w:pPr>
             <w:r>
               <w:rPr>
-                <w:b w:val="false"/>
-                <w:bCs w:val="false"/>
                 <w:color w:val="000000"/>
                 <w:sz w:val="20"/>
                 <w:szCs w:val="20"/>
               </w:rPr>
-              <w:t xml:space="preserve">Cristofer San Martín — QA y Documentación</w:t>
+              <w:t>Cristofer San Martín — QA y Documentación</w:t>
             </w:r>
           </w:p>
         </w:tc>
@@ -11498,13 +11438,11 @@
             </w:pPr>
             <w:r>
               <w:rPr>
-                <w:b w:val="false"/>
-                <w:bCs w:val="false"/>
                 <w:color w:val="000000"/>
                 <w:sz w:val="20"/>
                 <w:szCs w:val="20"/>
               </w:rPr>
-              <w:t xml:space="preserve">Junio 2026</w:t>
+              <w:t>Junio 2026</w:t>
             </w:r>
           </w:p>
         </w:tc>
@@ -11527,7 +11465,8 @@
           <w:sz w:val="26"/>
           <w:szCs w:val="26"/>
         </w:rPr>
-        <w:t xml:space="preserve">Resultados por Métrica</w:t>
+        <w:lastRenderedPageBreak/>
+        <w:t>Resultados por Métrica</w:t>
       </w:r>
     </w:p>
     <w:p>
@@ -11539,7 +11478,7 @@
         <w:rPr>
           <w:color w:val="000000"/>
         </w:rPr>
-        <w:t xml:space="preserve">La evaluación sobre el universo completo de 40 conversaciones de producción proporciona resultados más representativos y defendibles que una muestra parcial, reflejando el comportamiento real del agente Queno en cada flujo comercial ejecutado durante el período activo del sistema.</w:t>
+        <w:t>Las 40 conversaciones simuladas cubren los flujos comerciales principales del negocio (consulta de catálogo, cálculo de metraje, cotización, pago y consultas fuera de dominio), permitiendo evaluar de forma controlada y repetible el comportamiento del agente Queno frente a distintos escenarios.</w:t>
       </w:r>
     </w:p>
     <w:p>
@@ -11565,11 +11504,11 @@
         <w:tblLook w:val="04A0" w:firstRow="1" w:lastRow="0" w:firstColumn="1" w:lastColumn="0" w:noHBand="0" w:noVBand="1"/>
       </w:tblPr>
       <w:tblGrid>
-        <w:gridCol w:w="2400"/>
-        <w:gridCol w:w="1300"/>
-        <w:gridCol w:w="1300"/>
-        <w:gridCol w:w="1400"/>
-        <w:gridCol w:w="2672"/>
+        <w:gridCol w:w="2214"/>
+        <w:gridCol w:w="1282"/>
+        <w:gridCol w:w="1397"/>
+        <w:gridCol w:w="1808"/>
+        <w:gridCol w:w="2371"/>
       </w:tblGrid>
       <w:tr>
         <w:tc>
@@ -11603,7 +11542,7 @@
                 <w:sz w:val="20"/>
                 <w:szCs w:val="20"/>
               </w:rPr>
-              <w:t xml:space="preserve">Métrica RAGAS</w:t>
+              <w:t>Criterio evaluado</w:t>
             </w:r>
           </w:p>
         </w:tc>
@@ -11638,7 +11577,7 @@
                 <w:sz w:val="20"/>
                 <w:szCs w:val="20"/>
               </w:rPr>
-              <w:t xml:space="preserve">Resultado</w:t>
+              <w:t>Casos evaluados</w:t>
             </w:r>
           </w:p>
         </w:tc>
@@ -11673,7 +11612,7 @@
                 <w:sz w:val="20"/>
                 <w:szCs w:val="20"/>
               </w:rPr>
-              <w:t xml:space="preserve">Mínimo</w:t>
+              <w:t>Resultado</w:t>
             </w:r>
           </w:p>
         </w:tc>
@@ -11708,7 +11647,7 @@
                 <w:sz w:val="20"/>
                 <w:szCs w:val="20"/>
               </w:rPr>
-              <w:t xml:space="preserve">Umbral</w:t>
+              <w:t>Observación</w:t>
             </w:r>
           </w:p>
         </w:tc>
@@ -11743,7 +11682,7 @@
                 <w:sz w:val="20"/>
                 <w:szCs w:val="20"/>
               </w:rPr>
-              <w:t xml:space="preserve">Nivel</w:t>
+              <w:t>Nivel</w:t>
             </w:r>
           </w:p>
         </w:tc>
@@ -11780,7 +11719,7 @@
                 <w:sz w:val="20"/>
                 <w:szCs w:val="20"/>
               </w:rPr>
-              <w:t xml:space="preserve">Faithfulness (Fidelidad)</w:t>
+              <w:t>Fidelidad — sin alucinaciones ni información inventada</w:t>
             </w:r>
           </w:p>
         </w:tc>
@@ -11809,13 +11748,11 @@
             </w:pPr>
             <w:r>
               <w:rPr>
-                <w:b w:val="false"/>
-                <w:bCs w:val="false"/>
                 <w:color w:val="000000"/>
                 <w:sz w:val="20"/>
                 <w:szCs w:val="20"/>
               </w:rPr>
-              <w:t xml:space="preserve">0.971</w:t>
+              <w:t>40</w:t>
             </w:r>
           </w:p>
         </w:tc>
@@ -11844,13 +11781,11 @@
             </w:pPr>
             <w:r>
               <w:rPr>
-                <w:b w:val="false"/>
-                <w:bCs w:val="false"/>
                 <w:color w:val="000000"/>
                 <w:sz w:val="20"/>
                 <w:szCs w:val="20"/>
               </w:rPr>
-              <w:t xml:space="preserve">0.875</w:t>
+              <w:t>40/40 simulaciones exitosas, sin errores</w:t>
             </w:r>
           </w:p>
         </w:tc>
@@ -11879,13 +11814,11 @@
             </w:pPr>
             <w:r>
               <w:rPr>
-                <w:b w:val="false"/>
-                <w:bCs w:val="false"/>
                 <w:color w:val="000000"/>
                 <w:sz w:val="20"/>
                 <w:szCs w:val="20"/>
               </w:rPr>
-              <w:t xml:space="preserve">≥ 0.85</w:t>
+              <w:t>Sin desviaciones respecto al catálogo/contexto entregado</w:t>
             </w:r>
           </w:p>
         </w:tc>
@@ -11914,13 +11847,11 @@
             </w:pPr>
             <w:r>
               <w:rPr>
-                <w:b w:val="false"/>
-                <w:bCs w:val="false"/>
                 <w:color w:val="000000"/>
                 <w:sz w:val="20"/>
                 <w:szCs w:val="20"/>
               </w:rPr>
-              <w:t xml:space="preserve">EXCELENTE ✓</w:t>
+              <w:t>✓ Cumplido</w:t>
             </w:r>
           </w:p>
         </w:tc>
@@ -11951,13 +11882,11 @@
             </w:pPr>
             <w:r>
               <w:rPr>
-                <w:b w:val="false"/>
-                <w:bCs w:val="false"/>
                 <w:color w:val="000000"/>
                 <w:sz w:val="20"/>
                 <w:szCs w:val="20"/>
               </w:rPr>
-              <w:t xml:space="preserve">Context Relevancy</w:t>
+              <w:t>Contexto — mantiene la conversación</w:t>
             </w:r>
           </w:p>
         </w:tc>
@@ -11986,13 +11915,11 @@
             </w:pPr>
             <w:r>
               <w:rPr>
-                <w:b w:val="false"/>
-                <w:bCs w:val="false"/>
                 <w:color w:val="000000"/>
                 <w:sz w:val="20"/>
                 <w:szCs w:val="20"/>
               </w:rPr>
-              <w:t xml:space="preserve">0.877</w:t>
+              <w:t>40</w:t>
             </w:r>
           </w:p>
         </w:tc>
@@ -12021,13 +11948,11 @@
             </w:pPr>
             <w:r>
               <w:rPr>
-                <w:b w:val="false"/>
-                <w:bCs w:val="false"/>
                 <w:color w:val="000000"/>
                 <w:sz w:val="20"/>
                 <w:szCs w:val="20"/>
               </w:rPr>
-              <w:t xml:space="preserve">0.780</w:t>
+              <w:t>40/40 simulaciones exitosas, sin errores</w:t>
             </w:r>
           </w:p>
         </w:tc>
@@ -12056,13 +11981,11 @@
             </w:pPr>
             <w:r>
               <w:rPr>
-                <w:b w:val="false"/>
-                <w:bCs w:val="false"/>
                 <w:color w:val="000000"/>
                 <w:sz w:val="20"/>
                 <w:szCs w:val="20"/>
               </w:rPr>
-              <w:t xml:space="preserve">≥ 0.80</w:t>
+              <w:t>Recuerda metraje, producto y datos entregados por el cliente</w:t>
             </w:r>
           </w:p>
         </w:tc>
@@ -12091,13 +12014,11 @@
             </w:pPr>
             <w:r>
               <w:rPr>
-                <w:b w:val="false"/>
-                <w:bCs w:val="false"/>
                 <w:color w:val="000000"/>
                 <w:sz w:val="20"/>
                 <w:szCs w:val="20"/>
               </w:rPr>
-              <w:t xml:space="preserve">ACEPTABLE ✓</w:t>
+              <w:t>✓ Cumplido</w:t>
             </w:r>
           </w:p>
         </w:tc>
@@ -12128,13 +12049,11 @@
             </w:pPr>
             <w:r>
               <w:rPr>
-                <w:b w:val="false"/>
-                <w:bCs w:val="false"/>
                 <w:color w:val="000000"/>
                 <w:sz w:val="20"/>
                 <w:szCs w:val="20"/>
               </w:rPr>
-              <w:t xml:space="preserve">Answer Relevancy</w:t>
+              <w:t>Respuesta directa — dentro del dominio (solo venta de pasto)</w:t>
             </w:r>
           </w:p>
         </w:tc>
@@ -12163,13 +12082,11 @@
             </w:pPr>
             <w:r>
               <w:rPr>
-                <w:b w:val="false"/>
-                <w:bCs w:val="false"/>
                 <w:color w:val="000000"/>
                 <w:sz w:val="20"/>
                 <w:szCs w:val="20"/>
               </w:rPr>
-              <w:t xml:space="preserve">0.904</w:t>
+              <w:t>40</w:t>
             </w:r>
           </w:p>
         </w:tc>
@@ -12198,13 +12115,11 @@
             </w:pPr>
             <w:r>
               <w:rPr>
-                <w:b w:val="false"/>
-                <w:bCs w:val="false"/>
                 <w:color w:val="000000"/>
                 <w:sz w:val="20"/>
                 <w:szCs w:val="20"/>
               </w:rPr>
-              <w:t xml:space="preserve">0.720</w:t>
+              <w:t>39/40 simulaciones exitosas, sin errores</w:t>
             </w:r>
           </w:p>
         </w:tc>
@@ -12233,13 +12148,11 @@
             </w:pPr>
             <w:r>
               <w:rPr>
-                <w:b w:val="false"/>
-                <w:bCs w:val="false"/>
                 <w:color w:val="000000"/>
                 <w:sz w:val="20"/>
                 <w:szCs w:val="20"/>
               </w:rPr>
-              <w:t xml:space="preserve">≥ 0.80</w:t>
+              <w:t>1 caso de mejora menor (DEF-004)</w:t>
             </w:r>
           </w:p>
         </w:tc>
@@ -12268,13 +12181,11 @@
             </w:pPr>
             <w:r>
               <w:rPr>
-                <w:b w:val="false"/>
-                <w:bCs w:val="false"/>
                 <w:color w:val="000000"/>
                 <w:sz w:val="20"/>
                 <w:szCs w:val="20"/>
               </w:rPr>
-              <w:t xml:space="preserve">ACEPTABLE ✓</w:t>
+              <w:t>✓ Cumplido con observación</w:t>
             </w:r>
           </w:p>
         </w:tc>
@@ -12297,7 +12208,7 @@
           <w:sz w:val="26"/>
           <w:szCs w:val="26"/>
         </w:rPr>
-        <w:t xml:space="preserve">Evaluación Detallada por Conversación</w:t>
+        <w:t>Evaluación Detallada por Conversación</w:t>
       </w:r>
     </w:p>
     <w:p>
@@ -12309,7 +12220,7 @@
         <w:rPr>
           <w:color w:val="000000"/>
         </w:rPr>
-        <w:t xml:space="preserve">La evaluación incorpora sesiones PROD-01 a PROD-04, correspondientes a flujos reales de cotización registrados en producción entre mayo y junio de 2026, además de las sesiones H-28 y H-29 del período de prueba.</w:t>
+        <w:t>La evaluación incorpora las sesiones simuladas PM-01 a PM-04, correspondientes a flujos completos de cotización ejecutados como pruebas manuales en junio de 2026, además de las sesiones H-27 a H-29 diseñadas para verificar comportamiento en distintos escenarios (catálogo, consulta de precio y solicitud de información general).</w:t>
       </w:r>
     </w:p>
     <w:p>
@@ -12335,12 +12246,12 @@
         <w:tblLook w:val="04A0" w:firstRow="1" w:lastRow="0" w:firstColumn="1" w:lastColumn="0" w:noHBand="0" w:noVBand="1"/>
       </w:tblPr>
       <w:tblGrid>
-        <w:gridCol w:w="900"/>
-        <w:gridCol w:w="2400"/>
-        <w:gridCol w:w="900"/>
-        <w:gridCol w:w="900"/>
-        <w:gridCol w:w="900"/>
-        <w:gridCol w:w="3072"/>
+        <w:gridCol w:w="907"/>
+        <w:gridCol w:w="2225"/>
+        <w:gridCol w:w="930"/>
+        <w:gridCol w:w="1107"/>
+        <w:gridCol w:w="1252"/>
+        <w:gridCol w:w="2651"/>
       </w:tblGrid>
       <w:tr>
         <w:tc>
@@ -12374,7 +12285,7 @@
                 <w:sz w:val="20"/>
                 <w:szCs w:val="20"/>
               </w:rPr>
-              <w:t xml:space="preserve">Sesión</w:t>
+              <w:t>Sesión</w:t>
             </w:r>
           </w:p>
         </w:tc>
@@ -12409,7 +12320,7 @@
                 <w:sz w:val="20"/>
                 <w:szCs w:val="20"/>
               </w:rPr>
-              <w:t xml:space="preserve">Pregunta / Contexto evaluado</w:t>
+              <w:t>Pregunta / Contexto evaluado</w:t>
             </w:r>
           </w:p>
         </w:tc>
@@ -12444,7 +12355,7 @@
                 <w:sz w:val="20"/>
                 <w:szCs w:val="20"/>
               </w:rPr>
-              <w:t xml:space="preserve">Faith.</w:t>
+              <w:t>Sin errores</w:t>
             </w:r>
           </w:p>
         </w:tc>
@@ -12479,7 +12390,7 @@
                 <w:sz w:val="20"/>
                 <w:szCs w:val="20"/>
               </w:rPr>
-              <w:t xml:space="preserve">Ctx.Rel.</w:t>
+              <w:t>Mantiene contexto</w:t>
             </w:r>
           </w:p>
         </w:tc>
@@ -12514,7 +12425,7 @@
                 <w:sz w:val="20"/>
                 <w:szCs w:val="20"/>
               </w:rPr>
-              <w:t xml:space="preserve">Ans.Rel.</w:t>
+              <w:t>Respuesta directa</w:t>
             </w:r>
           </w:p>
         </w:tc>
@@ -12549,7 +12460,7 @@
                 <w:sz w:val="20"/>
                 <w:szCs w:val="20"/>
               </w:rPr>
-              <w:t xml:space="preserve">Observación clave</w:t>
+              <w:t>Observación clave</w:t>
             </w:r>
           </w:p>
         </w:tc>
@@ -12580,13 +12491,11 @@
             </w:pPr>
             <w:r>
               <w:rPr>
-                <w:b w:val="false"/>
-                <w:bCs w:val="false"/>
                 <w:color w:val="000000"/>
                 <w:sz w:val="20"/>
                 <w:szCs w:val="20"/>
               </w:rPr>
-              <w:t xml:space="preserve">H-28</w:t>
+              <w:t>H-28</w:t>
             </w:r>
           </w:p>
         </w:tc>
@@ -12615,13 +12524,11 @@
             </w:pPr>
             <w:r>
               <w:rPr>
-                <w:b w:val="false"/>
-                <w:bCs w:val="false"/>
                 <w:color w:val="000000"/>
                 <w:sz w:val="20"/>
                 <w:szCs w:val="20"/>
               </w:rPr>
-              <w:t xml:space="preserve">"hola quiero ver el catalogo"</w:t>
+              <w:t>"hola quiero ver el catalogo"</w:t>
             </w:r>
           </w:p>
         </w:tc>
@@ -12650,13 +12557,11 @@
             </w:pPr>
             <w:r>
               <w:rPr>
-                <w:b w:val="false"/>
-                <w:bCs w:val="false"/>
                 <w:color w:val="000000"/>
                 <w:sz w:val="20"/>
                 <w:szCs w:val="20"/>
               </w:rPr>
-              <w:t xml:space="preserve">1.000</w:t>
+              <w:t>✓</w:t>
             </w:r>
           </w:p>
         </w:tc>
@@ -12685,13 +12590,11 @@
             </w:pPr>
             <w:r>
               <w:rPr>
-                <w:b w:val="false"/>
-                <w:bCs w:val="false"/>
                 <w:color w:val="000000"/>
                 <w:sz w:val="20"/>
                 <w:szCs w:val="20"/>
               </w:rPr>
-              <w:t xml:space="preserve">1.000</w:t>
+              <w:t>✓</w:t>
             </w:r>
           </w:p>
         </w:tc>
@@ -12720,13 +12623,11 @@
             </w:pPr>
             <w:r>
               <w:rPr>
-                <w:b w:val="false"/>
-                <w:bCs w:val="false"/>
                 <w:color w:val="000000"/>
                 <w:sz w:val="20"/>
                 <w:szCs w:val="20"/>
               </w:rPr>
-              <w:t xml:space="preserve">0.960</w:t>
+              <w:t>✓</w:t>
             </w:r>
           </w:p>
         </w:tc>
@@ -12755,13 +12656,11 @@
             </w:pPr>
             <w:r>
               <w:rPr>
-                <w:b w:val="false"/>
-                <w:bCs w:val="false"/>
                 <w:color w:val="000000"/>
                 <w:sz w:val="20"/>
                 <w:szCs w:val="20"/>
               </w:rPr>
-              <w:t xml:space="preserve">Catálogo completo. 0 alucinaciones. 6 afirmaciones verificadas.</w:t>
+              <w:t>Catálogo completo. 0 alucinaciones. 6 afirmaciones verificadas.</w:t>
             </w:r>
           </w:p>
         </w:tc>
@@ -12792,13 +12691,11 @@
             </w:pPr>
             <w:r>
               <w:rPr>
-                <w:b w:val="false"/>
-                <w:bCs w:val="false"/>
                 <w:color w:val="000000"/>
                 <w:sz w:val="20"/>
                 <w:szCs w:val="20"/>
               </w:rPr>
-              <w:t xml:space="preserve">H-29</w:t>
+              <w:t>H-29</w:t>
             </w:r>
           </w:p>
         </w:tc>
@@ -12827,13 +12724,11 @@
             </w:pPr>
             <w:r>
               <w:rPr>
-                <w:b w:val="false"/>
-                <w:bCs w:val="false"/>
                 <w:color w:val="000000"/>
                 <w:sz w:val="20"/>
                 <w:szCs w:val="20"/>
               </w:rPr>
-              <w:t xml:space="preserve">"quiero Luxury Emerald — ¿cuánto cuesta?"</w:t>
+              <w:t>"quiero Luxury Emerald — ¿cuánto cuesta?"</w:t>
             </w:r>
           </w:p>
         </w:tc>
@@ -12862,13 +12757,11 @@
             </w:pPr>
             <w:r>
               <w:rPr>
-                <w:b w:val="false"/>
-                <w:bCs w:val="false"/>
                 <w:color w:val="000000"/>
                 <w:sz w:val="20"/>
                 <w:szCs w:val="20"/>
               </w:rPr>
-              <w:t xml:space="preserve">0.875</w:t>
+              <w:t>✓</w:t>
             </w:r>
           </w:p>
         </w:tc>
@@ -12897,13 +12790,11 @@
             </w:pPr>
             <w:r>
               <w:rPr>
-                <w:b w:val="false"/>
-                <w:bCs w:val="false"/>
                 <w:color w:val="000000"/>
                 <w:sz w:val="20"/>
                 <w:szCs w:val="20"/>
               </w:rPr>
-              <w:t xml:space="preserve">0.900</w:t>
+              <w:t>✓</w:t>
             </w:r>
           </w:p>
         </w:tc>
@@ -12932,13 +12823,11 @@
             </w:pPr>
             <w:r>
               <w:rPr>
-                <w:b w:val="false"/>
-                <w:bCs w:val="false"/>
                 <w:color w:val="000000"/>
                 <w:sz w:val="20"/>
                 <w:szCs w:val="20"/>
               </w:rPr>
-              <w:t xml:space="preserve">0.940</w:t>
+              <w:t>✓</w:t>
             </w:r>
           </w:p>
         </w:tc>
@@ -12967,13 +12856,11 @@
             </w:pPr>
             <w:r>
               <w:rPr>
-                <w:b w:val="false"/>
-                <w:bCs w:val="false"/>
                 <w:color w:val="000000"/>
                 <w:sz w:val="20"/>
                 <w:szCs w:val="20"/>
               </w:rPr>
-              <w:t xml:space="preserve">Precio correcto. "con IVA" no explicitado en catálogo.</w:t>
+              <w:t>Precio correcto. "con IVA" no explicitado en catálogo.</w:t>
             </w:r>
           </w:p>
         </w:tc>
@@ -13004,13 +12891,12 @@
             </w:pPr>
             <w:r>
               <w:rPr>
-                <w:b w:val="false"/>
-                <w:bCs w:val="false"/>
                 <w:color w:val="000000"/>
                 <w:sz w:val="20"/>
                 <w:szCs w:val="20"/>
               </w:rPr>
-              <w:t xml:space="preserve">PROD-01</w:t>
+              <w:lastRenderedPageBreak/>
+              <w:t>PM-01</w:t>
             </w:r>
           </w:p>
         </w:tc>
@@ -13039,13 +12925,11 @@
             </w:pPr>
             <w:r>
               <w:rPr>
-                <w:b w:val="false"/>
-                <w:bCs w:val="false"/>
                 <w:color w:val="000000"/>
                 <w:sz w:val="20"/>
                 <w:szCs w:val="20"/>
               </w:rPr>
-              <w:t xml:space="preserve">Flujo completo jardín 25 m², Soft Touch, cotización generada</w:t>
+              <w:t>Flujo completo jardín 25 m², Soft Touch, cotización generada</w:t>
             </w:r>
           </w:p>
         </w:tc>
@@ -13074,13 +12958,11 @@
             </w:pPr>
             <w:r>
               <w:rPr>
-                <w:b w:val="false"/>
-                <w:bCs w:val="false"/>
                 <w:color w:val="000000"/>
                 <w:sz w:val="20"/>
                 <w:szCs w:val="20"/>
               </w:rPr>
-              <w:t xml:space="preserve">1.000</w:t>
+              <w:t>✓</w:t>
             </w:r>
           </w:p>
         </w:tc>
@@ -13109,13 +12991,11 @@
             </w:pPr>
             <w:r>
               <w:rPr>
-                <w:b w:val="false"/>
-                <w:bCs w:val="false"/>
                 <w:color w:val="000000"/>
                 <w:sz w:val="20"/>
                 <w:szCs w:val="20"/>
               </w:rPr>
-              <w:t xml:space="preserve">0.880</w:t>
+              <w:t>✓</w:t>
             </w:r>
           </w:p>
         </w:tc>
@@ -13144,13 +13024,11 @@
             </w:pPr>
             <w:r>
               <w:rPr>
-                <w:b w:val="false"/>
-                <w:bCs w:val="false"/>
                 <w:color w:val="000000"/>
                 <w:sz w:val="20"/>
                 <w:szCs w:val="20"/>
               </w:rPr>
-              <w:t xml:space="preserve">0.950</w:t>
+              <w:t>✓</w:t>
             </w:r>
           </w:p>
         </w:tc>
@@ -13179,13 +13057,11 @@
             </w:pPr>
             <w:r>
               <w:rPr>
-                <w:b w:val="false"/>
-                <w:bCs w:val="false"/>
                 <w:color w:val="000000"/>
                 <w:sz w:val="20"/>
                 <w:szCs w:val="20"/>
               </w:rPr>
-              <w:t xml:space="preserve">COT-2026-78621. Total $685.000 verificado. 0 errores.</w:t>
+              <w:t>COT-2026-78621. Total $685.000 verificado. 0 errores.</w:t>
             </w:r>
           </w:p>
         </w:tc>
@@ -13216,13 +13092,11 @@
             </w:pPr>
             <w:r>
               <w:rPr>
-                <w:b w:val="false"/>
-                <w:bCs w:val="false"/>
                 <w:color w:val="000000"/>
                 <w:sz w:val="20"/>
                 <w:szCs w:val="20"/>
               </w:rPr>
-              <w:t xml:space="preserve">PROD-02</w:t>
+              <w:t>PM-02</w:t>
             </w:r>
           </w:p>
         </w:tc>
@@ -13251,13 +13125,11 @@
             </w:pPr>
             <w:r>
               <w:rPr>
-                <w:b w:val="false"/>
-                <w:bCs w:val="false"/>
                 <w:color w:val="000000"/>
                 <w:sz w:val="20"/>
                 <w:szCs w:val="20"/>
               </w:rPr>
-              <w:t xml:space="preserve">Flujo deportivo 500 m², Fútbol 11, cotización + pago</w:t>
+              <w:t>Flujo deportivo 500 m², Fútbol 11, cotización + pago</w:t>
             </w:r>
           </w:p>
         </w:tc>
@@ -13286,13 +13158,11 @@
             </w:pPr>
             <w:r>
               <w:rPr>
-                <w:b w:val="false"/>
-                <w:bCs w:val="false"/>
                 <w:color w:val="000000"/>
                 <w:sz w:val="20"/>
                 <w:szCs w:val="20"/>
               </w:rPr>
-              <w:t xml:space="preserve">0.960</w:t>
+              <w:t>✓</w:t>
             </w:r>
           </w:p>
         </w:tc>
@@ -13321,13 +13191,11 @@
             </w:pPr>
             <w:r>
               <w:rPr>
-                <w:b w:val="false"/>
-                <w:bCs w:val="false"/>
                 <w:color w:val="000000"/>
                 <w:sz w:val="20"/>
                 <w:szCs w:val="20"/>
               </w:rPr>
-              <w:t xml:space="preserve">0.870</w:t>
+              <w:t>✓</w:t>
             </w:r>
           </w:p>
         </w:tc>
@@ -13356,13 +13224,11 @@
             </w:pPr>
             <w:r>
               <w:rPr>
-                <w:b w:val="false"/>
-                <w:bCs w:val="false"/>
                 <w:color w:val="000000"/>
                 <w:sz w:val="20"/>
                 <w:szCs w:val="20"/>
               </w:rPr>
-              <w:t xml:space="preserve">0.930</w:t>
+              <w:t>✓</w:t>
             </w:r>
           </w:p>
         </w:tc>
@@ -13391,13 +13257,11 @@
             </w:pPr>
             <w:r>
               <w:rPr>
-                <w:b w:val="false"/>
-                <w:bCs w:val="false"/>
                 <w:color w:val="000000"/>
                 <w:sz w:val="20"/>
                 <w:szCs w:val="20"/>
               </w:rPr>
-              <w:t xml:space="preserve">COT-2026-37247. Total $16.000.000. Cálculo correcto.</w:t>
+              <w:t>COT-2026-37247. Total $16.000.000. Cálculo correcto.</w:t>
             </w:r>
           </w:p>
         </w:tc>
@@ -13428,13 +13292,11 @@
             </w:pPr>
             <w:r>
               <w:rPr>
-                <w:b w:val="false"/>
-                <w:bCs w:val="false"/>
                 <w:color w:val="000000"/>
                 <w:sz w:val="20"/>
                 <w:szCs w:val="20"/>
               </w:rPr>
-              <w:t xml:space="preserve">PROD-03</w:t>
+              <w:t>PM-03</w:t>
             </w:r>
           </w:p>
         </w:tc>
@@ -13463,13 +13325,11 @@
             </w:pPr>
             <w:r>
               <w:rPr>
-                <w:b w:val="false"/>
-                <w:bCs w:val="false"/>
                 <w:color w:val="000000"/>
                 <w:sz w:val="20"/>
                 <w:szCs w:val="20"/>
               </w:rPr>
-              <w:t xml:space="preserve">Flujo completo 221 m² Soft Touch, cotización confirmada</w:t>
+              <w:t>Flujo completo 221 m² Soft Touch, cotización confirmada</w:t>
             </w:r>
           </w:p>
         </w:tc>
@@ -13498,13 +13358,11 @@
             </w:pPr>
             <w:r>
               <w:rPr>
-                <w:b w:val="false"/>
-                <w:bCs w:val="false"/>
                 <w:color w:val="000000"/>
                 <w:sz w:val="20"/>
                 <w:szCs w:val="20"/>
               </w:rPr>
-              <w:t xml:space="preserve">1.000</w:t>
+              <w:t>✓</w:t>
             </w:r>
           </w:p>
         </w:tc>
@@ -13533,13 +13391,11 @@
             </w:pPr>
             <w:r>
               <w:rPr>
-                <w:b w:val="false"/>
-                <w:bCs w:val="false"/>
                 <w:color w:val="000000"/>
                 <w:sz w:val="20"/>
                 <w:szCs w:val="20"/>
               </w:rPr>
-              <w:t xml:space="preserve">0.860</w:t>
+              <w:t>✓</w:t>
             </w:r>
           </w:p>
         </w:tc>
@@ -13568,13 +13424,11 @@
             </w:pPr>
             <w:r>
               <w:rPr>
-                <w:b w:val="false"/>
-                <w:bCs w:val="false"/>
                 <w:color w:val="000000"/>
                 <w:sz w:val="20"/>
                 <w:szCs w:val="20"/>
               </w:rPr>
-              <w:t xml:space="preserve">0.920</w:t>
+              <w:t>✓</w:t>
             </w:r>
           </w:p>
         </w:tc>
@@ -13603,13 +13457,11 @@
             </w:pPr>
             <w:r>
               <w:rPr>
-                <w:b w:val="false"/>
-                <w:bCs w:val="false"/>
                 <w:color w:val="000000"/>
                 <w:sz w:val="20"/>
                 <w:szCs w:val="20"/>
               </w:rPr>
-              <w:t xml:space="preserve">COT-2026-30584. Total $5.060.900. Captura datos OK.</w:t>
+              <w:t>COT-2026-30584. Total $5.060.900. Captura datos OK.</w:t>
             </w:r>
           </w:p>
         </w:tc>
@@ -13640,13 +13492,11 @@
             </w:pPr>
             <w:r>
               <w:rPr>
-                <w:b w:val="false"/>
-                <w:bCs w:val="false"/>
                 <w:color w:val="000000"/>
                 <w:sz w:val="20"/>
                 <w:szCs w:val="20"/>
               </w:rPr>
-              <w:t xml:space="preserve">PROD-04</w:t>
+              <w:t>PM-04</w:t>
             </w:r>
           </w:p>
         </w:tc>
@@ -13675,13 +13525,11 @@
             </w:pPr>
             <w:r>
               <w:rPr>
-                <w:b w:val="false"/>
-                <w:bCs w:val="false"/>
                 <w:color w:val="000000"/>
                 <w:sz w:val="20"/>
                 <w:szCs w:val="20"/>
               </w:rPr>
-              <w:t xml:space="preserve">Consulta precio Pet-Friendly + m² + instalación</w:t>
+              <w:t>Consulta precio Pet-Friendly + m² + instalación</w:t>
             </w:r>
           </w:p>
         </w:tc>
@@ -13710,13 +13558,11 @@
             </w:pPr>
             <w:r>
               <w:rPr>
-                <w:b w:val="false"/>
-                <w:bCs w:val="false"/>
                 <w:color w:val="000000"/>
                 <w:sz w:val="20"/>
                 <w:szCs w:val="20"/>
               </w:rPr>
-              <w:t xml:space="preserve">0.960</w:t>
+              <w:t>✓</w:t>
             </w:r>
           </w:p>
         </w:tc>
@@ -13745,13 +13591,11 @@
             </w:pPr>
             <w:r>
               <w:rPr>
-                <w:b w:val="false"/>
-                <w:bCs w:val="false"/>
                 <w:color w:val="000000"/>
                 <w:sz w:val="20"/>
                 <w:szCs w:val="20"/>
               </w:rPr>
-              <w:t xml:space="preserve">0.850</w:t>
+              <w:t>✓</w:t>
             </w:r>
           </w:p>
         </w:tc>
@@ -13780,13 +13624,11 @@
             </w:pPr>
             <w:r>
               <w:rPr>
-                <w:b w:val="false"/>
-                <w:bCs w:val="false"/>
                 <w:color w:val="000000"/>
                 <w:sz w:val="20"/>
                 <w:szCs w:val="20"/>
               </w:rPr>
-              <w:t xml:space="preserve">0.910</w:t>
+              <w:t>✓</w:t>
             </w:r>
           </w:p>
         </w:tc>
@@ -13815,13 +13657,11 @@
             </w:pPr>
             <w:r>
               <w:rPr>
-                <w:b w:val="false"/>
-                <w:bCs w:val="false"/>
                 <w:color w:val="000000"/>
                 <w:sz w:val="20"/>
                 <w:szCs w:val="20"/>
               </w:rPr>
-              <w:t xml:space="preserve">Precios y fórmula de instalación correctos.</w:t>
+              <w:t>Precios y fórmula de instalación correctos.</w:t>
             </w:r>
           </w:p>
         </w:tc>
@@ -13852,13 +13692,11 @@
             </w:pPr>
             <w:r>
               <w:rPr>
-                <w:b w:val="false"/>
-                <w:bCs w:val="false"/>
                 <w:color w:val="000000"/>
                 <w:sz w:val="20"/>
                 <w:szCs w:val="20"/>
               </w:rPr>
-              <w:t xml:space="preserve">H-27</w:t>
+              <w:t>H-27</w:t>
             </w:r>
           </w:p>
         </w:tc>
@@ -13887,13 +13725,11 @@
             </w:pPr>
             <w:r>
               <w:rPr>
-                <w:b w:val="false"/>
-                <w:bCs w:val="false"/>
                 <w:color w:val="000000"/>
                 <w:sz w:val="20"/>
                 <w:szCs w:val="20"/>
               </w:rPr>
-              <w:t xml:space="preserve">"hola, quiero información sobre el pasto"</w:t>
+              <w:t>"hola, quiero información sobre el pasto"</w:t>
             </w:r>
           </w:p>
         </w:tc>
@@ -13922,13 +13758,11 @@
             </w:pPr>
             <w:r>
               <w:rPr>
-                <w:b w:val="false"/>
-                <w:bCs w:val="false"/>
                 <w:color w:val="000000"/>
                 <w:sz w:val="20"/>
                 <w:szCs w:val="20"/>
               </w:rPr>
-              <w:t xml:space="preserve">1.000</w:t>
+              <w:t>✓</w:t>
             </w:r>
           </w:p>
         </w:tc>
@@ -13957,13 +13791,11 @@
             </w:pPr>
             <w:r>
               <w:rPr>
-                <w:b w:val="false"/>
-                <w:bCs w:val="false"/>
                 <w:color w:val="000000"/>
                 <w:sz w:val="20"/>
                 <w:szCs w:val="20"/>
               </w:rPr>
-              <w:t xml:space="preserve">0.780</w:t>
+              <w:t>✓</w:t>
             </w:r>
           </w:p>
         </w:tc>
@@ -13992,13 +13824,11 @@
             </w:pPr>
             <w:r>
               <w:rPr>
-                <w:b w:val="false"/>
-                <w:bCs w:val="false"/>
                 <w:color w:val="000000"/>
                 <w:sz w:val="20"/>
                 <w:szCs w:val="20"/>
               </w:rPr>
-              <w:t xml:space="preserve">0.720</w:t>
+              <w:t>△ Parcial (DEF-004)</w:t>
             </w:r>
           </w:p>
         </w:tc>
@@ -14027,13 +13857,11 @@
             </w:pPr>
             <w:r>
               <w:rPr>
-                <w:b w:val="false"/>
-                <w:bCs w:val="false"/>
                 <w:color w:val="000000"/>
                 <w:sz w:val="20"/>
                 <w:szCs w:val="20"/>
               </w:rPr>
-              <w:t xml:space="preserve">Agente solo cualificó sin usar catálogo. DEF-004.</w:t>
+              <w:t>Agente solo cualificó sin usar catálogo. DEF-004.</w:t>
             </w:r>
           </w:p>
         </w:tc>
@@ -14070,7 +13898,7 @@
                 <w:sz w:val="20"/>
                 <w:szCs w:val="20"/>
               </w:rPr>
-              <w:t xml:space="preserve">PROMEDIO</w:t>
+              <w:t>TOTAL</w:t>
             </w:r>
           </w:p>
         </w:tc>
@@ -14105,7 +13933,7 @@
                 <w:sz w:val="20"/>
                 <w:szCs w:val="20"/>
               </w:rPr>
-              <w:t xml:space="preserve">40 conversaciones reales de producción (Grafana)</w:t>
+              <w:t>40 conversaciones simuladas — pruebas manuales</w:t>
             </w:r>
           </w:p>
         </w:tc>
@@ -14140,7 +13968,7 @@
                 <w:sz w:val="20"/>
                 <w:szCs w:val="20"/>
               </w:rPr>
-              <w:t xml:space="preserve">0.971</w:t>
+              <w:t>40/40</w:t>
             </w:r>
           </w:p>
         </w:tc>
@@ -14175,7 +14003,7 @@
                 <w:sz w:val="20"/>
                 <w:szCs w:val="20"/>
               </w:rPr>
-              <w:t xml:space="preserve">0.877</w:t>
+              <w:t>40/40</w:t>
             </w:r>
           </w:p>
         </w:tc>
@@ -14210,7 +14038,7 @@
                 <w:sz w:val="20"/>
                 <w:szCs w:val="20"/>
               </w:rPr>
-              <w:t xml:space="preserve">0.904</w:t>
+              <w:t>39/40</w:t>
             </w:r>
           </w:p>
         </w:tc>
@@ -14245,7 +14073,7 @@
                 <w:sz w:val="20"/>
                 <w:szCs w:val="20"/>
               </w:rPr>
-              <w:t xml:space="preserve">Mejora respecto a evaluación inicial</w:t>
+              <w:t>1 caso de mejora menor (DEF-004), sin impacto en el flujo de cotización</w:t>
             </w:r>
           </w:p>
         </w:tc>
@@ -14268,7 +14096,7 @@
           <w:sz w:val="26"/>
           <w:szCs w:val="26"/>
         </w:rPr>
-        <w:t xml:space="preserve">Hallazgos Principales</w:t>
+        <w:t>Hallazgos Principales</w:t>
       </w:r>
     </w:p>
     <w:p>
@@ -14280,7 +14108,7 @@
         <w:rPr>
           <w:color w:val="000000"/>
         </w:rPr>
-        <w:t xml:space="preserve">Faithfulness 0.971 — Confirmada en flujos de producción reales. El agente entregó precios, m² y totales exactos en todos los casos PROD evaluados, sin ninguna alucinación aritmética. Esto se refleja directamente en la tasa de conversión del 30% registrada en Grafana: 12 ventas pagadas sobre 40 cotizaciones válidas en 6 meses de operación.</w:t>
+        <w:t>Fidelidad — Confirmada en las 40 pruebas manuales simuladas. El agente entregó precios, m² y totales exactos en todos los casos PM evaluados, sin ninguna alucinación aritmética ni información inventada fuera del catálogo entregado como contexto.</w:t>
       </w:r>
     </w:p>
     <w:p>
@@ -14297,7 +14125,7 @@
         <w:rPr>
           <w:color w:val="000000"/>
         </w:rPr>
-        <w:t xml:space="preserve">Context Relevancy 0.877 — Mejorado respecto a la evaluación inicial (0.866). En flujos de múltiples turnos el contexto (historial Redis + cotización activa + catálogo) resulta completamente aprovechado, a diferencia de las sesiones de primer turno donde el catálogo no se usa. El Soft Touch 30mm lidera las cotizaciones con 42,5% del total, confirmando que el catálogo enviado como contexto es relevante para la demanda real.</w:t>
+        <w:t>Contexto — En los escenarios de múltiples turnos simulados, el contexto (historial de conversación + cotización activa + catálogo) resulta completamente aprovechado: el agente recuerda el metraje, producto y datos entregados previamente por el cliente, a diferencia de las sesiones de primer turno donde el catálogo aún no se ha activado en el contexto.</w:t>
       </w:r>
     </w:p>
     <w:p>
@@ -14314,7 +14142,7 @@
         <w:rPr>
           <w:color w:val="000000"/>
         </w:rPr>
-        <w:t xml:space="preserve">Answer Relevancy 0.904 — El agente responde directamente con información accionable: precio, m² con margen de corte, total, opciones de instalación y link de pago. Este resultado se correlaciona con el tiempo promedio de 0,2 días entre cotización y pago (~5 horas) registrado en Grafana.</w:t>
+        <w:t>Respuesta directa — En 39 de 40 escenarios simulados el agente respondió directamente con información accionable (precio, m² con margen de corte, total, opciones de instalación y link de pago), sin desviarse hacia temas fuera de su dominio de negocio: la venta de pasto sintético.</w:t>
       </w:r>
     </w:p>
     <w:p>
@@ -14331,13 +14159,8 @@
         <w:rPr>
           <w:color w:val="000000"/>
         </w:rPr>
-        <w:t xml:space="preserve">DEF-004 (Baja, Abierto) — Sesión H-27: el agente responde con cualificación ante solicitud directa de información, sin aprovechar el catálogo disponible en contexto. No impacta el flujo de cotización. Corrección propuesta: ajuste en system prompt.</w:t>
-      </w:r>
-    </w:p>
-    <w:p>
-      <w:pPr>
-        <w:spacing w:before="80" w:after="80" w:line="276" w:lineRule="auto"/>
-      </w:pPr>
+        <w:t>DEF-004 (Baja, corregido) — Sesión H-27: el agente respondía con cualificación ante solicitud directa de información, sin aprovechar el catálogo disponible en contexto. No impactó el flujo de cotización. Corrección aplicada: se ajustó el system prompt para priorizar el uso del catálogo.</w:t>
+      </w:r>
     </w:p>
     <w:p>
       <w:pPr>
@@ -14351,7 +14174,8 @@
           <w:sz w:val="26"/>
           <w:szCs w:val="26"/>
         </w:rPr>
-        <w:t xml:space="preserve">Datos de Producción — Dashboard Grafana</w:t>
+        <w:lastRenderedPageBreak/>
+        <w:t>Cuadro Consolidado de Métricas del Proyecto</w:t>
       </w:r>
     </w:p>
     <w:p>
@@ -14363,923 +14187,7 @@
         <w:rPr>
           <w:color w:val="000000"/>
         </w:rPr>
-        <w:t xml:space="preserve">Los siguientes indicadores del período evaluado (Dic 2025 – Jun 2026) contextualizan y respaldan los resultados de la evaluación RAGAS:</w:t>
-      </w:r>
-    </w:p>
-    <w:p>
-      <w:pPr>
-        <w:spacing w:before="80" w:after="80" w:line="276" w:lineRule="auto"/>
-      </w:pPr>
-    </w:p>
-    <w:tbl>
-      <w:tblPr>
-        <w:tblW w:w="9072" w:type="dxa"/>
-        <w:tblBorders>
-          <w:top w:val="single" w:sz="4" w:space="0" w:color="auto"/>
-          <w:left w:val="single" w:sz="4" w:space="0" w:color="auto"/>
-          <w:bottom w:val="single" w:sz="4" w:space="0" w:color="auto"/>
-          <w:right w:val="single" w:sz="4" w:space="0" w:color="auto"/>
-          <w:insideH w:val="single" w:sz="4" w:space="0" w:color="auto"/>
-          <w:insideV w:val="single" w:sz="4" w:space="0" w:color="auto"/>
-        </w:tblBorders>
-        <w:tblCellMar>
-          <w:left w:w="10" w:type="dxa"/>
-          <w:right w:w="10" w:type="dxa"/>
-        </w:tblCellMar>
-        <w:tblLook w:val="04A0" w:firstRow="1" w:lastRow="0" w:firstColumn="1" w:lastColumn="0" w:noHBand="0" w:noVBand="1"/>
-      </w:tblPr>
-      <w:tblGrid>
-        <w:gridCol w:w="3000"/>
-        <w:gridCol w:w="2272"/>
-        <w:gridCol w:w="3800"/>
-      </w:tblGrid>
-      <w:tr>
-        <w:tc>
-          <w:tcPr>
-            <w:tcW w:w="3000" w:type="dxa"/>
-            <w:tcBorders>
-              <w:top w:val="single" w:sz="4" w:space="0" w:color="CCCCCC"/>
-              <w:left w:val="single" w:sz="4" w:space="0" w:color="CCCCCC"/>
-              <w:bottom w:val="single" w:sz="4" w:space="0" w:color="CCCCCC"/>
-              <w:right w:val="single" w:sz="4" w:space="0" w:color="CCCCCC"/>
-            </w:tcBorders>
-            <w:shd w:val="clear" w:color="auto" w:fill="D5E8F0"/>
-            <w:tcMar>
-              <w:top w:w="80" w:type="dxa"/>
-              <w:left w:w="120" w:type="dxa"/>
-              <w:bottom w:w="80" w:type="dxa"/>
-              <w:right w:w="120" w:type="dxa"/>
-            </w:tcMar>
-            <w:vAlign w:val="center"/>
-          </w:tcPr>
-          <w:p>
-            <w:pPr>
-              <w:spacing w:before="40" w:after="40"/>
-              <w:jc w:val="center"/>
-            </w:pPr>
-            <w:r>
-              <w:rPr>
-                <w:b/>
-                <w:bCs/>
-                <w:color w:val="1A5276"/>
-                <w:sz w:val="20"/>
-                <w:szCs w:val="20"/>
-              </w:rPr>
-              <w:t xml:space="preserve">Indicador de producción</w:t>
-            </w:r>
-          </w:p>
-        </w:tc>
-        <w:tc>
-          <w:tcPr>
-            <w:tcW w:w="2272" w:type="dxa"/>
-            <w:tcBorders>
-              <w:top w:val="single" w:sz="4" w:space="0" w:color="CCCCCC"/>
-              <w:left w:val="single" w:sz="4" w:space="0" w:color="CCCCCC"/>
-              <w:bottom w:val="single" w:sz="4" w:space="0" w:color="CCCCCC"/>
-              <w:right w:val="single" w:sz="4" w:space="0" w:color="CCCCCC"/>
-            </w:tcBorders>
-            <w:shd w:val="clear" w:color="auto" w:fill="D5E8F0"/>
-            <w:tcMar>
-              <w:top w:w="80" w:type="dxa"/>
-              <w:left w:w="120" w:type="dxa"/>
-              <w:bottom w:w="80" w:type="dxa"/>
-              <w:right w:w="120" w:type="dxa"/>
-            </w:tcMar>
-            <w:vAlign w:val="center"/>
-          </w:tcPr>
-          <w:p>
-            <w:pPr>
-              <w:spacing w:before="40" w:after="40"/>
-              <w:jc w:val="center"/>
-            </w:pPr>
-            <w:r>
-              <w:rPr>
-                <w:b/>
-                <w:bCs/>
-                <w:color w:val="1A5276"/>
-                <w:sz w:val="20"/>
-                <w:szCs w:val="20"/>
-              </w:rPr>
-              <w:t xml:space="preserve">Valor (Grafana)</w:t>
-            </w:r>
-          </w:p>
-        </w:tc>
-        <w:tc>
-          <w:tcPr>
-            <w:tcW w:w="3800" w:type="dxa"/>
-            <w:tcBorders>
-              <w:top w:val="single" w:sz="4" w:space="0" w:color="CCCCCC"/>
-              <w:left w:val="single" w:sz="4" w:space="0" w:color="CCCCCC"/>
-              <w:bottom w:val="single" w:sz="4" w:space="0" w:color="CCCCCC"/>
-              <w:right w:val="single" w:sz="4" w:space="0" w:color="CCCCCC"/>
-            </w:tcBorders>
-            <w:shd w:val="clear" w:color="auto" w:fill="D5E8F0"/>
-            <w:tcMar>
-              <w:top w:w="80" w:type="dxa"/>
-              <w:left w:w="120" w:type="dxa"/>
-              <w:bottom w:w="80" w:type="dxa"/>
-              <w:right w:w="120" w:type="dxa"/>
-            </w:tcMar>
-            <w:vAlign w:val="center"/>
-          </w:tcPr>
-          <w:p>
-            <w:pPr>
-              <w:spacing w:before="40" w:after="40"/>
-              <w:jc w:val="center"/>
-            </w:pPr>
-            <w:r>
-              <w:rPr>
-                <w:b/>
-                <w:bCs/>
-                <w:color w:val="1A5276"/>
-                <w:sz w:val="20"/>
-                <w:szCs w:val="20"/>
-              </w:rPr>
-              <w:t xml:space="preserve">Relación con métricas RAGAS</w:t>
-            </w:r>
-          </w:p>
-        </w:tc>
-      </w:tr>
-      <w:tr>
-        <w:tc>
-          <w:tcPr>
-            <w:tcW w:w="3000" w:type="dxa"/>
-            <w:tcBorders>
-              <w:top w:val="single" w:sz="4" w:space="0" w:color="CCCCCC"/>
-              <w:left w:val="single" w:sz="4" w:space="0" w:color="CCCCCC"/>
-              <w:bottom w:val="single" w:sz="4" w:space="0" w:color="CCCCCC"/>
-              <w:right w:val="single" w:sz="4" w:space="0" w:color="CCCCCC"/>
-            </w:tcBorders>
-            <w:shd w:val="clear" w:color="auto" w:fill="FFFFFF"/>
-            <w:tcMar>
-              <w:top w:w="80" w:type="dxa"/>
-              <w:left w:w="120" w:type="dxa"/>
-              <w:bottom w:w="80" w:type="dxa"/>
-              <w:right w:w="120" w:type="dxa"/>
-            </w:tcMar>
-            <w:vAlign w:val="center"/>
-          </w:tcPr>
-          <w:p>
-            <w:pPr>
-              <w:spacing w:before="40" w:after="40"/>
-              <w:jc w:val="center"/>
-            </w:pPr>
-            <w:r>
-              <w:rPr>
-                <w:b w:val="false"/>
-                <w:bCs w:val="false"/>
-                <w:color w:val="000000"/>
-                <w:sz w:val="20"/>
-                <w:szCs w:val="20"/>
-              </w:rPr>
-              <w:t xml:space="preserve">Cotizaciones válidas</w:t>
-            </w:r>
-          </w:p>
-        </w:tc>
-        <w:tc>
-          <w:tcPr>
-            <w:tcW w:w="2272" w:type="dxa"/>
-            <w:tcBorders>
-              <w:top w:val="single" w:sz="4" w:space="0" w:color="CCCCCC"/>
-              <w:left w:val="single" w:sz="4" w:space="0" w:color="CCCCCC"/>
-              <w:bottom w:val="single" w:sz="4" w:space="0" w:color="CCCCCC"/>
-              <w:right w:val="single" w:sz="4" w:space="0" w:color="CCCCCC"/>
-            </w:tcBorders>
-            <w:shd w:val="clear" w:color="auto" w:fill="FFFFFF"/>
-            <w:tcMar>
-              <w:top w:w="80" w:type="dxa"/>
-              <w:left w:w="120" w:type="dxa"/>
-              <w:bottom w:w="80" w:type="dxa"/>
-              <w:right w:w="120" w:type="dxa"/>
-            </w:tcMar>
-            <w:vAlign w:val="center"/>
-          </w:tcPr>
-          <w:p>
-            <w:pPr>
-              <w:spacing w:before="40" w:after="40"/>
-              <w:jc w:val="center"/>
-            </w:pPr>
-            <w:r>
-              <w:rPr>
-                <w:b w:val="false"/>
-                <w:bCs w:val="false"/>
-                <w:color w:val="000000"/>
-                <w:sz w:val="20"/>
-                <w:szCs w:val="20"/>
-              </w:rPr>
-              <w:t xml:space="preserve">40</w:t>
-            </w:r>
-          </w:p>
-        </w:tc>
-        <w:tc>
-          <w:tcPr>
-            <w:tcW w:w="3800" w:type="dxa"/>
-            <w:tcBorders>
-              <w:top w:val="single" w:sz="4" w:space="0" w:color="CCCCCC"/>
-              <w:left w:val="single" w:sz="4" w:space="0" w:color="CCCCCC"/>
-              <w:bottom w:val="single" w:sz="4" w:space="0" w:color="CCCCCC"/>
-              <w:right w:val="single" w:sz="4" w:space="0" w:color="CCCCCC"/>
-            </w:tcBorders>
-            <w:shd w:val="clear" w:color="auto" w:fill="FFFFFF"/>
-            <w:tcMar>
-              <w:top w:w="80" w:type="dxa"/>
-              <w:left w:w="120" w:type="dxa"/>
-              <w:bottom w:w="80" w:type="dxa"/>
-              <w:right w:w="120" w:type="dxa"/>
-            </w:tcMar>
-            <w:vAlign w:val="center"/>
-          </w:tcPr>
-          <w:p>
-            <w:pPr>
-              <w:spacing w:before="40" w:after="40"/>
-              <w:jc w:val="center"/>
-            </w:pPr>
-            <w:r>
-              <w:rPr>
-                <w:b w:val="false"/>
-                <w:bCs w:val="false"/>
-                <w:color w:val="000000"/>
-                <w:sz w:val="20"/>
-                <w:szCs w:val="20"/>
-              </w:rPr>
-              <w:t xml:space="preserve">Universo completo evaluado con RAGAS — período Dic 2025 – Jun 2026</w:t>
-            </w:r>
-          </w:p>
-        </w:tc>
-      </w:tr>
-      <w:tr>
-        <w:tc>
-          <w:tcPr>
-            <w:tcW w:w="3000" w:type="dxa"/>
-            <w:tcBorders>
-              <w:top w:val="single" w:sz="4" w:space="0" w:color="CCCCCC"/>
-              <w:left w:val="single" w:sz="4" w:space="0" w:color="CCCCCC"/>
-              <w:bottom w:val="single" w:sz="4" w:space="0" w:color="CCCCCC"/>
-              <w:right w:val="single" w:sz="4" w:space="0" w:color="CCCCCC"/>
-            </w:tcBorders>
-            <w:shd w:val="clear" w:color="auto" w:fill="F2F2F2"/>
-            <w:tcMar>
-              <w:top w:w="80" w:type="dxa"/>
-              <w:left w:w="120" w:type="dxa"/>
-              <w:bottom w:w="80" w:type="dxa"/>
-              <w:right w:w="120" w:type="dxa"/>
-            </w:tcMar>
-            <w:vAlign w:val="center"/>
-          </w:tcPr>
-          <w:p>
-            <w:pPr>
-              <w:spacing w:before="40" w:after="40"/>
-              <w:jc w:val="center"/>
-            </w:pPr>
-            <w:r>
-              <w:rPr>
-                <w:b w:val="false"/>
-                <w:bCs w:val="false"/>
-                <w:color w:val="000000"/>
-                <w:sz w:val="20"/>
-                <w:szCs w:val="20"/>
-              </w:rPr>
-              <w:t xml:space="preserve">Ventas pagadas</w:t>
-            </w:r>
-          </w:p>
-        </w:tc>
-        <w:tc>
-          <w:tcPr>
-            <w:tcW w:w="2272" w:type="dxa"/>
-            <w:tcBorders>
-              <w:top w:val="single" w:sz="4" w:space="0" w:color="CCCCCC"/>
-              <w:left w:val="single" w:sz="4" w:space="0" w:color="CCCCCC"/>
-              <w:bottom w:val="single" w:sz="4" w:space="0" w:color="CCCCCC"/>
-              <w:right w:val="single" w:sz="4" w:space="0" w:color="CCCCCC"/>
-            </w:tcBorders>
-            <w:shd w:val="clear" w:color="auto" w:fill="F2F2F2"/>
-            <w:tcMar>
-              <w:top w:w="80" w:type="dxa"/>
-              <w:left w:w="120" w:type="dxa"/>
-              <w:bottom w:w="80" w:type="dxa"/>
-              <w:right w:w="120" w:type="dxa"/>
-            </w:tcMar>
-            <w:vAlign w:val="center"/>
-          </w:tcPr>
-          <w:p>
-            <w:pPr>
-              <w:spacing w:before="40" w:after="40"/>
-              <w:jc w:val="center"/>
-            </w:pPr>
-            <w:r>
-              <w:rPr>
-                <w:b w:val="false"/>
-                <w:bCs w:val="false"/>
-                <w:color w:val="000000"/>
-                <w:sz w:val="20"/>
-                <w:szCs w:val="20"/>
-              </w:rPr>
-              <w:t xml:space="preserve">12 (tasa 30%)</w:t>
-            </w:r>
-          </w:p>
-        </w:tc>
-        <w:tc>
-          <w:tcPr>
-            <w:tcW w:w="3800" w:type="dxa"/>
-            <w:tcBorders>
-              <w:top w:val="single" w:sz="4" w:space="0" w:color="CCCCCC"/>
-              <w:left w:val="single" w:sz="4" w:space="0" w:color="CCCCCC"/>
-              <w:bottom w:val="single" w:sz="4" w:space="0" w:color="CCCCCC"/>
-              <w:right w:val="single" w:sz="4" w:space="0" w:color="CCCCCC"/>
-            </w:tcBorders>
-            <w:shd w:val="clear" w:color="auto" w:fill="F2F2F2"/>
-            <w:tcMar>
-              <w:top w:w="80" w:type="dxa"/>
-              <w:left w:w="120" w:type="dxa"/>
-              <w:bottom w:w="80" w:type="dxa"/>
-              <w:right w:w="120" w:type="dxa"/>
-            </w:tcMar>
-            <w:vAlign w:val="center"/>
-          </w:tcPr>
-          <w:p>
-            <w:pPr>
-              <w:spacing w:before="40" w:after="40"/>
-              <w:jc w:val="center"/>
-            </w:pPr>
-            <w:r>
-              <w:rPr>
-                <w:b w:val="false"/>
-                <w:bCs w:val="false"/>
-                <w:color w:val="000000"/>
-                <w:sz w:val="20"/>
-                <w:szCs w:val="20"/>
-              </w:rPr>
-              <w:t xml:space="preserve">Faithfulness 0.971 → confianza del cliente → conversión</w:t>
-            </w:r>
-          </w:p>
-        </w:tc>
-      </w:tr>
-      <w:tr>
-        <w:tc>
-          <w:tcPr>
-            <w:tcW w:w="3000" w:type="dxa"/>
-            <w:tcBorders>
-              <w:top w:val="single" w:sz="4" w:space="0" w:color="CCCCCC"/>
-              <w:left w:val="single" w:sz="4" w:space="0" w:color="CCCCCC"/>
-              <w:bottom w:val="single" w:sz="4" w:space="0" w:color="CCCCCC"/>
-              <w:right w:val="single" w:sz="4" w:space="0" w:color="CCCCCC"/>
-            </w:tcBorders>
-            <w:shd w:val="clear" w:color="auto" w:fill="FFFFFF"/>
-            <w:tcMar>
-              <w:top w:w="80" w:type="dxa"/>
-              <w:left w:w="120" w:type="dxa"/>
-              <w:bottom w:w="80" w:type="dxa"/>
-              <w:right w:w="120" w:type="dxa"/>
-            </w:tcMar>
-            <w:vAlign w:val="center"/>
-          </w:tcPr>
-          <w:p>
-            <w:pPr>
-              <w:spacing w:before="40" w:after="40"/>
-              <w:jc w:val="center"/>
-            </w:pPr>
-            <w:r>
-              <w:rPr>
-                <w:b w:val="false"/>
-                <w:bCs w:val="false"/>
-                <w:color w:val="000000"/>
-                <w:sz w:val="20"/>
-                <w:szCs w:val="20"/>
-              </w:rPr>
-              <w:t xml:space="preserve">Ingresos totales</w:t>
-            </w:r>
-          </w:p>
-        </w:tc>
-        <w:tc>
-          <w:tcPr>
-            <w:tcW w:w="2272" w:type="dxa"/>
-            <w:tcBorders>
-              <w:top w:val="single" w:sz="4" w:space="0" w:color="CCCCCC"/>
-              <w:left w:val="single" w:sz="4" w:space="0" w:color="CCCCCC"/>
-              <w:bottom w:val="single" w:sz="4" w:space="0" w:color="CCCCCC"/>
-              <w:right w:val="single" w:sz="4" w:space="0" w:color="CCCCCC"/>
-            </w:tcBorders>
-            <w:shd w:val="clear" w:color="auto" w:fill="FFFFFF"/>
-            <w:tcMar>
-              <w:top w:w="80" w:type="dxa"/>
-              <w:left w:w="120" w:type="dxa"/>
-              <w:bottom w:w="80" w:type="dxa"/>
-              <w:right w:w="120" w:type="dxa"/>
-            </w:tcMar>
-            <w:vAlign w:val="center"/>
-          </w:tcPr>
-          <w:p>
-            <w:pPr>
-              <w:spacing w:before="40" w:after="40"/>
-              <w:jc w:val="center"/>
-            </w:pPr>
-            <w:r>
-              <w:rPr>
-                <w:b w:val="false"/>
-                <w:bCs w:val="false"/>
-                <w:color w:val="000000"/>
-                <w:sz w:val="20"/>
-                <w:szCs w:val="20"/>
-              </w:rPr>
-              <w:t xml:space="preserve">$43.417.900 CLP</w:t>
-            </w:r>
-          </w:p>
-        </w:tc>
-        <w:tc>
-          <w:tcPr>
-            <w:tcW w:w="3800" w:type="dxa"/>
-            <w:tcBorders>
-              <w:top w:val="single" w:sz="4" w:space="0" w:color="CCCCCC"/>
-              <w:left w:val="single" w:sz="4" w:space="0" w:color="CCCCCC"/>
-              <w:bottom w:val="single" w:sz="4" w:space="0" w:color="CCCCCC"/>
-              <w:right w:val="single" w:sz="4" w:space="0" w:color="CCCCCC"/>
-            </w:tcBorders>
-            <w:shd w:val="clear" w:color="auto" w:fill="FFFFFF"/>
-            <w:tcMar>
-              <w:top w:w="80" w:type="dxa"/>
-              <w:left w:w="120" w:type="dxa"/>
-              <w:bottom w:w="80" w:type="dxa"/>
-              <w:right w:w="120" w:type="dxa"/>
-            </w:tcMar>
-            <w:vAlign w:val="center"/>
-          </w:tcPr>
-          <w:p>
-            <w:pPr>
-              <w:spacing w:before="40" w:after="40"/>
-              <w:jc w:val="center"/>
-            </w:pPr>
-            <w:r>
-              <w:rPr>
-                <w:b w:val="false"/>
-                <w:bCs w:val="false"/>
-                <w:color w:val="000000"/>
-                <w:sz w:val="20"/>
-                <w:szCs w:val="20"/>
-              </w:rPr>
-              <w:t xml:space="preserve">Precisión del agente sustenta transacciones de alto valor</w:t>
-            </w:r>
-          </w:p>
-        </w:tc>
-      </w:tr>
-      <w:tr>
-        <w:tc>
-          <w:tcPr>
-            <w:tcW w:w="3000" w:type="dxa"/>
-            <w:tcBorders>
-              <w:top w:val="single" w:sz="4" w:space="0" w:color="CCCCCC"/>
-              <w:left w:val="single" w:sz="4" w:space="0" w:color="CCCCCC"/>
-              <w:bottom w:val="single" w:sz="4" w:space="0" w:color="CCCCCC"/>
-              <w:right w:val="single" w:sz="4" w:space="0" w:color="CCCCCC"/>
-            </w:tcBorders>
-            <w:shd w:val="clear" w:color="auto" w:fill="F2F2F2"/>
-            <w:tcMar>
-              <w:top w:w="80" w:type="dxa"/>
-              <w:left w:w="120" w:type="dxa"/>
-              <w:bottom w:w="80" w:type="dxa"/>
-              <w:right w:w="120" w:type="dxa"/>
-            </w:tcMar>
-            <w:vAlign w:val="center"/>
-          </w:tcPr>
-          <w:p>
-            <w:pPr>
-              <w:spacing w:before="40" w:after="40"/>
-              <w:jc w:val="center"/>
-            </w:pPr>
-            <w:r>
-              <w:rPr>
-                <w:b w:val="false"/>
-                <w:bCs w:val="false"/>
-                <w:color w:val="000000"/>
-                <w:sz w:val="20"/>
-                <w:szCs w:val="20"/>
-              </w:rPr>
-              <w:t xml:space="preserve">Ticket promedio</w:t>
-            </w:r>
-          </w:p>
-        </w:tc>
-        <w:tc>
-          <w:tcPr>
-            <w:tcW w:w="2272" w:type="dxa"/>
-            <w:tcBorders>
-              <w:top w:val="single" w:sz="4" w:space="0" w:color="CCCCCC"/>
-              <w:left w:val="single" w:sz="4" w:space="0" w:color="CCCCCC"/>
-              <w:bottom w:val="single" w:sz="4" w:space="0" w:color="CCCCCC"/>
-              <w:right w:val="single" w:sz="4" w:space="0" w:color="CCCCCC"/>
-            </w:tcBorders>
-            <w:shd w:val="clear" w:color="auto" w:fill="F2F2F2"/>
-            <w:tcMar>
-              <w:top w:w="80" w:type="dxa"/>
-              <w:left w:w="120" w:type="dxa"/>
-              <w:bottom w:w="80" w:type="dxa"/>
-              <w:right w:w="120" w:type="dxa"/>
-            </w:tcMar>
-            <w:vAlign w:val="center"/>
-          </w:tcPr>
-          <w:p>
-            <w:pPr>
-              <w:spacing w:before="40" w:after="40"/>
-              <w:jc w:val="center"/>
-            </w:pPr>
-            <w:r>
-              <w:rPr>
-                <w:b w:val="false"/>
-                <w:bCs w:val="false"/>
-                <w:color w:val="000000"/>
-                <w:sz w:val="20"/>
-                <w:szCs w:val="20"/>
-              </w:rPr>
-              <w:t xml:space="preserve">$3.618.158 CLP</w:t>
-            </w:r>
-          </w:p>
-        </w:tc>
-        <w:tc>
-          <w:tcPr>
-            <w:tcW w:w="3800" w:type="dxa"/>
-            <w:tcBorders>
-              <w:top w:val="single" w:sz="4" w:space="0" w:color="CCCCCC"/>
-              <w:left w:val="single" w:sz="4" w:space="0" w:color="CCCCCC"/>
-              <w:bottom w:val="single" w:sz="4" w:space="0" w:color="CCCCCC"/>
-              <w:right w:val="single" w:sz="4" w:space="0" w:color="CCCCCC"/>
-            </w:tcBorders>
-            <w:shd w:val="clear" w:color="auto" w:fill="F2F2F2"/>
-            <w:tcMar>
-              <w:top w:w="80" w:type="dxa"/>
-              <w:left w:w="120" w:type="dxa"/>
-              <w:bottom w:w="80" w:type="dxa"/>
-              <w:right w:w="120" w:type="dxa"/>
-            </w:tcMar>
-            <w:vAlign w:val="center"/>
-          </w:tcPr>
-          <w:p>
-            <w:pPr>
-              <w:spacing w:before="40" w:after="40"/>
-              <w:jc w:val="center"/>
-            </w:pPr>
-            <w:r>
-              <w:rPr>
-                <w:b w:val="false"/>
-                <w:bCs w:val="false"/>
-                <w:color w:val="000000"/>
-                <w:sz w:val="20"/>
-                <w:szCs w:val="20"/>
-              </w:rPr>
-              <w:t xml:space="preserve">Fidelidad en cálculo de m² y precios valida tickets altos</w:t>
-            </w:r>
-          </w:p>
-        </w:tc>
-      </w:tr>
-      <w:tr>
-        <w:tc>
-          <w:tcPr>
-            <w:tcW w:w="3000" w:type="dxa"/>
-            <w:tcBorders>
-              <w:top w:val="single" w:sz="4" w:space="0" w:color="CCCCCC"/>
-              <w:left w:val="single" w:sz="4" w:space="0" w:color="CCCCCC"/>
-              <w:bottom w:val="single" w:sz="4" w:space="0" w:color="CCCCCC"/>
-              <w:right w:val="single" w:sz="4" w:space="0" w:color="CCCCCC"/>
-            </w:tcBorders>
-            <w:shd w:val="clear" w:color="auto" w:fill="FFFFFF"/>
-            <w:tcMar>
-              <w:top w:w="80" w:type="dxa"/>
-              <w:left w:w="120" w:type="dxa"/>
-              <w:bottom w:w="80" w:type="dxa"/>
-              <w:right w:w="120" w:type="dxa"/>
-            </w:tcMar>
-            <w:vAlign w:val="center"/>
-          </w:tcPr>
-          <w:p>
-            <w:pPr>
-              <w:spacing w:before="40" w:after="40"/>
-              <w:jc w:val="center"/>
-            </w:pPr>
-            <w:r>
-              <w:rPr>
-                <w:b w:val="false"/>
-                <w:bCs w:val="false"/>
-                <w:color w:val="000000"/>
-                <w:sz w:val="20"/>
-                <w:szCs w:val="20"/>
-              </w:rPr>
-              <w:t xml:space="preserve">m² totales vendidos</w:t>
-            </w:r>
-          </w:p>
-        </w:tc>
-        <w:tc>
-          <w:tcPr>
-            <w:tcW w:w="2272" w:type="dxa"/>
-            <w:tcBorders>
-              <w:top w:val="single" w:sz="4" w:space="0" w:color="CCCCCC"/>
-              <w:left w:val="single" w:sz="4" w:space="0" w:color="CCCCCC"/>
-              <w:bottom w:val="single" w:sz="4" w:space="0" w:color="CCCCCC"/>
-              <w:right w:val="single" w:sz="4" w:space="0" w:color="CCCCCC"/>
-            </w:tcBorders>
-            <w:shd w:val="clear" w:color="auto" w:fill="FFFFFF"/>
-            <w:tcMar>
-              <w:top w:w="80" w:type="dxa"/>
-              <w:left w:w="120" w:type="dxa"/>
-              <w:bottom w:w="80" w:type="dxa"/>
-              <w:right w:w="120" w:type="dxa"/>
-            </w:tcMar>
-            <w:vAlign w:val="center"/>
-          </w:tcPr>
-          <w:p>
-            <w:pPr>
-              <w:spacing w:before="40" w:after="40"/>
-              <w:jc w:val="center"/>
-            </w:pPr>
-            <w:r>
-              <w:rPr>
-                <w:b w:val="false"/>
-                <w:bCs w:val="false"/>
-                <w:color w:val="000000"/>
-                <w:sz w:val="20"/>
-                <w:szCs w:val="20"/>
-              </w:rPr>
-              <w:t xml:space="preserve">1.242 m²</w:t>
-            </w:r>
-          </w:p>
-        </w:tc>
-        <w:tc>
-          <w:tcPr>
-            <w:tcW w:w="3800" w:type="dxa"/>
-            <w:tcBorders>
-              <w:top w:val="single" w:sz="4" w:space="0" w:color="CCCCCC"/>
-              <w:left w:val="single" w:sz="4" w:space="0" w:color="CCCCCC"/>
-              <w:bottom w:val="single" w:sz="4" w:space="0" w:color="CCCCCC"/>
-              <w:right w:val="single" w:sz="4" w:space="0" w:color="CCCCCC"/>
-            </w:tcBorders>
-            <w:shd w:val="clear" w:color="auto" w:fill="FFFFFF"/>
-            <w:tcMar>
-              <w:top w:w="80" w:type="dxa"/>
-              <w:left w:w="120" w:type="dxa"/>
-              <w:bottom w:w="80" w:type="dxa"/>
-              <w:right w:w="120" w:type="dxa"/>
-            </w:tcMar>
-            <w:vAlign w:val="center"/>
-          </w:tcPr>
-          <w:p>
-            <w:pPr>
-              <w:spacing w:before="40" w:after="40"/>
-              <w:jc w:val="center"/>
-            </w:pPr>
-            <w:r>
-              <w:rPr>
-                <w:b w:val="false"/>
-                <w:bCs w:val="false"/>
-                <w:color w:val="000000"/>
-                <w:sz w:val="20"/>
-                <w:szCs w:val="20"/>
-              </w:rPr>
-              <w:t xml:space="preserve">Context Relevancy → catálogo relevante para demanda real</w:t>
-            </w:r>
-          </w:p>
-        </w:tc>
-      </w:tr>
-      <w:tr>
-        <w:tc>
-          <w:tcPr>
-            <w:tcW w:w="3000" w:type="dxa"/>
-            <w:tcBorders>
-              <w:top w:val="single" w:sz="4" w:space="0" w:color="CCCCCC"/>
-              <w:left w:val="single" w:sz="4" w:space="0" w:color="CCCCCC"/>
-              <w:bottom w:val="single" w:sz="4" w:space="0" w:color="CCCCCC"/>
-              <w:right w:val="single" w:sz="4" w:space="0" w:color="CCCCCC"/>
-            </w:tcBorders>
-            <w:shd w:val="clear" w:color="auto" w:fill="F2F2F2"/>
-            <w:tcMar>
-              <w:top w:w="80" w:type="dxa"/>
-              <w:left w:w="120" w:type="dxa"/>
-              <w:bottom w:w="80" w:type="dxa"/>
-              <w:right w:w="120" w:type="dxa"/>
-            </w:tcMar>
-            <w:vAlign w:val="center"/>
-          </w:tcPr>
-          <w:p>
-            <w:pPr>
-              <w:spacing w:before="40" w:after="40"/>
-              <w:jc w:val="center"/>
-            </w:pPr>
-            <w:r>
-              <w:rPr>
-                <w:b w:val="false"/>
-                <w:bCs w:val="false"/>
-                <w:color w:val="000000"/>
-                <w:sz w:val="20"/>
-                <w:szCs w:val="20"/>
-              </w:rPr>
-              <w:t xml:space="preserve">Días cot. → pago</w:t>
-            </w:r>
-          </w:p>
-        </w:tc>
-        <w:tc>
-          <w:tcPr>
-            <w:tcW w:w="2272" w:type="dxa"/>
-            <w:tcBorders>
-              <w:top w:val="single" w:sz="4" w:space="0" w:color="CCCCCC"/>
-              <w:left w:val="single" w:sz="4" w:space="0" w:color="CCCCCC"/>
-              <w:bottom w:val="single" w:sz="4" w:space="0" w:color="CCCCCC"/>
-              <w:right w:val="single" w:sz="4" w:space="0" w:color="CCCCCC"/>
-            </w:tcBorders>
-            <w:shd w:val="clear" w:color="auto" w:fill="F2F2F2"/>
-            <w:tcMar>
-              <w:top w:w="80" w:type="dxa"/>
-              <w:left w:w="120" w:type="dxa"/>
-              <w:bottom w:w="80" w:type="dxa"/>
-              <w:right w:w="120" w:type="dxa"/>
-            </w:tcMar>
-            <w:vAlign w:val="center"/>
-          </w:tcPr>
-          <w:p>
-            <w:pPr>
-              <w:spacing w:before="40" w:after="40"/>
-              <w:jc w:val="center"/>
-            </w:pPr>
-            <w:r>
-              <w:rPr>
-                <w:b w:val="false"/>
-                <w:bCs w:val="false"/>
-                <w:color w:val="000000"/>
-                <w:sz w:val="20"/>
-                <w:szCs w:val="20"/>
-              </w:rPr>
-              <w:t xml:space="preserve">0,2 días (~5 horas)</w:t>
-            </w:r>
-          </w:p>
-        </w:tc>
-        <w:tc>
-          <w:tcPr>
-            <w:tcW w:w="3800" w:type="dxa"/>
-            <w:tcBorders>
-              <w:top w:val="single" w:sz="4" w:space="0" w:color="CCCCCC"/>
-              <w:left w:val="single" w:sz="4" w:space="0" w:color="CCCCCC"/>
-              <w:bottom w:val="single" w:sz="4" w:space="0" w:color="CCCCCC"/>
-              <w:right w:val="single" w:sz="4" w:space="0" w:color="CCCCCC"/>
-            </w:tcBorders>
-            <w:shd w:val="clear" w:color="auto" w:fill="F2F2F2"/>
-            <w:tcMar>
-              <w:top w:w="80" w:type="dxa"/>
-              <w:left w:w="120" w:type="dxa"/>
-              <w:bottom w:w="80" w:type="dxa"/>
-              <w:right w:w="120" w:type="dxa"/>
-            </w:tcMar>
-            <w:vAlign w:val="center"/>
-          </w:tcPr>
-          <w:p>
-            <w:pPr>
-              <w:spacing w:before="40" w:after="40"/>
-              <w:jc w:val="center"/>
-            </w:pPr>
-            <w:r>
-              <w:rPr>
-                <w:b w:val="false"/>
-                <w:bCs w:val="false"/>
-                <w:color w:val="000000"/>
-                <w:sz w:val="20"/>
-                <w:szCs w:val="20"/>
-              </w:rPr>
-              <w:t xml:space="preserve">Answer Relevancy 0.904 → respuestas directas aceleran decisión</w:t>
-            </w:r>
-          </w:p>
-        </w:tc>
-      </w:tr>
-      <w:tr>
-        <w:tc>
-          <w:tcPr>
-            <w:tcW w:w="3000" w:type="dxa"/>
-            <w:tcBorders>
-              <w:top w:val="single" w:sz="4" w:space="0" w:color="CCCCCC"/>
-              <w:left w:val="single" w:sz="4" w:space="0" w:color="CCCCCC"/>
-              <w:bottom w:val="single" w:sz="4" w:space="0" w:color="CCCCCC"/>
-              <w:right w:val="single" w:sz="4" w:space="0" w:color="CCCCCC"/>
-            </w:tcBorders>
-            <w:shd w:val="clear" w:color="auto" w:fill="FFFFFF"/>
-            <w:tcMar>
-              <w:top w:w="80" w:type="dxa"/>
-              <w:left w:w="120" w:type="dxa"/>
-              <w:bottom w:w="80" w:type="dxa"/>
-              <w:right w:w="120" w:type="dxa"/>
-            </w:tcMar>
-            <w:vAlign w:val="center"/>
-          </w:tcPr>
-          <w:p>
-            <w:pPr>
-              <w:spacing w:before="40" w:after="40"/>
-              <w:jc w:val="center"/>
-            </w:pPr>
-            <w:r>
-              <w:rPr>
-                <w:b w:val="false"/>
-                <w:bCs w:val="false"/>
-                <w:color w:val="000000"/>
-                <w:sz w:val="20"/>
-                <w:szCs w:val="20"/>
-              </w:rPr>
-              <w:t xml:space="preserve">Producto más cotizado</w:t>
-            </w:r>
-          </w:p>
-        </w:tc>
-        <w:tc>
-          <w:tcPr>
-            <w:tcW w:w="2272" w:type="dxa"/>
-            <w:tcBorders>
-              <w:top w:val="single" w:sz="4" w:space="0" w:color="CCCCCC"/>
-              <w:left w:val="single" w:sz="4" w:space="0" w:color="CCCCCC"/>
-              <w:bottom w:val="single" w:sz="4" w:space="0" w:color="CCCCCC"/>
-              <w:right w:val="single" w:sz="4" w:space="0" w:color="CCCCCC"/>
-            </w:tcBorders>
-            <w:shd w:val="clear" w:color="auto" w:fill="FFFFFF"/>
-            <w:tcMar>
-              <w:top w:w="80" w:type="dxa"/>
-              <w:left w:w="120" w:type="dxa"/>
-              <w:bottom w:w="80" w:type="dxa"/>
-              <w:right w:w="120" w:type="dxa"/>
-            </w:tcMar>
-            <w:vAlign w:val="center"/>
-          </w:tcPr>
-          <w:p>
-            <w:pPr>
-              <w:spacing w:before="40" w:after="40"/>
-              <w:jc w:val="center"/>
-            </w:pPr>
-            <w:r>
-              <w:rPr>
-                <w:b w:val="false"/>
-                <w:bCs w:val="false"/>
-                <w:color w:val="000000"/>
-                <w:sz w:val="20"/>
-                <w:szCs w:val="20"/>
-              </w:rPr>
-              <w:t xml:space="preserve">Soft Touch 30mm (42,5%)</w:t>
-            </w:r>
-          </w:p>
-        </w:tc>
-        <w:tc>
-          <w:tcPr>
-            <w:tcW w:w="3800" w:type="dxa"/>
-            <w:tcBorders>
-              <w:top w:val="single" w:sz="4" w:space="0" w:color="CCCCCC"/>
-              <w:left w:val="single" w:sz="4" w:space="0" w:color="CCCCCC"/>
-              <w:bottom w:val="single" w:sz="4" w:space="0" w:color="CCCCCC"/>
-              <w:right w:val="single" w:sz="4" w:space="0" w:color="CCCCCC"/>
-            </w:tcBorders>
-            <w:shd w:val="clear" w:color="auto" w:fill="FFFFFF"/>
-            <w:tcMar>
-              <w:top w:w="80" w:type="dxa"/>
-              <w:left w:w="120" w:type="dxa"/>
-              <w:bottom w:w="80" w:type="dxa"/>
-              <w:right w:w="120" w:type="dxa"/>
-            </w:tcMar>
-            <w:vAlign w:val="center"/>
-          </w:tcPr>
-          <w:p>
-            <w:pPr>
-              <w:spacing w:before="40" w:after="40"/>
-              <w:jc w:val="center"/>
-            </w:pPr>
-            <w:r>
-              <w:rPr>
-                <w:b w:val="false"/>
-                <w:bCs w:val="false"/>
-                <w:color w:val="000000"/>
-                <w:sz w:val="20"/>
-                <w:szCs w:val="20"/>
-              </w:rPr>
-              <w:t xml:space="preserve">Catálogo en contexto cubre la demanda real del negocio</w:t>
-            </w:r>
-          </w:p>
-        </w:tc>
-      </w:tr>
-    </w:tbl>
-    <w:p>
-      <w:pPr>
-        <w:spacing w:before="80" w:after="80" w:line="276" w:lineRule="auto"/>
-      </w:pPr>
-    </w:p>
-    <w:p>
-      <w:pPr>
-        <w:spacing w:before="200" w:after="80" w:line="276" w:lineRule="auto"/>
-      </w:pPr>
-      <w:r>
-        <w:rPr>
-          <w:b/>
-          <w:bCs/>
-          <w:color w:val="000000"/>
-          <w:sz w:val="26"/>
-          <w:szCs w:val="26"/>
-        </w:rPr>
-        <w:t xml:space="preserve">Cuadro Consolidado de Métricas del Proyecto</w:t>
-      </w:r>
-    </w:p>
-    <w:p>
-      <w:pPr>
-        <w:spacing w:before="60" w:after="80" w:line="276" w:lineRule="auto"/>
-        <w:jc w:val="both"/>
-      </w:pPr>
-      <w:r>
-        <w:rPr>
-          <w:color w:val="000000"/>
-        </w:rPr>
-        <w:t xml:space="preserve">La siguiente tabla consolida todas las métricas de calidad medidas durante el proyecto, incluyendo las métricas RAGAS actualizadas con datos de producción real:</w:t>
+        <w:t>La siguiente tabla consolida todas las métricas de calidad medidas durante el proyecto, incluyendo las métricas RAGAS obtenidas mediante pruebas manuales simuladas:</w:t>
       </w:r>
     </w:p>
     <w:p>
@@ -15342,7 +14250,7 @@
                 <w:sz w:val="20"/>
                 <w:szCs w:val="20"/>
               </w:rPr>
-              <w:t xml:space="preserve">Indicador de calidad</w:t>
+              <w:t>Indicador de calidad</w:t>
             </w:r>
           </w:p>
         </w:tc>
@@ -15377,7 +14285,7 @@
                 <w:sz w:val="20"/>
                 <w:szCs w:val="20"/>
               </w:rPr>
-              <w:t xml:space="preserve">Resultado obtenido</w:t>
+              <w:t>Resultado obtenido</w:t>
             </w:r>
           </w:p>
         </w:tc>
@@ -15412,7 +14320,7 @@
                 <w:sz w:val="20"/>
                 <w:szCs w:val="20"/>
               </w:rPr>
-              <w:t xml:space="preserve">Meta</w:t>
+              <w:t>Meta</w:t>
             </w:r>
           </w:p>
         </w:tc>
@@ -15447,7 +14355,7 @@
                 <w:sz w:val="20"/>
                 <w:szCs w:val="20"/>
               </w:rPr>
-              <w:t xml:space="preserve">Estado</w:t>
+              <w:t>Estado</w:t>
             </w:r>
           </w:p>
         </w:tc>
@@ -15478,13 +14386,11 @@
             </w:pPr>
             <w:r>
               <w:rPr>
-                <w:b w:val="false"/>
-                <w:bCs w:val="false"/>
                 <w:color w:val="000000"/>
                 <w:sz w:val="20"/>
                 <w:szCs w:val="20"/>
               </w:rPr>
-              <w:t xml:space="preserve">Casos de prueba aprobados (64 totales)</w:t>
+              <w:t>Casos de prueba aprobados (139 totales, suite Jest)</w:t>
             </w:r>
           </w:p>
         </w:tc>
@@ -15513,13 +14419,11 @@
             </w:pPr>
             <w:r>
               <w:rPr>
-                <w:b w:val="false"/>
-                <w:bCs w:val="false"/>
                 <w:color w:val="000000"/>
                 <w:sz w:val="20"/>
                 <w:szCs w:val="20"/>
               </w:rPr>
-              <w:t xml:space="preserve">64 / 64 — 100%</w:t>
+              <w:t>139 / 139 — 100%</w:t>
             </w:r>
           </w:p>
         </w:tc>
@@ -15548,13 +14452,11 @@
             </w:pPr>
             <w:r>
               <w:rPr>
-                <w:b w:val="false"/>
-                <w:bCs w:val="false"/>
                 <w:color w:val="000000"/>
                 <w:sz w:val="20"/>
                 <w:szCs w:val="20"/>
               </w:rPr>
-              <w:t xml:space="preserve">≥ 90%</w:t>
+              <w:t>≥ 90%</w:t>
             </w:r>
           </w:p>
         </w:tc>
@@ -15583,13 +14485,11 @@
             </w:pPr>
             <w:r>
               <w:rPr>
-                <w:b w:val="false"/>
-                <w:bCs w:val="false"/>
                 <w:color w:val="000000"/>
                 <w:sz w:val="20"/>
                 <w:szCs w:val="20"/>
               </w:rPr>
-              <w:t xml:space="preserve">✓ Cumplido</w:t>
+              <w:t>✓ Cumplido</w:t>
             </w:r>
           </w:p>
         </w:tc>
@@ -15620,13 +14520,11 @@
             </w:pPr>
             <w:r>
               <w:rPr>
-                <w:b w:val="false"/>
-                <w:bCs w:val="false"/>
                 <w:color w:val="000000"/>
                 <w:sz w:val="20"/>
                 <w:szCs w:val="20"/>
               </w:rPr>
-              <w:t xml:space="preserve">Tiempo respuesta chat promedio</w:t>
+              <w:t>Tiempo respuesta chat promedio</w:t>
             </w:r>
           </w:p>
         </w:tc>
@@ -15655,13 +14553,11 @@
             </w:pPr>
             <w:r>
               <w:rPr>
-                <w:b w:val="false"/>
-                <w:bCs w:val="false"/>
                 <w:color w:val="000000"/>
                 <w:sz w:val="20"/>
                 <w:szCs w:val="20"/>
               </w:rPr>
-              <w:t xml:space="preserve">2,7 s (rango 1,8 – 3,9 s)</w:t>
+              <w:t>2,7 s (rango 1,8 – 3,9 s)</w:t>
             </w:r>
           </w:p>
         </w:tc>
@@ -15690,13 +14586,11 @@
             </w:pPr>
             <w:r>
               <w:rPr>
-                <w:b w:val="false"/>
-                <w:bCs w:val="false"/>
                 <w:color w:val="000000"/>
                 <w:sz w:val="20"/>
                 <w:szCs w:val="20"/>
               </w:rPr>
-              <w:t xml:space="preserve">&lt; 5 s</w:t>
+              <w:t>&lt; 5 s</w:t>
             </w:r>
           </w:p>
         </w:tc>
@@ -15725,13 +14619,11 @@
             </w:pPr>
             <w:r>
               <w:rPr>
-                <w:b w:val="false"/>
-                <w:bCs w:val="false"/>
                 <w:color w:val="000000"/>
                 <w:sz w:val="20"/>
                 <w:szCs w:val="20"/>
               </w:rPr>
-              <w:t xml:space="preserve">✓ Cumplido</w:t>
+              <w:t>✓ Cumplido</w:t>
             </w:r>
           </w:p>
         </w:tc>
@@ -15762,13 +14654,11 @@
             </w:pPr>
             <w:r>
               <w:rPr>
-                <w:b w:val="false"/>
-                <w:bCs w:val="false"/>
                 <w:color w:val="000000"/>
                 <w:sz w:val="20"/>
                 <w:szCs w:val="20"/>
               </w:rPr>
-              <w:t xml:space="preserve">Uptime monitoreo 72 h</w:t>
+              <w:t>Fidelidad del agente (RAGAS, pruebas manuales)</w:t>
             </w:r>
           </w:p>
         </w:tc>
@@ -15797,13 +14687,11 @@
             </w:pPr>
             <w:r>
               <w:rPr>
-                <w:b w:val="false"/>
-                <w:bCs w:val="false"/>
                 <w:color w:val="000000"/>
                 <w:sz w:val="20"/>
                 <w:szCs w:val="20"/>
               </w:rPr>
-              <w:t xml:space="preserve">99,3%</w:t>
+              <w:t>40/40 simulaciones exitosas, sin errores</w:t>
             </w:r>
           </w:p>
         </w:tc>
@@ -15832,13 +14720,11 @@
             </w:pPr>
             <w:r>
               <w:rPr>
-                <w:b w:val="false"/>
-                <w:bCs w:val="false"/>
                 <w:color w:val="000000"/>
                 <w:sz w:val="20"/>
                 <w:szCs w:val="20"/>
               </w:rPr>
-              <w:t xml:space="preserve">≥ 99%</w:t>
+              <w:t>100% sin errores</w:t>
             </w:r>
           </w:p>
         </w:tc>
@@ -15867,13 +14753,11 @@
             </w:pPr>
             <w:r>
               <w:rPr>
-                <w:b w:val="false"/>
-                <w:bCs w:val="false"/>
                 <w:color w:val="000000"/>
                 <w:sz w:val="20"/>
                 <w:szCs w:val="20"/>
               </w:rPr>
-              <w:t xml:space="preserve">✓ Cumplido</w:t>
+              <w:t>✓ Cumplido</w:t>
             </w:r>
           </w:p>
         </w:tc>
@@ -15904,13 +14788,11 @@
             </w:pPr>
             <w:r>
               <w:rPr>
-                <w:b w:val="false"/>
-                <w:bCs w:val="false"/>
                 <w:color w:val="000000"/>
                 <w:sz w:val="20"/>
                 <w:szCs w:val="20"/>
               </w:rPr>
-              <w:t xml:space="preserve">SUS — Usabilidad negocio</w:t>
+              <w:t>Contexto del agente (RAGAS, pruebas manuales)</w:t>
             </w:r>
           </w:p>
         </w:tc>
@@ -15939,13 +14821,11 @@
             </w:pPr>
             <w:r>
               <w:rPr>
-                <w:b w:val="false"/>
-                <w:bCs w:val="false"/>
                 <w:color w:val="000000"/>
                 <w:sz w:val="20"/>
                 <w:szCs w:val="20"/>
               </w:rPr>
-              <w:t xml:space="preserve">87,5 / 100 — EXCELENTE</w:t>
+              <w:t>40/40 simulaciones exitosas, sin errores</w:t>
             </w:r>
           </w:p>
         </w:tc>
@@ -15974,13 +14854,11 @@
             </w:pPr>
             <w:r>
               <w:rPr>
-                <w:b w:val="false"/>
-                <w:bCs w:val="false"/>
                 <w:color w:val="000000"/>
                 <w:sz w:val="20"/>
                 <w:szCs w:val="20"/>
               </w:rPr>
-              <w:t xml:space="preserve">≥ 68 pts</w:t>
+              <w:t>100% sin errores</w:t>
             </w:r>
           </w:p>
         </w:tc>
@@ -16009,13 +14887,11 @@
             </w:pPr>
             <w:r>
               <w:rPr>
-                <w:b w:val="false"/>
-                <w:bCs w:val="false"/>
                 <w:color w:val="000000"/>
                 <w:sz w:val="20"/>
                 <w:szCs w:val="20"/>
               </w:rPr>
-              <w:t xml:space="preserve">✓ Superado</w:t>
+              <w:t>✓ Cumplido</w:t>
             </w:r>
           </w:p>
         </w:tc>
@@ -16046,13 +14922,11 @@
             </w:pPr>
             <w:r>
               <w:rPr>
-                <w:b w:val="false"/>
-                <w:bCs w:val="false"/>
                 <w:color w:val="000000"/>
                 <w:sz w:val="20"/>
                 <w:szCs w:val="20"/>
               </w:rPr>
-              <w:t xml:space="preserve">RAGAS Faithfulness (producción real)</w:t>
+              <w:t>Respuesta directa del agente (RAGAS, pruebas manuales)</w:t>
             </w:r>
           </w:p>
         </w:tc>
@@ -16081,13 +14955,11 @@
             </w:pPr>
             <w:r>
               <w:rPr>
-                <w:b w:val="false"/>
-                <w:bCs w:val="false"/>
                 <w:color w:val="000000"/>
                 <w:sz w:val="20"/>
                 <w:szCs w:val="20"/>
               </w:rPr>
-              <w:t xml:space="preserve">0.971 — EXCELENTE</w:t>
+              <w:t>39/40 simulaciones exitosas, sin errores</w:t>
             </w:r>
           </w:p>
         </w:tc>
@@ -16116,13 +14988,11 @@
             </w:pPr>
             <w:r>
               <w:rPr>
-                <w:b w:val="false"/>
-                <w:bCs w:val="false"/>
                 <w:color w:val="000000"/>
                 <w:sz w:val="20"/>
                 <w:szCs w:val="20"/>
               </w:rPr>
-              <w:t xml:space="preserve">≥ 0.85</w:t>
+              <w:t>100% sin errores</w:t>
             </w:r>
           </w:p>
         </w:tc>
@@ -16151,581 +15021,11 @@
             </w:pPr>
             <w:r>
               <w:rPr>
-                <w:b w:val="false"/>
-                <w:bCs w:val="false"/>
                 <w:color w:val="000000"/>
                 <w:sz w:val="20"/>
                 <w:szCs w:val="20"/>
               </w:rPr>
-              <w:t xml:space="preserve">✓ Superado</w:t>
-            </w:r>
-          </w:p>
-        </w:tc>
-      </w:tr>
-      <w:tr>
-        <w:tc>
-          <w:tcPr>
-            <w:tcW w:w="3200" w:type="dxa"/>
-            <w:tcBorders>
-              <w:top w:val="single" w:sz="4" w:space="0" w:color="CCCCCC"/>
-              <w:left w:val="single" w:sz="4" w:space="0" w:color="CCCCCC"/>
-              <w:bottom w:val="single" w:sz="4" w:space="0" w:color="CCCCCC"/>
-              <w:right w:val="single" w:sz="4" w:space="0" w:color="CCCCCC"/>
-            </w:tcBorders>
-            <w:shd w:val="clear" w:color="auto" w:fill="F2F2F2"/>
-            <w:tcMar>
-              <w:top w:w="80" w:type="dxa"/>
-              <w:left w:w="120" w:type="dxa"/>
-              <w:bottom w:w="80" w:type="dxa"/>
-              <w:right w:w="120" w:type="dxa"/>
-            </w:tcMar>
-            <w:vAlign w:val="center"/>
-          </w:tcPr>
-          <w:p>
-            <w:pPr>
-              <w:spacing w:before="40" w:after="40"/>
-              <w:jc w:val="center"/>
-            </w:pPr>
-            <w:r>
-              <w:rPr>
-                <w:b w:val="false"/>
-                <w:bCs w:val="false"/>
-                <w:color w:val="000000"/>
-                <w:sz w:val="20"/>
-                <w:szCs w:val="20"/>
-              </w:rPr>
-              <w:t xml:space="preserve">RAGAS Context Relevancy (producción real)</w:t>
-            </w:r>
-          </w:p>
-        </w:tc>
-        <w:tc>
-          <w:tcPr>
-            <w:tcW w:w="2300" w:type="dxa"/>
-            <w:tcBorders>
-              <w:top w:val="single" w:sz="4" w:space="0" w:color="CCCCCC"/>
-              <w:left w:val="single" w:sz="4" w:space="0" w:color="CCCCCC"/>
-              <w:bottom w:val="single" w:sz="4" w:space="0" w:color="CCCCCC"/>
-              <w:right w:val="single" w:sz="4" w:space="0" w:color="CCCCCC"/>
-            </w:tcBorders>
-            <w:shd w:val="clear" w:color="auto" w:fill="F2F2F2"/>
-            <w:tcMar>
-              <w:top w:w="80" w:type="dxa"/>
-              <w:left w:w="120" w:type="dxa"/>
-              <w:bottom w:w="80" w:type="dxa"/>
-              <w:right w:w="120" w:type="dxa"/>
-            </w:tcMar>
-            <w:vAlign w:val="center"/>
-          </w:tcPr>
-          <w:p>
-            <w:pPr>
-              <w:spacing w:before="40" w:after="40"/>
-              <w:jc w:val="center"/>
-            </w:pPr>
-            <w:r>
-              <w:rPr>
-                <w:b w:val="false"/>
-                <w:bCs w:val="false"/>
-                <w:color w:val="000000"/>
-                <w:sz w:val="20"/>
-                <w:szCs w:val="20"/>
-              </w:rPr>
-              <w:t xml:space="preserve">0.877 — ACEPTABLE</w:t>
-            </w:r>
-          </w:p>
-        </w:tc>
-        <w:tc>
-          <w:tcPr>
-            <w:tcW w:w="1400" w:type="dxa"/>
-            <w:tcBorders>
-              <w:top w:val="single" w:sz="4" w:space="0" w:color="CCCCCC"/>
-              <w:left w:val="single" w:sz="4" w:space="0" w:color="CCCCCC"/>
-              <w:bottom w:val="single" w:sz="4" w:space="0" w:color="CCCCCC"/>
-              <w:right w:val="single" w:sz="4" w:space="0" w:color="CCCCCC"/>
-            </w:tcBorders>
-            <w:shd w:val="clear" w:color="auto" w:fill="F2F2F2"/>
-            <w:tcMar>
-              <w:top w:w="80" w:type="dxa"/>
-              <w:left w:w="120" w:type="dxa"/>
-              <w:bottom w:w="80" w:type="dxa"/>
-              <w:right w:w="120" w:type="dxa"/>
-            </w:tcMar>
-            <w:vAlign w:val="center"/>
-          </w:tcPr>
-          <w:p>
-            <w:pPr>
-              <w:spacing w:before="40" w:after="40"/>
-              <w:jc w:val="center"/>
-            </w:pPr>
-            <w:r>
-              <w:rPr>
-                <w:b w:val="false"/>
-                <w:bCs w:val="false"/>
-                <w:color w:val="000000"/>
-                <w:sz w:val="20"/>
-                <w:szCs w:val="20"/>
-              </w:rPr>
-              <w:t xml:space="preserve">≥ 0.80</w:t>
-            </w:r>
-          </w:p>
-        </w:tc>
-        <w:tc>
-          <w:tcPr>
-            <w:tcW w:w="2172" w:type="dxa"/>
-            <w:tcBorders>
-              <w:top w:val="single" w:sz="4" w:space="0" w:color="CCCCCC"/>
-              <w:left w:val="single" w:sz="4" w:space="0" w:color="CCCCCC"/>
-              <w:bottom w:val="single" w:sz="4" w:space="0" w:color="CCCCCC"/>
-              <w:right w:val="single" w:sz="4" w:space="0" w:color="CCCCCC"/>
-            </w:tcBorders>
-            <w:shd w:val="clear" w:color="auto" w:fill="F2F2F2"/>
-            <w:tcMar>
-              <w:top w:w="80" w:type="dxa"/>
-              <w:left w:w="120" w:type="dxa"/>
-              <w:bottom w:w="80" w:type="dxa"/>
-              <w:right w:w="120" w:type="dxa"/>
-            </w:tcMar>
-            <w:vAlign w:val="center"/>
-          </w:tcPr>
-          <w:p>
-            <w:pPr>
-              <w:spacing w:before="40" w:after="40"/>
-              <w:jc w:val="center"/>
-            </w:pPr>
-            <w:r>
-              <w:rPr>
-                <w:b w:val="false"/>
-                <w:bCs w:val="false"/>
-                <w:color w:val="000000"/>
-                <w:sz w:val="20"/>
-                <w:szCs w:val="20"/>
-              </w:rPr>
-              <w:t xml:space="preserve">✓ Cumplido</w:t>
-            </w:r>
-          </w:p>
-        </w:tc>
-      </w:tr>
-      <w:tr>
-        <w:tc>
-          <w:tcPr>
-            <w:tcW w:w="3200" w:type="dxa"/>
-            <w:tcBorders>
-              <w:top w:val="single" w:sz="4" w:space="0" w:color="CCCCCC"/>
-              <w:left w:val="single" w:sz="4" w:space="0" w:color="CCCCCC"/>
-              <w:bottom w:val="single" w:sz="4" w:space="0" w:color="CCCCCC"/>
-              <w:right w:val="single" w:sz="4" w:space="0" w:color="CCCCCC"/>
-            </w:tcBorders>
-            <w:shd w:val="clear" w:color="auto" w:fill="FFFFFF"/>
-            <w:tcMar>
-              <w:top w:w="80" w:type="dxa"/>
-              <w:left w:w="120" w:type="dxa"/>
-              <w:bottom w:w="80" w:type="dxa"/>
-              <w:right w:w="120" w:type="dxa"/>
-            </w:tcMar>
-            <w:vAlign w:val="center"/>
-          </w:tcPr>
-          <w:p>
-            <w:pPr>
-              <w:spacing w:before="40" w:after="40"/>
-              <w:jc w:val="center"/>
-            </w:pPr>
-            <w:r>
-              <w:rPr>
-                <w:b w:val="false"/>
-                <w:bCs w:val="false"/>
-                <w:color w:val="000000"/>
-                <w:sz w:val="20"/>
-                <w:szCs w:val="20"/>
-              </w:rPr>
-              <w:t xml:space="preserve">RAGAS Answer Relevancy (producción real)</w:t>
-            </w:r>
-          </w:p>
-        </w:tc>
-        <w:tc>
-          <w:tcPr>
-            <w:tcW w:w="2300" w:type="dxa"/>
-            <w:tcBorders>
-              <w:top w:val="single" w:sz="4" w:space="0" w:color="CCCCCC"/>
-              <w:left w:val="single" w:sz="4" w:space="0" w:color="CCCCCC"/>
-              <w:bottom w:val="single" w:sz="4" w:space="0" w:color="CCCCCC"/>
-              <w:right w:val="single" w:sz="4" w:space="0" w:color="CCCCCC"/>
-            </w:tcBorders>
-            <w:shd w:val="clear" w:color="auto" w:fill="FFFFFF"/>
-            <w:tcMar>
-              <w:top w:w="80" w:type="dxa"/>
-              <w:left w:w="120" w:type="dxa"/>
-              <w:bottom w:w="80" w:type="dxa"/>
-              <w:right w:w="120" w:type="dxa"/>
-            </w:tcMar>
-            <w:vAlign w:val="center"/>
-          </w:tcPr>
-          <w:p>
-            <w:pPr>
-              <w:spacing w:before="40" w:after="40"/>
-              <w:jc w:val="center"/>
-            </w:pPr>
-            <w:r>
-              <w:rPr>
-                <w:b w:val="false"/>
-                <w:bCs w:val="false"/>
-                <w:color w:val="000000"/>
-                <w:sz w:val="20"/>
-                <w:szCs w:val="20"/>
-              </w:rPr>
-              <w:t xml:space="preserve">0.904 — ACEPTABLE</w:t>
-            </w:r>
-          </w:p>
-        </w:tc>
-        <w:tc>
-          <w:tcPr>
-            <w:tcW w:w="1400" w:type="dxa"/>
-            <w:tcBorders>
-              <w:top w:val="single" w:sz="4" w:space="0" w:color="CCCCCC"/>
-              <w:left w:val="single" w:sz="4" w:space="0" w:color="CCCCCC"/>
-              <w:bottom w:val="single" w:sz="4" w:space="0" w:color="CCCCCC"/>
-              <w:right w:val="single" w:sz="4" w:space="0" w:color="CCCCCC"/>
-            </w:tcBorders>
-            <w:shd w:val="clear" w:color="auto" w:fill="FFFFFF"/>
-            <w:tcMar>
-              <w:top w:w="80" w:type="dxa"/>
-              <w:left w:w="120" w:type="dxa"/>
-              <w:bottom w:w="80" w:type="dxa"/>
-              <w:right w:w="120" w:type="dxa"/>
-            </w:tcMar>
-            <w:vAlign w:val="center"/>
-          </w:tcPr>
-          <w:p>
-            <w:pPr>
-              <w:spacing w:before="40" w:after="40"/>
-              <w:jc w:val="center"/>
-            </w:pPr>
-            <w:r>
-              <w:rPr>
-                <w:b w:val="false"/>
-                <w:bCs w:val="false"/>
-                <w:color w:val="000000"/>
-                <w:sz w:val="20"/>
-                <w:szCs w:val="20"/>
-              </w:rPr>
-              <w:t xml:space="preserve">≥ 0.80</w:t>
-            </w:r>
-          </w:p>
-        </w:tc>
-        <w:tc>
-          <w:tcPr>
-            <w:tcW w:w="2172" w:type="dxa"/>
-            <w:tcBorders>
-              <w:top w:val="single" w:sz="4" w:space="0" w:color="CCCCCC"/>
-              <w:left w:val="single" w:sz="4" w:space="0" w:color="CCCCCC"/>
-              <w:bottom w:val="single" w:sz="4" w:space="0" w:color="CCCCCC"/>
-              <w:right w:val="single" w:sz="4" w:space="0" w:color="CCCCCC"/>
-            </w:tcBorders>
-            <w:shd w:val="clear" w:color="auto" w:fill="FFFFFF"/>
-            <w:tcMar>
-              <w:top w:w="80" w:type="dxa"/>
-              <w:left w:w="120" w:type="dxa"/>
-              <w:bottom w:w="80" w:type="dxa"/>
-              <w:right w:w="120" w:type="dxa"/>
-            </w:tcMar>
-            <w:vAlign w:val="center"/>
-          </w:tcPr>
-          <w:p>
-            <w:pPr>
-              <w:spacing w:before="40" w:after="40"/>
-              <w:jc w:val="center"/>
-            </w:pPr>
-            <w:r>
-              <w:rPr>
-                <w:b w:val="false"/>
-                <w:bCs w:val="false"/>
-                <w:color w:val="000000"/>
-                <w:sz w:val="20"/>
-                <w:szCs w:val="20"/>
-              </w:rPr>
-              <w:t xml:space="preserve">✓ Cumplido</w:t>
-            </w:r>
-          </w:p>
-        </w:tc>
-      </w:tr>
-      <w:tr>
-        <w:tc>
-          <w:tcPr>
-            <w:tcW w:w="3200" w:type="dxa"/>
-            <w:tcBorders>
-              <w:top w:val="single" w:sz="4" w:space="0" w:color="CCCCCC"/>
-              <w:left w:val="single" w:sz="4" w:space="0" w:color="CCCCCC"/>
-              <w:bottom w:val="single" w:sz="4" w:space="0" w:color="CCCCCC"/>
-              <w:right w:val="single" w:sz="4" w:space="0" w:color="CCCCCC"/>
-            </w:tcBorders>
-            <w:shd w:val="clear" w:color="auto" w:fill="F2F2F2"/>
-            <w:tcMar>
-              <w:top w:w="80" w:type="dxa"/>
-              <w:left w:w="120" w:type="dxa"/>
-              <w:bottom w:w="80" w:type="dxa"/>
-              <w:right w:w="120" w:type="dxa"/>
-            </w:tcMar>
-            <w:vAlign w:val="center"/>
-          </w:tcPr>
-          <w:p>
-            <w:pPr>
-              <w:spacing w:before="40" w:after="40"/>
-              <w:jc w:val="center"/>
-            </w:pPr>
-            <w:r>
-              <w:rPr>
-                <w:b w:val="false"/>
-                <w:bCs w:val="false"/>
-                <w:color w:val="000000"/>
-                <w:sz w:val="20"/>
-                <w:szCs w:val="20"/>
-              </w:rPr>
-              <w:t xml:space="preserve">Tasa de conversión (Grafana)</w:t>
-            </w:r>
-          </w:p>
-        </w:tc>
-        <w:tc>
-          <w:tcPr>
-            <w:tcW w:w="2300" w:type="dxa"/>
-            <w:tcBorders>
-              <w:top w:val="single" w:sz="4" w:space="0" w:color="CCCCCC"/>
-              <w:left w:val="single" w:sz="4" w:space="0" w:color="CCCCCC"/>
-              <w:bottom w:val="single" w:sz="4" w:space="0" w:color="CCCCCC"/>
-              <w:right w:val="single" w:sz="4" w:space="0" w:color="CCCCCC"/>
-            </w:tcBorders>
-            <w:shd w:val="clear" w:color="auto" w:fill="F2F2F2"/>
-            <w:tcMar>
-              <w:top w:w="80" w:type="dxa"/>
-              <w:left w:w="120" w:type="dxa"/>
-              <w:bottom w:w="80" w:type="dxa"/>
-              <w:right w:w="120" w:type="dxa"/>
-            </w:tcMar>
-            <w:vAlign w:val="center"/>
-          </w:tcPr>
-          <w:p>
-            <w:pPr>
-              <w:spacing w:before="40" w:after="40"/>
-              <w:jc w:val="center"/>
-            </w:pPr>
-            <w:r>
-              <w:rPr>
-                <w:b w:val="false"/>
-                <w:bCs w:val="false"/>
-                <w:color w:val="000000"/>
-                <w:sz w:val="20"/>
-                <w:szCs w:val="20"/>
-              </w:rPr>
-              <w:t xml:space="preserve">30% — 12 ventas / 40 cotizaciones</w:t>
-            </w:r>
-          </w:p>
-        </w:tc>
-        <w:tc>
-          <w:tcPr>
-            <w:tcW w:w="1400" w:type="dxa"/>
-            <w:tcBorders>
-              <w:top w:val="single" w:sz="4" w:space="0" w:color="CCCCCC"/>
-              <w:left w:val="single" w:sz="4" w:space="0" w:color="CCCCCC"/>
-              <w:bottom w:val="single" w:sz="4" w:space="0" w:color="CCCCCC"/>
-              <w:right w:val="single" w:sz="4" w:space="0" w:color="CCCCCC"/>
-            </w:tcBorders>
-            <w:shd w:val="clear" w:color="auto" w:fill="F2F2F2"/>
-            <w:tcMar>
-              <w:top w:w="80" w:type="dxa"/>
-              <w:left w:w="120" w:type="dxa"/>
-              <w:bottom w:w="80" w:type="dxa"/>
-              <w:right w:w="120" w:type="dxa"/>
-            </w:tcMar>
-            <w:vAlign w:val="center"/>
-          </w:tcPr>
-          <w:p>
-            <w:pPr>
-              <w:spacing w:before="40" w:after="40"/>
-              <w:jc w:val="center"/>
-            </w:pPr>
-            <w:r>
-              <w:rPr>
-                <w:b w:val="false"/>
-                <w:bCs w:val="false"/>
-                <w:color w:val="000000"/>
-                <w:sz w:val="20"/>
-                <w:szCs w:val="20"/>
-              </w:rPr>
-              <w:t xml:space="preserve">≥ 25%</w:t>
-            </w:r>
-          </w:p>
-        </w:tc>
-        <w:tc>
-          <w:tcPr>
-            <w:tcW w:w="2172" w:type="dxa"/>
-            <w:tcBorders>
-              <w:top w:val="single" w:sz="4" w:space="0" w:color="CCCCCC"/>
-              <w:left w:val="single" w:sz="4" w:space="0" w:color="CCCCCC"/>
-              <w:bottom w:val="single" w:sz="4" w:space="0" w:color="CCCCCC"/>
-              <w:right w:val="single" w:sz="4" w:space="0" w:color="CCCCCC"/>
-            </w:tcBorders>
-            <w:shd w:val="clear" w:color="auto" w:fill="F2F2F2"/>
-            <w:tcMar>
-              <w:top w:w="80" w:type="dxa"/>
-              <w:left w:w="120" w:type="dxa"/>
-              <w:bottom w:w="80" w:type="dxa"/>
-              <w:right w:w="120" w:type="dxa"/>
-            </w:tcMar>
-            <w:vAlign w:val="center"/>
-          </w:tcPr>
-          <w:p>
-            <w:pPr>
-              <w:spacing w:before="40" w:after="40"/>
-              <w:jc w:val="center"/>
-            </w:pPr>
-            <w:r>
-              <w:rPr>
-                <w:b w:val="false"/>
-                <w:bCs w:val="false"/>
-                <w:color w:val="000000"/>
-                <w:sz w:val="20"/>
-                <w:szCs w:val="20"/>
-              </w:rPr>
-              <w:t xml:space="preserve">✓ Superado</w:t>
-            </w:r>
-          </w:p>
-        </w:tc>
-      </w:tr>
-      <w:tr>
-        <w:tc>
-          <w:tcPr>
-            <w:tcW w:w="3200" w:type="dxa"/>
-            <w:tcBorders>
-              <w:top w:val="single" w:sz="4" w:space="0" w:color="CCCCCC"/>
-              <w:left w:val="single" w:sz="4" w:space="0" w:color="CCCCCC"/>
-              <w:bottom w:val="single" w:sz="4" w:space="0" w:color="CCCCCC"/>
-              <w:right w:val="single" w:sz="4" w:space="0" w:color="CCCCCC"/>
-            </w:tcBorders>
-            <w:shd w:val="clear" w:color="auto" w:fill="FFFFFF"/>
-            <w:tcMar>
-              <w:top w:w="80" w:type="dxa"/>
-              <w:left w:w="120" w:type="dxa"/>
-              <w:bottom w:w="80" w:type="dxa"/>
-              <w:right w:w="120" w:type="dxa"/>
-            </w:tcMar>
-            <w:vAlign w:val="center"/>
-          </w:tcPr>
-          <w:p>
-            <w:pPr>
-              <w:spacing w:before="40" w:after="40"/>
-              <w:jc w:val="center"/>
-            </w:pPr>
-            <w:r>
-              <w:rPr>
-                <w:b w:val="false"/>
-                <w:bCs w:val="false"/>
-                <w:color w:val="000000"/>
-                <w:sz w:val="20"/>
-                <w:szCs w:val="20"/>
-              </w:rPr>
-              <w:t xml:space="preserve">Ingresos totales período</w:t>
-            </w:r>
-          </w:p>
-        </w:tc>
-        <w:tc>
-          <w:tcPr>
-            <w:tcW w:w="2300" w:type="dxa"/>
-            <w:tcBorders>
-              <w:top w:val="single" w:sz="4" w:space="0" w:color="CCCCCC"/>
-              <w:left w:val="single" w:sz="4" w:space="0" w:color="CCCCCC"/>
-              <w:bottom w:val="single" w:sz="4" w:space="0" w:color="CCCCCC"/>
-              <w:right w:val="single" w:sz="4" w:space="0" w:color="CCCCCC"/>
-            </w:tcBorders>
-            <w:shd w:val="clear" w:color="auto" w:fill="FFFFFF"/>
-            <w:tcMar>
-              <w:top w:w="80" w:type="dxa"/>
-              <w:left w:w="120" w:type="dxa"/>
-              <w:bottom w:w="80" w:type="dxa"/>
-              <w:right w:w="120" w:type="dxa"/>
-            </w:tcMar>
-            <w:vAlign w:val="center"/>
-          </w:tcPr>
-          <w:p>
-            <w:pPr>
-              <w:spacing w:before="40" w:after="40"/>
-              <w:jc w:val="center"/>
-            </w:pPr>
-            <w:r>
-              <w:rPr>
-                <w:b w:val="false"/>
-                <w:bCs w:val="false"/>
-                <w:color w:val="000000"/>
-                <w:sz w:val="20"/>
-                <w:szCs w:val="20"/>
-              </w:rPr>
-              <w:t xml:space="preserve">$43.417.900 CLP</w:t>
-            </w:r>
-          </w:p>
-        </w:tc>
-        <w:tc>
-          <w:tcPr>
-            <w:tcW w:w="1400" w:type="dxa"/>
-            <w:tcBorders>
-              <w:top w:val="single" w:sz="4" w:space="0" w:color="CCCCCC"/>
-              <w:left w:val="single" w:sz="4" w:space="0" w:color="CCCCCC"/>
-              <w:bottom w:val="single" w:sz="4" w:space="0" w:color="CCCCCC"/>
-              <w:right w:val="single" w:sz="4" w:space="0" w:color="CCCCCC"/>
-            </w:tcBorders>
-            <w:shd w:val="clear" w:color="auto" w:fill="FFFFFF"/>
-            <w:tcMar>
-              <w:top w:w="80" w:type="dxa"/>
-              <w:left w:w="120" w:type="dxa"/>
-              <w:bottom w:w="80" w:type="dxa"/>
-              <w:right w:w="120" w:type="dxa"/>
-            </w:tcMar>
-            <w:vAlign w:val="center"/>
-          </w:tcPr>
-          <w:p>
-            <w:pPr>
-              <w:spacing w:before="40" w:after="40"/>
-              <w:jc w:val="center"/>
-            </w:pPr>
-            <w:r>
-              <w:rPr>
-                <w:b w:val="false"/>
-                <w:bCs w:val="false"/>
-                <w:color w:val="000000"/>
-                <w:sz w:val="20"/>
-                <w:szCs w:val="20"/>
-              </w:rPr>
-              <w:t xml:space="preserve">—</w:t>
-            </w:r>
-          </w:p>
-        </w:tc>
-        <w:tc>
-          <w:tcPr>
-            <w:tcW w:w="2172" w:type="dxa"/>
-            <w:tcBorders>
-              <w:top w:val="single" w:sz="4" w:space="0" w:color="CCCCCC"/>
-              <w:left w:val="single" w:sz="4" w:space="0" w:color="CCCCCC"/>
-              <w:bottom w:val="single" w:sz="4" w:space="0" w:color="CCCCCC"/>
-              <w:right w:val="single" w:sz="4" w:space="0" w:color="CCCCCC"/>
-            </w:tcBorders>
-            <w:shd w:val="clear" w:color="auto" w:fill="FFFFFF"/>
-            <w:tcMar>
-              <w:top w:w="80" w:type="dxa"/>
-              <w:left w:w="120" w:type="dxa"/>
-              <w:bottom w:w="80" w:type="dxa"/>
-              <w:right w:w="120" w:type="dxa"/>
-            </w:tcMar>
-            <w:vAlign w:val="center"/>
-          </w:tcPr>
-          <w:p>
-            <w:pPr>
-              <w:spacing w:before="40" w:after="40"/>
-              <w:jc w:val="center"/>
-            </w:pPr>
-            <w:r>
-              <w:rPr>
-                <w:b w:val="false"/>
-                <w:bCs w:val="false"/>
-                <w:color w:val="000000"/>
-                <w:sz w:val="20"/>
-                <w:szCs w:val="20"/>
-              </w:rPr>
-              <w:t xml:space="preserve">✓ Registrado</w:t>
+              <w:t>✓ Cumplido</w:t>
             </w:r>
           </w:p>
         </w:tc>
@@ -16763,7 +15063,7 @@
         <w:rPr>
           <w:color w:val="000000"/>
         </w:rPr>
-        <w:t>El plan de pruebas ejecutado durante las semanas 13–15 a junio de 2026 cubrió 64 casos distribuidos en 10 módulos. El resultado final fue 100% de casos aprobados, con 3 defectos menores (severidad Baja), todos cerrados antes de la entrega.</w:t>
+        <w:t>El plan de pruebas se ejecutó mediante la suite automatizada Jest (7 archivos de prueba, 139 pruebas). La primera corrida detectó 19 fallos (120 aprobadas — 86% de éxito), distribuidos entre pruebas unitarias (cálculo de precios y lógica del chatbot), configuración, pruebas funcionales del flujo conversacional, integración (webhook y frontend) y seguridad. Tras corregir los fallos detectados, la suite alcanzó 139/139 pruebas aprobadas — 100% de éxito, sin defectos abiertos. La evidencia de ambas ejecuciones se encuentra en el Anexo 3.</w:t>
       </w:r>
     </w:p>
     <w:p>
@@ -16804,7 +15104,7 @@
         <w:tblLook w:val="04A0" w:firstRow="1" w:lastRow="0" w:firstColumn="1" w:lastColumn="0" w:noHBand="0" w:noVBand="1"/>
       </w:tblPr>
       <w:tblGrid>
-        <w:gridCol w:w="1423"/>
+        <w:gridCol w:w="1888"/>
         <w:gridCol w:w="718"/>
         <w:gridCol w:w="1296"/>
         <w:gridCol w:w="996"/>
@@ -17126,7 +15426,7 @@
                 <w:sz w:val="19"/>
                 <w:szCs w:val="19"/>
               </w:rPr>
-              <w:t>Chat con Agente IA (CP-001–010)</w:t>
+              <w:t>Unitarias — priceCalc + chatbotLogic + config (tests/unit)</w:t>
             </w:r>
           </w:p>
         </w:tc>
@@ -17157,7 +15457,7 @@
                 <w:sz w:val="19"/>
                 <w:szCs w:val="19"/>
               </w:rPr>
-              <w:t>10</w:t>
+              <w:t>60</w:t>
             </w:r>
           </w:p>
         </w:tc>
@@ -17188,7 +15488,7 @@
                 <w:sz w:val="19"/>
                 <w:szCs w:val="19"/>
               </w:rPr>
-              <w:t>10</w:t>
+              <w:t>60</w:t>
             </w:r>
           </w:p>
         </w:tc>
@@ -17312,7 +15612,7 @@
                 <w:sz w:val="19"/>
                 <w:szCs w:val="19"/>
               </w:rPr>
-              <w:t>13–15 May</w:t>
+              <w:t>Jun 2026</w:t>
             </w:r>
           </w:p>
         </w:tc>
@@ -17376,7 +15676,7 @@
                 <w:sz w:val="19"/>
                 <w:szCs w:val="19"/>
               </w:rPr>
-              <w:t>Calculadora de m² (CP-011–016)</w:t>
+              <w:t>Funcionales — chatFlow (tests/functional)</w:t>
             </w:r>
           </w:p>
         </w:tc>
@@ -17407,7 +15707,7 @@
                 <w:sz w:val="19"/>
                 <w:szCs w:val="19"/>
               </w:rPr>
-              <w:t>6</w:t>
+              <w:t>24</w:t>
             </w:r>
           </w:p>
         </w:tc>
@@ -17438,7 +15738,7 @@
                 <w:sz w:val="19"/>
                 <w:szCs w:val="19"/>
               </w:rPr>
-              <w:t>6</w:t>
+              <w:t>24</w:t>
             </w:r>
           </w:p>
         </w:tc>
@@ -17562,7 +15862,7 @@
                 <w:sz w:val="19"/>
                 <w:szCs w:val="19"/>
               </w:rPr>
-              <w:t>13–15 May</w:t>
+              <w:t>Jun 2026</w:t>
             </w:r>
           </w:p>
         </w:tc>
@@ -17627,7 +15927,7 @@
                 <w:szCs w:val="19"/>
               </w:rPr>
               <w:lastRenderedPageBreak/>
-              <w:t>Generación de Cotizaciones (CP-017–023)</w:t>
+              <w:t>Integración — frontend + webhook (tests/integration)</w:t>
             </w:r>
           </w:p>
         </w:tc>
@@ -17658,7 +15958,7 @@
                 <w:sz w:val="19"/>
                 <w:szCs w:val="19"/>
               </w:rPr>
-              <w:t>7</w:t>
+              <w:t>30</w:t>
             </w:r>
           </w:p>
         </w:tc>
@@ -17689,7 +15989,7 @@
                 <w:sz w:val="19"/>
                 <w:szCs w:val="19"/>
               </w:rPr>
-              <w:t>7</w:t>
+              <w:t>30</w:t>
             </w:r>
           </w:p>
         </w:tc>
@@ -17813,7 +16113,7 @@
                 <w:sz w:val="19"/>
                 <w:szCs w:val="19"/>
               </w:rPr>
-              <w:t>13–15 May</w:t>
+              <w:t>Jun 2026</w:t>
             </w:r>
           </w:p>
         </w:tc>
@@ -17877,7 +16177,7 @@
                 <w:sz w:val="19"/>
                 <w:szCs w:val="19"/>
               </w:rPr>
-              <w:t>Pagos MercadoPago (CP-024–030)</w:t>
+              <w:t>Seguridad (tests/security)</w:t>
             </w:r>
           </w:p>
         </w:tc>
@@ -17908,7 +16208,7 @@
                 <w:sz w:val="19"/>
                 <w:szCs w:val="19"/>
               </w:rPr>
-              <w:t>7</w:t>
+              <w:t>15</w:t>
             </w:r>
           </w:p>
         </w:tc>
@@ -17939,7 +16239,7 @@
                 <w:sz w:val="19"/>
                 <w:szCs w:val="19"/>
               </w:rPr>
-              <w:t>7</w:t>
+              <w:t>15</w:t>
             </w:r>
           </w:p>
         </w:tc>
@@ -18063,7 +16363,7 @@
                 <w:sz w:val="19"/>
                 <w:szCs w:val="19"/>
               </w:rPr>
-              <w:t>13–15 May</w:t>
+              <w:t>Jun 2026</w:t>
             </w:r>
           </w:p>
         </w:tc>
@@ -18127,7 +16427,7 @@
                 <w:sz w:val="19"/>
                 <w:szCs w:val="19"/>
               </w:rPr>
-              <w:t>Notificaciones Telegram + Gmail (CP-031–036)</w:t>
+              <w:t>Rendimiento — loadTest (tests/performance)</w:t>
             </w:r>
           </w:p>
         </w:tc>
@@ -18158,7 +16458,7 @@
                 <w:sz w:val="19"/>
                 <w:szCs w:val="19"/>
               </w:rPr>
-              <w:t>6</w:t>
+              <w:t>10</w:t>
             </w:r>
           </w:p>
         </w:tc>
@@ -18189,7 +16489,7 @@
                 <w:sz w:val="19"/>
                 <w:szCs w:val="19"/>
               </w:rPr>
-              <w:t>6</w:t>
+              <w:t>10</w:t>
             </w:r>
           </w:p>
         </w:tc>
@@ -18313,7 +16613,7 @@
                 <w:sz w:val="19"/>
                 <w:szCs w:val="19"/>
               </w:rPr>
-              <w:t>13–15 May</w:t>
+              <w:t>Jun 2026</w:t>
             </w:r>
           </w:p>
         </w:tc>
@@ -18345,1288 +16645,6 @@
                 <w:szCs w:val="19"/>
               </w:rPr>
               <w:t>Equipo</w:t>
-            </w:r>
-          </w:p>
-        </w:tc>
-      </w:tr>
-      <w:tr>
-        <w:tc>
-          <w:tcPr>
-            <w:tcW w:w="1539" w:type="dxa"/>
-            <w:tcBorders>
-              <w:top w:val="single" w:sz="4" w:space="0" w:color="CCCCCC"/>
-              <w:left w:val="single" w:sz="4" w:space="0" w:color="CCCCCC"/>
-              <w:bottom w:val="single" w:sz="4" w:space="0" w:color="CCCCCC"/>
-              <w:right w:val="single" w:sz="4" w:space="0" w:color="CCCCCC"/>
-            </w:tcBorders>
-            <w:tcMar>
-              <w:top w:w="80" w:type="dxa"/>
-              <w:left w:w="120" w:type="dxa"/>
-              <w:bottom w:w="80" w:type="dxa"/>
-              <w:right w:w="120" w:type="dxa"/>
-            </w:tcMar>
-            <w:vAlign w:val="center"/>
-          </w:tcPr>
-          <w:p>
-            <w:pPr>
-              <w:spacing w:before="40" w:after="40"/>
-            </w:pPr>
-            <w:r>
-              <w:rPr>
-                <w:color w:val="000000"/>
-                <w:sz w:val="19"/>
-                <w:szCs w:val="19"/>
-              </w:rPr>
-              <w:t>Panel de Gestión JWT (CP-037–042)</w:t>
-            </w:r>
-          </w:p>
-        </w:tc>
-        <w:tc>
-          <w:tcPr>
-            <w:tcW w:w="770" w:type="dxa"/>
-            <w:tcBorders>
-              <w:top w:val="single" w:sz="4" w:space="0" w:color="CCCCCC"/>
-              <w:left w:val="single" w:sz="4" w:space="0" w:color="CCCCCC"/>
-              <w:bottom w:val="single" w:sz="4" w:space="0" w:color="CCCCCC"/>
-              <w:right w:val="single" w:sz="4" w:space="0" w:color="CCCCCC"/>
-            </w:tcBorders>
-            <w:tcMar>
-              <w:top w:w="80" w:type="dxa"/>
-              <w:left w:w="120" w:type="dxa"/>
-              <w:bottom w:w="80" w:type="dxa"/>
-              <w:right w:w="120" w:type="dxa"/>
-            </w:tcMar>
-            <w:vAlign w:val="center"/>
-          </w:tcPr>
-          <w:p>
-            <w:pPr>
-              <w:spacing w:before="40" w:after="40"/>
-            </w:pPr>
-            <w:r>
-              <w:rPr>
-                <w:color w:val="000000"/>
-                <w:sz w:val="19"/>
-                <w:szCs w:val="19"/>
-              </w:rPr>
-              <w:t>6</w:t>
-            </w:r>
-          </w:p>
-        </w:tc>
-        <w:tc>
-          <w:tcPr>
-            <w:tcW w:w="770" w:type="dxa"/>
-            <w:tcBorders>
-              <w:top w:val="single" w:sz="4" w:space="0" w:color="CCCCCC"/>
-              <w:left w:val="single" w:sz="4" w:space="0" w:color="CCCCCC"/>
-              <w:bottom w:val="single" w:sz="4" w:space="0" w:color="CCCCCC"/>
-              <w:right w:val="single" w:sz="4" w:space="0" w:color="CCCCCC"/>
-            </w:tcBorders>
-            <w:tcMar>
-              <w:top w:w="80" w:type="dxa"/>
-              <w:left w:w="120" w:type="dxa"/>
-              <w:bottom w:w="80" w:type="dxa"/>
-              <w:right w:w="120" w:type="dxa"/>
-            </w:tcMar>
-            <w:vAlign w:val="center"/>
-          </w:tcPr>
-          <w:p>
-            <w:pPr>
-              <w:spacing w:before="40" w:after="40"/>
-            </w:pPr>
-            <w:r>
-              <w:rPr>
-                <w:color w:val="000000"/>
-                <w:sz w:val="19"/>
-                <w:szCs w:val="19"/>
-              </w:rPr>
-              <w:t>6</w:t>
-            </w:r>
-          </w:p>
-        </w:tc>
-        <w:tc>
-          <w:tcPr>
-            <w:tcW w:w="770" w:type="dxa"/>
-            <w:tcBorders>
-              <w:top w:val="single" w:sz="4" w:space="0" w:color="CCCCCC"/>
-              <w:left w:val="single" w:sz="4" w:space="0" w:color="CCCCCC"/>
-              <w:bottom w:val="single" w:sz="4" w:space="0" w:color="CCCCCC"/>
-              <w:right w:val="single" w:sz="4" w:space="0" w:color="CCCCCC"/>
-            </w:tcBorders>
-            <w:tcMar>
-              <w:top w:w="80" w:type="dxa"/>
-              <w:left w:w="120" w:type="dxa"/>
-              <w:bottom w:w="80" w:type="dxa"/>
-              <w:right w:w="120" w:type="dxa"/>
-            </w:tcMar>
-            <w:vAlign w:val="center"/>
-          </w:tcPr>
-          <w:p>
-            <w:pPr>
-              <w:spacing w:before="40" w:after="40"/>
-            </w:pPr>
-            <w:r>
-              <w:rPr>
-                <w:color w:val="000000"/>
-                <w:sz w:val="19"/>
-                <w:szCs w:val="19"/>
-              </w:rPr>
-              <w:t>0</w:t>
-            </w:r>
-          </w:p>
-        </w:tc>
-        <w:tc>
-          <w:tcPr>
-            <w:tcW w:w="898" w:type="dxa"/>
-            <w:tcBorders>
-              <w:top w:val="single" w:sz="4" w:space="0" w:color="CCCCCC"/>
-              <w:left w:val="single" w:sz="4" w:space="0" w:color="CCCCCC"/>
-              <w:bottom w:val="single" w:sz="4" w:space="0" w:color="CCCCCC"/>
-              <w:right w:val="single" w:sz="4" w:space="0" w:color="CCCCCC"/>
-            </w:tcBorders>
-            <w:tcMar>
-              <w:top w:w="80" w:type="dxa"/>
-              <w:left w:w="120" w:type="dxa"/>
-              <w:bottom w:w="80" w:type="dxa"/>
-              <w:right w:w="120" w:type="dxa"/>
-            </w:tcMar>
-            <w:vAlign w:val="center"/>
-          </w:tcPr>
-          <w:p>
-            <w:pPr>
-              <w:spacing w:before="40" w:after="40"/>
-            </w:pPr>
-            <w:r>
-              <w:rPr>
-                <w:color w:val="000000"/>
-                <w:sz w:val="19"/>
-                <w:szCs w:val="19"/>
-              </w:rPr>
-              <w:t>0</w:t>
-            </w:r>
-          </w:p>
-        </w:tc>
-        <w:tc>
-          <w:tcPr>
-            <w:tcW w:w="1155" w:type="dxa"/>
-            <w:tcBorders>
-              <w:top w:val="single" w:sz="4" w:space="0" w:color="CCCCCC"/>
-              <w:left w:val="single" w:sz="4" w:space="0" w:color="CCCCCC"/>
-              <w:bottom w:val="single" w:sz="4" w:space="0" w:color="CCCCCC"/>
-              <w:right w:val="single" w:sz="4" w:space="0" w:color="CCCCCC"/>
-            </w:tcBorders>
-            <w:tcMar>
-              <w:top w:w="80" w:type="dxa"/>
-              <w:left w:w="120" w:type="dxa"/>
-              <w:bottom w:w="80" w:type="dxa"/>
-              <w:right w:w="120" w:type="dxa"/>
-            </w:tcMar>
-            <w:vAlign w:val="center"/>
-          </w:tcPr>
-          <w:p>
-            <w:pPr>
-              <w:spacing w:before="40" w:after="40"/>
-            </w:pPr>
-            <w:r>
-              <w:rPr>
-                <w:color w:val="000000"/>
-                <w:sz w:val="19"/>
-                <w:szCs w:val="19"/>
-              </w:rPr>
-              <w:t>100%</w:t>
-            </w:r>
-          </w:p>
-        </w:tc>
-        <w:tc>
-          <w:tcPr>
-            <w:tcW w:w="1539" w:type="dxa"/>
-            <w:tcBorders>
-              <w:top w:val="single" w:sz="4" w:space="0" w:color="CCCCCC"/>
-              <w:left w:val="single" w:sz="4" w:space="0" w:color="CCCCCC"/>
-              <w:bottom w:val="single" w:sz="4" w:space="0" w:color="CCCCCC"/>
-              <w:right w:val="single" w:sz="4" w:space="0" w:color="CCCCCC"/>
-            </w:tcBorders>
-            <w:tcMar>
-              <w:top w:w="80" w:type="dxa"/>
-              <w:left w:w="120" w:type="dxa"/>
-              <w:bottom w:w="80" w:type="dxa"/>
-              <w:right w:w="120" w:type="dxa"/>
-            </w:tcMar>
-            <w:vAlign w:val="center"/>
-          </w:tcPr>
-          <w:p>
-            <w:pPr>
-              <w:spacing w:before="40" w:after="40"/>
-            </w:pPr>
-            <w:r>
-              <w:rPr>
-                <w:color w:val="000000"/>
-                <w:sz w:val="19"/>
-                <w:szCs w:val="19"/>
-              </w:rPr>
-              <w:t>13–15 May</w:t>
-            </w:r>
-          </w:p>
-        </w:tc>
-        <w:tc>
-          <w:tcPr>
-            <w:tcW w:w="1632" w:type="dxa"/>
-            <w:tcBorders>
-              <w:top w:val="single" w:sz="4" w:space="0" w:color="CCCCCC"/>
-              <w:left w:val="single" w:sz="4" w:space="0" w:color="CCCCCC"/>
-              <w:bottom w:val="single" w:sz="4" w:space="0" w:color="CCCCCC"/>
-              <w:right w:val="single" w:sz="4" w:space="0" w:color="CCCCCC"/>
-            </w:tcBorders>
-            <w:tcMar>
-              <w:top w:w="80" w:type="dxa"/>
-              <w:left w:w="120" w:type="dxa"/>
-              <w:bottom w:w="80" w:type="dxa"/>
-              <w:right w:w="120" w:type="dxa"/>
-            </w:tcMar>
-            <w:vAlign w:val="center"/>
-          </w:tcPr>
-          <w:p>
-            <w:pPr>
-              <w:spacing w:before="40" w:after="40"/>
-            </w:pPr>
-            <w:r>
-              <w:rPr>
-                <w:color w:val="000000"/>
-                <w:sz w:val="19"/>
-                <w:szCs w:val="19"/>
-              </w:rPr>
-              <w:t>Equipo</w:t>
-            </w:r>
-          </w:p>
-        </w:tc>
-      </w:tr>
-      <w:tr>
-        <w:tc>
-          <w:tcPr>
-            <w:tcW w:w="1539" w:type="dxa"/>
-            <w:tcBorders>
-              <w:top w:val="single" w:sz="4" w:space="0" w:color="CCCCCC"/>
-              <w:left w:val="single" w:sz="4" w:space="0" w:color="CCCCCC"/>
-              <w:bottom w:val="single" w:sz="4" w:space="0" w:color="CCCCCC"/>
-              <w:right w:val="single" w:sz="4" w:space="0" w:color="CCCCCC"/>
-            </w:tcBorders>
-            <w:tcMar>
-              <w:top w:w="80" w:type="dxa"/>
-              <w:left w:w="120" w:type="dxa"/>
-              <w:bottom w:w="80" w:type="dxa"/>
-              <w:right w:w="120" w:type="dxa"/>
-            </w:tcMar>
-            <w:vAlign w:val="center"/>
-          </w:tcPr>
-          <w:p>
-            <w:pPr>
-              <w:spacing w:before="40" w:after="40"/>
-            </w:pPr>
-            <w:r>
-              <w:rPr>
-                <w:color w:val="000000"/>
-                <w:sz w:val="19"/>
-                <w:szCs w:val="19"/>
-              </w:rPr>
-              <w:t>End-to-End (CP-043–047)</w:t>
-            </w:r>
-          </w:p>
-        </w:tc>
-        <w:tc>
-          <w:tcPr>
-            <w:tcW w:w="770" w:type="dxa"/>
-            <w:tcBorders>
-              <w:top w:val="single" w:sz="4" w:space="0" w:color="CCCCCC"/>
-              <w:left w:val="single" w:sz="4" w:space="0" w:color="CCCCCC"/>
-              <w:bottom w:val="single" w:sz="4" w:space="0" w:color="CCCCCC"/>
-              <w:right w:val="single" w:sz="4" w:space="0" w:color="CCCCCC"/>
-            </w:tcBorders>
-            <w:tcMar>
-              <w:top w:w="80" w:type="dxa"/>
-              <w:left w:w="120" w:type="dxa"/>
-              <w:bottom w:w="80" w:type="dxa"/>
-              <w:right w:w="120" w:type="dxa"/>
-            </w:tcMar>
-            <w:vAlign w:val="center"/>
-          </w:tcPr>
-          <w:p>
-            <w:pPr>
-              <w:spacing w:before="40" w:after="40"/>
-            </w:pPr>
-            <w:r>
-              <w:rPr>
-                <w:color w:val="000000"/>
-                <w:sz w:val="19"/>
-                <w:szCs w:val="19"/>
-              </w:rPr>
-              <w:t>5</w:t>
-            </w:r>
-          </w:p>
-        </w:tc>
-        <w:tc>
-          <w:tcPr>
-            <w:tcW w:w="770" w:type="dxa"/>
-            <w:tcBorders>
-              <w:top w:val="single" w:sz="4" w:space="0" w:color="CCCCCC"/>
-              <w:left w:val="single" w:sz="4" w:space="0" w:color="CCCCCC"/>
-              <w:bottom w:val="single" w:sz="4" w:space="0" w:color="CCCCCC"/>
-              <w:right w:val="single" w:sz="4" w:space="0" w:color="CCCCCC"/>
-            </w:tcBorders>
-            <w:tcMar>
-              <w:top w:w="80" w:type="dxa"/>
-              <w:left w:w="120" w:type="dxa"/>
-              <w:bottom w:w="80" w:type="dxa"/>
-              <w:right w:w="120" w:type="dxa"/>
-            </w:tcMar>
-            <w:vAlign w:val="center"/>
-          </w:tcPr>
-          <w:p>
-            <w:pPr>
-              <w:spacing w:before="40" w:after="40"/>
-            </w:pPr>
-            <w:r>
-              <w:rPr>
-                <w:color w:val="000000"/>
-                <w:sz w:val="19"/>
-                <w:szCs w:val="19"/>
-              </w:rPr>
-              <w:t>5</w:t>
-            </w:r>
-          </w:p>
-        </w:tc>
-        <w:tc>
-          <w:tcPr>
-            <w:tcW w:w="770" w:type="dxa"/>
-            <w:tcBorders>
-              <w:top w:val="single" w:sz="4" w:space="0" w:color="CCCCCC"/>
-              <w:left w:val="single" w:sz="4" w:space="0" w:color="CCCCCC"/>
-              <w:bottom w:val="single" w:sz="4" w:space="0" w:color="CCCCCC"/>
-              <w:right w:val="single" w:sz="4" w:space="0" w:color="CCCCCC"/>
-            </w:tcBorders>
-            <w:tcMar>
-              <w:top w:w="80" w:type="dxa"/>
-              <w:left w:w="120" w:type="dxa"/>
-              <w:bottom w:w="80" w:type="dxa"/>
-              <w:right w:w="120" w:type="dxa"/>
-            </w:tcMar>
-            <w:vAlign w:val="center"/>
-          </w:tcPr>
-          <w:p>
-            <w:pPr>
-              <w:spacing w:before="40" w:after="40"/>
-            </w:pPr>
-            <w:r>
-              <w:rPr>
-                <w:color w:val="000000"/>
-                <w:sz w:val="19"/>
-                <w:szCs w:val="19"/>
-              </w:rPr>
-              <w:t>0</w:t>
-            </w:r>
-          </w:p>
-        </w:tc>
-        <w:tc>
-          <w:tcPr>
-            <w:tcW w:w="898" w:type="dxa"/>
-            <w:tcBorders>
-              <w:top w:val="single" w:sz="4" w:space="0" w:color="CCCCCC"/>
-              <w:left w:val="single" w:sz="4" w:space="0" w:color="CCCCCC"/>
-              <w:bottom w:val="single" w:sz="4" w:space="0" w:color="CCCCCC"/>
-              <w:right w:val="single" w:sz="4" w:space="0" w:color="CCCCCC"/>
-            </w:tcBorders>
-            <w:tcMar>
-              <w:top w:w="80" w:type="dxa"/>
-              <w:left w:w="120" w:type="dxa"/>
-              <w:bottom w:w="80" w:type="dxa"/>
-              <w:right w:w="120" w:type="dxa"/>
-            </w:tcMar>
-            <w:vAlign w:val="center"/>
-          </w:tcPr>
-          <w:p>
-            <w:pPr>
-              <w:spacing w:before="40" w:after="40"/>
-            </w:pPr>
-            <w:r>
-              <w:rPr>
-                <w:color w:val="000000"/>
-                <w:sz w:val="19"/>
-                <w:szCs w:val="19"/>
-              </w:rPr>
-              <w:t>0</w:t>
-            </w:r>
-          </w:p>
-        </w:tc>
-        <w:tc>
-          <w:tcPr>
-            <w:tcW w:w="1155" w:type="dxa"/>
-            <w:tcBorders>
-              <w:top w:val="single" w:sz="4" w:space="0" w:color="CCCCCC"/>
-              <w:left w:val="single" w:sz="4" w:space="0" w:color="CCCCCC"/>
-              <w:bottom w:val="single" w:sz="4" w:space="0" w:color="CCCCCC"/>
-              <w:right w:val="single" w:sz="4" w:space="0" w:color="CCCCCC"/>
-            </w:tcBorders>
-            <w:tcMar>
-              <w:top w:w="80" w:type="dxa"/>
-              <w:left w:w="120" w:type="dxa"/>
-              <w:bottom w:w="80" w:type="dxa"/>
-              <w:right w:w="120" w:type="dxa"/>
-            </w:tcMar>
-            <w:vAlign w:val="center"/>
-          </w:tcPr>
-          <w:p>
-            <w:pPr>
-              <w:spacing w:before="40" w:after="40"/>
-            </w:pPr>
-            <w:r>
-              <w:rPr>
-                <w:color w:val="000000"/>
-                <w:sz w:val="19"/>
-                <w:szCs w:val="19"/>
-              </w:rPr>
-              <w:t>100%</w:t>
-            </w:r>
-          </w:p>
-        </w:tc>
-        <w:tc>
-          <w:tcPr>
-            <w:tcW w:w="1539" w:type="dxa"/>
-            <w:tcBorders>
-              <w:top w:val="single" w:sz="4" w:space="0" w:color="CCCCCC"/>
-              <w:left w:val="single" w:sz="4" w:space="0" w:color="CCCCCC"/>
-              <w:bottom w:val="single" w:sz="4" w:space="0" w:color="CCCCCC"/>
-              <w:right w:val="single" w:sz="4" w:space="0" w:color="CCCCCC"/>
-            </w:tcBorders>
-            <w:tcMar>
-              <w:top w:w="80" w:type="dxa"/>
-              <w:left w:w="120" w:type="dxa"/>
-              <w:bottom w:w="80" w:type="dxa"/>
-              <w:right w:w="120" w:type="dxa"/>
-            </w:tcMar>
-            <w:vAlign w:val="center"/>
-          </w:tcPr>
-          <w:p>
-            <w:pPr>
-              <w:spacing w:before="40" w:after="40"/>
-            </w:pPr>
-            <w:r>
-              <w:rPr>
-                <w:color w:val="000000"/>
-                <w:sz w:val="19"/>
-                <w:szCs w:val="19"/>
-              </w:rPr>
-              <w:t>13–15 May</w:t>
-            </w:r>
-          </w:p>
-        </w:tc>
-        <w:tc>
-          <w:tcPr>
-            <w:tcW w:w="1632" w:type="dxa"/>
-            <w:tcBorders>
-              <w:top w:val="single" w:sz="4" w:space="0" w:color="CCCCCC"/>
-              <w:left w:val="single" w:sz="4" w:space="0" w:color="CCCCCC"/>
-              <w:bottom w:val="single" w:sz="4" w:space="0" w:color="CCCCCC"/>
-              <w:right w:val="single" w:sz="4" w:space="0" w:color="CCCCCC"/>
-            </w:tcBorders>
-            <w:tcMar>
-              <w:top w:w="80" w:type="dxa"/>
-              <w:left w:w="120" w:type="dxa"/>
-              <w:bottom w:w="80" w:type="dxa"/>
-              <w:right w:w="120" w:type="dxa"/>
-            </w:tcMar>
-            <w:vAlign w:val="center"/>
-          </w:tcPr>
-          <w:p>
-            <w:pPr>
-              <w:spacing w:before="40" w:after="40"/>
-            </w:pPr>
-            <w:r>
-              <w:rPr>
-                <w:color w:val="000000"/>
-                <w:sz w:val="19"/>
-                <w:szCs w:val="19"/>
-              </w:rPr>
-              <w:t>Equipo</w:t>
-            </w:r>
-          </w:p>
-        </w:tc>
-      </w:tr>
-      <w:tr>
-        <w:tc>
-          <w:tcPr>
-            <w:tcW w:w="1539" w:type="dxa"/>
-            <w:tcBorders>
-              <w:top w:val="single" w:sz="4" w:space="0" w:color="CCCCCC"/>
-              <w:left w:val="single" w:sz="4" w:space="0" w:color="CCCCCC"/>
-              <w:bottom w:val="single" w:sz="4" w:space="0" w:color="CCCCCC"/>
-              <w:right w:val="single" w:sz="4" w:space="0" w:color="CCCCCC"/>
-            </w:tcBorders>
-            <w:tcMar>
-              <w:top w:w="80" w:type="dxa"/>
-              <w:left w:w="120" w:type="dxa"/>
-              <w:bottom w:w="80" w:type="dxa"/>
-              <w:right w:w="120" w:type="dxa"/>
-            </w:tcMar>
-            <w:vAlign w:val="center"/>
-          </w:tcPr>
-          <w:p>
-            <w:pPr>
-              <w:spacing w:before="40" w:after="40"/>
-            </w:pPr>
-            <w:r>
-              <w:rPr>
-                <w:color w:val="000000"/>
-                <w:sz w:val="19"/>
-                <w:szCs w:val="19"/>
-              </w:rPr>
-              <w:t>Rendimiento (PR-01–05)</w:t>
-            </w:r>
-          </w:p>
-        </w:tc>
-        <w:tc>
-          <w:tcPr>
-            <w:tcW w:w="770" w:type="dxa"/>
-            <w:tcBorders>
-              <w:top w:val="single" w:sz="4" w:space="0" w:color="CCCCCC"/>
-              <w:left w:val="single" w:sz="4" w:space="0" w:color="CCCCCC"/>
-              <w:bottom w:val="single" w:sz="4" w:space="0" w:color="CCCCCC"/>
-              <w:right w:val="single" w:sz="4" w:space="0" w:color="CCCCCC"/>
-            </w:tcBorders>
-            <w:tcMar>
-              <w:top w:w="80" w:type="dxa"/>
-              <w:left w:w="120" w:type="dxa"/>
-              <w:bottom w:w="80" w:type="dxa"/>
-              <w:right w:w="120" w:type="dxa"/>
-            </w:tcMar>
-            <w:vAlign w:val="center"/>
-          </w:tcPr>
-          <w:p>
-            <w:pPr>
-              <w:spacing w:before="40" w:after="40"/>
-            </w:pPr>
-            <w:r>
-              <w:rPr>
-                <w:color w:val="000000"/>
-                <w:sz w:val="19"/>
-                <w:szCs w:val="19"/>
-              </w:rPr>
-              <w:t>5</w:t>
-            </w:r>
-          </w:p>
-        </w:tc>
-        <w:tc>
-          <w:tcPr>
-            <w:tcW w:w="770" w:type="dxa"/>
-            <w:tcBorders>
-              <w:top w:val="single" w:sz="4" w:space="0" w:color="CCCCCC"/>
-              <w:left w:val="single" w:sz="4" w:space="0" w:color="CCCCCC"/>
-              <w:bottom w:val="single" w:sz="4" w:space="0" w:color="CCCCCC"/>
-              <w:right w:val="single" w:sz="4" w:space="0" w:color="CCCCCC"/>
-            </w:tcBorders>
-            <w:tcMar>
-              <w:top w:w="80" w:type="dxa"/>
-              <w:left w:w="120" w:type="dxa"/>
-              <w:bottom w:w="80" w:type="dxa"/>
-              <w:right w:w="120" w:type="dxa"/>
-            </w:tcMar>
-            <w:vAlign w:val="center"/>
-          </w:tcPr>
-          <w:p>
-            <w:pPr>
-              <w:spacing w:before="40" w:after="40"/>
-            </w:pPr>
-            <w:r>
-              <w:rPr>
-                <w:color w:val="000000"/>
-                <w:sz w:val="19"/>
-                <w:szCs w:val="19"/>
-              </w:rPr>
-              <w:t>5</w:t>
-            </w:r>
-          </w:p>
-        </w:tc>
-        <w:tc>
-          <w:tcPr>
-            <w:tcW w:w="770" w:type="dxa"/>
-            <w:tcBorders>
-              <w:top w:val="single" w:sz="4" w:space="0" w:color="CCCCCC"/>
-              <w:left w:val="single" w:sz="4" w:space="0" w:color="CCCCCC"/>
-              <w:bottom w:val="single" w:sz="4" w:space="0" w:color="CCCCCC"/>
-              <w:right w:val="single" w:sz="4" w:space="0" w:color="CCCCCC"/>
-            </w:tcBorders>
-            <w:tcMar>
-              <w:top w:w="80" w:type="dxa"/>
-              <w:left w:w="120" w:type="dxa"/>
-              <w:bottom w:w="80" w:type="dxa"/>
-              <w:right w:w="120" w:type="dxa"/>
-            </w:tcMar>
-            <w:vAlign w:val="center"/>
-          </w:tcPr>
-          <w:p>
-            <w:pPr>
-              <w:spacing w:before="40" w:after="40"/>
-            </w:pPr>
-            <w:r>
-              <w:rPr>
-                <w:color w:val="000000"/>
-                <w:sz w:val="19"/>
-                <w:szCs w:val="19"/>
-              </w:rPr>
-              <w:t>0</w:t>
-            </w:r>
-          </w:p>
-        </w:tc>
-        <w:tc>
-          <w:tcPr>
-            <w:tcW w:w="898" w:type="dxa"/>
-            <w:tcBorders>
-              <w:top w:val="single" w:sz="4" w:space="0" w:color="CCCCCC"/>
-              <w:left w:val="single" w:sz="4" w:space="0" w:color="CCCCCC"/>
-              <w:bottom w:val="single" w:sz="4" w:space="0" w:color="CCCCCC"/>
-              <w:right w:val="single" w:sz="4" w:space="0" w:color="CCCCCC"/>
-            </w:tcBorders>
-            <w:tcMar>
-              <w:top w:w="80" w:type="dxa"/>
-              <w:left w:w="120" w:type="dxa"/>
-              <w:bottom w:w="80" w:type="dxa"/>
-              <w:right w:w="120" w:type="dxa"/>
-            </w:tcMar>
-            <w:vAlign w:val="center"/>
-          </w:tcPr>
-          <w:p>
-            <w:pPr>
-              <w:spacing w:before="40" w:after="40"/>
-            </w:pPr>
-            <w:r>
-              <w:rPr>
-                <w:color w:val="000000"/>
-                <w:sz w:val="19"/>
-                <w:szCs w:val="19"/>
-              </w:rPr>
-              <w:t>0</w:t>
-            </w:r>
-          </w:p>
-        </w:tc>
-        <w:tc>
-          <w:tcPr>
-            <w:tcW w:w="1155" w:type="dxa"/>
-            <w:tcBorders>
-              <w:top w:val="single" w:sz="4" w:space="0" w:color="CCCCCC"/>
-              <w:left w:val="single" w:sz="4" w:space="0" w:color="CCCCCC"/>
-              <w:bottom w:val="single" w:sz="4" w:space="0" w:color="CCCCCC"/>
-              <w:right w:val="single" w:sz="4" w:space="0" w:color="CCCCCC"/>
-            </w:tcBorders>
-            <w:tcMar>
-              <w:top w:w="80" w:type="dxa"/>
-              <w:left w:w="120" w:type="dxa"/>
-              <w:bottom w:w="80" w:type="dxa"/>
-              <w:right w:w="120" w:type="dxa"/>
-            </w:tcMar>
-            <w:vAlign w:val="center"/>
-          </w:tcPr>
-          <w:p>
-            <w:pPr>
-              <w:spacing w:before="40" w:after="40"/>
-            </w:pPr>
-            <w:r>
-              <w:rPr>
-                <w:color w:val="000000"/>
-                <w:sz w:val="19"/>
-                <w:szCs w:val="19"/>
-              </w:rPr>
-              <w:t>100%</w:t>
-            </w:r>
-          </w:p>
-        </w:tc>
-        <w:tc>
-          <w:tcPr>
-            <w:tcW w:w="1539" w:type="dxa"/>
-            <w:tcBorders>
-              <w:top w:val="single" w:sz="4" w:space="0" w:color="CCCCCC"/>
-              <w:left w:val="single" w:sz="4" w:space="0" w:color="CCCCCC"/>
-              <w:bottom w:val="single" w:sz="4" w:space="0" w:color="CCCCCC"/>
-              <w:right w:val="single" w:sz="4" w:space="0" w:color="CCCCCC"/>
-            </w:tcBorders>
-            <w:tcMar>
-              <w:top w:w="80" w:type="dxa"/>
-              <w:left w:w="120" w:type="dxa"/>
-              <w:bottom w:w="80" w:type="dxa"/>
-              <w:right w:w="120" w:type="dxa"/>
-            </w:tcMar>
-            <w:vAlign w:val="center"/>
-          </w:tcPr>
-          <w:p>
-            <w:pPr>
-              <w:spacing w:before="40" w:after="40"/>
-            </w:pPr>
-            <w:r>
-              <w:rPr>
-                <w:color w:val="000000"/>
-                <w:sz w:val="19"/>
-                <w:szCs w:val="19"/>
-              </w:rPr>
-              <w:t>13–15 May</w:t>
-            </w:r>
-          </w:p>
-        </w:tc>
-        <w:tc>
-          <w:tcPr>
-            <w:tcW w:w="1632" w:type="dxa"/>
-            <w:tcBorders>
-              <w:top w:val="single" w:sz="4" w:space="0" w:color="CCCCCC"/>
-              <w:left w:val="single" w:sz="4" w:space="0" w:color="CCCCCC"/>
-              <w:bottom w:val="single" w:sz="4" w:space="0" w:color="CCCCCC"/>
-              <w:right w:val="single" w:sz="4" w:space="0" w:color="CCCCCC"/>
-            </w:tcBorders>
-            <w:tcMar>
-              <w:top w:w="80" w:type="dxa"/>
-              <w:left w:w="120" w:type="dxa"/>
-              <w:bottom w:w="80" w:type="dxa"/>
-              <w:right w:w="120" w:type="dxa"/>
-            </w:tcMar>
-            <w:vAlign w:val="center"/>
-          </w:tcPr>
-          <w:p>
-            <w:pPr>
-              <w:spacing w:before="40" w:after="40"/>
-            </w:pPr>
-            <w:r>
-              <w:rPr>
-                <w:color w:val="000000"/>
-                <w:sz w:val="19"/>
-                <w:szCs w:val="19"/>
-              </w:rPr>
-              <w:t>Equipo</w:t>
-            </w:r>
-          </w:p>
-        </w:tc>
-      </w:tr>
-      <w:tr>
-        <w:tc>
-          <w:tcPr>
-            <w:tcW w:w="1539" w:type="dxa"/>
-            <w:tcBorders>
-              <w:top w:val="single" w:sz="4" w:space="0" w:color="CCCCCC"/>
-              <w:left w:val="single" w:sz="4" w:space="0" w:color="CCCCCC"/>
-              <w:bottom w:val="single" w:sz="4" w:space="0" w:color="CCCCCC"/>
-              <w:right w:val="single" w:sz="4" w:space="0" w:color="CCCCCC"/>
-            </w:tcBorders>
-            <w:tcMar>
-              <w:top w:w="80" w:type="dxa"/>
-              <w:left w:w="120" w:type="dxa"/>
-              <w:bottom w:w="80" w:type="dxa"/>
-              <w:right w:w="120" w:type="dxa"/>
-            </w:tcMar>
-            <w:vAlign w:val="center"/>
-          </w:tcPr>
-          <w:p>
-            <w:pPr>
-              <w:spacing w:before="40" w:after="40"/>
-            </w:pPr>
-            <w:r>
-              <w:rPr>
-                <w:color w:val="000000"/>
-                <w:sz w:val="19"/>
-                <w:szCs w:val="19"/>
-              </w:rPr>
-              <w:t>Usabilidad SUS (UP-01–02)</w:t>
-            </w:r>
-          </w:p>
-        </w:tc>
-        <w:tc>
-          <w:tcPr>
-            <w:tcW w:w="770" w:type="dxa"/>
-            <w:tcBorders>
-              <w:top w:val="single" w:sz="4" w:space="0" w:color="CCCCCC"/>
-              <w:left w:val="single" w:sz="4" w:space="0" w:color="CCCCCC"/>
-              <w:bottom w:val="single" w:sz="4" w:space="0" w:color="CCCCCC"/>
-              <w:right w:val="single" w:sz="4" w:space="0" w:color="CCCCCC"/>
-            </w:tcBorders>
-            <w:tcMar>
-              <w:top w:w="80" w:type="dxa"/>
-              <w:left w:w="120" w:type="dxa"/>
-              <w:bottom w:w="80" w:type="dxa"/>
-              <w:right w:w="120" w:type="dxa"/>
-            </w:tcMar>
-            <w:vAlign w:val="center"/>
-          </w:tcPr>
-          <w:p>
-            <w:pPr>
-              <w:spacing w:before="40" w:after="40"/>
-            </w:pPr>
-            <w:r>
-              <w:rPr>
-                <w:color w:val="000000"/>
-                <w:sz w:val="19"/>
-                <w:szCs w:val="19"/>
-              </w:rPr>
-              <w:t>5</w:t>
-            </w:r>
-          </w:p>
-        </w:tc>
-        <w:tc>
-          <w:tcPr>
-            <w:tcW w:w="770" w:type="dxa"/>
-            <w:tcBorders>
-              <w:top w:val="single" w:sz="4" w:space="0" w:color="CCCCCC"/>
-              <w:left w:val="single" w:sz="4" w:space="0" w:color="CCCCCC"/>
-              <w:bottom w:val="single" w:sz="4" w:space="0" w:color="CCCCCC"/>
-              <w:right w:val="single" w:sz="4" w:space="0" w:color="CCCCCC"/>
-            </w:tcBorders>
-            <w:tcMar>
-              <w:top w:w="80" w:type="dxa"/>
-              <w:left w:w="120" w:type="dxa"/>
-              <w:bottom w:w="80" w:type="dxa"/>
-              <w:right w:w="120" w:type="dxa"/>
-            </w:tcMar>
-            <w:vAlign w:val="center"/>
-          </w:tcPr>
-          <w:p>
-            <w:pPr>
-              <w:spacing w:before="40" w:after="40"/>
-            </w:pPr>
-            <w:r>
-              <w:rPr>
-                <w:color w:val="000000"/>
-                <w:sz w:val="19"/>
-                <w:szCs w:val="19"/>
-              </w:rPr>
-              <w:t>5</w:t>
-            </w:r>
-          </w:p>
-        </w:tc>
-        <w:tc>
-          <w:tcPr>
-            <w:tcW w:w="770" w:type="dxa"/>
-            <w:tcBorders>
-              <w:top w:val="single" w:sz="4" w:space="0" w:color="CCCCCC"/>
-              <w:left w:val="single" w:sz="4" w:space="0" w:color="CCCCCC"/>
-              <w:bottom w:val="single" w:sz="4" w:space="0" w:color="CCCCCC"/>
-              <w:right w:val="single" w:sz="4" w:space="0" w:color="CCCCCC"/>
-            </w:tcBorders>
-            <w:tcMar>
-              <w:top w:w="80" w:type="dxa"/>
-              <w:left w:w="120" w:type="dxa"/>
-              <w:bottom w:w="80" w:type="dxa"/>
-              <w:right w:w="120" w:type="dxa"/>
-            </w:tcMar>
-            <w:vAlign w:val="center"/>
-          </w:tcPr>
-          <w:p>
-            <w:pPr>
-              <w:spacing w:before="40" w:after="40"/>
-            </w:pPr>
-            <w:r>
-              <w:rPr>
-                <w:color w:val="000000"/>
-                <w:sz w:val="19"/>
-                <w:szCs w:val="19"/>
-              </w:rPr>
-              <w:t>0</w:t>
-            </w:r>
-          </w:p>
-        </w:tc>
-        <w:tc>
-          <w:tcPr>
-            <w:tcW w:w="898" w:type="dxa"/>
-            <w:tcBorders>
-              <w:top w:val="single" w:sz="4" w:space="0" w:color="CCCCCC"/>
-              <w:left w:val="single" w:sz="4" w:space="0" w:color="CCCCCC"/>
-              <w:bottom w:val="single" w:sz="4" w:space="0" w:color="CCCCCC"/>
-              <w:right w:val="single" w:sz="4" w:space="0" w:color="CCCCCC"/>
-            </w:tcBorders>
-            <w:tcMar>
-              <w:top w:w="80" w:type="dxa"/>
-              <w:left w:w="120" w:type="dxa"/>
-              <w:bottom w:w="80" w:type="dxa"/>
-              <w:right w:w="120" w:type="dxa"/>
-            </w:tcMar>
-            <w:vAlign w:val="center"/>
-          </w:tcPr>
-          <w:p>
-            <w:pPr>
-              <w:spacing w:before="40" w:after="40"/>
-            </w:pPr>
-            <w:r>
-              <w:rPr>
-                <w:color w:val="000000"/>
-                <w:sz w:val="19"/>
-                <w:szCs w:val="19"/>
-              </w:rPr>
-              <w:t>0</w:t>
-            </w:r>
-          </w:p>
-        </w:tc>
-        <w:tc>
-          <w:tcPr>
-            <w:tcW w:w="1155" w:type="dxa"/>
-            <w:tcBorders>
-              <w:top w:val="single" w:sz="4" w:space="0" w:color="CCCCCC"/>
-              <w:left w:val="single" w:sz="4" w:space="0" w:color="CCCCCC"/>
-              <w:bottom w:val="single" w:sz="4" w:space="0" w:color="CCCCCC"/>
-              <w:right w:val="single" w:sz="4" w:space="0" w:color="CCCCCC"/>
-            </w:tcBorders>
-            <w:tcMar>
-              <w:top w:w="80" w:type="dxa"/>
-              <w:left w:w="120" w:type="dxa"/>
-              <w:bottom w:w="80" w:type="dxa"/>
-              <w:right w:w="120" w:type="dxa"/>
-            </w:tcMar>
-            <w:vAlign w:val="center"/>
-          </w:tcPr>
-          <w:p>
-            <w:pPr>
-              <w:spacing w:before="40" w:after="40"/>
-            </w:pPr>
-            <w:r>
-              <w:rPr>
-                <w:color w:val="000000"/>
-                <w:sz w:val="19"/>
-                <w:szCs w:val="19"/>
-              </w:rPr>
-              <w:t>100%</w:t>
-            </w:r>
-          </w:p>
-        </w:tc>
-        <w:tc>
-          <w:tcPr>
-            <w:tcW w:w="1539" w:type="dxa"/>
-            <w:tcBorders>
-              <w:top w:val="single" w:sz="4" w:space="0" w:color="CCCCCC"/>
-              <w:left w:val="single" w:sz="4" w:space="0" w:color="CCCCCC"/>
-              <w:bottom w:val="single" w:sz="4" w:space="0" w:color="CCCCCC"/>
-              <w:right w:val="single" w:sz="4" w:space="0" w:color="CCCCCC"/>
-            </w:tcBorders>
-            <w:tcMar>
-              <w:top w:w="80" w:type="dxa"/>
-              <w:left w:w="120" w:type="dxa"/>
-              <w:bottom w:w="80" w:type="dxa"/>
-              <w:right w:w="120" w:type="dxa"/>
-            </w:tcMar>
-            <w:vAlign w:val="center"/>
-          </w:tcPr>
-          <w:p>
-            <w:pPr>
-              <w:spacing w:before="40" w:after="40"/>
-            </w:pPr>
-            <w:r>
-              <w:rPr>
-                <w:color w:val="000000"/>
-                <w:sz w:val="19"/>
-                <w:szCs w:val="19"/>
-              </w:rPr>
-              <w:t>19–23 May</w:t>
-            </w:r>
-          </w:p>
-        </w:tc>
-        <w:tc>
-          <w:tcPr>
-            <w:tcW w:w="1632" w:type="dxa"/>
-            <w:tcBorders>
-              <w:top w:val="single" w:sz="4" w:space="0" w:color="CCCCCC"/>
-              <w:left w:val="single" w:sz="4" w:space="0" w:color="CCCCCC"/>
-              <w:bottom w:val="single" w:sz="4" w:space="0" w:color="CCCCCC"/>
-              <w:right w:val="single" w:sz="4" w:space="0" w:color="CCCCCC"/>
-            </w:tcBorders>
-            <w:tcMar>
-              <w:top w:w="80" w:type="dxa"/>
-              <w:left w:w="120" w:type="dxa"/>
-              <w:bottom w:w="80" w:type="dxa"/>
-              <w:right w:w="120" w:type="dxa"/>
-            </w:tcMar>
-            <w:vAlign w:val="center"/>
-          </w:tcPr>
-          <w:p>
-            <w:pPr>
-              <w:spacing w:before="40" w:after="40"/>
-            </w:pPr>
-            <w:r>
-              <w:rPr>
-                <w:color w:val="000000"/>
-                <w:sz w:val="19"/>
-                <w:szCs w:val="19"/>
-              </w:rPr>
-              <w:t>M. Carvajal</w:t>
-            </w:r>
-          </w:p>
-        </w:tc>
-      </w:tr>
-      <w:tr>
-        <w:tc>
-          <w:tcPr>
-            <w:tcW w:w="1539" w:type="dxa"/>
-            <w:tcBorders>
-              <w:top w:val="single" w:sz="4" w:space="0" w:color="CCCCCC"/>
-              <w:left w:val="single" w:sz="4" w:space="0" w:color="CCCCCC"/>
-              <w:bottom w:val="single" w:sz="4" w:space="0" w:color="CCCCCC"/>
-              <w:right w:val="single" w:sz="4" w:space="0" w:color="CCCCCC"/>
-            </w:tcBorders>
-            <w:shd w:val="clear" w:color="auto" w:fill="F2F2F2"/>
-            <w:tcMar>
-              <w:top w:w="80" w:type="dxa"/>
-              <w:left w:w="120" w:type="dxa"/>
-              <w:bottom w:w="80" w:type="dxa"/>
-              <w:right w:w="120" w:type="dxa"/>
-            </w:tcMar>
-            <w:vAlign w:val="center"/>
-          </w:tcPr>
-          <w:p>
-            <w:pPr>
-              <w:spacing w:before="40" w:after="40"/>
-              <w:jc w:val="left"/>
-            </w:pPr>
-            <w:r>
-              <w:rPr>
-                <w:b w:val="false"/>
-                <w:bCs w:val="false"/>
-                <w:color w:val="000000"/>
-                <w:sz w:val="20"/>
-                <w:szCs w:val="20"/>
-              </w:rPr>
-              <w:t xml:space="preserve">Calidad Agente IA RAGAS (RAGAS-001–007)</w:t>
-            </w:r>
-          </w:p>
-        </w:tc>
-        <w:tc>
-          <w:tcPr>
-            <w:tcW w:w="770" w:type="dxa"/>
-            <w:tcBorders>
-              <w:top w:val="single" w:sz="4" w:space="0" w:color="CCCCCC"/>
-              <w:left w:val="single" w:sz="4" w:space="0" w:color="CCCCCC"/>
-              <w:bottom w:val="single" w:sz="4" w:space="0" w:color="CCCCCC"/>
-              <w:right w:val="single" w:sz="4" w:space="0" w:color="CCCCCC"/>
-            </w:tcBorders>
-            <w:shd w:val="clear" w:color="auto" w:fill="F2F2F2"/>
-            <w:tcMar>
-              <w:top w:w="80" w:type="dxa"/>
-              <w:left w:w="120" w:type="dxa"/>
-              <w:bottom w:w="80" w:type="dxa"/>
-              <w:right w:w="120" w:type="dxa"/>
-            </w:tcMar>
-            <w:vAlign w:val="center"/>
-          </w:tcPr>
-          <w:p>
-            <w:pPr>
-              <w:spacing w:before="40" w:after="40"/>
-              <w:jc w:val="center"/>
-            </w:pPr>
-            <w:r>
-              <w:rPr>
-                <w:b w:val="false"/>
-                <w:bCs w:val="false"/>
-                <w:color w:val="000000"/>
-                <w:sz w:val="20"/>
-                <w:szCs w:val="20"/>
-              </w:rPr>
-              <w:t xml:space="preserve">7</w:t>
-            </w:r>
-          </w:p>
-        </w:tc>
-        <w:tc>
-          <w:tcPr>
-            <w:tcW w:w="770" w:type="dxa"/>
-            <w:tcBorders>
-              <w:top w:val="single" w:sz="4" w:space="0" w:color="CCCCCC"/>
-              <w:left w:val="single" w:sz="4" w:space="0" w:color="CCCCCC"/>
-              <w:bottom w:val="single" w:sz="4" w:space="0" w:color="CCCCCC"/>
-              <w:right w:val="single" w:sz="4" w:space="0" w:color="CCCCCC"/>
-            </w:tcBorders>
-            <w:shd w:val="clear" w:color="auto" w:fill="F2F2F2"/>
-            <w:tcMar>
-              <w:top w:w="80" w:type="dxa"/>
-              <w:left w:w="120" w:type="dxa"/>
-              <w:bottom w:w="80" w:type="dxa"/>
-              <w:right w:w="120" w:type="dxa"/>
-            </w:tcMar>
-            <w:vAlign w:val="center"/>
-          </w:tcPr>
-          <w:p>
-            <w:pPr>
-              <w:spacing w:before="40" w:after="40"/>
-              <w:jc w:val="center"/>
-            </w:pPr>
-            <w:r>
-              <w:rPr>
-                <w:b w:val="false"/>
-                <w:bCs w:val="false"/>
-                <w:color w:val="000000"/>
-                <w:sz w:val="20"/>
-                <w:szCs w:val="20"/>
-              </w:rPr>
-              <w:t xml:space="preserve">7</w:t>
-            </w:r>
-          </w:p>
-        </w:tc>
-        <w:tc>
-          <w:tcPr>
-            <w:tcW w:w="770" w:type="dxa"/>
-            <w:tcBorders>
-              <w:top w:val="single" w:sz="4" w:space="0" w:color="CCCCCC"/>
-              <w:left w:val="single" w:sz="4" w:space="0" w:color="CCCCCC"/>
-              <w:bottom w:val="single" w:sz="4" w:space="0" w:color="CCCCCC"/>
-              <w:right w:val="single" w:sz="4" w:space="0" w:color="CCCCCC"/>
-            </w:tcBorders>
-            <w:shd w:val="clear" w:color="auto" w:fill="F2F2F2"/>
-            <w:tcMar>
-              <w:top w:w="80" w:type="dxa"/>
-              <w:left w:w="120" w:type="dxa"/>
-              <w:bottom w:w="80" w:type="dxa"/>
-              <w:right w:w="120" w:type="dxa"/>
-            </w:tcMar>
-            <w:vAlign w:val="center"/>
-          </w:tcPr>
-          <w:p>
-            <w:pPr>
-              <w:spacing w:before="40" w:after="40"/>
-              <w:jc w:val="center"/>
-            </w:pPr>
-            <w:r>
-              <w:rPr>
-                <w:b w:val="false"/>
-                <w:bCs w:val="false"/>
-                <w:color w:val="000000"/>
-                <w:sz w:val="20"/>
-                <w:szCs w:val="20"/>
-              </w:rPr>
-              <w:t xml:space="preserve">0</w:t>
-            </w:r>
-          </w:p>
-        </w:tc>
-        <w:tc>
-          <w:tcPr>
-            <w:tcW w:w="898" w:type="dxa"/>
-            <w:tcBorders>
-              <w:top w:val="single" w:sz="4" w:space="0" w:color="CCCCCC"/>
-              <w:left w:val="single" w:sz="4" w:space="0" w:color="CCCCCC"/>
-              <w:bottom w:val="single" w:sz="4" w:space="0" w:color="CCCCCC"/>
-              <w:right w:val="single" w:sz="4" w:space="0" w:color="CCCCCC"/>
-            </w:tcBorders>
-            <w:shd w:val="clear" w:color="auto" w:fill="F2F2F2"/>
-            <w:tcMar>
-              <w:top w:w="80" w:type="dxa"/>
-              <w:left w:w="120" w:type="dxa"/>
-              <w:bottom w:w="80" w:type="dxa"/>
-              <w:right w:w="120" w:type="dxa"/>
-            </w:tcMar>
-            <w:vAlign w:val="center"/>
-          </w:tcPr>
-          <w:p>
-            <w:pPr>
-              <w:spacing w:before="40" w:after="40"/>
-              <w:jc w:val="center"/>
-            </w:pPr>
-            <w:r>
-              <w:rPr>
-                <w:b w:val="false"/>
-                <w:bCs w:val="false"/>
-                <w:color w:val="000000"/>
-                <w:sz w:val="20"/>
-                <w:szCs w:val="20"/>
-              </w:rPr>
-              <w:t xml:space="preserve">0</w:t>
-            </w:r>
-          </w:p>
-        </w:tc>
-        <w:tc>
-          <w:tcPr>
-            <w:tcW w:w="1155" w:type="dxa"/>
-            <w:tcBorders>
-              <w:top w:val="single" w:sz="4" w:space="0" w:color="CCCCCC"/>
-              <w:left w:val="single" w:sz="4" w:space="0" w:color="CCCCCC"/>
-              <w:bottom w:val="single" w:sz="4" w:space="0" w:color="CCCCCC"/>
-              <w:right w:val="single" w:sz="4" w:space="0" w:color="CCCCCC"/>
-            </w:tcBorders>
-            <w:shd w:val="clear" w:color="auto" w:fill="F2F2F2"/>
-            <w:tcMar>
-              <w:top w:w="80" w:type="dxa"/>
-              <w:left w:w="120" w:type="dxa"/>
-              <w:bottom w:w="80" w:type="dxa"/>
-              <w:right w:w="120" w:type="dxa"/>
-            </w:tcMar>
-            <w:vAlign w:val="center"/>
-          </w:tcPr>
-          <w:p>
-            <w:pPr>
-              <w:spacing w:before="40" w:after="40"/>
-              <w:jc w:val="center"/>
-            </w:pPr>
-            <w:r>
-              <w:rPr>
-                <w:b w:val="false"/>
-                <w:bCs w:val="false"/>
-                <w:color w:val="000000"/>
-                <w:sz w:val="20"/>
-                <w:szCs w:val="20"/>
-              </w:rPr>
-              <w:t xml:space="preserve">100%</w:t>
-            </w:r>
-          </w:p>
-        </w:tc>
-        <w:tc>
-          <w:tcPr>
-            <w:tcW w:w="1539" w:type="dxa"/>
-            <w:tcBorders>
-              <w:top w:val="single" w:sz="4" w:space="0" w:color="CCCCCC"/>
-              <w:left w:val="single" w:sz="4" w:space="0" w:color="CCCCCC"/>
-              <w:bottom w:val="single" w:sz="4" w:space="0" w:color="CCCCCC"/>
-              <w:right w:val="single" w:sz="4" w:space="0" w:color="CCCCCC"/>
-            </w:tcBorders>
-            <w:shd w:val="clear" w:color="auto" w:fill="F2F2F2"/>
-            <w:tcMar>
-              <w:top w:w="80" w:type="dxa"/>
-              <w:left w:w="120" w:type="dxa"/>
-              <w:bottom w:w="80" w:type="dxa"/>
-              <w:right w:w="120" w:type="dxa"/>
-            </w:tcMar>
-            <w:vAlign w:val="center"/>
-          </w:tcPr>
-          <w:p>
-            <w:pPr>
-              <w:spacing w:before="40" w:after="40"/>
-              <w:jc w:val="center"/>
-            </w:pPr>
-            <w:r>
-              <w:rPr>
-                <w:b w:val="false"/>
-                <w:bCs w:val="false"/>
-                <w:color w:val="000000"/>
-                <w:sz w:val="20"/>
-                <w:szCs w:val="20"/>
-              </w:rPr>
-              <w:t xml:space="preserve">Jun 2026</w:t>
-            </w:r>
-          </w:p>
-        </w:tc>
-        <w:tc>
-          <w:tcPr>
-            <w:tcW w:w="1632" w:type="dxa"/>
-            <w:tcBorders>
-              <w:top w:val="single" w:sz="4" w:space="0" w:color="CCCCCC"/>
-              <w:left w:val="single" w:sz="4" w:space="0" w:color="CCCCCC"/>
-              <w:bottom w:val="single" w:sz="4" w:space="0" w:color="CCCCCC"/>
-              <w:right w:val="single" w:sz="4" w:space="0" w:color="CCCCCC"/>
-            </w:tcBorders>
-            <w:shd w:val="clear" w:color="auto" w:fill="F2F2F2"/>
-            <w:tcMar>
-              <w:top w:w="80" w:type="dxa"/>
-              <w:left w:w="120" w:type="dxa"/>
-              <w:bottom w:w="80" w:type="dxa"/>
-              <w:right w:w="120" w:type="dxa"/>
-            </w:tcMar>
-            <w:vAlign w:val="center"/>
-          </w:tcPr>
-          <w:p>
-            <w:pPr>
-              <w:spacing w:before="40" w:after="40"/>
-              <w:jc w:val="center"/>
-            </w:pPr>
-            <w:r>
-              <w:rPr>
-                <w:b w:val="false"/>
-                <w:bCs w:val="false"/>
-                <w:color w:val="000000"/>
-                <w:sz w:val="20"/>
-                <w:szCs w:val="20"/>
-              </w:rPr>
-              <w:t xml:space="preserve">C. San Martín</w:t>
             </w:r>
           </w:p>
         </w:tc>
@@ -19663,7 +16681,7 @@
                 <w:sz w:val="20"/>
                 <w:szCs w:val="20"/>
               </w:rPr>
-              <w:t xml:space="preserve">TOTAL</w:t>
+              <w:t>TOTAL</w:t>
             </w:r>
           </w:p>
         </w:tc>
@@ -19698,7 +16716,7 @@
                 <w:sz w:val="20"/>
                 <w:szCs w:val="20"/>
               </w:rPr>
-              <w:t xml:space="preserve">64</w:t>
+              <w:t>139</w:t>
             </w:r>
           </w:p>
         </w:tc>
@@ -19733,7 +16751,7 @@
                 <w:sz w:val="20"/>
                 <w:szCs w:val="20"/>
               </w:rPr>
-              <w:t xml:space="preserve">64</w:t>
+              <w:t>139</w:t>
             </w:r>
           </w:p>
         </w:tc>
@@ -19768,7 +16786,7 @@
                 <w:sz w:val="20"/>
                 <w:szCs w:val="20"/>
               </w:rPr>
-              <w:t xml:space="preserve">0</w:t>
+              <w:t>0</w:t>
             </w:r>
           </w:p>
         </w:tc>
@@ -19803,7 +16821,7 @@
                 <w:sz w:val="20"/>
                 <w:szCs w:val="20"/>
               </w:rPr>
-              <w:t xml:space="preserve">0</w:t>
+              <w:t>0</w:t>
             </w:r>
           </w:p>
         </w:tc>
@@ -19838,7 +16856,7 @@
                 <w:sz w:val="20"/>
                 <w:szCs w:val="20"/>
               </w:rPr>
-              <w:t xml:space="preserve">100%</w:t>
+              <w:t>100%</w:t>
             </w:r>
           </w:p>
         </w:tc>
@@ -19873,7 +16891,7 @@
                 <w:sz w:val="20"/>
                 <w:szCs w:val="20"/>
               </w:rPr>
-              <w:t xml:space="preserve">May–Jun 2026</w:t>
+              <w:t>Jun 2026</w:t>
             </w:r>
           </w:p>
         </w:tc>
@@ -19908,7 +16926,7 @@
                 <w:sz w:val="20"/>
                 <w:szCs w:val="20"/>
               </w:rPr>
-              <w:t xml:space="preserve">Equipo</w:t>
+              <w:t>Equipo</w:t>
             </w:r>
           </w:p>
         </w:tc>
@@ -19968,7 +16986,7 @@
         </w:trPr>
         <w:tc>
           <w:tcPr>
-            <w:tcW w:w="2722" w:type="dxa"/>
+            <w:tcW w:w="2721" w:type="dxa"/>
             <w:tcBorders>
               <w:top w:val="single" w:sz="4" w:space="0" w:color="CCCCCC"/>
               <w:left w:val="single" w:sz="4" w:space="0" w:color="CCCCCC"/>
@@ -20110,7 +17128,7 @@
       <w:tr>
         <w:tc>
           <w:tcPr>
-            <w:tcW w:w="2722" w:type="dxa"/>
+            <w:tcW w:w="2721" w:type="dxa"/>
             <w:tcBorders>
               <w:top w:val="single" w:sz="4" w:space="0" w:color="CCCCCC"/>
               <w:left w:val="single" w:sz="4" w:space="0" w:color="CCCCCC"/>
@@ -20197,7 +17215,7 @@
                 <w:sz w:val="19"/>
                 <w:szCs w:val="19"/>
               </w:rPr>
-              <w:t>Escritorio: Rendimiento 63 · Accesibilidad 84 · SEO 92 · Recomendaciones 78</w:t>
+              <w:t>Score 79 — Escritorio: Rendimiento 63 · Accesibilidad 84 · Prácticas recomendadas 78 · SEO 92</w:t>
             </w:r>
           </w:p>
         </w:tc>
@@ -20236,7 +17254,7 @@
       <w:tr>
         <w:tc>
           <w:tcPr>
-            <w:tcW w:w="2722" w:type="dxa"/>
+            <w:tcW w:w="2721" w:type="dxa"/>
             <w:tcBorders>
               <w:top w:val="single" w:sz="4" w:space="0" w:color="CCCCCC"/>
               <w:left w:val="single" w:sz="4" w:space="0" w:color="CCCCCC"/>
@@ -20362,7 +17380,7 @@
       <w:tr>
         <w:tc>
           <w:tcPr>
-            <w:tcW w:w="2722" w:type="dxa"/>
+            <w:tcW w:w="2721" w:type="dxa"/>
             <w:tcBorders>
               <w:top w:val="single" w:sz="4" w:space="0" w:color="CCCCCC"/>
               <w:left w:val="single" w:sz="4" w:space="0" w:color="CCCCCC"/>
@@ -20488,7 +17506,7 @@
       <w:tr>
         <w:tc>
           <w:tcPr>
-            <w:tcW w:w="2722" w:type="dxa"/>
+            <w:tcW w:w="2721" w:type="dxa"/>
             <w:tcBorders>
               <w:top w:val="single" w:sz="4" w:space="0" w:color="CCCCCC"/>
               <w:left w:val="single" w:sz="4" w:space="0" w:color="CCCCCC"/>
@@ -20513,8 +17531,7 @@
                 <w:sz w:val="19"/>
                 <w:szCs w:val="19"/>
               </w:rPr>
-              <w:lastRenderedPageBreak/>
-              <w:t>Carga concurrente — 4 escenarios (PR-04)</w:t>
+              <w:t>Carga concurrente 50 peticiones (PR-04)</w:t>
             </w:r>
           </w:p>
         </w:tc>
@@ -20576,7 +17593,7 @@
                 <w:sz w:val="19"/>
                 <w:szCs w:val="19"/>
               </w:rPr>
-              <w:t>Carga alta: 20 req / 10 concurrentes — todos los umbrales cumplidos</w:t>
+              <w:t>50/50 OK sin timeouts</w:t>
             </w:r>
           </w:p>
         </w:tc>
@@ -20612,548 +17629,30 @@
           </w:p>
         </w:tc>
       </w:tr>
-      <w:tr>
-        <w:tc>
-          <w:tcPr>
-            <w:tcW w:w="2722" w:type="dxa"/>
-            <w:tcBorders>
-              <w:top w:val="single" w:sz="4" w:space="0" w:color="CCCCCC"/>
-              <w:left w:val="single" w:sz="4" w:space="0" w:color="CCCCCC"/>
-              <w:bottom w:val="single" w:sz="4" w:space="0" w:color="CCCCCC"/>
-              <w:right w:val="single" w:sz="4" w:space="0" w:color="CCCCCC"/>
-            </w:tcBorders>
-            <w:tcMar>
-              <w:top w:w="80" w:type="dxa"/>
-              <w:left w:w="120" w:type="dxa"/>
-              <w:bottom w:w="80" w:type="dxa"/>
-              <w:right w:w="120" w:type="dxa"/>
-            </w:tcMar>
-            <w:vAlign w:val="center"/>
-          </w:tcPr>
-          <w:p>
-            <w:pPr>
-              <w:spacing w:before="40" w:after="40"/>
-            </w:pPr>
-            <w:r>
-              <w:rPr>
-                <w:color w:val="000000"/>
-                <w:sz w:val="19"/>
-                <w:szCs w:val="19"/>
-              </w:rPr>
-              <w:t>Uptime monitoring 72h (PR-05)</w:t>
-            </w:r>
-          </w:p>
-        </w:tc>
-        <w:tc>
-          <w:tcPr>
-            <w:tcW w:w="2268" w:type="dxa"/>
-            <w:tcBorders>
-              <w:top w:val="single" w:sz="4" w:space="0" w:color="CCCCCC"/>
-              <w:left w:val="single" w:sz="4" w:space="0" w:color="CCCCCC"/>
-              <w:bottom w:val="single" w:sz="4" w:space="0" w:color="CCCCCC"/>
-              <w:right w:val="single" w:sz="4" w:space="0" w:color="CCCCCC"/>
-            </w:tcBorders>
-            <w:tcMar>
-              <w:top w:w="80" w:type="dxa"/>
-              <w:left w:w="120" w:type="dxa"/>
-              <w:bottom w:w="80" w:type="dxa"/>
-              <w:right w:w="120" w:type="dxa"/>
-            </w:tcMar>
-            <w:vAlign w:val="center"/>
-          </w:tcPr>
-          <w:p>
-            <w:pPr>
-              <w:spacing w:before="40" w:after="40"/>
-            </w:pPr>
-            <w:r>
-              <w:rPr>
-                <w:color w:val="000000"/>
-                <w:sz w:val="19"/>
-                <w:szCs w:val="19"/>
-              </w:rPr>
-              <w:t>≥ 99% uptime</w:t>
-            </w:r>
-          </w:p>
-        </w:tc>
-        <w:tc>
-          <w:tcPr>
-            <w:tcW w:w="2722" w:type="dxa"/>
-            <w:tcBorders>
-              <w:top w:val="single" w:sz="4" w:space="0" w:color="CCCCCC"/>
-              <w:left w:val="single" w:sz="4" w:space="0" w:color="CCCCCC"/>
-              <w:bottom w:val="single" w:sz="4" w:space="0" w:color="CCCCCC"/>
-              <w:right w:val="single" w:sz="4" w:space="0" w:color="CCCCCC"/>
-            </w:tcBorders>
-            <w:tcMar>
-              <w:top w:w="80" w:type="dxa"/>
-              <w:left w:w="120" w:type="dxa"/>
-              <w:bottom w:w="80" w:type="dxa"/>
-              <w:right w:w="120" w:type="dxa"/>
-            </w:tcMar>
-            <w:vAlign w:val="center"/>
-          </w:tcPr>
-          <w:p>
-            <w:pPr>
-              <w:spacing w:before="40" w:after="40"/>
-            </w:pPr>
-            <w:r>
-              <w:rPr>
-                <w:color w:val="000000"/>
-                <w:sz w:val="19"/>
-                <w:szCs w:val="19"/>
-              </w:rPr>
-              <w:t>99,3% (1 restart Railway de 12 min)</w:t>
-            </w:r>
-          </w:p>
-        </w:tc>
-        <w:tc>
-          <w:tcPr>
-            <w:tcW w:w="1361" w:type="dxa"/>
-            <w:tcBorders>
-              <w:top w:val="single" w:sz="4" w:space="0" w:color="CCCCCC"/>
-              <w:left w:val="single" w:sz="4" w:space="0" w:color="CCCCCC"/>
-              <w:bottom w:val="single" w:sz="4" w:space="0" w:color="CCCCCC"/>
-              <w:right w:val="single" w:sz="4" w:space="0" w:color="CCCCCC"/>
-            </w:tcBorders>
-            <w:tcMar>
-              <w:top w:w="80" w:type="dxa"/>
-              <w:left w:w="120" w:type="dxa"/>
-              <w:bottom w:w="80" w:type="dxa"/>
-              <w:right w:w="120" w:type="dxa"/>
-            </w:tcMar>
-            <w:vAlign w:val="center"/>
-          </w:tcPr>
-          <w:p>
-            <w:pPr>
-              <w:spacing w:before="40" w:after="40"/>
-            </w:pPr>
-            <w:r>
-              <w:rPr>
-                <w:color w:val="000000"/>
-                <w:sz w:val="19"/>
-                <w:szCs w:val="19"/>
-              </w:rPr>
-              <w:t>✓</w:t>
-            </w:r>
-          </w:p>
-        </w:tc>
-      </w:tr>
     </w:tbl>
     <w:p>
       <w:pPr>
-        <w:spacing w:after="200"/>
-      </w:pPr>
-    </w:p>
-    <w:p>
-      <w:pPr>
-        <w:spacing w:before="200" w:after="80" w:line="276" w:lineRule="auto"/>
+        <w:spacing w:after="120"/>
+      </w:pPr>
+    </w:p>
+    <w:p>
+      <w:pPr>
+        <w:spacing w:before="60" w:after="80" w:line="276" w:lineRule="auto"/>
+        <w:jc w:val="both"/>
       </w:pPr>
       <w:r>
         <w:rPr>
           <w:b/>
           <w:bCs/>
           <w:color w:val="000000"/>
-          <w:sz w:val="26"/>
-          <w:szCs w:val="26"/>
-        </w:rPr>
-        <w:t>Usabilidad — SUS (System Usability Scale)</w:t>
-      </w:r>
-    </w:p>
-    <w:p>
-      <w:pPr>
-        <w:spacing w:after="120"/>
-      </w:pPr>
-    </w:p>
-    <w:tbl>
-      <w:tblPr>
-        <w:tblW w:w="9072" w:type="dxa"/>
-        <w:tblBorders>
-          <w:top w:val="single" w:sz="4" w:space="0" w:color="auto"/>
-          <w:left w:val="single" w:sz="4" w:space="0" w:color="auto"/>
-          <w:bottom w:val="single" w:sz="4" w:space="0" w:color="auto"/>
-          <w:right w:val="single" w:sz="4" w:space="0" w:color="auto"/>
-          <w:insideH w:val="single" w:sz="4" w:space="0" w:color="auto"/>
-          <w:insideV w:val="single" w:sz="4" w:space="0" w:color="auto"/>
-        </w:tblBorders>
-        <w:tblCellMar>
-          <w:left w:w="10" w:type="dxa"/>
-          <w:right w:w="10" w:type="dxa"/>
-        </w:tblCellMar>
-        <w:tblLook w:val="04A0" w:firstRow="1" w:lastRow="0" w:firstColumn="1" w:lastColumn="0" w:noHBand="0" w:noVBand="1"/>
-      </w:tblPr>
-      <w:tblGrid>
-        <w:gridCol w:w="1814"/>
-        <w:gridCol w:w="2268"/>
-        <w:gridCol w:w="2268"/>
-        <w:gridCol w:w="1361"/>
-        <w:gridCol w:w="1361"/>
-      </w:tblGrid>
-      <w:tr>
-        <w:trPr>
-          <w:tblHeader/>
-        </w:trPr>
-        <w:tc>
-          <w:tcPr>
-            <w:tcW w:w="1814" w:type="dxa"/>
-            <w:tcBorders>
-              <w:top w:val="single" w:sz="4" w:space="0" w:color="CCCCCC"/>
-              <w:left w:val="single" w:sz="4" w:space="0" w:color="CCCCCC"/>
-              <w:bottom w:val="single" w:sz="4" w:space="0" w:color="CCCCCC"/>
-              <w:right w:val="single" w:sz="4" w:space="0" w:color="CCCCCC"/>
-            </w:tcBorders>
-            <w:shd w:val="clear" w:color="auto" w:fill="D5E8F0"/>
-            <w:tcMar>
-              <w:top w:w="80" w:type="dxa"/>
-              <w:left w:w="120" w:type="dxa"/>
-              <w:bottom w:w="80" w:type="dxa"/>
-              <w:right w:w="120" w:type="dxa"/>
-            </w:tcMar>
-            <w:vAlign w:val="center"/>
-          </w:tcPr>
-          <w:p>
-            <w:pPr>
-              <w:spacing w:before="40" w:after="40"/>
-              <w:jc w:val="center"/>
-            </w:pPr>
-            <w:r>
-              <w:rPr>
-                <w:b/>
-                <w:bCs/>
-                <w:color w:val="000000"/>
-                <w:sz w:val="20"/>
-                <w:szCs w:val="20"/>
-              </w:rPr>
-              <w:t>Instrumento</w:t>
-            </w:r>
-          </w:p>
-        </w:tc>
-        <w:tc>
-          <w:tcPr>
-            <w:tcW w:w="2268" w:type="dxa"/>
-            <w:tcBorders>
-              <w:top w:val="single" w:sz="4" w:space="0" w:color="CCCCCC"/>
-              <w:left w:val="single" w:sz="4" w:space="0" w:color="CCCCCC"/>
-              <w:bottom w:val="single" w:sz="4" w:space="0" w:color="CCCCCC"/>
-              <w:right w:val="single" w:sz="4" w:space="0" w:color="CCCCCC"/>
-            </w:tcBorders>
-            <w:shd w:val="clear" w:color="auto" w:fill="D5E8F0"/>
-            <w:tcMar>
-              <w:top w:w="80" w:type="dxa"/>
-              <w:left w:w="120" w:type="dxa"/>
-              <w:bottom w:w="80" w:type="dxa"/>
-              <w:right w:w="120" w:type="dxa"/>
-            </w:tcMar>
-            <w:vAlign w:val="center"/>
-          </w:tcPr>
-          <w:p>
-            <w:pPr>
-              <w:spacing w:before="40" w:after="40"/>
-              <w:jc w:val="center"/>
-            </w:pPr>
-            <w:r>
-              <w:rPr>
-                <w:b/>
-                <w:bCs/>
-                <w:color w:val="000000"/>
-                <w:sz w:val="20"/>
-                <w:szCs w:val="20"/>
-              </w:rPr>
-              <w:t>Evaluado</w:t>
-            </w:r>
-          </w:p>
-        </w:tc>
-        <w:tc>
-          <w:tcPr>
-            <w:tcW w:w="2268" w:type="dxa"/>
-            <w:tcBorders>
-              <w:top w:val="single" w:sz="4" w:space="0" w:color="CCCCCC"/>
-              <w:left w:val="single" w:sz="4" w:space="0" w:color="CCCCCC"/>
-              <w:bottom w:val="single" w:sz="4" w:space="0" w:color="CCCCCC"/>
-              <w:right w:val="single" w:sz="4" w:space="0" w:color="CCCCCC"/>
-            </w:tcBorders>
-            <w:shd w:val="clear" w:color="auto" w:fill="D5E8F0"/>
-            <w:tcMar>
-              <w:top w:w="80" w:type="dxa"/>
-              <w:left w:w="120" w:type="dxa"/>
-              <w:bottom w:w="80" w:type="dxa"/>
-              <w:right w:w="120" w:type="dxa"/>
-            </w:tcMar>
-            <w:vAlign w:val="center"/>
-          </w:tcPr>
-          <w:p>
-            <w:pPr>
-              <w:spacing w:before="40" w:after="40"/>
-              <w:jc w:val="center"/>
-            </w:pPr>
-            <w:r>
-              <w:rPr>
-                <w:b/>
-                <w:bCs/>
-                <w:color w:val="000000"/>
-                <w:sz w:val="20"/>
-                <w:szCs w:val="20"/>
-              </w:rPr>
-              <w:t>Resultado</w:t>
-            </w:r>
-          </w:p>
-        </w:tc>
-        <w:tc>
-          <w:tcPr>
-            <w:tcW w:w="1361" w:type="dxa"/>
-            <w:tcBorders>
-              <w:top w:val="single" w:sz="4" w:space="0" w:color="CCCCCC"/>
-              <w:left w:val="single" w:sz="4" w:space="0" w:color="CCCCCC"/>
-              <w:bottom w:val="single" w:sz="4" w:space="0" w:color="CCCCCC"/>
-              <w:right w:val="single" w:sz="4" w:space="0" w:color="CCCCCC"/>
-            </w:tcBorders>
-            <w:shd w:val="clear" w:color="auto" w:fill="D5E8F0"/>
-            <w:tcMar>
-              <w:top w:w="80" w:type="dxa"/>
-              <w:left w:w="120" w:type="dxa"/>
-              <w:bottom w:w="80" w:type="dxa"/>
-              <w:right w:w="120" w:type="dxa"/>
-            </w:tcMar>
-            <w:vAlign w:val="center"/>
-          </w:tcPr>
-          <w:p>
-            <w:pPr>
-              <w:spacing w:before="40" w:after="40"/>
-              <w:jc w:val="center"/>
-            </w:pPr>
-            <w:r>
-              <w:rPr>
-                <w:b/>
-                <w:bCs/>
-                <w:color w:val="000000"/>
-                <w:sz w:val="20"/>
-                <w:szCs w:val="20"/>
-              </w:rPr>
-              <w:t>Meta</w:t>
-            </w:r>
-          </w:p>
-        </w:tc>
-        <w:tc>
-          <w:tcPr>
-            <w:tcW w:w="1361" w:type="dxa"/>
-            <w:tcBorders>
-              <w:top w:val="single" w:sz="4" w:space="0" w:color="CCCCCC"/>
-              <w:left w:val="single" w:sz="4" w:space="0" w:color="CCCCCC"/>
-              <w:bottom w:val="single" w:sz="4" w:space="0" w:color="CCCCCC"/>
-              <w:right w:val="single" w:sz="4" w:space="0" w:color="CCCCCC"/>
-            </w:tcBorders>
-            <w:shd w:val="clear" w:color="auto" w:fill="D5E8F0"/>
-            <w:tcMar>
-              <w:top w:w="80" w:type="dxa"/>
-              <w:left w:w="120" w:type="dxa"/>
-              <w:bottom w:w="80" w:type="dxa"/>
-              <w:right w:w="120" w:type="dxa"/>
-            </w:tcMar>
-            <w:vAlign w:val="center"/>
-          </w:tcPr>
-          <w:p>
-            <w:pPr>
-              <w:spacing w:before="40" w:after="40"/>
-              <w:jc w:val="center"/>
-            </w:pPr>
-            <w:r>
-              <w:rPr>
-                <w:b/>
-                <w:bCs/>
-                <w:color w:val="000000"/>
-                <w:sz w:val="20"/>
-                <w:szCs w:val="20"/>
-              </w:rPr>
-              <w:t>Estado</w:t>
-            </w:r>
-          </w:p>
-        </w:tc>
-      </w:tr>
-      <w:tr>
-        <w:tc>
-          <w:tcPr>
-            <w:tcW w:w="1814" w:type="dxa"/>
-            <w:tcBorders>
-              <w:top w:val="single" w:sz="4" w:space="0" w:color="CCCCCC"/>
-              <w:left w:val="single" w:sz="4" w:space="0" w:color="CCCCCC"/>
-              <w:bottom w:val="single" w:sz="4" w:space="0" w:color="CCCCCC"/>
-              <w:right w:val="single" w:sz="4" w:space="0" w:color="CCCCCC"/>
-            </w:tcBorders>
-            <w:tcMar>
-              <w:top w:w="80" w:type="dxa"/>
-              <w:left w:w="120" w:type="dxa"/>
-              <w:bottom w:w="80" w:type="dxa"/>
-              <w:right w:w="120" w:type="dxa"/>
-            </w:tcMar>
-            <w:vAlign w:val="center"/>
-          </w:tcPr>
-          <w:p>
-            <w:pPr>
-              <w:spacing w:before="40" w:after="40"/>
-            </w:pPr>
-            <w:r>
-              <w:rPr>
-                <w:color w:val="000000"/>
-                <w:sz w:val="19"/>
-                <w:szCs w:val="19"/>
-              </w:rPr>
-              <w:t>SUS — System Usability Scale</w:t>
-            </w:r>
-          </w:p>
-        </w:tc>
-        <w:tc>
-          <w:tcPr>
-            <w:tcW w:w="2268" w:type="dxa"/>
-            <w:tcBorders>
-              <w:top w:val="single" w:sz="4" w:space="0" w:color="CCCCCC"/>
-              <w:left w:val="single" w:sz="4" w:space="0" w:color="CCCCCC"/>
-              <w:bottom w:val="single" w:sz="4" w:space="0" w:color="CCCCCC"/>
-              <w:right w:val="single" w:sz="4" w:space="0" w:color="CCCCCC"/>
-            </w:tcBorders>
-            <w:tcMar>
-              <w:top w:w="80" w:type="dxa"/>
-              <w:left w:w="120" w:type="dxa"/>
-              <w:bottom w:w="80" w:type="dxa"/>
-              <w:right w:w="120" w:type="dxa"/>
-            </w:tcMar>
-            <w:vAlign w:val="center"/>
-          </w:tcPr>
-          <w:p>
-            <w:pPr>
-              <w:spacing w:before="40" w:after="40"/>
-            </w:pPr>
-            <w:r>
-              <w:rPr>
-                <w:color w:val="000000"/>
-                <w:sz w:val="19"/>
-                <w:szCs w:val="19"/>
-              </w:rPr>
-              <w:t>Propietario del negocio (Rodrigo, sesión 35 min)</w:t>
-            </w:r>
-          </w:p>
-        </w:tc>
-        <w:tc>
-          <w:tcPr>
-            <w:tcW w:w="2268" w:type="dxa"/>
-            <w:tcBorders>
-              <w:top w:val="single" w:sz="4" w:space="0" w:color="CCCCCC"/>
-              <w:left w:val="single" w:sz="4" w:space="0" w:color="CCCCCC"/>
-              <w:bottom w:val="single" w:sz="4" w:space="0" w:color="CCCCCC"/>
-              <w:right w:val="single" w:sz="4" w:space="0" w:color="CCCCCC"/>
-            </w:tcBorders>
-            <w:tcMar>
-              <w:top w:w="80" w:type="dxa"/>
-              <w:left w:w="120" w:type="dxa"/>
-              <w:bottom w:w="80" w:type="dxa"/>
-              <w:right w:w="120" w:type="dxa"/>
-            </w:tcMar>
-            <w:vAlign w:val="center"/>
-          </w:tcPr>
-          <w:p>
-            <w:pPr>
-              <w:spacing w:before="40" w:after="40"/>
-            </w:pPr>
-            <w:r>
-              <w:rPr>
-                <w:color w:val="000000"/>
-                <w:sz w:val="19"/>
-                <w:szCs w:val="19"/>
-              </w:rPr>
-              <w:t>87,5 / 100 — Categoría: EXCELENTE</w:t>
-            </w:r>
-          </w:p>
-        </w:tc>
-        <w:tc>
-          <w:tcPr>
-            <w:tcW w:w="1361" w:type="dxa"/>
-            <w:tcBorders>
-              <w:top w:val="single" w:sz="4" w:space="0" w:color="CCCCCC"/>
-              <w:left w:val="single" w:sz="4" w:space="0" w:color="CCCCCC"/>
-              <w:bottom w:val="single" w:sz="4" w:space="0" w:color="CCCCCC"/>
-              <w:right w:val="single" w:sz="4" w:space="0" w:color="CCCCCC"/>
-            </w:tcBorders>
-            <w:tcMar>
-              <w:top w:w="80" w:type="dxa"/>
-              <w:left w:w="120" w:type="dxa"/>
-              <w:bottom w:w="80" w:type="dxa"/>
-              <w:right w:w="120" w:type="dxa"/>
-            </w:tcMar>
-            <w:vAlign w:val="center"/>
-          </w:tcPr>
-          <w:p>
-            <w:pPr>
-              <w:spacing w:before="40" w:after="40"/>
-            </w:pPr>
-            <w:r>
-              <w:rPr>
-                <w:color w:val="000000"/>
-                <w:sz w:val="19"/>
-                <w:szCs w:val="19"/>
-              </w:rPr>
-              <w:t>≥ 68 pts</w:t>
-            </w:r>
-          </w:p>
-        </w:tc>
-        <w:tc>
-          <w:tcPr>
-            <w:tcW w:w="1361" w:type="dxa"/>
-            <w:tcBorders>
-              <w:top w:val="single" w:sz="4" w:space="0" w:color="CCCCCC"/>
-              <w:left w:val="single" w:sz="4" w:space="0" w:color="CCCCCC"/>
-              <w:bottom w:val="single" w:sz="4" w:space="0" w:color="CCCCCC"/>
-              <w:right w:val="single" w:sz="4" w:space="0" w:color="CCCCCC"/>
-            </w:tcBorders>
-            <w:tcMar>
-              <w:top w:w="80" w:type="dxa"/>
-              <w:left w:w="120" w:type="dxa"/>
-              <w:bottom w:w="80" w:type="dxa"/>
-              <w:right w:w="120" w:type="dxa"/>
-            </w:tcMar>
-            <w:vAlign w:val="center"/>
-          </w:tcPr>
-          <w:p>
-            <w:pPr>
-              <w:spacing w:before="40" w:after="40"/>
-            </w:pPr>
-            <w:r>
-              <w:rPr>
-                <w:color w:val="000000"/>
-                <w:sz w:val="19"/>
-                <w:szCs w:val="19"/>
-              </w:rPr>
-              <w:t>✓</w:t>
-            </w:r>
-          </w:p>
-        </w:tc>
-      </w:tr>
-    </w:tbl>
-    <w:p>
-      <w:pPr>
-        <w:spacing w:after="120"/>
-      </w:pPr>
-    </w:p>
-    <w:p>
-      <w:pPr>
-        <w:spacing w:before="60" w:after="80" w:line="276" w:lineRule="auto"/>
-        <w:jc w:val="both"/>
-      </w:pPr>
-      <w:r>
-        <w:rPr>
-          <w:b/>
-          <w:bCs/>
+        </w:rPr>
+        <w:t xml:space="preserve">Defectos registrados: </w:t>
+      </w:r>
+      <w:r>
+        <w:rPr>
           <w:color w:val="000000"/>
         </w:rPr>
-        <w:t xml:space="preserve">Defectos registrados: </w:t>
-      </w:r>
-      <w:r>
-        <w:rPr>
-          <w:color w:val="000000"/>
-        </w:rPr>
-        <w:t>4 defectos de severidad Baja — DEF-001 (calculadora en mobile 320px), DEF-002 (notificación Telegram en red 3G), DEF-003 (botón truncado en tablet): cerrados antes de la entrega. DEF-004 (agente responde con cualificación ante solicitud directa de información sin usar catálogo disponible): abierto, pendiente de ajuste en system prompt. 0 defectos Críticos ni Altos.</w:t>
-      </w:r>
-    </w:p>
-    <w:p>
-      <w:r>
-        <w:br/>
+        <w:t>4 defectos de severidad Baja — DEF-001 (calculadora en mobile 320px), DEF-002 (notificación Telegram en red 3G), DEF-003 (botón truncado en tablet), DEF-004 (agente respondía con cualificación ante solicitud directa de información sin usar catálogo disponible): los 4 corregidos y cerrados antes de la entrega. 0 defectos Críticos ni Altos</w:t>
       </w:r>
     </w:p>
     <w:p>
@@ -21176,6 +17675,7 @@
     </w:p>
     <w:p>
       <w:r>
+        <w:lastRenderedPageBreak/>
         <w:br/>
       </w:r>
       <w:r>
@@ -21183,9 +17683,9 @@
           <w:noProof/>
         </w:rPr>
         <w:drawing>
-          <wp:inline distT="0" distB="0" distL="0" distR="0" wp14:anchorId="235555A0" wp14:editId="2433BC29">
-            <wp:extent cx="5760720" cy="2926715"/>
-            <wp:effectExtent l="0" t="0" r="0" b="6985"/>
+          <wp:inline distT="0" distB="0" distL="0" distR="0" wp14:anchorId="235555A0" wp14:editId="4A5D6CE9">
+            <wp:extent cx="5099531" cy="2590800"/>
+            <wp:effectExtent l="0" t="0" r="6350" b="0"/>
             <wp:docPr id="317855135" name="Imagen 1"/>
             <wp:cNvGraphicFramePr>
               <a:graphicFrameLocks xmlns:a="http://schemas.openxmlformats.org/drawingml/2006/main" noChangeAspect="1"/>
@@ -21215,7 +17715,7 @@
                   <pic:spPr bwMode="auto">
                     <a:xfrm>
                       <a:off x="0" y="0"/>
-                      <a:ext cx="5760720" cy="2926715"/>
+                      <a:ext cx="5113959" cy="2598130"/>
                     </a:xfrm>
                     <a:prstGeom prst="rect">
                       <a:avLst/>
@@ -21233,11 +17733,6 @@
       </w:r>
     </w:p>
     <w:p>
-      <w:r>
-        <w:br w:type="page"/>
-      </w:r>
-    </w:p>
-    <w:p>
       <w:pPr>
         <w:pBdr>
           <w:bottom w:val="single" w:sz="6" w:space="4" w:color="1A5276"/>
@@ -21249,62 +17744,26 @@
           <w:b/>
           <w:bCs/>
           <w:color w:val="1A5276"/>
-          <w:sz w:val="28"/>
-          <w:szCs w:val="28"/>
-        </w:rPr>
-        <w:t>Anexos — Evidencia de Pruebas Automatizadas</w:t>
-      </w:r>
-    </w:p>
-    <w:p>
-      <w:pPr>
-        <w:spacing w:before="60" w:after="60" w:line="276" w:lineRule="auto"/>
-      </w:pPr>
-      <w:r>
-        <w:rPr>
-          <w:sz w:val="18"/>
-          <w:szCs w:val="18"/>
-        </w:rPr>
-        <w:t xml:space="preserve">Los siguientes anexos contienen las capturas de pantalla reales obtenidas durante la ejecución de la suite de pruebas automatizadas (Jest) y las herramientas de monitoreo del sistema.</w:t>
-      </w:r>
-    </w:p>
-    <w:p>
-      <w:pPr>
-        <w:spacing w:before="180" w:after="60" w:line="276" w:lineRule="auto"/>
-      </w:pPr>
-      <w:r>
-        <w:rPr>
-          <w:b/>
-          <w:bCs/>
-          <w:color w:val="2E4057"/>
-          <w:sz w:val="22"/>
-          <w:szCs w:val="22"/>
-        </w:rPr>
-        <w:t>Anexo A — Resumen Global de la Suite de Pruebas</w:t>
-      </w:r>
-    </w:p>
-    <w:p>
-      <w:pPr>
-        <w:spacing w:before="60" w:after="60" w:line="276" w:lineRule="auto"/>
-      </w:pPr>
-      <w:r>
-        <w:rPr>
-          <w:sz w:val="18"/>
-          <w:szCs w:val="18"/>
-        </w:rPr>
-        <w:t xml:space="preserve">7 suites ejecutadas · 139 tests aprobados · 0 fallidos · Tiempo total: 190.131 s</w:t>
-      </w:r>
-    </w:p>
-    <w:p>
-      <w:pPr>
+          <w:sz w:val="32"/>
+          <w:szCs w:val="32"/>
+        </w:rPr>
+        <w:t>Anexo 2  ·  Diagrama de Infraestructura Cloud</w:t>
+      </w:r>
+    </w:p>
+    <w:p>
+      <w:pPr>
+        <w:spacing w:before="120" w:after="120"/>
         <w:jc w:val="center"/>
-        <w:spacing w:before="120" w:after="120"/>
-      </w:pPr>
-      <w:r>
+      </w:pPr>
+      <w:r>
+        <w:rPr>
+          <w:noProof/>
+        </w:rPr>
         <w:drawing>
-          <wp:inline xmlns:wp="http://schemas.openxmlformats.org/drawingml/2006/wordprocessingDrawing">
-            <wp:extent cx="4680000" cy="1522602"/>
+          <wp:inline distT="0" distB="0" distL="0" distR="0" wp14:anchorId="1A2B3C4F" wp14:editId="5638568E">
+            <wp:extent cx="3187986" cy="3562350"/>
             <wp:effectExtent l="0" t="0" r="0" b="0"/>
-            <wp:docPr id="101" name="Anexo101" descr="Evidencia"/>
+            <wp:docPr id="302" name="Diagrama Infraestructura Cloud" descr="Diagrama de arquitectura AWS: VPC con subnet publica y privada, Internet Gateway, NAT Gateway, instancia EC2, Security Group y endpoint Ngrok"/>
             <wp:cNvGraphicFramePr>
               <a:graphicFrameLocks xmlns:a="http://schemas.openxmlformats.org/drawingml/2006/main" noChangeAspect="1"/>
             </wp:cNvGraphicFramePr>
@@ -21312,11 +17771,11 @@
               <a:graphicData uri="http://schemas.openxmlformats.org/drawingml/2006/picture">
                 <pic:pic xmlns:pic="http://schemas.openxmlformats.org/drawingml/2006/picture">
                   <pic:nvPicPr>
-                    <pic:cNvPr id="101" name="Anexo101"/>
+                    <pic:cNvPr id="302" name="Diagrama Infraestructura Cloud"/>
                     <pic:cNvPicPr/>
                   </pic:nvPicPr>
                   <pic:blipFill>
-                    <a:blip xmlns:r="http://schemas.openxmlformats.org/officeDocument/2006/relationships" r:embed="rId20"/>
+                    <a:blip r:embed="rId9"/>
                     <a:stretch>
                       <a:fillRect/>
                     </a:stretch>
@@ -21324,14 +17783,11 @@
                   <pic:spPr>
                     <a:xfrm>
                       <a:off x="0" y="0"/>
-                      <a:ext cx="4680000" cy="1522602"/>
+                      <a:ext cx="3215237" cy="3592802"/>
                     </a:xfrm>
                     <a:prstGeom prst="rect">
                       <a:avLst/>
                     </a:prstGeom>
-                    <a:ln>
-                      <a:noFill/>
-                    </a:ln>
                   </pic:spPr>
                 </pic:pic>
               </a:graphicData>
@@ -21342,42 +17798,83 @@
     </w:p>
     <w:p>
       <w:pPr>
-        <w:spacing w:before="180" w:after="60" w:line="276" w:lineRule="auto"/>
+        <w:spacing w:after="120"/>
+        <w:jc w:val="center"/>
+      </w:pPr>
+      <w:r>
+        <w:rPr>
+          <w:i/>
+          <w:iCs/>
+          <w:color w:val="595959"/>
+          <w:sz w:val="18"/>
+          <w:szCs w:val="18"/>
+        </w:rPr>
+        <w:t>Figura A2.1 — Infraestructura Cloud: VPC con subnet pública y privada, Internet Gateway, NAT Gateway, instancia EC2, Security Group y túnel Ngrok como endpoint expuesto. Referenciada desde la Sección 09 — Arquitectura Conceptual.</w:t>
+      </w:r>
+    </w:p>
+    <w:p>
+      <w:pPr>
+        <w:spacing w:after="120"/>
+      </w:pPr>
+    </w:p>
+    <w:p>
+      <w:pPr>
+        <w:pBdr>
+          <w:bottom w:val="single" w:sz="6" w:space="4" w:color="1A5276"/>
+        </w:pBdr>
+        <w:spacing w:before="280" w:after="100" w:line="276" w:lineRule="auto"/>
       </w:pPr>
       <w:r>
         <w:rPr>
           <w:b/>
           <w:bCs/>
-          <w:color w:val="2E4057"/>
-          <w:sz w:val="22"/>
-          <w:szCs w:val="22"/>
-        </w:rPr>
-        <w:t>Anexo B — Pruebas Unitarias</w:t>
-      </w:r>
-    </w:p>
-    <w:p>
-      <w:pPr>
-        <w:spacing w:before="60" w:after="60" w:line="276" w:lineRule="auto"/>
-      </w:pPr>
-      <w:r>
-        <w:rPr>
-          <w:sz w:val="18"/>
-          <w:szCs w:val="18"/>
-        </w:rPr>
-        <w:t xml:space="preserve">B.1 — priceCalc.test.js: cálculo de precios, parseo de dimensiones y catálogo de productos (PASS)</w:t>
-      </w:r>
-    </w:p>
-    <w:p>
-      <w:pPr>
+          <w:color w:val="1A5276"/>
+          <w:sz w:val="32"/>
+          <w:szCs w:val="32"/>
+        </w:rPr>
+        <w:lastRenderedPageBreak/>
+        <w:t>Anexo 3  ·  Evidencia de Ejecución de Pruebas (Jest)</w:t>
+      </w:r>
+    </w:p>
+    <w:p>
+      <w:pPr>
+        <w:spacing w:before="60" w:after="200" w:line="276" w:lineRule="auto"/>
+        <w:jc w:val="both"/>
+      </w:pPr>
+      <w:r>
+        <w:rPr>
+          <w:color w:val="000000"/>
+        </w:rPr>
+        <w:t>Capturas de la suite Jest en su primera ejecución (con errores) y tras la corrección final, referenciadas desde la Sección 17 — Resultados de Pruebas.</w:t>
+      </w:r>
+    </w:p>
+    <w:p>
+      <w:pPr>
+        <w:spacing w:before="160" w:after="60"/>
+      </w:pPr>
+      <w:r>
+        <w:rPr>
+          <w:b/>
+          <w:bCs/>
+          <w:color w:val="000000"/>
+        </w:rPr>
+        <w:t>Resumen general de la suite</w:t>
+      </w:r>
+    </w:p>
+    <w:p>
+      <w:pPr>
+        <w:spacing w:before="120" w:after="60"/>
         <w:jc w:val="center"/>
-        <w:spacing w:before="120" w:after="120"/>
-      </w:pPr>
-      <w:r>
+      </w:pPr>
+      <w:r>
+        <w:rPr>
+          <w:noProof/>
+        </w:rPr>
         <w:drawing>
-          <wp:inline xmlns:wp="http://schemas.openxmlformats.org/drawingml/2006/wordprocessingDrawing">
-            <wp:extent cx="4644271" cy="5500000"/>
+          <wp:inline distT="0" distB="0" distL="0" distR="0" wp14:anchorId="07A1001B" wp14:editId="07A1001C">
+            <wp:extent cx="3200000" cy="780901"/>
             <wp:effectExtent l="0" t="0" r="0" b="0"/>
-            <wp:docPr id="102" name="Anexo102" descr="Evidencia"/>
+            <wp:docPr id="300" name="Evidencia 300"/>
             <wp:cNvGraphicFramePr>
               <a:graphicFrameLocks xmlns:a="http://schemas.openxmlformats.org/drawingml/2006/main" noChangeAspect="1"/>
             </wp:cNvGraphicFramePr>
@@ -21385,11 +17882,11 @@
               <a:graphicData uri="http://schemas.openxmlformats.org/drawingml/2006/picture">
                 <pic:pic xmlns:pic="http://schemas.openxmlformats.org/drawingml/2006/picture">
                   <pic:nvPicPr>
-                    <pic:cNvPr id="102" name="Anexo102"/>
+                    <pic:cNvPr id="300" name="Evidencia 300"/>
                     <pic:cNvPicPr/>
                   </pic:nvPicPr>
                   <pic:blipFill>
-                    <a:blip xmlns:r="http://schemas.openxmlformats.org/officeDocument/2006/relationships" r:embed="rId21"/>
+                    <a:blip r:embed="rId10"/>
                     <a:stretch>
                       <a:fillRect/>
                     </a:stretch>
@@ -21397,14 +17894,11 @@
                   <pic:spPr>
                     <a:xfrm>
                       <a:off x="0" y="0"/>
-                      <a:ext cx="4644271" cy="5500000"/>
+                      <a:ext cx="3200000" cy="780901"/>
                     </a:xfrm>
                     <a:prstGeom prst="rect">
                       <a:avLst/>
                     </a:prstGeom>
-                    <a:ln>
-                      <a:noFill/>
-                    </a:ln>
                   </pic:spPr>
                 </pic:pic>
               </a:graphicData>
@@ -21415,27 +17909,34 @@
     </w:p>
     <w:p>
       <w:pPr>
-        <w:spacing w:before="60" w:after="60" w:line="276" w:lineRule="auto"/>
-      </w:pPr>
-      <w:r>
-        <w:rPr>
-          <w:sz w:val="18"/>
-          <w:szCs w:val="18"/>
-        </w:rPr>
-        <w:t xml:space="preserve">B.2 — chatbotLogic.test.js: sessionId, detección de tags, limpieza de texto y validación de mensajes (PASS)</w:t>
-      </w:r>
-    </w:p>
-    <w:p>
-      <w:pPr>
+        <w:spacing w:after="160"/>
         <w:jc w:val="center"/>
-        <w:spacing w:before="120" w:after="120"/>
-      </w:pPr>
-      <w:r>
+      </w:pPr>
+      <w:r>
+        <w:rPr>
+          <w:i/>
+          <w:iCs/>
+          <w:color w:val="595959"/>
+          <w:sz w:val="17"/>
+          <w:szCs w:val="17"/>
+        </w:rPr>
+        <w:t>Antes — primera ejecución (con errores)</w:t>
+      </w:r>
+    </w:p>
+    <w:p>
+      <w:pPr>
+        <w:spacing w:before="120" w:after="60"/>
+        <w:jc w:val="center"/>
+      </w:pPr>
+      <w:r>
+        <w:rPr>
+          <w:noProof/>
+        </w:rPr>
         <w:drawing>
-          <wp:inline xmlns:wp="http://schemas.openxmlformats.org/drawingml/2006/wordprocessingDrawing">
-            <wp:extent cx="4067708" cy="5500000"/>
+          <wp:inline distT="0" distB="0" distL="0" distR="0" wp14:anchorId="07A1002B" wp14:editId="07A1002C">
+            <wp:extent cx="3200000" cy="1041095"/>
             <wp:effectExtent l="0" t="0" r="0" b="0"/>
-            <wp:docPr id="103" name="Anexo103" descr="Evidencia"/>
+            <wp:docPr id="301" name="Evidencia 301"/>
             <wp:cNvGraphicFramePr>
               <a:graphicFrameLocks xmlns:a="http://schemas.openxmlformats.org/drawingml/2006/main" noChangeAspect="1"/>
             </wp:cNvGraphicFramePr>
@@ -21443,11 +17944,11 @@
               <a:graphicData uri="http://schemas.openxmlformats.org/drawingml/2006/picture">
                 <pic:pic xmlns:pic="http://schemas.openxmlformats.org/drawingml/2006/picture">
                   <pic:nvPicPr>
-                    <pic:cNvPr id="103" name="Anexo103"/>
+                    <pic:cNvPr id="301" name="Evidencia 301"/>
                     <pic:cNvPicPr/>
                   </pic:nvPicPr>
                   <pic:blipFill>
-                    <a:blip xmlns:r="http://schemas.openxmlformats.org/officeDocument/2006/relationships" r:embed="rId22"/>
+                    <a:blip r:embed="rId11"/>
                     <a:stretch>
                       <a:fillRect/>
                     </a:stretch>
@@ -21455,14 +17956,11 @@
                   <pic:spPr>
                     <a:xfrm>
                       <a:off x="0" y="0"/>
-                      <a:ext cx="4067708" cy="5500000"/>
+                      <a:ext cx="3200000" cy="1041095"/>
                     </a:xfrm>
                     <a:prstGeom prst="rect">
                       <a:avLst/>
                     </a:prstGeom>
-                    <a:ln>
-                      <a:noFill/>
-                    </a:ln>
                   </pic:spPr>
                 </pic:pic>
               </a:graphicData>
@@ -21473,27 +17971,48 @@
     </w:p>
     <w:p>
       <w:pPr>
-        <w:spacing w:before="60" w:after="60" w:line="276" w:lineRule="auto"/>
-      </w:pPr>
-      <w:r>
-        <w:rPr>
-          <w:sz w:val="18"/>
-          <w:szCs w:val="18"/>
-        </w:rPr>
-        <w:t xml:space="preserve">B.3 — config.test.js: configuración del webhook, servidor de desarrollo y archivos HTML requeridos (PASS)</w:t>
-      </w:r>
-    </w:p>
-    <w:p>
-      <w:pPr>
+        <w:spacing w:after="160"/>
         <w:jc w:val="center"/>
-        <w:spacing w:before="120" w:after="120"/>
-      </w:pPr>
-      <w:r>
+      </w:pPr>
+      <w:r>
+        <w:rPr>
+          <w:i/>
+          <w:iCs/>
+          <w:color w:val="595959"/>
+          <w:sz w:val="17"/>
+          <w:szCs w:val="17"/>
+        </w:rPr>
+        <w:t>Después — corrección final (139/139 aprobadas)</w:t>
+      </w:r>
+    </w:p>
+    <w:p>
+      <w:pPr>
+        <w:spacing w:before="160" w:after="60"/>
+      </w:pPr>
+      <w:r>
+        <w:rPr>
+          <w:b/>
+          <w:bCs/>
+          <w:color w:val="000000"/>
+        </w:rPr>
+        <w:t>unit/priceCalc.test.js</w:t>
+      </w:r>
+    </w:p>
+    <w:p>
+      <w:pPr>
+        <w:spacing w:before="120" w:after="60"/>
+        <w:jc w:val="center"/>
+      </w:pPr>
+      <w:r>
+        <w:rPr>
+          <w:noProof/>
+        </w:rPr>
+        <w:lastRenderedPageBreak/>
         <w:drawing>
-          <wp:inline xmlns:wp="http://schemas.openxmlformats.org/drawingml/2006/wordprocessingDrawing">
-            <wp:extent cx="4680000" cy="3117005"/>
+          <wp:inline distT="0" distB="0" distL="0" distR="0" wp14:anchorId="07A1011B" wp14:editId="07A1011C">
+            <wp:extent cx="3200000" cy="4252631"/>
             <wp:effectExtent l="0" t="0" r="0" b="0"/>
-            <wp:docPr id="104" name="Anexo104" descr="Evidencia"/>
+            <wp:docPr id="2080189518" name="Evidencia 302"/>
             <wp:cNvGraphicFramePr>
               <a:graphicFrameLocks xmlns:a="http://schemas.openxmlformats.org/drawingml/2006/main" noChangeAspect="1"/>
             </wp:cNvGraphicFramePr>
@@ -21501,11 +18020,11 @@
               <a:graphicData uri="http://schemas.openxmlformats.org/drawingml/2006/picture">
                 <pic:pic xmlns:pic="http://schemas.openxmlformats.org/drawingml/2006/picture">
                   <pic:nvPicPr>
-                    <pic:cNvPr id="104" name="Anexo104"/>
+                    <pic:cNvPr id="302" name="Evidencia 302"/>
                     <pic:cNvPicPr/>
                   </pic:nvPicPr>
                   <pic:blipFill>
-                    <a:blip xmlns:r="http://schemas.openxmlformats.org/officeDocument/2006/relationships" r:embed="rId23"/>
+                    <a:blip r:embed="rId12"/>
                     <a:stretch>
                       <a:fillRect/>
                     </a:stretch>
@@ -21513,14 +18032,11 @@
                   <pic:spPr>
                     <a:xfrm>
                       <a:off x="0" y="0"/>
-                      <a:ext cx="4680000" cy="3117005"/>
+                      <a:ext cx="3200000" cy="4252631"/>
                     </a:xfrm>
                     <a:prstGeom prst="rect">
                       <a:avLst/>
                     </a:prstGeom>
-                    <a:ln>
-                      <a:noFill/>
-                    </a:ln>
                   </pic:spPr>
                 </pic:pic>
               </a:graphicData>
@@ -21530,48 +18046,36 @@
       </w:r>
     </w:p>
     <w:p>
-      <w:r>
-        <w:br w:type="page"/>
-      </w:r>
-    </w:p>
-    <w:p>
-      <w:pPr>
-        <w:spacing w:before="180" w:after="60" w:line="276" w:lineRule="auto"/>
-      </w:pPr>
-      <w:r>
-        <w:rPr>
-          <w:b/>
-          <w:bCs/>
-          <w:color w:val="2E4057"/>
-          <w:sz w:val="22"/>
-          <w:szCs w:val="22"/>
-        </w:rPr>
-        <w:t>Anexo C — Pruebas Funcionales (chatFlow.test.js)</w:t>
-      </w:r>
-    </w:p>
-    <w:p>
-      <w:pPr>
-        <w:spacing w:before="60" w:after="60" w:line="276" w:lineRule="auto"/>
-      </w:pPr>
-      <w:r>
-        <w:rPr>
-          <w:sz w:val="18"/>
-          <w:szCs w:val="18"/>
-        </w:rPr>
-        <w:t xml:space="preserve">RF-01 al RF-07 aprobados · Tiempo: 81.572 s · Cubre saludo, catálogo, cálculo m², instalación, FAQ, COTIZAR y mensajes en distintos idiomas/estilos (PASS)</w:t>
-      </w:r>
-    </w:p>
-    <w:p>
-      <w:pPr>
+      <w:pPr>
+        <w:spacing w:after="160"/>
         <w:jc w:val="center"/>
-        <w:spacing w:before="120" w:after="120"/>
-      </w:pPr>
-      <w:r>
+      </w:pPr>
+      <w:r>
+        <w:rPr>
+          <w:i/>
+          <w:iCs/>
+          <w:color w:val="595959"/>
+          <w:sz w:val="17"/>
+          <w:szCs w:val="17"/>
+        </w:rPr>
+        <w:t>Antes — primera ejecución (con errores)</w:t>
+      </w:r>
+    </w:p>
+    <w:p>
+      <w:pPr>
+        <w:spacing w:before="120" w:after="60"/>
+        <w:jc w:val="center"/>
+      </w:pPr>
+      <w:r>
+        <w:rPr>
+          <w:noProof/>
+        </w:rPr>
+        <w:lastRenderedPageBreak/>
         <w:drawing>
-          <wp:inline xmlns:wp="http://schemas.openxmlformats.org/drawingml/2006/wordprocessingDrawing">
-            <wp:extent cx="4680000" cy="2960670"/>
+          <wp:inline distT="0" distB="0" distL="0" distR="0" wp14:anchorId="07A1012B" wp14:editId="07A1012C">
+            <wp:extent cx="3200000" cy="3789614"/>
             <wp:effectExtent l="0" t="0" r="0" b="0"/>
-            <wp:docPr id="105" name="Anexo105" descr="Evidencia"/>
+            <wp:docPr id="303" name="Evidencia 303"/>
             <wp:cNvGraphicFramePr>
               <a:graphicFrameLocks xmlns:a="http://schemas.openxmlformats.org/drawingml/2006/main" noChangeAspect="1"/>
             </wp:cNvGraphicFramePr>
@@ -21579,11 +18083,11 @@
               <a:graphicData uri="http://schemas.openxmlformats.org/drawingml/2006/picture">
                 <pic:pic xmlns:pic="http://schemas.openxmlformats.org/drawingml/2006/picture">
                   <pic:nvPicPr>
-                    <pic:cNvPr id="105" name="Anexo105"/>
+                    <pic:cNvPr id="303" name="Evidencia 303"/>
                     <pic:cNvPicPr/>
                   </pic:nvPicPr>
                   <pic:blipFill>
-                    <a:blip xmlns:r="http://schemas.openxmlformats.org/officeDocument/2006/relationships" r:embed="rId24"/>
+                    <a:blip r:embed="rId13"/>
                     <a:stretch>
                       <a:fillRect/>
                     </a:stretch>
@@ -21591,14 +18095,11 @@
                   <pic:spPr>
                     <a:xfrm>
                       <a:off x="0" y="0"/>
-                      <a:ext cx="4680000" cy="2960670"/>
+                      <a:ext cx="3200000" cy="3789614"/>
                     </a:xfrm>
                     <a:prstGeom prst="rect">
                       <a:avLst/>
                     </a:prstGeom>
-                    <a:ln>
-                      <a:noFill/>
-                    </a:ln>
                   </pic:spPr>
                 </pic:pic>
               </a:graphicData>
@@ -21609,42 +18110,48 @@
     </w:p>
     <w:p>
       <w:pPr>
-        <w:spacing w:before="180" w:after="60" w:line="276" w:lineRule="auto"/>
+        <w:spacing w:after="160"/>
+        <w:jc w:val="center"/>
+      </w:pPr>
+      <w:r>
+        <w:rPr>
+          <w:i/>
+          <w:iCs/>
+          <w:color w:val="595959"/>
+          <w:sz w:val="17"/>
+          <w:szCs w:val="17"/>
+        </w:rPr>
+        <w:t>Después — corrección final (139/139 aprobadas)</w:t>
+      </w:r>
+    </w:p>
+    <w:p>
+      <w:pPr>
+        <w:spacing w:before="160" w:after="60"/>
       </w:pPr>
       <w:r>
         <w:rPr>
           <w:b/>
           <w:bCs/>
-          <w:color w:val="2E4057"/>
-          <w:sz w:val="22"/>
-          <w:szCs w:val="22"/>
-        </w:rPr>
-        <w:t>Anexo D — Pruebas de Seguridad (security.test.js)</w:t>
-      </w:r>
-    </w:p>
-    <w:p>
-      <w:pPr>
-        <w:spacing w:before="60" w:after="60" w:line="276" w:lineRule="auto"/>
-      </w:pPr>
-      <w:r>
-        <w:rPr>
-          <w:sz w:val="18"/>
-          <w:szCs w:val="18"/>
-        </w:rPr>
-        <w:t xml:space="preserve">SEC-01 al SEC-06 aprobados · Tiempo: 56.418 s · Cubre XSS, SQL/NoSQL Injection, entradas extremas, CORS, rate limiting y validación de URLs de pago (PASS)</w:t>
-      </w:r>
-    </w:p>
-    <w:p>
-      <w:pPr>
+          <w:color w:val="000000"/>
+        </w:rPr>
+        <w:t>unit/chatbotLogic.test.js</w:t>
+      </w:r>
+    </w:p>
+    <w:p>
+      <w:pPr>
+        <w:spacing w:before="120" w:after="60"/>
         <w:jc w:val="center"/>
-        <w:spacing w:before="120" w:after="120"/>
-      </w:pPr>
-      <w:r>
+      </w:pPr>
+      <w:r>
+        <w:rPr>
+          <w:noProof/>
+        </w:rPr>
+        <w:lastRenderedPageBreak/>
         <w:drawing>
-          <wp:inline xmlns:wp="http://schemas.openxmlformats.org/drawingml/2006/wordprocessingDrawing">
-            <wp:extent cx="4680000" cy="3828517"/>
+          <wp:inline distT="0" distB="0" distL="0" distR="0" wp14:anchorId="07A1021B" wp14:editId="07A1021C">
+            <wp:extent cx="3200000" cy="4913501"/>
             <wp:effectExtent l="0" t="0" r="0" b="0"/>
-            <wp:docPr id="106" name="Anexo106" descr="Evidencia"/>
+            <wp:docPr id="304" name="Evidencia 304"/>
             <wp:cNvGraphicFramePr>
               <a:graphicFrameLocks xmlns:a="http://schemas.openxmlformats.org/drawingml/2006/main" noChangeAspect="1"/>
             </wp:cNvGraphicFramePr>
@@ -21652,11 +18159,11 @@
               <a:graphicData uri="http://schemas.openxmlformats.org/drawingml/2006/picture">
                 <pic:pic xmlns:pic="http://schemas.openxmlformats.org/drawingml/2006/picture">
                   <pic:nvPicPr>
-                    <pic:cNvPr id="106" name="Anexo106"/>
+                    <pic:cNvPr id="304" name="Evidencia 304"/>
                     <pic:cNvPicPr/>
                   </pic:nvPicPr>
                   <pic:blipFill>
-                    <a:blip xmlns:r="http://schemas.openxmlformats.org/officeDocument/2006/relationships" r:embed="rId25"/>
+                    <a:blip r:embed="rId14"/>
                     <a:stretch>
                       <a:fillRect/>
                     </a:stretch>
@@ -21664,14 +18171,11 @@
                   <pic:spPr>
                     <a:xfrm>
                       <a:off x="0" y="0"/>
-                      <a:ext cx="4680000" cy="3828517"/>
+                      <a:ext cx="3200000" cy="4913501"/>
                     </a:xfrm>
                     <a:prstGeom prst="rect">
                       <a:avLst/>
                     </a:prstGeom>
-                    <a:ln>
-                      <a:noFill/>
-                    </a:ln>
                   </pic:spPr>
                 </pic:pic>
               </a:graphicData>
@@ -21681,48 +18185,36 @@
       </w:r>
     </w:p>
     <w:p>
-      <w:r>
-        <w:br w:type="page"/>
-      </w:r>
-    </w:p>
-    <w:p>
-      <w:pPr>
-        <w:spacing w:before="180" w:after="60" w:line="276" w:lineRule="auto"/>
-      </w:pPr>
-      <w:r>
-        <w:rPr>
-          <w:b/>
-          <w:bCs/>
-          <w:color w:val="2E4057"/>
-          <w:sz w:val="22"/>
-          <w:szCs w:val="22"/>
-        </w:rPr>
-        <w:t>Anexo E — Pruebas de Integración</w:t>
-      </w:r>
-    </w:p>
-    <w:p>
-      <w:pPr>
-        <w:spacing w:before="60" w:after="60" w:line="276" w:lineRule="auto"/>
-      </w:pPr>
-      <w:r>
-        <w:rPr>
-          <w:sz w:val="18"/>
-          <w:szCs w:val="18"/>
-        </w:rPr>
-        <w:t xml:space="preserve">E.1 — webhook.test.js: conectividad n8n, formato JSON, campos requeridos, independencia de sesiones · Tiempo: 50.659 s (PASS)</w:t>
-      </w:r>
-    </w:p>
-    <w:p>
-      <w:pPr>
+      <w:pPr>
+        <w:spacing w:after="160"/>
         <w:jc w:val="center"/>
-        <w:spacing w:before="120" w:after="120"/>
-      </w:pPr>
-      <w:r>
+      </w:pPr>
+      <w:r>
+        <w:rPr>
+          <w:i/>
+          <w:iCs/>
+          <w:color w:val="595959"/>
+          <w:sz w:val="17"/>
+          <w:szCs w:val="17"/>
+        </w:rPr>
+        <w:t>Antes — primera ejecución (con errores)</w:t>
+      </w:r>
+    </w:p>
+    <w:p>
+      <w:pPr>
+        <w:spacing w:before="120" w:after="60"/>
+        <w:jc w:val="center"/>
+      </w:pPr>
+      <w:r>
+        <w:rPr>
+          <w:noProof/>
+        </w:rPr>
+        <w:lastRenderedPageBreak/>
         <w:drawing>
-          <wp:inline xmlns:wp="http://schemas.openxmlformats.org/drawingml/2006/wordprocessingDrawing">
-            <wp:extent cx="4680000" cy="2418957"/>
+          <wp:inline distT="0" distB="0" distL="0" distR="0" wp14:anchorId="07A1022B" wp14:editId="07A1022C">
+            <wp:extent cx="3200000" cy="4326760"/>
             <wp:effectExtent l="0" t="0" r="0" b="0"/>
-            <wp:docPr id="107" name="Anexo107" descr="Evidencia"/>
+            <wp:docPr id="305" name="Evidencia 305"/>
             <wp:cNvGraphicFramePr>
               <a:graphicFrameLocks xmlns:a="http://schemas.openxmlformats.org/drawingml/2006/main" noChangeAspect="1"/>
             </wp:cNvGraphicFramePr>
@@ -21730,11 +18222,11 @@
               <a:graphicData uri="http://schemas.openxmlformats.org/drawingml/2006/picture">
                 <pic:pic xmlns:pic="http://schemas.openxmlformats.org/drawingml/2006/picture">
                   <pic:nvPicPr>
-                    <pic:cNvPr id="107" name="Anexo107"/>
+                    <pic:cNvPr id="305" name="Evidencia 305"/>
                     <pic:cNvPicPr/>
                   </pic:nvPicPr>
                   <pic:blipFill>
-                    <a:blip xmlns:r="http://schemas.openxmlformats.org/officeDocument/2006/relationships" r:embed="rId26"/>
+                    <a:blip r:embed="rId15"/>
                     <a:stretch>
                       <a:fillRect/>
                     </a:stretch>
@@ -21742,14 +18234,11 @@
                   <pic:spPr>
                     <a:xfrm>
                       <a:off x="0" y="0"/>
-                      <a:ext cx="4680000" cy="2418957"/>
+                      <a:ext cx="3200000" cy="4326760"/>
                     </a:xfrm>
                     <a:prstGeom prst="rect">
                       <a:avLst/>
                     </a:prstGeom>
-                    <a:ln>
-                      <a:noFill/>
-                    </a:ln>
                   </pic:spPr>
                 </pic:pic>
               </a:graphicData>
@@ -21760,27 +18249,47 @@
     </w:p>
     <w:p>
       <w:pPr>
-        <w:spacing w:before="60" w:after="60" w:line="276" w:lineRule="auto"/>
-      </w:pPr>
-      <w:r>
-        <w:rPr>
-          <w:sz w:val="18"/>
-          <w:szCs w:val="18"/>
-        </w:rPr>
-        <w:t xml:space="preserve">E.2 — frontend.test.js: servidor puerto 3000, archivos servidos, CORS y SPA fallback (PASS)</w:t>
-      </w:r>
-    </w:p>
-    <w:p>
-      <w:pPr>
+        <w:spacing w:after="160"/>
         <w:jc w:val="center"/>
-        <w:spacing w:before="120" w:after="120"/>
-      </w:pPr>
-      <w:r>
+      </w:pPr>
+      <w:r>
+        <w:rPr>
+          <w:i/>
+          <w:iCs/>
+          <w:color w:val="595959"/>
+          <w:sz w:val="17"/>
+          <w:szCs w:val="17"/>
+        </w:rPr>
+        <w:t>Después — corrección final (139/139 aprobadas)</w:t>
+      </w:r>
+    </w:p>
+    <w:p>
+      <w:pPr>
+        <w:spacing w:before="160" w:after="60"/>
+      </w:pPr>
+      <w:r>
+        <w:rPr>
+          <w:b/>
+          <w:bCs/>
+          <w:color w:val="000000"/>
+        </w:rPr>
+        <w:t>unit/config.test.js</w:t>
+      </w:r>
+    </w:p>
+    <w:p>
+      <w:pPr>
+        <w:spacing w:before="120" w:after="60"/>
+        <w:jc w:val="center"/>
+      </w:pPr>
+      <w:r>
+        <w:rPr>
+          <w:noProof/>
+        </w:rPr>
         <w:drawing>
-          <wp:inline xmlns:wp="http://schemas.openxmlformats.org/drawingml/2006/wordprocessingDrawing">
-            <wp:extent cx="4680000" cy="2214362"/>
+          <wp:inline distT="0" distB="0" distL="0" distR="0" wp14:anchorId="07A1031B" wp14:editId="07A1031C">
+            <wp:extent cx="3200000" cy="2520787"/>
             <wp:effectExtent l="0" t="0" r="0" b="0"/>
-            <wp:docPr id="108" name="Anexo108" descr="Evidencia"/>
+            <wp:docPr id="306" name="Evidencia 306"/>
             <wp:cNvGraphicFramePr>
               <a:graphicFrameLocks xmlns:a="http://schemas.openxmlformats.org/drawingml/2006/main" noChangeAspect="1"/>
             </wp:cNvGraphicFramePr>
@@ -21788,11 +18297,11 @@
               <a:graphicData uri="http://schemas.openxmlformats.org/drawingml/2006/picture">
                 <pic:pic xmlns:pic="http://schemas.openxmlformats.org/drawingml/2006/picture">
                   <pic:nvPicPr>
-                    <pic:cNvPr id="108" name="Anexo108"/>
+                    <pic:cNvPr id="306" name="Evidencia 306"/>
                     <pic:cNvPicPr/>
                   </pic:nvPicPr>
                   <pic:blipFill>
-                    <a:blip xmlns:r="http://schemas.openxmlformats.org/officeDocument/2006/relationships" r:embed="rId27"/>
+                    <a:blip r:embed="rId16"/>
                     <a:stretch>
                       <a:fillRect/>
                     </a:stretch>
@@ -21800,14 +18309,11 @@
                   <pic:spPr>
                     <a:xfrm>
                       <a:off x="0" y="0"/>
-                      <a:ext cx="4680000" cy="2214362"/>
+                      <a:ext cx="3200000" cy="2520787"/>
                     </a:xfrm>
                     <a:prstGeom prst="rect">
                       <a:avLst/>
                     </a:prstGeom>
-                    <a:ln>
-                      <a:noFill/>
-                    </a:ln>
                   </pic:spPr>
                 </pic:pic>
               </a:graphicData>
@@ -21817,48 +18323,36 @@
       </w:r>
     </w:p>
     <w:p>
-      <w:r>
-        <w:br w:type="page"/>
-      </w:r>
-    </w:p>
-    <w:p>
-      <w:pPr>
-        <w:spacing w:before="180" w:after="60" w:line="276" w:lineRule="auto"/>
-      </w:pPr>
-      <w:r>
-        <w:rPr>
-          <w:b/>
-          <w:bCs/>
-          <w:color w:val="2E4057"/>
-          <w:sz w:val="22"/>
-          <w:szCs w:val="22"/>
-        </w:rPr>
-        <w:t>Anexo F — Pruebas de Rendimiento (carga concurrente)</w:t>
-      </w:r>
-    </w:p>
-    <w:p>
-      <w:pPr>
-        <w:spacing w:before="60" w:after="60" w:line="276" w:lineRule="auto"/>
-      </w:pPr>
-      <w:r>
-        <w:rPr>
-          <w:sz w:val="18"/>
-          <w:szCs w:val="18"/>
-        </w:rPr>
-        <w:t xml:space="preserve">F.1 — Escenarios Calentamiento, Carga baja y Carga media: error rate 0.0% en todos los escenarios, todos los umbrales P50/P90/P99 cumplidos</w:t>
-      </w:r>
-    </w:p>
-    <w:p>
-      <w:pPr>
+      <w:pPr>
+        <w:spacing w:after="160"/>
         <w:jc w:val="center"/>
-        <w:spacing w:before="120" w:after="120"/>
-      </w:pPr>
-      <w:r>
+      </w:pPr>
+      <w:r>
+        <w:rPr>
+          <w:i/>
+          <w:iCs/>
+          <w:color w:val="595959"/>
+          <w:sz w:val="17"/>
+          <w:szCs w:val="17"/>
+        </w:rPr>
+        <w:t>Antes — primera ejecución (con errores)</w:t>
+      </w:r>
+    </w:p>
+    <w:p>
+      <w:pPr>
+        <w:spacing w:before="120" w:after="60"/>
+        <w:jc w:val="center"/>
+      </w:pPr>
+      <w:r>
+        <w:rPr>
+          <w:noProof/>
+        </w:rPr>
+        <w:lastRenderedPageBreak/>
         <w:drawing>
-          <wp:inline xmlns:wp="http://schemas.openxmlformats.org/drawingml/2006/wordprocessingDrawing">
-            <wp:extent cx="2728000" cy="5500000"/>
+          <wp:inline distT="0" distB="0" distL="0" distR="0" wp14:anchorId="07A1032B" wp14:editId="07A1032C">
+            <wp:extent cx="3200000" cy="2131285"/>
             <wp:effectExtent l="0" t="0" r="0" b="0"/>
-            <wp:docPr id="109" name="Anexo109" descr="Evidencia"/>
+            <wp:docPr id="307" name="Evidencia 307"/>
             <wp:cNvGraphicFramePr>
               <a:graphicFrameLocks xmlns:a="http://schemas.openxmlformats.org/drawingml/2006/main" noChangeAspect="1"/>
             </wp:cNvGraphicFramePr>
@@ -21866,11 +18360,11 @@
               <a:graphicData uri="http://schemas.openxmlformats.org/drawingml/2006/picture">
                 <pic:pic xmlns:pic="http://schemas.openxmlformats.org/drawingml/2006/picture">
                   <pic:nvPicPr>
-                    <pic:cNvPr id="109" name="Anexo109"/>
+                    <pic:cNvPr id="307" name="Evidencia 307"/>
                     <pic:cNvPicPr/>
                   </pic:nvPicPr>
                   <pic:blipFill>
-                    <a:blip xmlns:r="http://schemas.openxmlformats.org/officeDocument/2006/relationships" r:embed="rId28"/>
+                    <a:blip r:embed="rId17"/>
                     <a:stretch>
                       <a:fillRect/>
                     </a:stretch>
@@ -21878,14 +18372,11 @@
                   <pic:spPr>
                     <a:xfrm>
                       <a:off x="0" y="0"/>
-                      <a:ext cx="2728000" cy="5500000"/>
+                      <a:ext cx="3200000" cy="2131285"/>
                     </a:xfrm>
                     <a:prstGeom prst="rect">
                       <a:avLst/>
                     </a:prstGeom>
-                    <a:ln>
-                      <a:noFill/>
-                    </a:ln>
                   </pic:spPr>
                 </pic:pic>
               </a:graphicData>
@@ -21896,27 +18387,47 @@
     </w:p>
     <w:p>
       <w:pPr>
-        <w:spacing w:before="60" w:after="60" w:line="276" w:lineRule="auto"/>
-      </w:pPr>
-      <w:r>
-        <w:rPr>
-          <w:sz w:val="18"/>
-          <w:szCs w:val="18"/>
-        </w:rPr>
-        <w:t xml:space="preserve">F.2 — Escenario Carga alta (20 req / 10 concurrentes): P90=5938 ms · Error rate 0.0% · Resultado global: TODOS LOS UMBRALES CUMPLIDOS</w:t>
-      </w:r>
-    </w:p>
-    <w:p>
-      <w:pPr>
+        <w:spacing w:after="160"/>
         <w:jc w:val="center"/>
-        <w:spacing w:before="120" w:after="120"/>
-      </w:pPr>
-      <w:r>
+      </w:pPr>
+      <w:r>
+        <w:rPr>
+          <w:i/>
+          <w:iCs/>
+          <w:color w:val="595959"/>
+          <w:sz w:val="17"/>
+          <w:szCs w:val="17"/>
+        </w:rPr>
+        <w:t>Después — corrección final (139/139 aprobadas)</w:t>
+      </w:r>
+    </w:p>
+    <w:p>
+      <w:pPr>
+        <w:spacing w:before="160" w:after="60"/>
+      </w:pPr>
+      <w:r>
+        <w:rPr>
+          <w:b/>
+          <w:bCs/>
+          <w:color w:val="000000"/>
+        </w:rPr>
+        <w:t>functional/chatFlow.test.js</w:t>
+      </w:r>
+    </w:p>
+    <w:p>
+      <w:pPr>
+        <w:spacing w:before="120" w:after="60"/>
+        <w:jc w:val="center"/>
+      </w:pPr>
+      <w:r>
+        <w:rPr>
+          <w:noProof/>
+        </w:rPr>
         <w:drawing>
-          <wp:inline xmlns:wp="http://schemas.openxmlformats.org/drawingml/2006/wordprocessingDrawing">
-            <wp:extent cx="4680000" cy="4561926"/>
+          <wp:inline distT="0" distB="0" distL="0" distR="0" wp14:anchorId="07A1041B" wp14:editId="07A1041C">
+            <wp:extent cx="3200000" cy="2110858"/>
             <wp:effectExtent l="0" t="0" r="0" b="0"/>
-            <wp:docPr id="110" name="Anexo110" descr="Evidencia"/>
+            <wp:docPr id="308" name="Evidencia 308"/>
             <wp:cNvGraphicFramePr>
               <a:graphicFrameLocks xmlns:a="http://schemas.openxmlformats.org/drawingml/2006/main" noChangeAspect="1"/>
             </wp:cNvGraphicFramePr>
@@ -21924,11 +18435,11 @@
               <a:graphicData uri="http://schemas.openxmlformats.org/drawingml/2006/picture">
                 <pic:pic xmlns:pic="http://schemas.openxmlformats.org/drawingml/2006/picture">
                   <pic:nvPicPr>
-                    <pic:cNvPr id="110" name="Anexo110"/>
+                    <pic:cNvPr id="308" name="Evidencia 308"/>
                     <pic:cNvPicPr/>
                   </pic:nvPicPr>
                   <pic:blipFill>
-                    <a:blip xmlns:r="http://schemas.openxmlformats.org/officeDocument/2006/relationships" r:embed="rId29"/>
+                    <a:blip r:embed="rId18"/>
                     <a:stretch>
                       <a:fillRect/>
                     </a:stretch>
@@ -21936,14 +18447,11 @@
                   <pic:spPr>
                     <a:xfrm>
                       <a:off x="0" y="0"/>
-                      <a:ext cx="4680000" cy="4561926"/>
+                      <a:ext cx="3200000" cy="2110858"/>
                     </a:xfrm>
                     <a:prstGeom prst="rect">
                       <a:avLst/>
                     </a:prstGeom>
-                    <a:ln>
-                      <a:noFill/>
-                    </a:ln>
                   </pic:spPr>
                 </pic:pic>
               </a:graphicData>
@@ -21953,48 +18461,35 @@
       </w:r>
     </w:p>
     <w:p>
-      <w:r>
-        <w:br w:type="page"/>
-      </w:r>
-    </w:p>
-    <w:p>
-      <w:pPr>
-        <w:spacing w:before="180" w:after="60" w:line="276" w:lineRule="auto"/>
-      </w:pPr>
-      <w:r>
-        <w:rPr>
-          <w:b/>
-          <w:bCs/>
-          <w:color w:val="2E4057"/>
-          <w:sz w:val="22"/>
-          <w:szCs w:val="22"/>
-        </w:rPr>
-        <w:t>Anexo G — Métricas del Agente IA (interacción real)</w:t>
-      </w:r>
-    </w:p>
-    <w:p>
-      <w:pPr>
-        <w:spacing w:before="60" w:after="60" w:line="276" w:lineRule="auto"/>
-      </w:pPr>
-      <w:r>
-        <w:rPr>
-          <w:sz w:val="18"/>
-          <w:szCs w:val="18"/>
-        </w:rPr>
-        <w:t xml:space="preserve">Latencia total: 1.2 s · TTFT (Time to First Token): 250 ms · Velocidad de salida: 45 tokens/s</w:t>
-      </w:r>
-    </w:p>
-    <w:p>
-      <w:pPr>
+      <w:pPr>
+        <w:spacing w:after="160"/>
         <w:jc w:val="center"/>
-        <w:spacing w:before="120" w:after="120"/>
-      </w:pPr>
-      <w:r>
+      </w:pPr>
+      <w:r>
+        <w:rPr>
+          <w:i/>
+          <w:iCs/>
+          <w:color w:val="595959"/>
+          <w:sz w:val="17"/>
+          <w:szCs w:val="17"/>
+        </w:rPr>
+        <w:t>Antes — primera ejecución (con errores)</w:t>
+      </w:r>
+    </w:p>
+    <w:p>
+      <w:pPr>
+        <w:spacing w:before="120" w:after="60"/>
+        <w:jc w:val="center"/>
+      </w:pPr>
+      <w:r>
+        <w:rPr>
+          <w:noProof/>
+        </w:rPr>
         <w:drawing>
-          <wp:inline xmlns:wp="http://schemas.openxmlformats.org/drawingml/2006/wordprocessingDrawing">
-            <wp:extent cx="4680000" cy="1505304"/>
+          <wp:inline distT="0" distB="0" distL="0" distR="0" wp14:anchorId="07A1042B" wp14:editId="07A1042C">
+            <wp:extent cx="3200000" cy="2024390"/>
             <wp:effectExtent l="0" t="0" r="0" b="0"/>
-            <wp:docPr id="111" name="Anexo111" descr="Evidencia"/>
+            <wp:docPr id="309" name="Evidencia 309"/>
             <wp:cNvGraphicFramePr>
               <a:graphicFrameLocks xmlns:a="http://schemas.openxmlformats.org/drawingml/2006/main" noChangeAspect="1"/>
             </wp:cNvGraphicFramePr>
@@ -22002,11 +18497,11 @@
               <a:graphicData uri="http://schemas.openxmlformats.org/drawingml/2006/picture">
                 <pic:pic xmlns:pic="http://schemas.openxmlformats.org/drawingml/2006/picture">
                   <pic:nvPicPr>
-                    <pic:cNvPr id="111" name="Anexo111"/>
+                    <pic:cNvPr id="309" name="Evidencia 309"/>
                     <pic:cNvPicPr/>
                   </pic:nvPicPr>
                   <pic:blipFill>
-                    <a:blip xmlns:r="http://schemas.openxmlformats.org/officeDocument/2006/relationships" r:embed="rId30"/>
+                    <a:blip r:embed="rId19"/>
                     <a:stretch>
                       <a:fillRect/>
                     </a:stretch>
@@ -22014,14 +18509,11 @@
                   <pic:spPr>
                     <a:xfrm>
                       <a:off x="0" y="0"/>
-                      <a:ext cx="4680000" cy="1505304"/>
+                      <a:ext cx="3200000" cy="2024390"/>
                     </a:xfrm>
                     <a:prstGeom prst="rect">
                       <a:avLst/>
                     </a:prstGeom>
-                    <a:ln>
-                      <a:noFill/>
-                    </a:ln>
                   </pic:spPr>
                 </pic:pic>
               </a:graphicData>
@@ -22032,42 +18524,48 @@
     </w:p>
     <w:p>
       <w:pPr>
-        <w:spacing w:before="180" w:after="60" w:line="276" w:lineRule="auto"/>
+        <w:spacing w:after="160"/>
+        <w:jc w:val="center"/>
+      </w:pPr>
+      <w:r>
+        <w:rPr>
+          <w:i/>
+          <w:iCs/>
+          <w:color w:val="595959"/>
+          <w:sz w:val="17"/>
+          <w:szCs w:val="17"/>
+        </w:rPr>
+        <w:t>Después — corrección final (139/139 aprobadas)</w:t>
+      </w:r>
+    </w:p>
+    <w:p>
+      <w:pPr>
+        <w:spacing w:before="160" w:after="60"/>
       </w:pPr>
       <w:r>
         <w:rPr>
           <w:b/>
           <w:bCs/>
-          <w:color w:val="2E4057"/>
-          <w:sz w:val="22"/>
-          <w:szCs w:val="22"/>
-        </w:rPr>
-        <w:t>Anexo H — Lighthouse (escritorio)</w:t>
-      </w:r>
-    </w:p>
-    <w:p>
-      <w:pPr>
-        <w:spacing w:before="60" w:after="60" w:line="276" w:lineRule="auto"/>
-      </w:pPr>
-      <w:r>
-        <w:rPr>
-          <w:sz w:val="18"/>
-          <w:szCs w:val="18"/>
-        </w:rPr>
-        <w:t xml:space="preserve">Rendimiento: 63 · Accesibilidad: 84 · SEO: 92 · Recomendaciones: 78 · Navegación con agentes: 1/2</w:t>
-      </w:r>
-    </w:p>
-    <w:p>
-      <w:pPr>
+          <w:color w:val="000000"/>
+        </w:rPr>
+        <w:t>integration/webhook.test.js</w:t>
+      </w:r>
+    </w:p>
+    <w:p>
+      <w:pPr>
+        <w:spacing w:before="120" w:after="60"/>
         <w:jc w:val="center"/>
-        <w:spacing w:before="120" w:after="120"/>
-      </w:pPr>
-      <w:r>
+      </w:pPr>
+      <w:r>
+        <w:rPr>
+          <w:noProof/>
+        </w:rPr>
+        <w:lastRenderedPageBreak/>
         <w:drawing>
-          <wp:inline xmlns:wp="http://schemas.openxmlformats.org/drawingml/2006/wordprocessingDrawing">
-            <wp:extent cx="4680000" cy="2442932"/>
+          <wp:inline distT="0" distB="0" distL="0" distR="0" wp14:anchorId="07A1051B" wp14:editId="07A1051C">
+            <wp:extent cx="3200000" cy="1710789"/>
             <wp:effectExtent l="0" t="0" r="0" b="0"/>
-            <wp:docPr id="112" name="Anexo112" descr="Evidencia"/>
+            <wp:docPr id="310" name="Evidencia 310"/>
             <wp:cNvGraphicFramePr>
               <a:graphicFrameLocks xmlns:a="http://schemas.openxmlformats.org/drawingml/2006/main" noChangeAspect="1"/>
             </wp:cNvGraphicFramePr>
@@ -22075,11 +18573,11 @@
               <a:graphicData uri="http://schemas.openxmlformats.org/drawingml/2006/picture">
                 <pic:pic xmlns:pic="http://schemas.openxmlformats.org/drawingml/2006/picture">
                   <pic:nvPicPr>
-                    <pic:cNvPr id="112" name="Anexo112"/>
+                    <pic:cNvPr id="310" name="Evidencia 310"/>
                     <pic:cNvPicPr/>
                   </pic:nvPicPr>
                   <pic:blipFill>
-                    <a:blip xmlns:r="http://schemas.openxmlformats.org/officeDocument/2006/relationships" r:embed="rId31"/>
+                    <a:blip r:embed="rId20"/>
                     <a:stretch>
                       <a:fillRect/>
                     </a:stretch>
@@ -22087,14 +18585,11 @@
                   <pic:spPr>
                     <a:xfrm>
                       <a:off x="0" y="0"/>
-                      <a:ext cx="4680000" cy="2442932"/>
+                      <a:ext cx="3200000" cy="1710789"/>
                     </a:xfrm>
                     <a:prstGeom prst="rect">
                       <a:avLst/>
                     </a:prstGeom>
-                    <a:ln>
-                      <a:noFill/>
-                    </a:ln>
                   </pic:spPr>
                 </pic:pic>
               </a:graphicData>
@@ -22105,42 +18600,34 @@
     </w:p>
     <w:p>
       <w:pPr>
-        <w:spacing w:before="180" w:after="60" w:line="276" w:lineRule="auto"/>
-      </w:pPr>
-      <w:r>
-        <w:rPr>
-          <w:b/>
-          <w:bCs/>
-          <w:color w:val="2E4057"/>
-          <w:sz w:val="22"/>
-          <w:szCs w:val="22"/>
-        </w:rPr>
-        <w:t>Anexo I — Monitoreo UptimeRobot (cespedsintético.cl)</w:t>
-      </w:r>
-    </w:p>
-    <w:p>
-      <w:pPr>
-        <w:spacing w:before="60" w:after="60" w:line="276" w:lineRule="auto"/>
-      </w:pPr>
-      <w:r>
-        <w:rPr>
-          <w:sz w:val="18"/>
-          <w:szCs w:val="18"/>
-        </w:rPr>
-        <w:t xml:space="preserve">Monitor HTTP/S activo · Se revisa cada 5 minutos · Captura tomada durante período de pruebas</w:t>
-      </w:r>
-    </w:p>
-    <w:p>
-      <w:pPr>
+        <w:spacing w:after="160"/>
         <w:jc w:val="center"/>
-        <w:spacing w:before="120" w:after="120"/>
-      </w:pPr>
-      <w:r>
+      </w:pPr>
+      <w:r>
+        <w:rPr>
+          <w:i/>
+          <w:iCs/>
+          <w:color w:val="595959"/>
+          <w:sz w:val="17"/>
+          <w:szCs w:val="17"/>
+        </w:rPr>
+        <w:t>Antes — primera ejecución (con errores)</w:t>
+      </w:r>
+    </w:p>
+    <w:p>
+      <w:pPr>
+        <w:spacing w:before="120" w:after="60"/>
+        <w:jc w:val="center"/>
+      </w:pPr>
+      <w:r>
+        <w:rPr>
+          <w:noProof/>
+        </w:rPr>
         <w:drawing>
-          <wp:inline xmlns:wp="http://schemas.openxmlformats.org/drawingml/2006/wordprocessingDrawing">
-            <wp:extent cx="4680000" cy="2135533"/>
+          <wp:inline distT="0" distB="0" distL="0" distR="0" wp14:anchorId="07A1052B" wp14:editId="07A1052C">
+            <wp:extent cx="3200000" cy="1653987"/>
             <wp:effectExtent l="0" t="0" r="0" b="0"/>
-            <wp:docPr id="113" name="Anexo113" descr="Evidencia"/>
+            <wp:docPr id="311" name="Evidencia 311"/>
             <wp:cNvGraphicFramePr>
               <a:graphicFrameLocks xmlns:a="http://schemas.openxmlformats.org/drawingml/2006/main" noChangeAspect="1"/>
             </wp:cNvGraphicFramePr>
@@ -22148,11 +18635,11 @@
               <a:graphicData uri="http://schemas.openxmlformats.org/drawingml/2006/picture">
                 <pic:pic xmlns:pic="http://schemas.openxmlformats.org/drawingml/2006/picture">
                   <pic:nvPicPr>
-                    <pic:cNvPr id="113" name="Anexo113"/>
+                    <pic:cNvPr id="311" name="Evidencia 311"/>
                     <pic:cNvPicPr/>
                   </pic:nvPicPr>
                   <pic:blipFill>
-                    <a:blip xmlns:r="http://schemas.openxmlformats.org/officeDocument/2006/relationships" r:embed="rId32"/>
+                    <a:blip r:embed="rId21"/>
                     <a:stretch>
                       <a:fillRect/>
                     </a:stretch>
@@ -22160,14 +18647,11 @@
                   <pic:spPr>
                     <a:xfrm>
                       <a:off x="0" y="0"/>
-                      <a:ext cx="4680000" cy="2135533"/>
+                      <a:ext cx="3200000" cy="1653987"/>
                     </a:xfrm>
                     <a:prstGeom prst="rect">
                       <a:avLst/>
                     </a:prstGeom>
-                    <a:ln>
-                      <a:noFill/>
-                    </a:ln>
                   </pic:spPr>
                 </pic:pic>
               </a:graphicData>
@@ -22178,6 +18662,297 @@
     </w:p>
     <w:p>
       <w:pPr>
+        <w:spacing w:after="160"/>
+        <w:jc w:val="center"/>
+      </w:pPr>
+      <w:r>
+        <w:rPr>
+          <w:i/>
+          <w:iCs/>
+          <w:color w:val="595959"/>
+          <w:sz w:val="17"/>
+          <w:szCs w:val="17"/>
+        </w:rPr>
+        <w:t>Después — corrección final (139/139 aprobadas)</w:t>
+      </w:r>
+    </w:p>
+    <w:p>
+      <w:pPr>
+        <w:spacing w:before="160" w:after="60"/>
+      </w:pPr>
+      <w:r>
+        <w:rPr>
+          <w:b/>
+          <w:bCs/>
+          <w:color w:val="000000"/>
+        </w:rPr>
+        <w:t>integration/frontend.test.js</w:t>
+      </w:r>
+    </w:p>
+    <w:p>
+      <w:pPr>
+        <w:spacing w:before="120" w:after="60"/>
+        <w:jc w:val="center"/>
+      </w:pPr>
+      <w:r>
+        <w:rPr>
+          <w:noProof/>
+        </w:rPr>
+        <w:drawing>
+          <wp:inline distT="0" distB="0" distL="0" distR="0" wp14:anchorId="07A1061B" wp14:editId="07A1061C">
+            <wp:extent cx="3200000" cy="1508724"/>
+            <wp:effectExtent l="0" t="0" r="0" b="0"/>
+            <wp:docPr id="312" name="Evidencia 312"/>
+            <wp:cNvGraphicFramePr>
+              <a:graphicFrameLocks xmlns:a="http://schemas.openxmlformats.org/drawingml/2006/main" noChangeAspect="1"/>
+            </wp:cNvGraphicFramePr>
+            <a:graphic xmlns:a="http://schemas.openxmlformats.org/drawingml/2006/main">
+              <a:graphicData uri="http://schemas.openxmlformats.org/drawingml/2006/picture">
+                <pic:pic xmlns:pic="http://schemas.openxmlformats.org/drawingml/2006/picture">
+                  <pic:nvPicPr>
+                    <pic:cNvPr id="312" name="Evidencia 312"/>
+                    <pic:cNvPicPr/>
+                  </pic:nvPicPr>
+                  <pic:blipFill>
+                    <a:blip r:embed="rId22"/>
+                    <a:stretch>
+                      <a:fillRect/>
+                    </a:stretch>
+                  </pic:blipFill>
+                  <pic:spPr>
+                    <a:xfrm>
+                      <a:off x="0" y="0"/>
+                      <a:ext cx="3200000" cy="1508724"/>
+                    </a:xfrm>
+                    <a:prstGeom prst="rect">
+                      <a:avLst/>
+                    </a:prstGeom>
+                  </pic:spPr>
+                </pic:pic>
+              </a:graphicData>
+            </a:graphic>
+          </wp:inline>
+        </w:drawing>
+      </w:r>
+    </w:p>
+    <w:p>
+      <w:pPr>
+        <w:spacing w:after="160"/>
+        <w:jc w:val="center"/>
+      </w:pPr>
+      <w:r>
+        <w:rPr>
+          <w:i/>
+          <w:iCs/>
+          <w:color w:val="595959"/>
+          <w:sz w:val="17"/>
+          <w:szCs w:val="17"/>
+        </w:rPr>
+        <w:t>Antes — primera ejecución (con errores)</w:t>
+      </w:r>
+    </w:p>
+    <w:p>
+      <w:pPr>
+        <w:spacing w:before="120" w:after="60"/>
+        <w:jc w:val="center"/>
+      </w:pPr>
+      <w:r>
+        <w:rPr>
+          <w:noProof/>
+        </w:rPr>
+        <w:drawing>
+          <wp:inline distT="0" distB="0" distL="0" distR="0" wp14:anchorId="07A1062B" wp14:editId="07A1062C">
+            <wp:extent cx="3200000" cy="1514093"/>
+            <wp:effectExtent l="0" t="0" r="0" b="0"/>
+            <wp:docPr id="313" name="Evidencia 313"/>
+            <wp:cNvGraphicFramePr>
+              <a:graphicFrameLocks xmlns:a="http://schemas.openxmlformats.org/drawingml/2006/main" noChangeAspect="1"/>
+            </wp:cNvGraphicFramePr>
+            <a:graphic xmlns:a="http://schemas.openxmlformats.org/drawingml/2006/main">
+              <a:graphicData uri="http://schemas.openxmlformats.org/drawingml/2006/picture">
+                <pic:pic xmlns:pic="http://schemas.openxmlformats.org/drawingml/2006/picture">
+                  <pic:nvPicPr>
+                    <pic:cNvPr id="313" name="Evidencia 313"/>
+                    <pic:cNvPicPr/>
+                  </pic:nvPicPr>
+                  <pic:blipFill>
+                    <a:blip r:embed="rId23"/>
+                    <a:stretch>
+                      <a:fillRect/>
+                    </a:stretch>
+                  </pic:blipFill>
+                  <pic:spPr>
+                    <a:xfrm>
+                      <a:off x="0" y="0"/>
+                      <a:ext cx="3200000" cy="1514093"/>
+                    </a:xfrm>
+                    <a:prstGeom prst="rect">
+                      <a:avLst/>
+                    </a:prstGeom>
+                  </pic:spPr>
+                </pic:pic>
+              </a:graphicData>
+            </a:graphic>
+          </wp:inline>
+        </w:drawing>
+      </w:r>
+    </w:p>
+    <w:p>
+      <w:pPr>
+        <w:spacing w:after="160"/>
+        <w:jc w:val="center"/>
+      </w:pPr>
+      <w:r>
+        <w:rPr>
+          <w:i/>
+          <w:iCs/>
+          <w:color w:val="595959"/>
+          <w:sz w:val="17"/>
+          <w:szCs w:val="17"/>
+        </w:rPr>
+        <w:t>Después — corrección final (139/139 aprobadas)</w:t>
+      </w:r>
+    </w:p>
+    <w:p>
+      <w:pPr>
+        <w:spacing w:before="160" w:after="60"/>
+      </w:pPr>
+      <w:r>
+        <w:rPr>
+          <w:b/>
+          <w:bCs/>
+          <w:color w:val="000000"/>
+        </w:rPr>
+        <w:lastRenderedPageBreak/>
+        <w:t>security/security.test.js</w:t>
+      </w:r>
+    </w:p>
+    <w:p>
+      <w:pPr>
+        <w:spacing w:before="120" w:after="60"/>
+        <w:jc w:val="center"/>
+      </w:pPr>
+      <w:r>
+        <w:rPr>
+          <w:noProof/>
+        </w:rPr>
+        <w:drawing>
+          <wp:inline distT="0" distB="0" distL="0" distR="0" wp14:anchorId="07A1071B" wp14:editId="07A1071C">
+            <wp:extent cx="3200000" cy="2657103"/>
+            <wp:effectExtent l="0" t="0" r="0" b="0"/>
+            <wp:docPr id="314" name="Evidencia 314"/>
+            <wp:cNvGraphicFramePr>
+              <a:graphicFrameLocks xmlns:a="http://schemas.openxmlformats.org/drawingml/2006/main" noChangeAspect="1"/>
+            </wp:cNvGraphicFramePr>
+            <a:graphic xmlns:a="http://schemas.openxmlformats.org/drawingml/2006/main">
+              <a:graphicData uri="http://schemas.openxmlformats.org/drawingml/2006/picture">
+                <pic:pic xmlns:pic="http://schemas.openxmlformats.org/drawingml/2006/picture">
+                  <pic:nvPicPr>
+                    <pic:cNvPr id="314" name="Evidencia 314"/>
+                    <pic:cNvPicPr/>
+                  </pic:nvPicPr>
+                  <pic:blipFill>
+                    <a:blip r:embed="rId24"/>
+                    <a:stretch>
+                      <a:fillRect/>
+                    </a:stretch>
+                  </pic:blipFill>
+                  <pic:spPr>
+                    <a:xfrm>
+                      <a:off x="0" y="0"/>
+                      <a:ext cx="3200000" cy="2657103"/>
+                    </a:xfrm>
+                    <a:prstGeom prst="rect">
+                      <a:avLst/>
+                    </a:prstGeom>
+                  </pic:spPr>
+                </pic:pic>
+              </a:graphicData>
+            </a:graphic>
+          </wp:inline>
+        </w:drawing>
+      </w:r>
+    </w:p>
+    <w:p>
+      <w:pPr>
+        <w:spacing w:after="160"/>
+        <w:jc w:val="center"/>
+      </w:pPr>
+      <w:r>
+        <w:rPr>
+          <w:i/>
+          <w:iCs/>
+          <w:color w:val="595959"/>
+          <w:sz w:val="17"/>
+          <w:szCs w:val="17"/>
+        </w:rPr>
+        <w:t>Antes — primera ejecución (con errores)</w:t>
+      </w:r>
+    </w:p>
+    <w:p>
+      <w:pPr>
+        <w:spacing w:before="120" w:after="60"/>
+        <w:jc w:val="center"/>
+      </w:pPr>
+      <w:r>
+        <w:rPr>
+          <w:noProof/>
+        </w:rPr>
+        <w:drawing>
+          <wp:inline distT="0" distB="0" distL="0" distR="0" wp14:anchorId="07A1072B" wp14:editId="07A1072C">
+            <wp:extent cx="3200000" cy="2617789"/>
+            <wp:effectExtent l="0" t="0" r="0" b="0"/>
+            <wp:docPr id="315" name="Evidencia 315"/>
+            <wp:cNvGraphicFramePr>
+              <a:graphicFrameLocks xmlns:a="http://schemas.openxmlformats.org/drawingml/2006/main" noChangeAspect="1"/>
+            </wp:cNvGraphicFramePr>
+            <a:graphic xmlns:a="http://schemas.openxmlformats.org/drawingml/2006/main">
+              <a:graphicData uri="http://schemas.openxmlformats.org/drawingml/2006/picture">
+                <pic:pic xmlns:pic="http://schemas.openxmlformats.org/drawingml/2006/picture">
+                  <pic:nvPicPr>
+                    <pic:cNvPr id="315" name="Evidencia 315"/>
+                    <pic:cNvPicPr/>
+                  </pic:nvPicPr>
+                  <pic:blipFill>
+                    <a:blip r:embed="rId25"/>
+                    <a:stretch>
+                      <a:fillRect/>
+                    </a:stretch>
+                  </pic:blipFill>
+                  <pic:spPr>
+                    <a:xfrm>
+                      <a:off x="0" y="0"/>
+                      <a:ext cx="3200000" cy="2617789"/>
+                    </a:xfrm>
+                    <a:prstGeom prst="rect">
+                      <a:avLst/>
+                    </a:prstGeom>
+                  </pic:spPr>
+                </pic:pic>
+              </a:graphicData>
+            </a:graphic>
+          </wp:inline>
+        </w:drawing>
+      </w:r>
+    </w:p>
+    <w:p>
+      <w:pPr>
+        <w:spacing w:after="160"/>
+        <w:jc w:val="center"/>
+      </w:pPr>
+      <w:r>
+        <w:rPr>
+          <w:i/>
+          <w:iCs/>
+          <w:color w:val="595959"/>
+          <w:sz w:val="17"/>
+          <w:szCs w:val="17"/>
+        </w:rPr>
+        <w:t>Después — corrección final (139/139 aprobadas)</w:t>
+      </w:r>
+    </w:p>
+    <w:p>
+      <w:pPr>
         <w:pBdr>
           <w:bottom w:val="single" w:sz="6" w:space="4" w:color="1A5276"/>
         </w:pBdr>
@@ -22191,7 +18966,175 @@
           <w:sz w:val="32"/>
           <w:szCs w:val="32"/>
         </w:rPr>
+        <w:t>Anexo 4  ·  Evidencia de Rendimiento y Métricas de Interacción</w:t>
+      </w:r>
+    </w:p>
+    <w:p>
+      <w:pPr>
+        <w:spacing w:before="160" w:after="60"/>
+      </w:pPr>
+      <w:r>
+        <w:rPr>
+          <w:b/>
+          <w:bCs/>
+          <w:color w:val="000000"/>
+        </w:rPr>
+        <w:t>Auditoría Lighthouse (Chrome DevTools) — vista Escritorio</w:t>
+      </w:r>
+    </w:p>
+    <w:p>
+      <w:pPr>
+        <w:spacing w:before="120" w:after="60"/>
+        <w:jc w:val="center"/>
+      </w:pPr>
+      <w:r>
+        <w:rPr>
+          <w:noProof/>
+        </w:rPr>
         <w:lastRenderedPageBreak/>
+        <w:drawing>
+          <wp:inline distT="0" distB="0" distL="0" distR="0" wp14:anchorId="7A20011B" wp14:editId="7A20011C">
+            <wp:extent cx="4800000" cy="2505571"/>
+            <wp:effectExtent l="0" t="0" r="0" b="0"/>
+            <wp:docPr id="410129066" name="Evidencia 304"/>
+            <wp:cNvGraphicFramePr>
+              <a:graphicFrameLocks xmlns:a="http://schemas.openxmlformats.org/drawingml/2006/main" noChangeAspect="1"/>
+            </wp:cNvGraphicFramePr>
+            <a:graphic xmlns:a="http://schemas.openxmlformats.org/drawingml/2006/main">
+              <a:graphicData uri="http://schemas.openxmlformats.org/drawingml/2006/picture">
+                <pic:pic xmlns:pic="http://schemas.openxmlformats.org/drawingml/2006/picture">
+                  <pic:nvPicPr>
+                    <pic:cNvPr id="304" name="Evidencia 304"/>
+                    <pic:cNvPicPr/>
+                  </pic:nvPicPr>
+                  <pic:blipFill>
+                    <a:blip r:embed="rId26"/>
+                    <a:stretch>
+                      <a:fillRect/>
+                    </a:stretch>
+                  </pic:blipFill>
+                  <pic:spPr>
+                    <a:xfrm>
+                      <a:off x="0" y="0"/>
+                      <a:ext cx="4800000" cy="2505571"/>
+                    </a:xfrm>
+                    <a:prstGeom prst="rect">
+                      <a:avLst/>
+                    </a:prstGeom>
+                  </pic:spPr>
+                </pic:pic>
+              </a:graphicData>
+            </a:graphic>
+          </wp:inline>
+        </w:drawing>
+      </w:r>
+    </w:p>
+    <w:p>
+      <w:pPr>
+        <w:spacing w:after="160"/>
+        <w:jc w:val="center"/>
+      </w:pPr>
+      <w:r>
+        <w:rPr>
+          <w:i/>
+          <w:iCs/>
+          <w:color w:val="595959"/>
+          <w:sz w:val="17"/>
+          <w:szCs w:val="17"/>
+        </w:rPr>
+        <w:t>Rendimiento 63 · Accesibilidad 84 · Prácticas recomendadas 78 · SEO 92 (promedio 79 pts). Referenciada desde la Sección 13 y 17.</w:t>
+      </w:r>
+    </w:p>
+    <w:p>
+      <w:pPr>
+        <w:spacing w:before="160" w:after="60"/>
+      </w:pPr>
+      <w:r>
+        <w:rPr>
+          <w:b/>
+          <w:bCs/>
+          <w:color w:val="000000"/>
+        </w:rPr>
+        <w:t>Métricas de latencia por interacción del agente</w:t>
+      </w:r>
+    </w:p>
+    <w:p>
+      <w:pPr>
+        <w:spacing w:before="120" w:after="60"/>
+        <w:jc w:val="center"/>
+      </w:pPr>
+      <w:r>
+        <w:rPr>
+          <w:noProof/>
+        </w:rPr>
+        <w:drawing>
+          <wp:inline distT="0" distB="0" distL="0" distR="0" wp14:anchorId="7A20021B" wp14:editId="7A20021C">
+            <wp:extent cx="4200000" cy="1350914"/>
+            <wp:effectExtent l="0" t="0" r="0" b="0"/>
+            <wp:docPr id="883668293" name="Evidencia 305"/>
+            <wp:cNvGraphicFramePr>
+              <a:graphicFrameLocks xmlns:a="http://schemas.openxmlformats.org/drawingml/2006/main" noChangeAspect="1"/>
+            </wp:cNvGraphicFramePr>
+            <a:graphic xmlns:a="http://schemas.openxmlformats.org/drawingml/2006/main">
+              <a:graphicData uri="http://schemas.openxmlformats.org/drawingml/2006/picture">
+                <pic:pic xmlns:pic="http://schemas.openxmlformats.org/drawingml/2006/picture">
+                  <pic:nvPicPr>
+                    <pic:cNvPr id="305" name="Evidencia 305"/>
+                    <pic:cNvPicPr/>
+                  </pic:nvPicPr>
+                  <pic:blipFill>
+                    <a:blip r:embed="rId27"/>
+                    <a:stretch>
+                      <a:fillRect/>
+                    </a:stretch>
+                  </pic:blipFill>
+                  <pic:spPr>
+                    <a:xfrm>
+                      <a:off x="0" y="0"/>
+                      <a:ext cx="4200000" cy="1350914"/>
+                    </a:xfrm>
+                    <a:prstGeom prst="rect">
+                      <a:avLst/>
+                    </a:prstGeom>
+                  </pic:spPr>
+                </pic:pic>
+              </a:graphicData>
+            </a:graphic>
+          </wp:inline>
+        </w:drawing>
+      </w:r>
+    </w:p>
+    <w:p>
+      <w:pPr>
+        <w:spacing w:after="160"/>
+        <w:jc w:val="center"/>
+      </w:pPr>
+      <w:r>
+        <w:rPr>
+          <w:i/>
+          <w:iCs/>
+          <w:color w:val="595959"/>
+          <w:sz w:val="17"/>
+          <w:szCs w:val="17"/>
+        </w:rPr>
+        <w:t>Tiempo de latencia total, time to first token (TTFT) y velocidad de generación de tokens medidos en una interacción del agente Queno.</w:t>
+      </w:r>
+    </w:p>
+    <w:p>
+      <w:pPr>
+        <w:pBdr>
+          <w:bottom w:val="single" w:sz="6" w:space="4" w:color="1A5276"/>
+        </w:pBdr>
+        <w:spacing w:before="280" w:after="100" w:line="276" w:lineRule="auto"/>
+      </w:pPr>
+      <w:r>
+        <w:rPr>
+          <w:b/>
+          <w:bCs/>
+          <w:color w:val="1A5276"/>
+          <w:sz w:val="32"/>
+          <w:szCs w:val="32"/>
+        </w:rPr>
         <w:t>Referencias</w:t>
       </w:r>
     </w:p>
@@ -22269,6 +19212,7 @@
         <w:rPr>
           <w:color w:val="000000"/>
         </w:rPr>
+        <w:lastRenderedPageBreak/>
         <w:t>MercadoPago. (2024). Documentación de la API de Checkout Pro. Recuperado de https://www.mercadopago.cl/developers</w:t>
       </w:r>
     </w:p>
@@ -22289,8 +19233,8 @@
       </w:r>
     </w:p>
     <w:sectPr>
-      <w:headerReference w:type="default" r:id="rId9"/>
-      <w:footerReference w:type="default" r:id="rId10"/>
+      <w:headerReference w:type="default" r:id="rId28"/>
+      <w:footerReference w:type="default" r:id="rId29"/>
       <w:pgSz w:w="12240" w:h="15840"/>
       <w:pgMar w:top="1840" w:right="1440" w:bottom="1740" w:left="1728" w:header="708" w:footer="708" w:gutter="0"/>
       <w:cols w:space="720"/>
